--- a/cep-iot-bus-stop/chapters/Table_of_Contents.docx
+++ b/cep-iot-bus-stop/chapters/Table_of_Contents.docx
@@ -118,7 +118,7 @@
           <w:sz w:val="24"/>
         </w:rPr>
         <w:tab/>
-        <w:t>2</w:t>
+        <w:t>1</w:t>
       </w:r>
     </w:p>
     <w:p>
@@ -156,7 +156,7 @@
           <w:sz w:val="24"/>
         </w:rPr>
         <w:tab/>
-        <w:t>3</w:t>
+        <w:t>2</w:t>
       </w:r>
     </w:p>
     <w:p>
@@ -194,7 +194,7 @@
           <w:sz w:val="24"/>
         </w:rPr>
         <w:tab/>
-        <w:t>4</w:t>
+        <w:t>3</w:t>
       </w:r>
     </w:p>
     <w:p>
@@ -232,7 +232,7 @@
           <w:sz w:val="24"/>
         </w:rPr>
         <w:tab/>
-        <w:t>5</w:t>
+        <w:t>3</w:t>
       </w:r>
     </w:p>
     <w:p>
@@ -270,7 +270,7 @@
           <w:sz w:val="24"/>
         </w:rPr>
         <w:tab/>
-        <w:t>5</w:t>
+        <w:t>3</w:t>
       </w:r>
     </w:p>
     <w:p>
@@ -308,7 +308,7 @@
           <w:sz w:val="24"/>
         </w:rPr>
         <w:tab/>
-        <w:t>6</w:t>
+        <w:t>4</w:t>
       </w:r>
     </w:p>
     <w:p>
@@ -346,7 +346,7 @@
           <w:sz w:val="24"/>
         </w:rPr>
         <w:tab/>
-        <w:t>7</w:t>
+        <w:t>4</w:t>
       </w:r>
     </w:p>
     <w:p>
@@ -384,7 +384,7 @@
           <w:sz w:val="24"/>
         </w:rPr>
         <w:tab/>
-        <w:t>8</w:t>
+        <w:t>5</w:t>
       </w:r>
     </w:p>
     <w:p>
@@ -422,7 +422,7 @@
           <w:sz w:val="24"/>
         </w:rPr>
         <w:tab/>
-        <w:t>8</w:t>
+        <w:t>5</w:t>
       </w:r>
     </w:p>
     <w:p>
@@ -460,7 +460,7 @@
           <w:sz w:val="24"/>
         </w:rPr>
         <w:tab/>
-        <w:t>9</w:t>
+        <w:t>6</w:t>
       </w:r>
     </w:p>
     <w:p>
@@ -498,7 +498,7 @@
           <w:sz w:val="24"/>
         </w:rPr>
         <w:tab/>
-        <w:t>10</w:t>
+        <w:t>6</w:t>
       </w:r>
     </w:p>
     <w:p>
@@ -536,7 +536,7 @@
           <w:sz w:val="24"/>
         </w:rPr>
         <w:tab/>
-        <w:t>10</w:t>
+        <w:t>7</w:t>
       </w:r>
     </w:p>
     <w:p>
@@ -578,7 +578,7 @@
           <w:sz w:val="24"/>
         </w:rPr>
         <w:tab/>
-        <w:t>11</w:t>
+        <w:t>8</w:t>
       </w:r>
     </w:p>
     <w:p>
@@ -616,7 +616,7 @@
           <w:sz w:val="24"/>
         </w:rPr>
         <w:tab/>
-        <w:t>11</w:t>
+        <w:t>8</w:t>
       </w:r>
     </w:p>
     <w:p>
@@ -654,7 +654,7 @@
           <w:sz w:val="24"/>
         </w:rPr>
         <w:tab/>
-        <w:t>11</w:t>
+        <w:t>8</w:t>
       </w:r>
     </w:p>
     <w:p>
@@ -692,7 +692,7 @@
           <w:sz w:val="24"/>
         </w:rPr>
         <w:tab/>
-        <w:t>15</w:t>
+        <w:t>11</w:t>
       </w:r>
     </w:p>
     <w:p>
@@ -730,7 +730,7 @@
           <w:sz w:val="24"/>
         </w:rPr>
         <w:tab/>
-        <w:t>17</w:t>
+        <w:t>11</w:t>
       </w:r>
     </w:p>
     <w:p>
@@ -768,7 +768,7 @@
           <w:sz w:val="24"/>
         </w:rPr>
         <w:tab/>
-        <w:t>18</w:t>
+        <w:t>12</w:t>
       </w:r>
     </w:p>
     <w:p>
@@ -806,7 +806,7 @@
           <w:sz w:val="24"/>
         </w:rPr>
         <w:tab/>
-        <w:t>19</w:t>
+        <w:t>13</w:t>
       </w:r>
     </w:p>
     <w:p>
@@ -844,7 +844,7 @@
           <w:sz w:val="24"/>
         </w:rPr>
         <w:tab/>
-        <w:t>20</w:t>
+        <w:t>14</w:t>
       </w:r>
     </w:p>
     <w:p>
@@ -882,7 +882,7 @@
           <w:sz w:val="24"/>
         </w:rPr>
         <w:tab/>
-        <w:t>21</w:t>
+        <w:t>15</w:t>
       </w:r>
     </w:p>
     <w:p>
@@ -920,7 +920,7 @@
           <w:sz w:val="24"/>
         </w:rPr>
         <w:tab/>
-        <w:t>22</w:t>
+        <w:t>16</w:t>
       </w:r>
     </w:p>
     <w:p>
@@ -958,7 +958,7 @@
           <w:sz w:val="24"/>
         </w:rPr>
         <w:tab/>
-        <w:t>23</w:t>
+        <w:t>16</w:t>
       </w:r>
     </w:p>
     <w:p>
@@ -996,7 +996,7 @@
           <w:sz w:val="24"/>
         </w:rPr>
         <w:tab/>
-        <w:t>24</w:t>
+        <w:t>17</w:t>
       </w:r>
     </w:p>
     <w:p>
@@ -1034,7 +1034,7 @@
           <w:sz w:val="24"/>
         </w:rPr>
         <w:tab/>
-        <w:t>25</w:t>
+        <w:t>17</w:t>
       </w:r>
     </w:p>
     <w:p>
@@ -1072,7 +1072,7 @@
           <w:sz w:val="24"/>
         </w:rPr>
         <w:tab/>
-        <w:t>26</w:t>
+        <w:t>18</w:t>
       </w:r>
     </w:p>
     <w:p>
@@ -1119,7 +1119,7 @@
           <w:sz w:val="24"/>
         </w:rPr>
         <w:tab/>
-        <w:t>27</w:t>
+        <w:t>19</w:t>
       </w:r>
     </w:p>
     <w:p>
@@ -1157,7 +1157,7 @@
           <w:sz w:val="24"/>
         </w:rPr>
         <w:tab/>
-        <w:t>27</w:t>
+        <w:t>19</w:t>
       </w:r>
     </w:p>
     <w:p>
@@ -1195,7 +1195,7 @@
           <w:sz w:val="24"/>
         </w:rPr>
         <w:tab/>
-        <w:t>28</w:t>
+        <w:t>20</w:t>
       </w:r>
     </w:p>
     <w:p>
@@ -1233,7 +1233,7 @@
           <w:sz w:val="24"/>
         </w:rPr>
         <w:tab/>
-        <w:t>29</w:t>
+        <w:t>21</w:t>
       </w:r>
     </w:p>
     <w:p>
@@ -1271,7 +1271,7 @@
           <w:sz w:val="24"/>
         </w:rPr>
         <w:tab/>
-        <w:t>29</w:t>
+        <w:t>22</w:t>
       </w:r>
     </w:p>
     <w:p>
@@ -1309,7 +1309,7 @@
           <w:sz w:val="24"/>
         </w:rPr>
         <w:tab/>
-        <w:t>30</w:t>
+        <w:t>23</w:t>
       </w:r>
     </w:p>
     <w:p>
@@ -1347,7 +1347,7 @@
           <w:sz w:val="24"/>
         </w:rPr>
         <w:tab/>
-        <w:t>31</w:t>
+        <w:t>25</w:t>
       </w:r>
     </w:p>
     <w:p>
@@ -1385,7 +1385,7 @@
           <w:sz w:val="24"/>
         </w:rPr>
         <w:tab/>
-        <w:t>33</w:t>
+        <w:t>27</w:t>
       </w:r>
     </w:p>
     <w:p>
@@ -1423,7 +1423,7 @@
           <w:sz w:val="24"/>
         </w:rPr>
         <w:tab/>
-        <w:t>35</w:t>
+        <w:t>30</w:t>
       </w:r>
     </w:p>
     <w:p>
@@ -1461,7 +1461,7 @@
           <w:sz w:val="24"/>
         </w:rPr>
         <w:tab/>
-        <w:t>37</w:t>
+        <w:t>31</w:t>
       </w:r>
     </w:p>
     <w:p>
@@ -1499,7 +1499,7 @@
           <w:sz w:val="24"/>
         </w:rPr>
         <w:tab/>
-        <w:t>38</w:t>
+        <w:t>32</w:t>
       </w:r>
     </w:p>
     <w:p>
@@ -1537,7 +1537,7 @@
           <w:sz w:val="24"/>
         </w:rPr>
         <w:tab/>
-        <w:t>42</w:t>
+        <w:t>33</w:t>
       </w:r>
     </w:p>
     <w:p>
@@ -1575,7 +1575,7 @@
           <w:sz w:val="24"/>
         </w:rPr>
         <w:tab/>
-        <w:t>43</w:t>
+        <w:t>34</w:t>
       </w:r>
     </w:p>
     <w:p>
@@ -1613,7 +1613,7 @@
           <w:sz w:val="24"/>
         </w:rPr>
         <w:tab/>
-        <w:t>45</w:t>
+        <w:t>35</w:t>
       </w:r>
     </w:p>
     <w:p>
@@ -1655,7 +1655,7 @@
           <w:sz w:val="24"/>
         </w:rPr>
         <w:tab/>
-        <w:t>46</w:t>
+        <w:t>36</w:t>
       </w:r>
     </w:p>
     <w:p>
@@ -1693,7 +1693,7 @@
           <w:sz w:val="24"/>
         </w:rPr>
         <w:tab/>
-        <w:t>46</w:t>
+        <w:t>36</w:t>
       </w:r>
     </w:p>
     <w:p>
@@ -1731,7 +1731,7 @@
           <w:sz w:val="24"/>
         </w:rPr>
         <w:tab/>
-        <w:t>46</w:t>
+        <w:t>36</w:t>
       </w:r>
     </w:p>
     <w:p>
@@ -1769,7 +1769,7 @@
           <w:sz w:val="24"/>
         </w:rPr>
         <w:tab/>
-        <w:t>48</w:t>
+        <w:t>38</w:t>
       </w:r>
     </w:p>
     <w:p>
@@ -1807,7 +1807,7 @@
           <w:sz w:val="24"/>
         </w:rPr>
         <w:tab/>
-        <w:t>51</w:t>
+        <w:t>42</w:t>
       </w:r>
     </w:p>
     <w:p>
@@ -1845,7 +1845,7 @@
           <w:sz w:val="24"/>
         </w:rPr>
         <w:tab/>
-        <w:t>56</w:t>
+        <w:t>44</w:t>
       </w:r>
     </w:p>
     <w:p>
@@ -1883,7 +1883,7 @@
           <w:sz w:val="24"/>
         </w:rPr>
         <w:tab/>
-        <w:t>58</w:t>
+        <w:t>46</w:t>
       </w:r>
     </w:p>
     <w:p>
@@ -1921,7 +1921,7 @@
           <w:sz w:val="24"/>
         </w:rPr>
         <w:tab/>
-        <w:t>59</w:t>
+        <w:t>48</w:t>
       </w:r>
     </w:p>
     <w:p>
@@ -1959,7 +1959,7 @@
           <w:sz w:val="24"/>
         </w:rPr>
         <w:tab/>
-        <w:t>60</w:t>
+        <w:t>50</w:t>
       </w:r>
     </w:p>
     <w:p>
@@ -1997,7 +1997,7 @@
           <w:sz w:val="24"/>
         </w:rPr>
         <w:tab/>
-        <w:t>61</w:t>
+        <w:t>52</w:t>
       </w:r>
     </w:p>
     <w:p>
@@ -2035,7 +2035,7 @@
           <w:sz w:val="24"/>
         </w:rPr>
         <w:tab/>
-        <w:t>62</w:t>
+        <w:t>53</w:t>
       </w:r>
     </w:p>
     <w:p>
@@ -2073,7 +2073,7 @@
           <w:sz w:val="24"/>
         </w:rPr>
         <w:tab/>
-        <w:t>63</w:t>
+        <w:t>54</w:t>
       </w:r>
     </w:p>
     <w:p>
@@ -2120,7 +2120,7 @@
           <w:sz w:val="24"/>
         </w:rPr>
         <w:tab/>
-        <w:t>66</w:t>
+        <w:t>58</w:t>
       </w:r>
     </w:p>
     <w:p>
@@ -2158,7 +2158,7 @@
           <w:sz w:val="24"/>
         </w:rPr>
         <w:tab/>
-        <w:t>66</w:t>
+        <w:t>58</w:t>
       </w:r>
     </w:p>
     <w:p>
@@ -2196,7 +2196,7 @@
           <w:sz w:val="24"/>
         </w:rPr>
         <w:tab/>
-        <w:t>66</w:t>
+        <w:t>58</w:t>
       </w:r>
     </w:p>
     <w:p>
@@ -2234,7 +2234,7 @@
           <w:sz w:val="24"/>
         </w:rPr>
         <w:tab/>
-        <w:t>68</w:t>
+        <w:t>60</w:t>
       </w:r>
     </w:p>
     <w:p>
@@ -2272,7 +2272,7 @@
           <w:sz w:val="24"/>
         </w:rPr>
         <w:tab/>
-        <w:t>70</w:t>
+        <w:t>62</w:t>
       </w:r>
     </w:p>
     <w:p>
@@ -2310,7 +2310,7 @@
           <w:sz w:val="24"/>
         </w:rPr>
         <w:tab/>
-        <w:t>72</w:t>
+        <w:t>64</w:t>
       </w:r>
     </w:p>
     <w:p>
@@ -2348,7 +2348,7 @@
           <w:sz w:val="24"/>
         </w:rPr>
         <w:tab/>
-        <w:t>72</w:t>
+        <w:t>65</w:t>
       </w:r>
     </w:p>
     <w:p>
@@ -2386,7 +2386,7 @@
           <w:sz w:val="24"/>
         </w:rPr>
         <w:tab/>
-        <w:t>74</w:t>
+        <w:t>67</w:t>
       </w:r>
     </w:p>
     <w:p>
@@ -2424,7 +2424,7 @@
           <w:sz w:val="24"/>
         </w:rPr>
         <w:tab/>
-        <w:t>75</w:t>
+        <w:t>68</w:t>
       </w:r>
     </w:p>
     <w:p>
@@ -2462,7 +2462,7 @@
           <w:sz w:val="24"/>
         </w:rPr>
         <w:tab/>
-        <w:t>77</w:t>
+        <w:t>69</w:t>
       </w:r>
     </w:p>
     <w:p>
@@ -2500,7 +2500,7 @@
           <w:sz w:val="24"/>
         </w:rPr>
         <w:tab/>
-        <w:t>78</w:t>
+        <w:t>70</w:t>
       </w:r>
     </w:p>
     <w:p>
@@ -2529,6 +2529,390 @@
           <w:sz w:val="24"/>
         </w:rPr>
         <w:t>Chapter Summary</w:t>
+      </w:r>
+      <w:r>
+        <w:rPr>
+          <w:rFonts w:ascii="Times New Roman" w:hAnsi="Times New Roman" w:eastAsia="Times New Roman"/>
+          <w:b w:val="0"/>
+          <w:i w:val="0"/>
+          <w:sz w:val="24"/>
+        </w:rPr>
+        <w:tab/>
+        <w:t>71</w:t>
+      </w:r>
+    </w:p>
+    <w:p>
+      <w:pPr>
+        <w:spacing w:before="0" w:after="80" w:line="160" w:lineRule="exact"/>
+        <w:jc w:val="center"/>
+      </w:pPr>
+      <w:r>
+        <w:rPr>
+          <w:rFonts w:ascii="Times New Roman" w:hAnsi="Times New Roman" w:eastAsia="Times New Roman"/>
+          <w:b w:val="0"/>
+          <w:i w:val="0"/>
+          <w:sz w:val="12"/>
+        </w:rPr>
+      </w:r>
+    </w:p>
+    <w:p>
+      <w:pPr>
+        <w:tabs>
+          <w:tab w:pos="9184" w:val="right" w:leader="dot"/>
+        </w:tabs>
+        <w:spacing w:before="0" w:after="40" w:line="360" w:lineRule="exact"/>
+        <w:jc w:val="left"/>
+      </w:pPr>
+      <w:r>
+        <w:rPr>
+          <w:rFonts w:ascii="Times New Roman" w:hAnsi="Times New Roman" w:eastAsia="Times New Roman"/>
+          <w:b/>
+          <w:i w:val="0"/>
+          <w:sz w:val="24"/>
+        </w:rPr>
+        <w:t>CHAPTER 6: COMMUNITY DEPLOYMENT AND IMPACT ASSESSMENT</w:t>
+      </w:r>
+      <w:r>
+        <w:rPr>
+          <w:rFonts w:ascii="Times New Roman" w:hAnsi="Times New Roman" w:eastAsia="Times New Roman"/>
+          <w:b/>
+          <w:i w:val="0"/>
+          <w:sz w:val="24"/>
+        </w:rPr>
+        <w:tab/>
+        <w:t>72</w:t>
+      </w:r>
+    </w:p>
+    <w:p>
+      <w:pPr>
+        <w:tabs>
+          <w:tab w:pos="9184" w:val="right" w:leader="dot"/>
+        </w:tabs>
+        <w:spacing w:before="0" w:after="40" w:line="360" w:lineRule="exact"/>
+        <w:ind w:left="397"/>
+        <w:jc w:val="left"/>
+      </w:pPr>
+      <w:r>
+        <w:rPr>
+          <w:rFonts w:ascii="Times New Roman" w:hAnsi="Times New Roman" w:eastAsia="Times New Roman"/>
+          <w:b/>
+          <w:i w:val="0"/>
+          <w:sz w:val="24"/>
+        </w:rPr>
+        <w:t xml:space="preserve">6.1. </w:t>
+      </w:r>
+      <w:r>
+        <w:rPr>
+          <w:rFonts w:ascii="Times New Roman" w:hAnsi="Times New Roman" w:eastAsia="Times New Roman"/>
+          <w:b w:val="0"/>
+          <w:i w:val="0"/>
+          <w:sz w:val="24"/>
+        </w:rPr>
+        <w:t>Beneficiary Profile</w:t>
+      </w:r>
+      <w:r>
+        <w:rPr>
+          <w:rFonts w:ascii="Times New Roman" w:hAnsi="Times New Roman" w:eastAsia="Times New Roman"/>
+          <w:b w:val="0"/>
+          <w:i w:val="0"/>
+          <w:sz w:val="24"/>
+        </w:rPr>
+        <w:tab/>
+        <w:t>72</w:t>
+      </w:r>
+    </w:p>
+    <w:p>
+      <w:pPr>
+        <w:tabs>
+          <w:tab w:pos="9184" w:val="right" w:leader="dot"/>
+        </w:tabs>
+        <w:spacing w:before="0" w:after="40" w:line="360" w:lineRule="exact"/>
+        <w:ind w:left="397"/>
+        <w:jc w:val="left"/>
+      </w:pPr>
+      <w:r>
+        <w:rPr>
+          <w:rFonts w:ascii="Times New Roman" w:hAnsi="Times New Roman" w:eastAsia="Times New Roman"/>
+          <w:b/>
+          <w:i w:val="0"/>
+          <w:sz w:val="24"/>
+        </w:rPr>
+        <w:t xml:space="preserve">6.2. </w:t>
+      </w:r>
+      <w:r>
+        <w:rPr>
+          <w:rFonts w:ascii="Times New Roman" w:hAnsi="Times New Roman" w:eastAsia="Times New Roman"/>
+          <w:b w:val="0"/>
+          <w:i w:val="0"/>
+          <w:sz w:val="24"/>
+        </w:rPr>
+        <w:t>Community Engagement Activities</w:t>
+      </w:r>
+      <w:r>
+        <w:rPr>
+          <w:rFonts w:ascii="Times New Roman" w:hAnsi="Times New Roman" w:eastAsia="Times New Roman"/>
+          <w:b w:val="0"/>
+          <w:i w:val="0"/>
+          <w:sz w:val="24"/>
+        </w:rPr>
+        <w:tab/>
+        <w:t>72</w:t>
+      </w:r>
+    </w:p>
+    <w:p>
+      <w:pPr>
+        <w:tabs>
+          <w:tab w:pos="9184" w:val="right" w:leader="dot"/>
+        </w:tabs>
+        <w:spacing w:before="0" w:after="40" w:line="360" w:lineRule="exact"/>
+        <w:ind w:left="397"/>
+        <w:jc w:val="left"/>
+      </w:pPr>
+      <w:r>
+        <w:rPr>
+          <w:rFonts w:ascii="Times New Roman" w:hAnsi="Times New Roman" w:eastAsia="Times New Roman"/>
+          <w:b/>
+          <w:i w:val="0"/>
+          <w:sz w:val="24"/>
+        </w:rPr>
+        <w:t xml:space="preserve">6.3. </w:t>
+      </w:r>
+      <w:r>
+        <w:rPr>
+          <w:rFonts w:ascii="Times New Roman" w:hAnsi="Times New Roman" w:eastAsia="Times New Roman"/>
+          <w:b w:val="0"/>
+          <w:i w:val="0"/>
+          <w:sz w:val="24"/>
+        </w:rPr>
+        <w:t>Pilot Deployment</w:t>
+      </w:r>
+      <w:r>
+        <w:rPr>
+          <w:rFonts w:ascii="Times New Roman" w:hAnsi="Times New Roman" w:eastAsia="Times New Roman"/>
+          <w:b w:val="0"/>
+          <w:i w:val="0"/>
+          <w:sz w:val="24"/>
+        </w:rPr>
+        <w:tab/>
+        <w:t>73</w:t>
+      </w:r>
+    </w:p>
+    <w:p>
+      <w:pPr>
+        <w:tabs>
+          <w:tab w:pos="9184" w:val="right" w:leader="dot"/>
+        </w:tabs>
+        <w:spacing w:before="0" w:after="40" w:line="360" w:lineRule="exact"/>
+        <w:ind w:left="397"/>
+        <w:jc w:val="left"/>
+      </w:pPr>
+      <w:r>
+        <w:rPr>
+          <w:rFonts w:ascii="Times New Roman" w:hAnsi="Times New Roman" w:eastAsia="Times New Roman"/>
+          <w:b/>
+          <w:i w:val="0"/>
+          <w:sz w:val="24"/>
+        </w:rPr>
+        <w:t xml:space="preserve">6.4. </w:t>
+      </w:r>
+      <w:r>
+        <w:rPr>
+          <w:rFonts w:ascii="Times New Roman" w:hAnsi="Times New Roman" w:eastAsia="Times New Roman"/>
+          <w:b w:val="0"/>
+          <w:i w:val="0"/>
+          <w:sz w:val="24"/>
+        </w:rPr>
+        <w:t>User Training</w:t>
+      </w:r>
+      <w:r>
+        <w:rPr>
+          <w:rFonts w:ascii="Times New Roman" w:hAnsi="Times New Roman" w:eastAsia="Times New Roman"/>
+          <w:b w:val="0"/>
+          <w:i w:val="0"/>
+          <w:sz w:val="24"/>
+        </w:rPr>
+        <w:tab/>
+        <w:t>74</w:t>
+      </w:r>
+    </w:p>
+    <w:p>
+      <w:pPr>
+        <w:tabs>
+          <w:tab w:pos="9184" w:val="right" w:leader="dot"/>
+        </w:tabs>
+        <w:spacing w:before="0" w:after="40" w:line="360" w:lineRule="exact"/>
+        <w:ind w:left="397"/>
+        <w:jc w:val="left"/>
+      </w:pPr>
+      <w:r>
+        <w:rPr>
+          <w:rFonts w:ascii="Times New Roman" w:hAnsi="Times New Roman" w:eastAsia="Times New Roman"/>
+          <w:b/>
+          <w:i w:val="0"/>
+          <w:sz w:val="24"/>
+        </w:rPr>
+        <w:t xml:space="preserve">6.5. </w:t>
+      </w:r>
+      <w:r>
+        <w:rPr>
+          <w:rFonts w:ascii="Times New Roman" w:hAnsi="Times New Roman" w:eastAsia="Times New Roman"/>
+          <w:b w:val="0"/>
+          <w:i w:val="0"/>
+          <w:sz w:val="24"/>
+        </w:rPr>
+        <w:t>Feedback Collection</w:t>
+      </w:r>
+      <w:r>
+        <w:rPr>
+          <w:rFonts w:ascii="Times New Roman" w:hAnsi="Times New Roman" w:eastAsia="Times New Roman"/>
+          <w:b w:val="0"/>
+          <w:i w:val="0"/>
+          <w:sz w:val="24"/>
+        </w:rPr>
+        <w:tab/>
+        <w:t>75</w:t>
+      </w:r>
+    </w:p>
+    <w:p>
+      <w:pPr>
+        <w:tabs>
+          <w:tab w:pos="9184" w:val="right" w:leader="dot"/>
+        </w:tabs>
+        <w:spacing w:before="0" w:after="40" w:line="360" w:lineRule="exact"/>
+        <w:ind w:left="397"/>
+        <w:jc w:val="left"/>
+      </w:pPr>
+      <w:r>
+        <w:rPr>
+          <w:rFonts w:ascii="Times New Roman" w:hAnsi="Times New Roman" w:eastAsia="Times New Roman"/>
+          <w:b/>
+          <w:i w:val="0"/>
+          <w:sz w:val="24"/>
+        </w:rPr>
+        <w:t xml:space="preserve">6.6. </w:t>
+      </w:r>
+      <w:r>
+        <w:rPr>
+          <w:rFonts w:ascii="Times New Roman" w:hAnsi="Times New Roman" w:eastAsia="Times New Roman"/>
+          <w:b w:val="0"/>
+          <w:i w:val="0"/>
+          <w:sz w:val="24"/>
+        </w:rPr>
+        <w:t>Feedback Analysis</w:t>
+      </w:r>
+      <w:r>
+        <w:rPr>
+          <w:rFonts w:ascii="Times New Roman" w:hAnsi="Times New Roman" w:eastAsia="Times New Roman"/>
+          <w:b w:val="0"/>
+          <w:i w:val="0"/>
+          <w:sz w:val="24"/>
+        </w:rPr>
+        <w:tab/>
+        <w:t>75</w:t>
+      </w:r>
+    </w:p>
+    <w:p>
+      <w:pPr>
+        <w:tabs>
+          <w:tab w:pos="9184" w:val="right" w:leader="dot"/>
+        </w:tabs>
+        <w:spacing w:before="0" w:after="40" w:line="360" w:lineRule="exact"/>
+        <w:ind w:left="397"/>
+        <w:jc w:val="left"/>
+      </w:pPr>
+      <w:r>
+        <w:rPr>
+          <w:rFonts w:ascii="Times New Roman" w:hAnsi="Times New Roman" w:eastAsia="Times New Roman"/>
+          <w:b/>
+          <w:i w:val="0"/>
+          <w:sz w:val="24"/>
+        </w:rPr>
+        <w:t xml:space="preserve">6.7. </w:t>
+      </w:r>
+      <w:r>
+        <w:rPr>
+          <w:rFonts w:ascii="Times New Roman" w:hAnsi="Times New Roman" w:eastAsia="Times New Roman"/>
+          <w:b w:val="0"/>
+          <w:i w:val="0"/>
+          <w:sz w:val="24"/>
+        </w:rPr>
+        <w:t>Impact Assessment</w:t>
+      </w:r>
+      <w:r>
+        <w:rPr>
+          <w:rFonts w:ascii="Times New Roman" w:hAnsi="Times New Roman" w:eastAsia="Times New Roman"/>
+          <w:b w:val="0"/>
+          <w:i w:val="0"/>
+          <w:sz w:val="24"/>
+        </w:rPr>
+        <w:tab/>
+        <w:t>77</w:t>
+      </w:r>
+    </w:p>
+    <w:p>
+      <w:pPr>
+        <w:tabs>
+          <w:tab w:pos="9184" w:val="right" w:leader="dot"/>
+        </w:tabs>
+        <w:spacing w:before="0" w:after="40" w:line="360" w:lineRule="exact"/>
+        <w:ind w:left="397"/>
+        <w:jc w:val="left"/>
+      </w:pPr>
+      <w:r>
+        <w:rPr>
+          <w:rFonts w:ascii="Times New Roman" w:hAnsi="Times New Roman" w:eastAsia="Times New Roman"/>
+          <w:b/>
+          <w:i w:val="0"/>
+          <w:sz w:val="24"/>
+        </w:rPr>
+        <w:t xml:space="preserve">6.8. </w:t>
+      </w:r>
+      <w:r>
+        <w:rPr>
+          <w:rFonts w:ascii="Times New Roman" w:hAnsi="Times New Roman" w:eastAsia="Times New Roman"/>
+          <w:b w:val="0"/>
+          <w:i w:val="0"/>
+          <w:sz w:val="24"/>
+        </w:rPr>
+        <w:t>Outcome Achievement Matrix</w:t>
+      </w:r>
+      <w:r>
+        <w:rPr>
+          <w:rFonts w:ascii="Times New Roman" w:hAnsi="Times New Roman" w:eastAsia="Times New Roman"/>
+          <w:b w:val="0"/>
+          <w:i w:val="0"/>
+          <w:sz w:val="24"/>
+        </w:rPr>
+        <w:tab/>
+        <w:t>78</w:t>
+      </w:r>
+    </w:p>
+    <w:p>
+      <w:pPr>
+        <w:tabs>
+          <w:tab w:pos="9184" w:val="right" w:leader="dot"/>
+        </w:tabs>
+        <w:spacing w:before="0" w:after="40" w:line="360" w:lineRule="exact"/>
+        <w:ind w:left="397"/>
+        <w:jc w:val="left"/>
+      </w:pPr>
+      <w:r>
+        <w:rPr>
+          <w:rFonts w:ascii="Times New Roman" w:hAnsi="Times New Roman" w:eastAsia="Times New Roman"/>
+          <w:b/>
+          <w:i w:val="0"/>
+          <w:sz w:val="24"/>
+        </w:rPr>
+        <w:t xml:space="preserve">6.9. </w:t>
+      </w:r>
+      <w:r>
+        <w:rPr>
+          <w:rFonts w:ascii="Times New Roman" w:hAnsi="Times New Roman" w:eastAsia="Times New Roman"/>
+          <w:b w:val="0"/>
+          <w:i w:val="0"/>
+          <w:sz w:val="24"/>
+        </w:rPr>
+        <w:t>Sustainability Plan</w:t>
       </w:r>
       <w:r>
         <w:rPr>
@@ -2570,7 +2954,7 @@
           <w:i w:val="0"/>
           <w:sz w:val="24"/>
         </w:rPr>
-        <w:t>CHAPTER 6: COMMUNITY DEPLOYMENT AND IMPACT ASSESSMENT</w:t>
+        <w:t>CHAPTER 7: RESULTS, DISCUSSION, CONCLUSION AND FUTURE SCOPE</w:t>
       </w:r>
       <w:r>
         <w:rPr>
@@ -2581,390 +2965,6 @@
         </w:rPr>
         <w:tab/>
         <w:t>80</w:t>
-      </w:r>
-    </w:p>
-    <w:p>
-      <w:pPr>
-        <w:tabs>
-          <w:tab w:pos="9184" w:val="right" w:leader="dot"/>
-        </w:tabs>
-        <w:spacing w:before="0" w:after="40" w:line="360" w:lineRule="exact"/>
-        <w:ind w:left="397"/>
-        <w:jc w:val="left"/>
-      </w:pPr>
-      <w:r>
-        <w:rPr>
-          <w:rFonts w:ascii="Times New Roman" w:hAnsi="Times New Roman" w:eastAsia="Times New Roman"/>
-          <w:b/>
-          <w:i w:val="0"/>
-          <w:sz w:val="24"/>
-        </w:rPr>
-        <w:t xml:space="preserve">6.1. </w:t>
-      </w:r>
-      <w:r>
-        <w:rPr>
-          <w:rFonts w:ascii="Times New Roman" w:hAnsi="Times New Roman" w:eastAsia="Times New Roman"/>
-          <w:b w:val="0"/>
-          <w:i w:val="0"/>
-          <w:sz w:val="24"/>
-        </w:rPr>
-        <w:t>Beneficiary Profile</w:t>
-      </w:r>
-      <w:r>
-        <w:rPr>
-          <w:rFonts w:ascii="Times New Roman" w:hAnsi="Times New Roman" w:eastAsia="Times New Roman"/>
-          <w:b w:val="0"/>
-          <w:i w:val="0"/>
-          <w:sz w:val="24"/>
-        </w:rPr>
-        <w:tab/>
-        <w:t>80</w:t>
-      </w:r>
-    </w:p>
-    <w:p>
-      <w:pPr>
-        <w:tabs>
-          <w:tab w:pos="9184" w:val="right" w:leader="dot"/>
-        </w:tabs>
-        <w:spacing w:before="0" w:after="40" w:line="360" w:lineRule="exact"/>
-        <w:ind w:left="397"/>
-        <w:jc w:val="left"/>
-      </w:pPr>
-      <w:r>
-        <w:rPr>
-          <w:rFonts w:ascii="Times New Roman" w:hAnsi="Times New Roman" w:eastAsia="Times New Roman"/>
-          <w:b/>
-          <w:i w:val="0"/>
-          <w:sz w:val="24"/>
-        </w:rPr>
-        <w:t xml:space="preserve">6.2. </w:t>
-      </w:r>
-      <w:r>
-        <w:rPr>
-          <w:rFonts w:ascii="Times New Roman" w:hAnsi="Times New Roman" w:eastAsia="Times New Roman"/>
-          <w:b w:val="0"/>
-          <w:i w:val="0"/>
-          <w:sz w:val="24"/>
-        </w:rPr>
-        <w:t>Community Engagement Activities</w:t>
-      </w:r>
-      <w:r>
-        <w:rPr>
-          <w:rFonts w:ascii="Times New Roman" w:hAnsi="Times New Roman" w:eastAsia="Times New Roman"/>
-          <w:b w:val="0"/>
-          <w:i w:val="0"/>
-          <w:sz w:val="24"/>
-        </w:rPr>
-        <w:tab/>
-        <w:t>80</w:t>
-      </w:r>
-    </w:p>
-    <w:p>
-      <w:pPr>
-        <w:tabs>
-          <w:tab w:pos="9184" w:val="right" w:leader="dot"/>
-        </w:tabs>
-        <w:spacing w:before="0" w:after="40" w:line="360" w:lineRule="exact"/>
-        <w:ind w:left="397"/>
-        <w:jc w:val="left"/>
-      </w:pPr>
-      <w:r>
-        <w:rPr>
-          <w:rFonts w:ascii="Times New Roman" w:hAnsi="Times New Roman" w:eastAsia="Times New Roman"/>
-          <w:b/>
-          <w:i w:val="0"/>
-          <w:sz w:val="24"/>
-        </w:rPr>
-        <w:t xml:space="preserve">6.3. </w:t>
-      </w:r>
-      <w:r>
-        <w:rPr>
-          <w:rFonts w:ascii="Times New Roman" w:hAnsi="Times New Roman" w:eastAsia="Times New Roman"/>
-          <w:b w:val="0"/>
-          <w:i w:val="0"/>
-          <w:sz w:val="24"/>
-        </w:rPr>
-        <w:t>Pilot Deployment</w:t>
-      </w:r>
-      <w:r>
-        <w:rPr>
-          <w:rFonts w:ascii="Times New Roman" w:hAnsi="Times New Roman" w:eastAsia="Times New Roman"/>
-          <w:b w:val="0"/>
-          <w:i w:val="0"/>
-          <w:sz w:val="24"/>
-        </w:rPr>
-        <w:tab/>
-        <w:t>81</w:t>
-      </w:r>
-    </w:p>
-    <w:p>
-      <w:pPr>
-        <w:tabs>
-          <w:tab w:pos="9184" w:val="right" w:leader="dot"/>
-        </w:tabs>
-        <w:spacing w:before="0" w:after="40" w:line="360" w:lineRule="exact"/>
-        <w:ind w:left="397"/>
-        <w:jc w:val="left"/>
-      </w:pPr>
-      <w:r>
-        <w:rPr>
-          <w:rFonts w:ascii="Times New Roman" w:hAnsi="Times New Roman" w:eastAsia="Times New Roman"/>
-          <w:b/>
-          <w:i w:val="0"/>
-          <w:sz w:val="24"/>
-        </w:rPr>
-        <w:t xml:space="preserve">6.4. </w:t>
-      </w:r>
-      <w:r>
-        <w:rPr>
-          <w:rFonts w:ascii="Times New Roman" w:hAnsi="Times New Roman" w:eastAsia="Times New Roman"/>
-          <w:b w:val="0"/>
-          <w:i w:val="0"/>
-          <w:sz w:val="24"/>
-        </w:rPr>
-        <w:t>User Training</w:t>
-      </w:r>
-      <w:r>
-        <w:rPr>
-          <w:rFonts w:ascii="Times New Roman" w:hAnsi="Times New Roman" w:eastAsia="Times New Roman"/>
-          <w:b w:val="0"/>
-          <w:i w:val="0"/>
-          <w:sz w:val="24"/>
-        </w:rPr>
-        <w:tab/>
-        <w:t>82</w:t>
-      </w:r>
-    </w:p>
-    <w:p>
-      <w:pPr>
-        <w:tabs>
-          <w:tab w:pos="9184" w:val="right" w:leader="dot"/>
-        </w:tabs>
-        <w:spacing w:before="0" w:after="40" w:line="360" w:lineRule="exact"/>
-        <w:ind w:left="397"/>
-        <w:jc w:val="left"/>
-      </w:pPr>
-      <w:r>
-        <w:rPr>
-          <w:rFonts w:ascii="Times New Roman" w:hAnsi="Times New Roman" w:eastAsia="Times New Roman"/>
-          <w:b/>
-          <w:i w:val="0"/>
-          <w:sz w:val="24"/>
-        </w:rPr>
-        <w:t xml:space="preserve">6.5. </w:t>
-      </w:r>
-      <w:r>
-        <w:rPr>
-          <w:rFonts w:ascii="Times New Roman" w:hAnsi="Times New Roman" w:eastAsia="Times New Roman"/>
-          <w:b w:val="0"/>
-          <w:i w:val="0"/>
-          <w:sz w:val="24"/>
-        </w:rPr>
-        <w:t>Feedback Collection</w:t>
-      </w:r>
-      <w:r>
-        <w:rPr>
-          <w:rFonts w:ascii="Times New Roman" w:hAnsi="Times New Roman" w:eastAsia="Times New Roman"/>
-          <w:b w:val="0"/>
-          <w:i w:val="0"/>
-          <w:sz w:val="24"/>
-        </w:rPr>
-        <w:tab/>
-        <w:t>83</w:t>
-      </w:r>
-    </w:p>
-    <w:p>
-      <w:pPr>
-        <w:tabs>
-          <w:tab w:pos="9184" w:val="right" w:leader="dot"/>
-        </w:tabs>
-        <w:spacing w:before="0" w:after="40" w:line="360" w:lineRule="exact"/>
-        <w:ind w:left="397"/>
-        <w:jc w:val="left"/>
-      </w:pPr>
-      <w:r>
-        <w:rPr>
-          <w:rFonts w:ascii="Times New Roman" w:hAnsi="Times New Roman" w:eastAsia="Times New Roman"/>
-          <w:b/>
-          <w:i w:val="0"/>
-          <w:sz w:val="24"/>
-        </w:rPr>
-        <w:t xml:space="preserve">6.6. </w:t>
-      </w:r>
-      <w:r>
-        <w:rPr>
-          <w:rFonts w:ascii="Times New Roman" w:hAnsi="Times New Roman" w:eastAsia="Times New Roman"/>
-          <w:b w:val="0"/>
-          <w:i w:val="0"/>
-          <w:sz w:val="24"/>
-        </w:rPr>
-        <w:t>Feedback Analysis</w:t>
-      </w:r>
-      <w:r>
-        <w:rPr>
-          <w:rFonts w:ascii="Times New Roman" w:hAnsi="Times New Roman" w:eastAsia="Times New Roman"/>
-          <w:b w:val="0"/>
-          <w:i w:val="0"/>
-          <w:sz w:val="24"/>
-        </w:rPr>
-        <w:tab/>
-        <w:t>83</w:t>
-      </w:r>
-    </w:p>
-    <w:p>
-      <w:pPr>
-        <w:tabs>
-          <w:tab w:pos="9184" w:val="right" w:leader="dot"/>
-        </w:tabs>
-        <w:spacing w:before="0" w:after="40" w:line="360" w:lineRule="exact"/>
-        <w:ind w:left="397"/>
-        <w:jc w:val="left"/>
-      </w:pPr>
-      <w:r>
-        <w:rPr>
-          <w:rFonts w:ascii="Times New Roman" w:hAnsi="Times New Roman" w:eastAsia="Times New Roman"/>
-          <w:b/>
-          <w:i w:val="0"/>
-          <w:sz w:val="24"/>
-        </w:rPr>
-        <w:t xml:space="preserve">6.7. </w:t>
-      </w:r>
-      <w:r>
-        <w:rPr>
-          <w:rFonts w:ascii="Times New Roman" w:hAnsi="Times New Roman" w:eastAsia="Times New Roman"/>
-          <w:b w:val="0"/>
-          <w:i w:val="0"/>
-          <w:sz w:val="24"/>
-        </w:rPr>
-        <w:t>Impact Assessment</w:t>
-      </w:r>
-      <w:r>
-        <w:rPr>
-          <w:rFonts w:ascii="Times New Roman" w:hAnsi="Times New Roman" w:eastAsia="Times New Roman"/>
-          <w:b w:val="0"/>
-          <w:i w:val="0"/>
-          <w:sz w:val="24"/>
-        </w:rPr>
-        <w:tab/>
-        <w:t>85</w:t>
-      </w:r>
-    </w:p>
-    <w:p>
-      <w:pPr>
-        <w:tabs>
-          <w:tab w:pos="9184" w:val="right" w:leader="dot"/>
-        </w:tabs>
-        <w:spacing w:before="0" w:after="40" w:line="360" w:lineRule="exact"/>
-        <w:ind w:left="397"/>
-        <w:jc w:val="left"/>
-      </w:pPr>
-      <w:r>
-        <w:rPr>
-          <w:rFonts w:ascii="Times New Roman" w:hAnsi="Times New Roman" w:eastAsia="Times New Roman"/>
-          <w:b/>
-          <w:i w:val="0"/>
-          <w:sz w:val="24"/>
-        </w:rPr>
-        <w:t xml:space="preserve">6.8. </w:t>
-      </w:r>
-      <w:r>
-        <w:rPr>
-          <w:rFonts w:ascii="Times New Roman" w:hAnsi="Times New Roman" w:eastAsia="Times New Roman"/>
-          <w:b w:val="0"/>
-          <w:i w:val="0"/>
-          <w:sz w:val="24"/>
-        </w:rPr>
-        <w:t>Outcome Achievement Matrix</w:t>
-      </w:r>
-      <w:r>
-        <w:rPr>
-          <w:rFonts w:ascii="Times New Roman" w:hAnsi="Times New Roman" w:eastAsia="Times New Roman"/>
-          <w:b w:val="0"/>
-          <w:i w:val="0"/>
-          <w:sz w:val="24"/>
-        </w:rPr>
-        <w:tab/>
-        <w:t>86</w:t>
-      </w:r>
-    </w:p>
-    <w:p>
-      <w:pPr>
-        <w:tabs>
-          <w:tab w:pos="9184" w:val="right" w:leader="dot"/>
-        </w:tabs>
-        <w:spacing w:before="0" w:after="40" w:line="360" w:lineRule="exact"/>
-        <w:ind w:left="397"/>
-        <w:jc w:val="left"/>
-      </w:pPr>
-      <w:r>
-        <w:rPr>
-          <w:rFonts w:ascii="Times New Roman" w:hAnsi="Times New Roman" w:eastAsia="Times New Roman"/>
-          <w:b/>
-          <w:i w:val="0"/>
-          <w:sz w:val="24"/>
-        </w:rPr>
-        <w:t xml:space="preserve">6.9. </w:t>
-      </w:r>
-      <w:r>
-        <w:rPr>
-          <w:rFonts w:ascii="Times New Roman" w:hAnsi="Times New Roman" w:eastAsia="Times New Roman"/>
-          <w:b w:val="0"/>
-          <w:i w:val="0"/>
-          <w:sz w:val="24"/>
-        </w:rPr>
-        <w:t>Sustainability Plan</w:t>
-      </w:r>
-      <w:r>
-        <w:rPr>
-          <w:rFonts w:ascii="Times New Roman" w:hAnsi="Times New Roman" w:eastAsia="Times New Roman"/>
-          <w:b w:val="0"/>
-          <w:i w:val="0"/>
-          <w:sz w:val="24"/>
-        </w:rPr>
-        <w:tab/>
-        <w:t>86</w:t>
-      </w:r>
-    </w:p>
-    <w:p>
-      <w:pPr>
-        <w:spacing w:before="0" w:after="80" w:line="160" w:lineRule="exact"/>
-        <w:jc w:val="center"/>
-      </w:pPr>
-      <w:r>
-        <w:rPr>
-          <w:rFonts w:ascii="Times New Roman" w:hAnsi="Times New Roman" w:eastAsia="Times New Roman"/>
-          <w:b w:val="0"/>
-          <w:i w:val="0"/>
-          <w:sz w:val="12"/>
-        </w:rPr>
-      </w:r>
-    </w:p>
-    <w:p>
-      <w:pPr>
-        <w:tabs>
-          <w:tab w:pos="9184" w:val="right" w:leader="dot"/>
-        </w:tabs>
-        <w:spacing w:before="0" w:after="40" w:line="360" w:lineRule="exact"/>
-        <w:jc w:val="left"/>
-      </w:pPr>
-      <w:r>
-        <w:rPr>
-          <w:rFonts w:ascii="Times New Roman" w:hAnsi="Times New Roman" w:eastAsia="Times New Roman"/>
-          <w:b/>
-          <w:i w:val="0"/>
-          <w:sz w:val="24"/>
-        </w:rPr>
-        <w:t>CHAPTER 7: RESULTS, DISCUSSION, CONCLUSION AND FUTURE SCOPE</w:t>
-      </w:r>
-      <w:r>
-        <w:rPr>
-          <w:rFonts w:ascii="Times New Roman" w:hAnsi="Times New Roman" w:eastAsia="Times New Roman"/>
-          <w:b/>
-          <w:i w:val="0"/>
-          <w:sz w:val="24"/>
-        </w:rPr>
-        <w:tab/>
-        <w:t>87</w:t>
       </w:r>
     </w:p>
     <w:p>
@@ -3002,7 +3002,7 @@
           <w:sz w:val="24"/>
         </w:rPr>
         <w:tab/>
-        <w:t>87</w:t>
+        <w:t>80</w:t>
       </w:r>
     </w:p>
     <w:p>
@@ -3040,7 +3040,7 @@
           <w:sz w:val="24"/>
         </w:rPr>
         <w:tab/>
-        <w:t>88</w:t>
+        <w:t>81</w:t>
       </w:r>
     </w:p>
     <w:p>
@@ -3078,7 +3078,7 @@
           <w:sz w:val="24"/>
         </w:rPr>
         <w:tab/>
-        <w:t>89</w:t>
+        <w:t>82</w:t>
       </w:r>
     </w:p>
     <w:p>
@@ -3116,7 +3116,7 @@
           <w:sz w:val="24"/>
         </w:rPr>
         <w:tab/>
-        <w:t>90</w:t>
+        <w:t>83</w:t>
       </w:r>
     </w:p>
     <w:p>
@@ -3154,7 +3154,7 @@
           <w:sz w:val="24"/>
         </w:rPr>
         <w:tab/>
-        <w:t>90</w:t>
+        <w:t>84</w:t>
       </w:r>
     </w:p>
     <w:p>
@@ -3192,7 +3192,7 @@
           <w:sz w:val="24"/>
         </w:rPr>
         <w:tab/>
-        <w:t>91</w:t>
+        <w:t>85</w:t>
       </w:r>
     </w:p>
     <w:p>
@@ -3234,7 +3234,7 @@
           <w:sz w:val="24"/>
         </w:rPr>
         <w:tab/>
-        <w:t>92</w:t>
+        <w:t>86</w:t>
       </w:r>
     </w:p>
     <w:p>
@@ -3262,7 +3262,7 @@
           <w:sz w:val="24"/>
         </w:rPr>
         <w:tab/>
-        <w:t>95 – 102</w:t>
+        <w:t>89 onwards</w:t>
       </w:r>
     </w:p>
     <w:sectPr>

--- a/cep-iot-bus-stop/chapters/Table_of_Contents.docx
+++ b/cep-iot-bus-stop/chapters/Table_of_Contents.docx
@@ -4,7 +4,7 @@
   <w:body>
     <w:p>
       <w:pPr>
-        <w:spacing w:after="320" w:line="240" w:lineRule="auto"/>
+        <w:spacing w:after="280"/>
         <w:jc w:val="center"/>
       </w:pPr>
       <w:r>
@@ -16,1843 +16,5125 @@
         <w:t>TABLE OF CONTENTS</w:t>
       </w:r>
     </w:p>
-    <w:p>
-      <w:pPr>
-        <w:spacing w:before="20" w:after="20" w:line="259" w:lineRule="auto"/>
-      </w:pPr>
-      <w:r>
-        <w:rPr>
-          <w:rFonts w:ascii="Times New Roman" w:hAnsi="Times New Roman"/>
-          <w:b/>
-          <w:sz w:val="24"/>
-        </w:rPr>
-        <w:t>CHAPTER 1: INTRODUCTION AND COMMUNITY CONTEXT . . . . . . . . . . . . . . . . . . . . . . 1</w:t>
-      </w:r>
-    </w:p>
-    <w:p>
-      <w:pPr>
-        <w:spacing w:before="20" w:after="20" w:line="259" w:lineRule="auto"/>
-        <w:ind w:left="397"/>
-      </w:pPr>
-      <w:r>
-        <w:rPr>
-          <w:rFonts w:ascii="Times New Roman" w:hAnsi="Times New Roman"/>
-          <w:b/>
-          <w:sz w:val="24"/>
-        </w:rPr>
-        <w:t xml:space="preserve">1.1. </w:t>
-      </w:r>
-      <w:r>
-        <w:rPr>
-          <w:rFonts w:ascii="Times New Roman" w:hAnsi="Times New Roman"/>
-          <w:b w:val="0"/>
-          <w:sz w:val="24"/>
-        </w:rPr>
-        <w:t>Project Background . . . . . . . . . . . . . . . . . . . . . . . . . . . . . . . . . . . . . . . . . . . . . . . . . . . . . . . . . 1</w:t>
-      </w:r>
-    </w:p>
-    <w:p>
-      <w:pPr>
-        <w:spacing w:before="20" w:after="20" w:line="259" w:lineRule="auto"/>
-        <w:ind w:left="397"/>
-      </w:pPr>
-      <w:r>
-        <w:rPr>
-          <w:rFonts w:ascii="Times New Roman" w:hAnsi="Times New Roman"/>
-          <w:b/>
-          <w:sz w:val="24"/>
-        </w:rPr>
-        <w:t xml:space="preserve">1.2. </w:t>
-      </w:r>
-      <w:r>
-        <w:rPr>
-          <w:rFonts w:ascii="Times New Roman" w:hAnsi="Times New Roman"/>
-          <w:b w:val="0"/>
-          <w:sz w:val="24"/>
-        </w:rPr>
-        <w:t>Community Problem Identification . . . . . . . . . . . . . . . . . . . . . . . . . . . . . . . . . . . . . . . . . . . . . 1</w:t>
-      </w:r>
-    </w:p>
-    <w:p>
-      <w:pPr>
-        <w:spacing w:before="20" w:after="20" w:line="259" w:lineRule="auto"/>
-        <w:ind w:left="397"/>
-      </w:pPr>
-      <w:r>
-        <w:rPr>
-          <w:rFonts w:ascii="Times New Roman" w:hAnsi="Times New Roman"/>
-          <w:b/>
-          <w:sz w:val="24"/>
-        </w:rPr>
-        <w:t xml:space="preserve">1.3. </w:t>
-      </w:r>
-      <w:r>
-        <w:rPr>
-          <w:rFonts w:ascii="Times New Roman" w:hAnsi="Times New Roman"/>
-          <w:b w:val="0"/>
-          <w:sz w:val="24"/>
-        </w:rPr>
-        <w:t>Community Need Assessment . . . . . . . . . . . . . . . . . . . . . . . . . . . . . . . . . . . . . . . . . . . . . . . . . 2</w:t>
-      </w:r>
-    </w:p>
-    <w:p>
-      <w:pPr>
-        <w:spacing w:before="20" w:after="20" w:line="259" w:lineRule="auto"/>
-        <w:ind w:left="397"/>
-      </w:pPr>
-      <w:r>
-        <w:rPr>
-          <w:rFonts w:ascii="Times New Roman" w:hAnsi="Times New Roman"/>
-          <w:b/>
-          <w:sz w:val="24"/>
-        </w:rPr>
-        <w:t xml:space="preserve">1.4. </w:t>
-      </w:r>
-      <w:r>
-        <w:rPr>
-          <w:rFonts w:ascii="Times New Roman" w:hAnsi="Times New Roman"/>
-          <w:b w:val="0"/>
-          <w:sz w:val="24"/>
-        </w:rPr>
-        <w:t>Existing System Analysis . . . . . . . . . . . . . . . . . . . . . . . . . . . . . . . . . . . . . . . . . . . . . . . . . . . . 3</w:t>
-      </w:r>
-    </w:p>
-    <w:p>
-      <w:pPr>
-        <w:spacing w:before="20" w:after="20" w:line="259" w:lineRule="auto"/>
-        <w:ind w:left="397"/>
-      </w:pPr>
-      <w:r>
-        <w:rPr>
-          <w:rFonts w:ascii="Times New Roman" w:hAnsi="Times New Roman"/>
-          <w:b/>
-          <w:sz w:val="24"/>
-        </w:rPr>
-        <w:t xml:space="preserve">1.5. </w:t>
-      </w:r>
-      <w:r>
-        <w:rPr>
-          <w:rFonts w:ascii="Times New Roman" w:hAnsi="Times New Roman"/>
-          <w:b w:val="0"/>
-          <w:sz w:val="24"/>
-        </w:rPr>
-        <w:t>Problem Statement . . . . . . . . . . . . . . . . . . . . . . . . . . . . . . . . . . . . . . . . . . . . . . . . . . . . . . . . . . 3</w:t>
-      </w:r>
-    </w:p>
-    <w:p>
-      <w:pPr>
-        <w:spacing w:before="20" w:after="20" w:line="259" w:lineRule="auto"/>
-        <w:ind w:left="397"/>
-      </w:pPr>
-      <w:r>
-        <w:rPr>
-          <w:rFonts w:ascii="Times New Roman" w:hAnsi="Times New Roman"/>
-          <w:b/>
-          <w:sz w:val="24"/>
-        </w:rPr>
-        <w:t xml:space="preserve">1.6. </w:t>
-      </w:r>
-      <w:r>
-        <w:rPr>
-          <w:rFonts w:ascii="Times New Roman" w:hAnsi="Times New Roman"/>
-          <w:b w:val="0"/>
-          <w:sz w:val="24"/>
-        </w:rPr>
-        <w:t>Proposed Solution . . . . . . . . . . . . . . . . . . . . . . . . . . . . . . . . . . . . . . . . . . . . . . . . . . . . . . . . . . 3</w:t>
-      </w:r>
-    </w:p>
-    <w:p>
-      <w:pPr>
-        <w:spacing w:before="20" w:after="20" w:line="259" w:lineRule="auto"/>
-        <w:ind w:left="397"/>
-      </w:pPr>
-      <w:r>
-        <w:rPr>
-          <w:rFonts w:ascii="Times New Roman" w:hAnsi="Times New Roman"/>
-          <w:b/>
-          <w:sz w:val="24"/>
-        </w:rPr>
-        <w:t xml:space="preserve">1.7. </w:t>
-      </w:r>
-      <w:r>
-        <w:rPr>
-          <w:rFonts w:ascii="Times New Roman" w:hAnsi="Times New Roman"/>
-          <w:b w:val="0"/>
-          <w:sz w:val="24"/>
-        </w:rPr>
-        <w:t>Aim and Objectives . . . . . . . . . . . . . . . . . . . . . . . . . . . . . . . . . . . . . . . . . . . . . . . . . . . . . . . . . 4</w:t>
-      </w:r>
-    </w:p>
-    <w:p>
-      <w:pPr>
-        <w:spacing w:before="20" w:after="20" w:line="259" w:lineRule="auto"/>
-        <w:ind w:left="397"/>
-      </w:pPr>
-      <w:r>
-        <w:rPr>
-          <w:rFonts w:ascii="Times New Roman" w:hAnsi="Times New Roman"/>
-          <w:b/>
-          <w:sz w:val="24"/>
-        </w:rPr>
-        <w:t xml:space="preserve">1.8. </w:t>
-      </w:r>
-      <w:r>
-        <w:rPr>
-          <w:rFonts w:ascii="Times New Roman" w:hAnsi="Times New Roman"/>
-          <w:b w:val="0"/>
-          <w:sz w:val="24"/>
-        </w:rPr>
-        <w:t>Scope of Project . . . . . . . . . . . . . . . . . . . . . . . . . . . . . . . . . . . . . . . . . . . . . . . . . . . . . . . . . . . . 4</w:t>
-      </w:r>
-    </w:p>
-    <w:p>
-      <w:pPr>
-        <w:spacing w:before="20" w:after="20" w:line="259" w:lineRule="auto"/>
-        <w:ind w:left="397"/>
-      </w:pPr>
-      <w:r>
-        <w:rPr>
-          <w:rFonts w:ascii="Times New Roman" w:hAnsi="Times New Roman"/>
-          <w:b/>
-          <w:sz w:val="24"/>
-        </w:rPr>
-        <w:t xml:space="preserve">1.9. </w:t>
-      </w:r>
-      <w:r>
-        <w:rPr>
-          <w:rFonts w:ascii="Times New Roman" w:hAnsi="Times New Roman"/>
-          <w:b w:val="0"/>
-          <w:sz w:val="24"/>
-        </w:rPr>
-        <w:t>Limitations . . . . . . . . . . . . . . . . . . . . . . . . . . . . . . . . . . . . . . . . . . . . . . . . . . . . . . . . . . . . . . . . 5</w:t>
-      </w:r>
-    </w:p>
-    <w:p>
-      <w:pPr>
-        <w:spacing w:before="20" w:after="20" w:line="259" w:lineRule="auto"/>
-        <w:ind w:left="397"/>
-      </w:pPr>
-      <w:r>
-        <w:rPr>
-          <w:rFonts w:ascii="Times New Roman" w:hAnsi="Times New Roman"/>
-          <w:b/>
-          <w:sz w:val="24"/>
-        </w:rPr>
-        <w:t xml:space="preserve">1.10. </w:t>
-      </w:r>
-      <w:r>
-        <w:rPr>
-          <w:rFonts w:ascii="Times New Roman" w:hAnsi="Times New Roman"/>
-          <w:b w:val="0"/>
-          <w:sz w:val="24"/>
-        </w:rPr>
-        <w:t>Major Modules . . . . . . . . . . . . . . . . . . . . . . . . . . . . . . . . . . . . . . . . . . . . . . . . . . . . . . . . . . . 5</w:t>
-      </w:r>
-    </w:p>
-    <w:p>
-      <w:pPr>
-        <w:spacing w:before="20" w:after="20" w:line="259" w:lineRule="auto"/>
-        <w:ind w:left="397"/>
-      </w:pPr>
-      <w:r>
-        <w:rPr>
-          <w:rFonts w:ascii="Times New Roman" w:hAnsi="Times New Roman"/>
-          <w:b/>
-          <w:sz w:val="24"/>
-        </w:rPr>
-        <w:t xml:space="preserve">1.11. </w:t>
-      </w:r>
-      <w:r>
-        <w:rPr>
-          <w:rFonts w:ascii="Times New Roman" w:hAnsi="Times New Roman"/>
-          <w:b w:val="0"/>
-          <w:sz w:val="24"/>
-        </w:rPr>
-        <w:t>Success Criteria . . . . . . . . . . . . . . . . . . . . . . . . . . . . . . . . . . . . . . . . . . . . . . . . . . . . . . . . . . . 6</w:t>
-      </w:r>
-    </w:p>
-    <w:p>
-      <w:pPr>
-        <w:spacing w:before="20" w:after="20" w:line="259" w:lineRule="auto"/>
-        <w:ind w:left="397"/>
-      </w:pPr>
-      <w:r>
-        <w:rPr>
-          <w:rFonts w:ascii="Times New Roman" w:hAnsi="Times New Roman"/>
-          <w:b/>
-          <w:sz w:val="24"/>
-        </w:rPr>
-        <w:t xml:space="preserve">1.12. </w:t>
-      </w:r>
-      <w:r>
-        <w:rPr>
-          <w:rFonts w:ascii="Times New Roman" w:hAnsi="Times New Roman"/>
-          <w:b w:val="0"/>
-          <w:sz w:val="24"/>
-        </w:rPr>
-        <w:t>Expected Outcomes . . . . . . . . . . . . . . . . . . . . . . . . . . . . . . . . . . . . . . . . . . . . . . . . . . . . . . . . 6</w:t>
-      </w:r>
-    </w:p>
-    <w:p>
-      <w:pPr>
-        <w:spacing w:before="20" w:after="20" w:line="259" w:lineRule="auto"/>
-        <w:ind w:left="397"/>
-      </w:pPr>
-      <w:r>
-        <w:rPr>
-          <w:rFonts w:ascii="Times New Roman" w:hAnsi="Times New Roman"/>
-          <w:b/>
-          <w:sz w:val="24"/>
-        </w:rPr>
-        <w:t xml:space="preserve">1.13. </w:t>
-      </w:r>
-      <w:r>
-        <w:rPr>
-          <w:rFonts w:ascii="Times New Roman" w:hAnsi="Times New Roman"/>
-          <w:b w:val="0"/>
-          <w:sz w:val="24"/>
-        </w:rPr>
-        <w:t>Chapter Summary . . . . . . . . . . . . . . . . . . . . . . . . . . . . . . . . . . . . . . . . . . . . . . . . . . . . . . . . . 7</w:t>
-      </w:r>
-    </w:p>
-    <w:p>
-      <w:pPr>
-        <w:spacing w:after="120"/>
-      </w:pPr>
-    </w:p>
-    <w:p>
-      <w:pPr>
-        <w:spacing w:before="20" w:after="20" w:line="259" w:lineRule="auto"/>
-      </w:pPr>
-      <w:r>
-        <w:rPr>
-          <w:rFonts w:ascii="Times New Roman" w:hAnsi="Times New Roman"/>
-          <w:b/>
-          <w:sz w:val="24"/>
-        </w:rPr>
-        <w:t>CHAPTER 2: SYSTEM ANALYSIS AND REQUIREMENT ANALYSIS . . . . . . . . . . . . . . . . . 8</w:t>
-      </w:r>
-    </w:p>
-    <w:p>
-      <w:pPr>
-        <w:spacing w:before="20" w:after="20" w:line="259" w:lineRule="auto"/>
-        <w:ind w:left="397"/>
-      </w:pPr>
-      <w:r>
-        <w:rPr>
-          <w:rFonts w:ascii="Times New Roman" w:hAnsi="Times New Roman"/>
-          <w:b/>
-          <w:sz w:val="24"/>
-        </w:rPr>
-        <w:t xml:space="preserve">2.1. </w:t>
-      </w:r>
-      <w:r>
-        <w:rPr>
-          <w:rFonts w:ascii="Times New Roman" w:hAnsi="Times New Roman"/>
-          <w:b w:val="0"/>
-          <w:sz w:val="24"/>
-        </w:rPr>
-        <w:t>Introduction . . . . . . . . . . . . . . . . . . . . . . . . . . . . . . . . . . . . . . . . . . . . . . . . . . . . . . . . . . . . . . . 8</w:t>
-      </w:r>
-    </w:p>
-    <w:p>
-      <w:pPr>
-        <w:spacing w:before="20" w:after="20" w:line="259" w:lineRule="auto"/>
-        <w:ind w:left="397"/>
-      </w:pPr>
-      <w:r>
-        <w:rPr>
-          <w:rFonts w:ascii="Times New Roman" w:hAnsi="Times New Roman"/>
-          <w:b/>
-          <w:sz w:val="24"/>
-        </w:rPr>
-        <w:t xml:space="preserve">2.2. </w:t>
-      </w:r>
-      <w:r>
-        <w:rPr>
-          <w:rFonts w:ascii="Times New Roman" w:hAnsi="Times New Roman"/>
-          <w:b w:val="0"/>
-          <w:sz w:val="24"/>
-        </w:rPr>
-        <w:t>Literature Review . . . . . . . . . . . . . . . . . . . . . . . . . . . . . . . . . . . . . . . . . . . . . . . . . . . . . . . . . . 8</w:t>
-      </w:r>
-    </w:p>
-    <w:p>
-      <w:pPr>
-        <w:spacing w:before="20" w:after="20" w:line="259" w:lineRule="auto"/>
-        <w:ind w:left="397"/>
-      </w:pPr>
-      <w:r>
-        <w:rPr>
-          <w:rFonts w:ascii="Times New Roman" w:hAnsi="Times New Roman"/>
-          <w:b/>
-          <w:sz w:val="24"/>
-        </w:rPr>
-        <w:t xml:space="preserve">2.3. </w:t>
-      </w:r>
-      <w:r>
-        <w:rPr>
-          <w:rFonts w:ascii="Times New Roman" w:hAnsi="Times New Roman"/>
-          <w:b w:val="0"/>
-          <w:sz w:val="24"/>
-        </w:rPr>
-        <w:t>Comparative Analysis . . . . . . . . . . . . . . . . . . . . . . . . . . . . . . . . . . . . . . . . . . . . . . . . . . . . . . 11</w:t>
-      </w:r>
-    </w:p>
-    <w:p>
-      <w:pPr>
-        <w:spacing w:before="20" w:after="20" w:line="259" w:lineRule="auto"/>
-        <w:ind w:left="397"/>
-      </w:pPr>
-      <w:r>
-        <w:rPr>
-          <w:rFonts w:ascii="Times New Roman" w:hAnsi="Times New Roman"/>
-          <w:b/>
-          <w:sz w:val="24"/>
-        </w:rPr>
-        <w:t xml:space="preserve">2.4. </w:t>
-      </w:r>
-      <w:r>
-        <w:rPr>
-          <w:rFonts w:ascii="Times New Roman" w:hAnsi="Times New Roman"/>
-          <w:b w:val="0"/>
-          <w:sz w:val="24"/>
-        </w:rPr>
-        <w:t>Research Gap Identification . . . . . . . . . . . . . . . . . . . . . . . . . . . . . . . . . . . . . . . . . . . . . . . . . 11</w:t>
-      </w:r>
-    </w:p>
-    <w:p>
-      <w:pPr>
-        <w:spacing w:before="20" w:after="20" w:line="259" w:lineRule="auto"/>
-        <w:ind w:left="397"/>
-      </w:pPr>
-      <w:r>
-        <w:rPr>
-          <w:rFonts w:ascii="Times New Roman" w:hAnsi="Times New Roman"/>
-          <w:b/>
-          <w:sz w:val="24"/>
-        </w:rPr>
-        <w:t xml:space="preserve">2.5. </w:t>
-      </w:r>
-      <w:r>
-        <w:rPr>
-          <w:rFonts w:ascii="Times New Roman" w:hAnsi="Times New Roman"/>
-          <w:b w:val="0"/>
-          <w:sz w:val="24"/>
-        </w:rPr>
-        <w:t>Requirement Gathering . . . . . . . . . . . . . . . . . . . . . . . . . . . . . . . . . . . . . . . . . . . . . . . . . . . . . 12</w:t>
-      </w:r>
-    </w:p>
-    <w:p>
-      <w:pPr>
-        <w:spacing w:before="20" w:after="20" w:line="259" w:lineRule="auto"/>
-        <w:ind w:left="397"/>
-      </w:pPr>
-      <w:r>
-        <w:rPr>
-          <w:rFonts w:ascii="Times New Roman" w:hAnsi="Times New Roman"/>
-          <w:b/>
-          <w:sz w:val="24"/>
-        </w:rPr>
-        <w:t xml:space="preserve">2.6. </w:t>
-      </w:r>
-      <w:r>
-        <w:rPr>
-          <w:rFonts w:ascii="Times New Roman" w:hAnsi="Times New Roman"/>
-          <w:b w:val="0"/>
-          <w:sz w:val="24"/>
-        </w:rPr>
-        <w:t>Stakeholder Analysis . . . . . . . . . . . . . . . . . . . . . . . . . . . . . . . . . . . . . . . . . . . . . . . . . . . . . . . 13</w:t>
-      </w:r>
-    </w:p>
-    <w:p>
-      <w:pPr>
-        <w:spacing w:before="20" w:after="20" w:line="259" w:lineRule="auto"/>
-        <w:ind w:left="397"/>
-      </w:pPr>
-      <w:r>
-        <w:rPr>
-          <w:rFonts w:ascii="Times New Roman" w:hAnsi="Times New Roman"/>
-          <w:b/>
-          <w:sz w:val="24"/>
-        </w:rPr>
-        <w:t xml:space="preserve">2.7. </w:t>
-      </w:r>
-      <w:r>
-        <w:rPr>
-          <w:rFonts w:ascii="Times New Roman" w:hAnsi="Times New Roman"/>
-          <w:b w:val="0"/>
-          <w:sz w:val="24"/>
-        </w:rPr>
-        <w:t>Functional Requirements . . . . . . . . . . . . . . . . . . . . . . . . . . . . . . . . . . . . . . . . . . . . . . . . . . . . 14</w:t>
-      </w:r>
-    </w:p>
-    <w:p>
-      <w:pPr>
-        <w:spacing w:before="20" w:after="20" w:line="259" w:lineRule="auto"/>
-        <w:ind w:left="397"/>
-      </w:pPr>
-      <w:r>
-        <w:rPr>
-          <w:rFonts w:ascii="Times New Roman" w:hAnsi="Times New Roman"/>
-          <w:b/>
-          <w:sz w:val="24"/>
-        </w:rPr>
-        <w:t xml:space="preserve">2.8. </w:t>
-      </w:r>
-      <w:r>
-        <w:rPr>
-          <w:rFonts w:ascii="Times New Roman" w:hAnsi="Times New Roman"/>
-          <w:b w:val="0"/>
-          <w:sz w:val="24"/>
-        </w:rPr>
-        <w:t>Nonfunctional Requirements . . . . . . . . . . . . . . . . . . . . . . . . . . . . . . . . . . . . . . . . . . . . . . . . . 15</w:t>
-      </w:r>
-    </w:p>
-    <w:p>
-      <w:pPr>
-        <w:spacing w:before="20" w:after="20" w:line="259" w:lineRule="auto"/>
-        <w:ind w:left="397"/>
-      </w:pPr>
-      <w:r>
-        <w:rPr>
-          <w:rFonts w:ascii="Times New Roman" w:hAnsi="Times New Roman"/>
-          <w:b/>
-          <w:sz w:val="24"/>
-        </w:rPr>
-        <w:t xml:space="preserve">2.9. </w:t>
-      </w:r>
-      <w:r>
-        <w:rPr>
-          <w:rFonts w:ascii="Times New Roman" w:hAnsi="Times New Roman"/>
-          <w:b w:val="0"/>
-          <w:sz w:val="24"/>
-        </w:rPr>
-        <w:t>Feasibility Study . . . . . . . . . . . . . . . . . . . . . . . . . . . . . . . . . . . . . . . . . . . . . . . . . . . . . . . . . . 16</w:t>
-      </w:r>
-    </w:p>
-    <w:p>
-      <w:pPr>
-        <w:spacing w:before="20" w:after="20" w:line="259" w:lineRule="auto"/>
-        <w:ind w:left="397"/>
-      </w:pPr>
-      <w:r>
-        <w:rPr>
-          <w:rFonts w:ascii="Times New Roman" w:hAnsi="Times New Roman"/>
-          <w:b/>
-          <w:sz w:val="24"/>
-        </w:rPr>
-        <w:t xml:space="preserve">2.10. </w:t>
-      </w:r>
-      <w:r>
-        <w:rPr>
-          <w:rFonts w:ascii="Times New Roman" w:hAnsi="Times New Roman"/>
-          <w:b w:val="0"/>
-          <w:sz w:val="24"/>
-        </w:rPr>
-        <w:t>Software Requirements . . . . . . . . . . . . . . . . . . . . . . . . . . . . . . . . . . . . . . . . . . . . . . . . . . . . 16</w:t>
-      </w:r>
-    </w:p>
-    <w:p>
-      <w:pPr>
-        <w:spacing w:before="20" w:after="20" w:line="259" w:lineRule="auto"/>
-        <w:ind w:left="397"/>
-      </w:pPr>
-      <w:r>
-        <w:rPr>
-          <w:rFonts w:ascii="Times New Roman" w:hAnsi="Times New Roman"/>
-          <w:b/>
-          <w:sz w:val="24"/>
-        </w:rPr>
-        <w:t xml:space="preserve">2.11. </w:t>
-      </w:r>
-      <w:r>
-        <w:rPr>
-          <w:rFonts w:ascii="Times New Roman" w:hAnsi="Times New Roman"/>
-          <w:b w:val="0"/>
-          <w:sz w:val="24"/>
-        </w:rPr>
-        <w:t>Hardware Requirements . . . . . . . . . . . . . . . . . . . . . . . . . . . . . . . . . . . . . . . . . . . . . . . . . . . 17</w:t>
-      </w:r>
-    </w:p>
-    <w:p>
-      <w:pPr>
-        <w:spacing w:before="20" w:after="20" w:line="259" w:lineRule="auto"/>
-        <w:ind w:left="397"/>
-      </w:pPr>
-      <w:r>
-        <w:rPr>
-          <w:rFonts w:ascii="Times New Roman" w:hAnsi="Times New Roman"/>
-          <w:b/>
-          <w:sz w:val="24"/>
-        </w:rPr>
-        <w:t xml:space="preserve">2.12. </w:t>
-      </w:r>
-      <w:r>
-        <w:rPr>
-          <w:rFonts w:ascii="Times New Roman" w:hAnsi="Times New Roman"/>
-          <w:b w:val="0"/>
-          <w:sz w:val="24"/>
-        </w:rPr>
-        <w:t>Project Schedule . . . . . . . . . . . . . . . . . . . . . . . . . . . . . . . . . . . . . . . . . . . . . . . . . . . . . . . . . 17</w:t>
-      </w:r>
-    </w:p>
-    <w:p>
-      <w:pPr>
-        <w:spacing w:before="20" w:after="20" w:line="259" w:lineRule="auto"/>
-        <w:ind w:left="397"/>
-      </w:pPr>
-      <w:r>
-        <w:rPr>
-          <w:rFonts w:ascii="Times New Roman" w:hAnsi="Times New Roman"/>
-          <w:b/>
-          <w:sz w:val="24"/>
-        </w:rPr>
-        <w:t xml:space="preserve">2.13. </w:t>
-      </w:r>
-      <w:r>
-        <w:rPr>
-          <w:rFonts w:ascii="Times New Roman" w:hAnsi="Times New Roman"/>
-          <w:b w:val="0"/>
-          <w:sz w:val="24"/>
-        </w:rPr>
-        <w:t>Development Methodology . . . . . . . . . . . . . . . . . . . . . . . . . . . . . . . . . . . . . . . . . . . . . . . . . 18</w:t>
-      </w:r>
-    </w:p>
-    <w:p>
-      <w:pPr>
-        <w:spacing w:after="120"/>
-      </w:pPr>
-    </w:p>
-    <w:p>
-      <w:r>
-        <w:br w:type="page"/>
-      </w:r>
-    </w:p>
-    <w:p>
-      <w:pPr>
-        <w:spacing w:before="20" w:after="20" w:line="259" w:lineRule="auto"/>
-      </w:pPr>
-      <w:r>
-        <w:rPr>
-          <w:rFonts w:ascii="Times New Roman" w:hAnsi="Times New Roman"/>
-          <w:b/>
-          <w:sz w:val="24"/>
-        </w:rPr>
-        <w:t>CHAPTER 3: SYSTEM DESIGN . . . . . . . . . . . . . . . . . . . . . . . . . . . . . . . . . . . . . . . . . . . . . . . . . . 19</w:t>
-      </w:r>
-    </w:p>
-    <w:p>
-      <w:pPr>
-        <w:spacing w:before="20" w:after="20" w:line="259" w:lineRule="auto"/>
-        <w:ind w:left="397"/>
-      </w:pPr>
-      <w:r>
-        <w:rPr>
-          <w:rFonts w:ascii="Times New Roman" w:hAnsi="Times New Roman"/>
-          <w:b/>
-          <w:sz w:val="24"/>
-        </w:rPr>
-        <w:t xml:space="preserve">3.1. </w:t>
-      </w:r>
-      <w:r>
-        <w:rPr>
-          <w:rFonts w:ascii="Times New Roman" w:hAnsi="Times New Roman"/>
-          <w:b w:val="0"/>
-          <w:sz w:val="24"/>
-        </w:rPr>
-        <w:t>System Architecture . . . . . . . . . . . . . . . . . . . . . . . . . . . . . . . . . . . . . . . . . . . . . . . . . . . . . . . 19</w:t>
-      </w:r>
-    </w:p>
-    <w:p>
-      <w:pPr>
-        <w:spacing w:before="20" w:after="20" w:line="259" w:lineRule="auto"/>
-        <w:ind w:left="397"/>
-      </w:pPr>
-      <w:r>
-        <w:rPr>
-          <w:rFonts w:ascii="Times New Roman" w:hAnsi="Times New Roman"/>
-          <w:b/>
-          <w:sz w:val="24"/>
-        </w:rPr>
-        <w:t xml:space="preserve">3.2. </w:t>
-      </w:r>
-      <w:r>
-        <w:rPr>
-          <w:rFonts w:ascii="Times New Roman" w:hAnsi="Times New Roman"/>
-          <w:b w:val="0"/>
-          <w:sz w:val="24"/>
-        </w:rPr>
-        <w:t>System Workflow . . . . . . . . . . . . . . . . . . . . . . . . . . . . . . . . . . . . . . . . . . . . . . . . . . . . . . . . . 20</w:t>
-      </w:r>
-    </w:p>
-    <w:p>
-      <w:pPr>
-        <w:spacing w:before="20" w:after="20" w:line="259" w:lineRule="auto"/>
-        <w:ind w:left="397"/>
-      </w:pPr>
-      <w:r>
-        <w:rPr>
-          <w:rFonts w:ascii="Times New Roman" w:hAnsi="Times New Roman"/>
-          <w:b/>
-          <w:sz w:val="24"/>
-        </w:rPr>
-        <w:t xml:space="preserve">3.3. </w:t>
-      </w:r>
-      <w:r>
-        <w:rPr>
-          <w:rFonts w:ascii="Times New Roman" w:hAnsi="Times New Roman"/>
-          <w:b w:val="0"/>
-          <w:sz w:val="24"/>
-        </w:rPr>
-        <w:t>Block Diagram . . . . . . . . . . . . . . . . . . . . . . . . . . . . . . . . . . . . . . . . . . . . . . . . . . . . . . . . . . . . 21</w:t>
-      </w:r>
-    </w:p>
-    <w:p>
-      <w:pPr>
-        <w:spacing w:before="20" w:after="20" w:line="259" w:lineRule="auto"/>
-        <w:ind w:left="397"/>
-      </w:pPr>
-      <w:r>
-        <w:rPr>
-          <w:rFonts w:ascii="Times New Roman" w:hAnsi="Times New Roman"/>
-          <w:b/>
-          <w:sz w:val="24"/>
-        </w:rPr>
-        <w:t xml:space="preserve">3.4. </w:t>
-      </w:r>
-      <w:r>
-        <w:rPr>
-          <w:rFonts w:ascii="Times New Roman" w:hAnsi="Times New Roman"/>
-          <w:b w:val="0"/>
-          <w:sz w:val="24"/>
-        </w:rPr>
-        <w:t>Functional Flow Diagram . . . . . . . . . . . . . . . . . . . . . . . . . . . . . . . . . . . . . . . . . . . . . . . . . . . 22</w:t>
-      </w:r>
-    </w:p>
-    <w:p>
-      <w:pPr>
-        <w:spacing w:before="20" w:after="20" w:line="259" w:lineRule="auto"/>
-        <w:ind w:left="397"/>
-      </w:pPr>
-      <w:r>
-        <w:rPr>
-          <w:rFonts w:ascii="Times New Roman" w:hAnsi="Times New Roman"/>
-          <w:b/>
-          <w:sz w:val="24"/>
-        </w:rPr>
-        <w:t xml:space="preserve">3.5. </w:t>
-      </w:r>
-      <w:r>
-        <w:rPr>
-          <w:rFonts w:ascii="Times New Roman" w:hAnsi="Times New Roman"/>
-          <w:b w:val="0"/>
-          <w:sz w:val="24"/>
-        </w:rPr>
-        <w:t>Circuit Diagram . . . . . . . . . . . . . . . . . . . . . . . . . . . . . . . . . . . . . . . . . . . . . . . . . . . . . . . . . . . 23</w:t>
-      </w:r>
-    </w:p>
-    <w:p>
-      <w:pPr>
-        <w:spacing w:before="20" w:after="20" w:line="259" w:lineRule="auto"/>
-        <w:ind w:left="397"/>
-      </w:pPr>
-      <w:r>
-        <w:rPr>
-          <w:rFonts w:ascii="Times New Roman" w:hAnsi="Times New Roman"/>
-          <w:b/>
-          <w:sz w:val="24"/>
-        </w:rPr>
-        <w:t xml:space="preserve">3.6. </w:t>
-      </w:r>
-      <w:r>
-        <w:rPr>
-          <w:rFonts w:ascii="Times New Roman" w:hAnsi="Times New Roman"/>
-          <w:b w:val="0"/>
-          <w:sz w:val="24"/>
-        </w:rPr>
-        <w:t>Component Interconnection Diagram . . . . . . . . . . . . . . . . . . . . . . . . . . . . . . . . . . . . . . . . . . 25</w:t>
-      </w:r>
-    </w:p>
-    <w:p>
-      <w:pPr>
-        <w:spacing w:before="20" w:after="20" w:line="259" w:lineRule="auto"/>
-        <w:ind w:left="397"/>
-      </w:pPr>
-      <w:r>
-        <w:rPr>
-          <w:rFonts w:ascii="Times New Roman" w:hAnsi="Times New Roman"/>
-          <w:b/>
-          <w:sz w:val="24"/>
-        </w:rPr>
-        <w:t xml:space="preserve">3.7. </w:t>
-      </w:r>
-      <w:r>
-        <w:rPr>
-          <w:rFonts w:ascii="Times New Roman" w:hAnsi="Times New Roman"/>
-          <w:b w:val="0"/>
-          <w:sz w:val="24"/>
-        </w:rPr>
-        <w:t>Hardware Module Design . . . . . . . . . . . . . . . . . . . . . . . . . . . . . . . . . . . . . . . . . . . . . . . . . . . 27</w:t>
-      </w:r>
-    </w:p>
-    <w:p>
-      <w:pPr>
-        <w:spacing w:before="20" w:after="20" w:line="259" w:lineRule="auto"/>
-        <w:ind w:left="397"/>
-      </w:pPr>
-      <w:r>
-        <w:rPr>
-          <w:rFonts w:ascii="Times New Roman" w:hAnsi="Times New Roman"/>
-          <w:b/>
-          <w:sz w:val="24"/>
-        </w:rPr>
-        <w:t xml:space="preserve">3.8. </w:t>
-      </w:r>
-      <w:r>
-        <w:rPr>
-          <w:rFonts w:ascii="Times New Roman" w:hAnsi="Times New Roman"/>
-          <w:b w:val="0"/>
-          <w:sz w:val="24"/>
-        </w:rPr>
-        <w:t>Data Flow &amp; Processing Logic . . . . . . . . . . . . . . . . . . . . . . . . . . . . . . . . . . . . . . . . . . . . . . . 30</w:t>
-      </w:r>
-    </w:p>
-    <w:p>
-      <w:pPr>
-        <w:spacing w:before="20" w:after="20" w:line="259" w:lineRule="auto"/>
-        <w:ind w:left="397"/>
-      </w:pPr>
-      <w:r>
-        <w:rPr>
-          <w:rFonts w:ascii="Times New Roman" w:hAnsi="Times New Roman"/>
-          <w:b/>
-          <w:sz w:val="24"/>
-        </w:rPr>
-        <w:t xml:space="preserve">3.9. </w:t>
-      </w:r>
-      <w:r>
-        <w:rPr>
-          <w:rFonts w:ascii="Times New Roman" w:hAnsi="Times New Roman"/>
-          <w:b w:val="0"/>
-          <w:sz w:val="24"/>
-        </w:rPr>
-        <w:t>Database Design (if applicable) . . . . . . . . . . . . . . . . . . . . . . . . . . . . . . . . . . . . . . . . . . . . . . . 31</w:t>
-      </w:r>
-    </w:p>
-    <w:p>
-      <w:pPr>
-        <w:spacing w:before="20" w:after="20" w:line="259" w:lineRule="auto"/>
-        <w:ind w:left="397"/>
-      </w:pPr>
-      <w:r>
-        <w:rPr>
-          <w:rFonts w:ascii="Times New Roman" w:hAnsi="Times New Roman"/>
-          <w:b/>
-          <w:sz w:val="24"/>
-        </w:rPr>
-        <w:t xml:space="preserve">3.10. </w:t>
-      </w:r>
-      <w:r>
-        <w:rPr>
-          <w:rFonts w:ascii="Times New Roman" w:hAnsi="Times New Roman"/>
-          <w:b w:val="0"/>
-          <w:sz w:val="24"/>
-        </w:rPr>
-        <w:t>Dashboard/UI Design . . . . . . . . . . . . . . . . . . . . . . . . . . . . . . . . . . . . . . . . . . . . . . . . . . . . . 32</w:t>
-      </w:r>
-    </w:p>
-    <w:p>
-      <w:pPr>
-        <w:spacing w:before="20" w:after="20" w:line="259" w:lineRule="auto"/>
-        <w:ind w:left="397"/>
-      </w:pPr>
-      <w:r>
-        <w:rPr>
-          <w:rFonts w:ascii="Times New Roman" w:hAnsi="Times New Roman"/>
-          <w:b/>
-          <w:sz w:val="24"/>
-        </w:rPr>
-        <w:t xml:space="preserve">3.11. </w:t>
-      </w:r>
-      <w:r>
-        <w:rPr>
-          <w:rFonts w:ascii="Times New Roman" w:hAnsi="Times New Roman"/>
-          <w:b w:val="0"/>
-          <w:sz w:val="24"/>
-        </w:rPr>
-        <w:t>Technology Stack . . . . . . . . . . . . . . . . . . . . . . . . . . . . . . . . . . . . . . . . . . . . . . . . . . . . . . . . 33</w:t>
-      </w:r>
-    </w:p>
-    <w:p>
-      <w:pPr>
-        <w:spacing w:before="20" w:after="20" w:line="259" w:lineRule="auto"/>
-        <w:ind w:left="397"/>
-      </w:pPr>
-      <w:r>
-        <w:rPr>
-          <w:rFonts w:ascii="Times New Roman" w:hAnsi="Times New Roman"/>
-          <w:b/>
-          <w:sz w:val="24"/>
-        </w:rPr>
-        <w:t xml:space="preserve">3.12. </w:t>
-      </w:r>
-      <w:r>
-        <w:rPr>
-          <w:rFonts w:ascii="Times New Roman" w:hAnsi="Times New Roman"/>
-          <w:b w:val="0"/>
-          <w:sz w:val="24"/>
-        </w:rPr>
-        <w:t>Safety &amp; Security Considerations . . . . . . . . . . . . . . . . . . . . . . . . . . . . . . . . . . . . . . . . . . . . 34</w:t>
-      </w:r>
-    </w:p>
-    <w:p>
-      <w:pPr>
-        <w:spacing w:before="20" w:after="20" w:line="259" w:lineRule="auto"/>
-        <w:ind w:left="397"/>
-      </w:pPr>
-      <w:r>
-        <w:rPr>
-          <w:rFonts w:ascii="Times New Roman" w:hAnsi="Times New Roman"/>
-          <w:b/>
-          <w:sz w:val="24"/>
-        </w:rPr>
-        <w:t xml:space="preserve">3.13. </w:t>
-      </w:r>
-      <w:r>
-        <w:rPr>
-          <w:rFonts w:ascii="Times New Roman" w:hAnsi="Times New Roman"/>
-          <w:b w:val="0"/>
-          <w:sz w:val="24"/>
-        </w:rPr>
-        <w:t>Chapter Summary . . . . . . . . . . . . . . . . . . . . . . . . . . . . . . . . . . . . . . . . . . . . . . . . . . . . . . . . 35</w:t>
-      </w:r>
-    </w:p>
-    <w:p>
-      <w:pPr>
-        <w:spacing w:after="120"/>
-      </w:pPr>
-    </w:p>
-    <w:p>
-      <w:pPr>
-        <w:spacing w:before="20" w:after="20" w:line="259" w:lineRule="auto"/>
-      </w:pPr>
-      <w:r>
-        <w:rPr>
-          <w:rFonts w:ascii="Times New Roman" w:hAnsi="Times New Roman"/>
-          <w:b/>
-          <w:sz w:val="24"/>
-        </w:rPr>
-        <w:t>CHAPTER 4: DEVELOPMENT AND IMPLEMENTATION . . . . . . . . . . . . . . . . . . . . . . . . . . 36</w:t>
-      </w:r>
-    </w:p>
-    <w:p>
-      <w:pPr>
-        <w:spacing w:before="20" w:after="20" w:line="259" w:lineRule="auto"/>
-        <w:ind w:left="397"/>
-      </w:pPr>
-      <w:r>
-        <w:rPr>
-          <w:rFonts w:ascii="Times New Roman" w:hAnsi="Times New Roman"/>
-          <w:b/>
-          <w:sz w:val="24"/>
-        </w:rPr>
-        <w:t xml:space="preserve">4.1. </w:t>
-      </w:r>
-      <w:r>
-        <w:rPr>
-          <w:rFonts w:ascii="Times New Roman" w:hAnsi="Times New Roman"/>
-          <w:b w:val="0"/>
-          <w:sz w:val="24"/>
-        </w:rPr>
-        <w:t>Development Environment . . . . . . . . . . . . . . . . . . . . . . . . . . . . . . . . . . . . . . . . . . . . . . . . . . 36</w:t>
-      </w:r>
-    </w:p>
-    <w:p>
-      <w:pPr>
-        <w:spacing w:before="20" w:after="20" w:line="259" w:lineRule="auto"/>
-        <w:ind w:left="397"/>
-      </w:pPr>
-      <w:r>
-        <w:rPr>
-          <w:rFonts w:ascii="Times New Roman" w:hAnsi="Times New Roman"/>
-          <w:b/>
-          <w:sz w:val="24"/>
-        </w:rPr>
-        <w:t xml:space="preserve">4.2. </w:t>
-      </w:r>
-      <w:r>
-        <w:rPr>
-          <w:rFonts w:ascii="Times New Roman" w:hAnsi="Times New Roman"/>
-          <w:b w:val="0"/>
-          <w:sz w:val="24"/>
-        </w:rPr>
-        <w:t>Implementation Approach . . . . . . . . . . . . . . . . . . . . . . . . . . . . . . . . . . . . . . . . . . . . . . . . . . . 36</w:t>
-      </w:r>
-    </w:p>
-    <w:p>
-      <w:pPr>
-        <w:spacing w:before="20" w:after="20" w:line="259" w:lineRule="auto"/>
-        <w:ind w:left="397"/>
-      </w:pPr>
-      <w:r>
-        <w:rPr>
-          <w:rFonts w:ascii="Times New Roman" w:hAnsi="Times New Roman"/>
-          <w:b/>
-          <w:sz w:val="24"/>
-        </w:rPr>
-        <w:t xml:space="preserve">4.3. </w:t>
-      </w:r>
-      <w:r>
-        <w:rPr>
-          <w:rFonts w:ascii="Times New Roman" w:hAnsi="Times New Roman"/>
-          <w:b w:val="0"/>
-          <w:sz w:val="24"/>
-        </w:rPr>
-        <w:t>Hardware Assembly . . . . . . . . . . . . . . . . . . . . . . . . . . . . . . . . . . . . . . . . . . . . . . . . . . . . . . . 38</w:t>
-      </w:r>
-    </w:p>
-    <w:p>
-      <w:pPr>
-        <w:spacing w:before="20" w:after="20" w:line="259" w:lineRule="auto"/>
-        <w:ind w:left="397"/>
-      </w:pPr>
-      <w:r>
-        <w:rPr>
-          <w:rFonts w:ascii="Times New Roman" w:hAnsi="Times New Roman"/>
-          <w:b/>
-          <w:sz w:val="24"/>
-        </w:rPr>
-        <w:t xml:space="preserve">4.4. </w:t>
-      </w:r>
-      <w:r>
-        <w:rPr>
-          <w:rFonts w:ascii="Times New Roman" w:hAnsi="Times New Roman"/>
-          <w:b w:val="0"/>
-          <w:sz w:val="24"/>
-        </w:rPr>
-        <w:t>Firmware Development . . . . . . . . . . . . . . . . . . . . . . . . . . . . . . . . . . . . . . . . . . . . . . . . . . . . . 42</w:t>
-      </w:r>
-    </w:p>
-    <w:p>
-      <w:pPr>
-        <w:spacing w:before="20" w:after="20" w:line="259" w:lineRule="auto"/>
-        <w:ind w:left="397"/>
-      </w:pPr>
-      <w:r>
-        <w:rPr>
-          <w:rFonts w:ascii="Times New Roman" w:hAnsi="Times New Roman"/>
-          <w:b/>
-          <w:sz w:val="24"/>
-        </w:rPr>
-        <w:t xml:space="preserve">4.5. </w:t>
-      </w:r>
-      <w:r>
-        <w:rPr>
-          <w:rFonts w:ascii="Times New Roman" w:hAnsi="Times New Roman"/>
-          <w:b w:val="0"/>
-          <w:sz w:val="24"/>
-        </w:rPr>
-        <w:t>Database/Cloud Integration . . . . . . . . . . . . . . . . . . . . . . . . . . . . . . . . . . . . . . . . . . . . . . . . . . 44</w:t>
-      </w:r>
-    </w:p>
-    <w:p>
-      <w:pPr>
-        <w:spacing w:before="20" w:after="20" w:line="259" w:lineRule="auto"/>
-        <w:ind w:left="397"/>
-      </w:pPr>
-      <w:r>
-        <w:rPr>
-          <w:rFonts w:ascii="Times New Roman" w:hAnsi="Times New Roman"/>
-          <w:b/>
-          <w:sz w:val="24"/>
-        </w:rPr>
-        <w:t xml:space="preserve">4.6. </w:t>
-      </w:r>
-      <w:r>
-        <w:rPr>
-          <w:rFonts w:ascii="Times New Roman" w:hAnsi="Times New Roman"/>
-          <w:b w:val="0"/>
-          <w:sz w:val="24"/>
-        </w:rPr>
-        <w:t>Dashboard Development . . . . . . . . . . . . . . . . . . . . . . . . . . . . . . . . . . . . . . . . . . . . . . . . . . . . 46</w:t>
-      </w:r>
-    </w:p>
-    <w:p>
-      <w:pPr>
-        <w:spacing w:before="20" w:after="20" w:line="259" w:lineRule="auto"/>
-        <w:ind w:left="397"/>
-      </w:pPr>
-      <w:r>
-        <w:rPr>
-          <w:rFonts w:ascii="Times New Roman" w:hAnsi="Times New Roman"/>
-          <w:b/>
-          <w:sz w:val="24"/>
-        </w:rPr>
-        <w:t xml:space="preserve">4.7. </w:t>
-      </w:r>
-      <w:r>
-        <w:rPr>
-          <w:rFonts w:ascii="Times New Roman" w:hAnsi="Times New Roman"/>
-          <w:b w:val="0"/>
-          <w:sz w:val="24"/>
-        </w:rPr>
-        <w:t>Module-wise Implementation . . . . . . . . . . . . . . . . . . . . . . . . . . . . . . . . . . . . . . . . . . . . . . . . 48</w:t>
-      </w:r>
-    </w:p>
-    <w:p>
-      <w:pPr>
-        <w:spacing w:before="20" w:after="20" w:line="259" w:lineRule="auto"/>
-        <w:ind w:left="397"/>
-      </w:pPr>
-      <w:r>
-        <w:rPr>
-          <w:rFonts w:ascii="Times New Roman" w:hAnsi="Times New Roman"/>
-          <w:b/>
-          <w:sz w:val="24"/>
-        </w:rPr>
-        <w:t xml:space="preserve">4.8. </w:t>
-      </w:r>
-      <w:r>
-        <w:rPr>
-          <w:rFonts w:ascii="Times New Roman" w:hAnsi="Times New Roman"/>
-          <w:b w:val="0"/>
-          <w:sz w:val="24"/>
-        </w:rPr>
-        <w:t>Algorithms and Control Logic . . . . . . . . . . . . . . . . . . . . . . . . . . . . . . . . . . . . . . . . . . . . . . . . 50</w:t>
-      </w:r>
-    </w:p>
-    <w:p>
-      <w:pPr>
-        <w:spacing w:before="20" w:after="20" w:line="259" w:lineRule="auto"/>
-        <w:ind w:left="397"/>
-      </w:pPr>
-      <w:r>
-        <w:rPr>
-          <w:rFonts w:ascii="Times New Roman" w:hAnsi="Times New Roman"/>
-          <w:b/>
-          <w:sz w:val="24"/>
-        </w:rPr>
-        <w:t xml:space="preserve">4.9. </w:t>
-      </w:r>
-      <w:r>
-        <w:rPr>
-          <w:rFonts w:ascii="Times New Roman" w:hAnsi="Times New Roman"/>
-          <w:b w:val="0"/>
-          <w:sz w:val="24"/>
-        </w:rPr>
-        <w:t>Safety Features Implemented . . . . . . . . . . . . . . . . . . . . . . . . . . . . . . . . . . . . . . . . . . . . . . . . 52</w:t>
-      </w:r>
-    </w:p>
-    <w:p>
-      <w:pPr>
-        <w:spacing w:before="20" w:after="20" w:line="259" w:lineRule="auto"/>
-        <w:ind w:left="397"/>
-      </w:pPr>
-      <w:r>
-        <w:rPr>
-          <w:rFonts w:ascii="Times New Roman" w:hAnsi="Times New Roman"/>
-          <w:b/>
-          <w:sz w:val="24"/>
-        </w:rPr>
-        <w:t xml:space="preserve">4.10. </w:t>
-      </w:r>
-      <w:r>
-        <w:rPr>
-          <w:rFonts w:ascii="Times New Roman" w:hAnsi="Times New Roman"/>
-          <w:b w:val="0"/>
-          <w:sz w:val="24"/>
-        </w:rPr>
-        <w:t>Prototype Development . . . . . . . . . . . . . . . . . . . . . . . . . . . . . . . . . . . . . . . . . . . . . . . . . . . . 53</w:t>
-      </w:r>
-    </w:p>
-    <w:p>
-      <w:pPr>
-        <w:spacing w:before="20" w:after="20" w:line="259" w:lineRule="auto"/>
-        <w:ind w:left="397"/>
-      </w:pPr>
-      <w:r>
-        <w:rPr>
-          <w:rFonts w:ascii="Times New Roman" w:hAnsi="Times New Roman"/>
-          <w:b/>
-          <w:sz w:val="24"/>
-        </w:rPr>
-        <w:t xml:space="preserve">4.11. </w:t>
-      </w:r>
-      <w:r>
-        <w:rPr>
-          <w:rFonts w:ascii="Times New Roman" w:hAnsi="Times New Roman"/>
-          <w:b w:val="0"/>
-          <w:sz w:val="24"/>
-        </w:rPr>
-        <w:t>Prototype Photos &amp; Demonstration . . . . . . . . . . . . . . . . . . . . . . . . . . . . . . . . . . . . . . . . . . . 54</w:t>
-      </w:r>
-    </w:p>
-    <w:p>
-      <w:pPr>
-        <w:spacing w:after="120"/>
-      </w:pPr>
-    </w:p>
-    <w:p>
-      <w:r>
-        <w:br w:type="page"/>
-      </w:r>
-    </w:p>
-    <w:p>
-      <w:pPr>
-        <w:spacing w:before="20" w:after="20" w:line="259" w:lineRule="auto"/>
-      </w:pPr>
-      <w:r>
-        <w:rPr>
-          <w:rFonts w:ascii="Times New Roman" w:hAnsi="Times New Roman"/>
-          <w:b/>
-          <w:sz w:val="24"/>
-        </w:rPr>
-        <w:t>CHAPTER 5: TESTING, VALIDATION AND PERFORMANCE EVALUATION . . . . . . . . 58</w:t>
-      </w:r>
-    </w:p>
-    <w:p>
-      <w:pPr>
-        <w:spacing w:before="20" w:after="20" w:line="259" w:lineRule="auto"/>
-        <w:ind w:left="397"/>
-      </w:pPr>
-      <w:r>
-        <w:rPr>
-          <w:rFonts w:ascii="Times New Roman" w:hAnsi="Times New Roman"/>
-          <w:b/>
-          <w:sz w:val="24"/>
-        </w:rPr>
-        <w:t xml:space="preserve">5.1. </w:t>
-      </w:r>
-      <w:r>
-        <w:rPr>
-          <w:rFonts w:ascii="Times New Roman" w:hAnsi="Times New Roman"/>
-          <w:b w:val="0"/>
-          <w:sz w:val="24"/>
-        </w:rPr>
-        <w:t>Testing Strategy . . . . . . . . . . . . . . . . . . . . . . . . . . . . . . . . . . . . . . . . . . . . . . . . . . . . . . . . . . . 58</w:t>
-      </w:r>
-    </w:p>
-    <w:p>
-      <w:pPr>
-        <w:spacing w:before="20" w:after="20" w:line="259" w:lineRule="auto"/>
-        <w:ind w:left="397"/>
-      </w:pPr>
-      <w:r>
-        <w:rPr>
-          <w:rFonts w:ascii="Times New Roman" w:hAnsi="Times New Roman"/>
-          <w:b/>
-          <w:sz w:val="24"/>
-        </w:rPr>
-        <w:t xml:space="preserve">5.2. </w:t>
-      </w:r>
-      <w:r>
-        <w:rPr>
-          <w:rFonts w:ascii="Times New Roman" w:hAnsi="Times New Roman"/>
-          <w:b w:val="0"/>
-          <w:sz w:val="24"/>
-        </w:rPr>
-        <w:t>Unit Testing . . . . . . . . . . . . . . . . . . . . . . . . . . . . . . . . . . . . . . . . . . . . . . . . . . . . . . . . . . . . . . 58</w:t>
-      </w:r>
-    </w:p>
-    <w:p>
-      <w:pPr>
-        <w:spacing w:before="20" w:after="20" w:line="259" w:lineRule="auto"/>
-        <w:ind w:left="397"/>
-      </w:pPr>
-      <w:r>
-        <w:rPr>
-          <w:rFonts w:ascii="Times New Roman" w:hAnsi="Times New Roman"/>
-          <w:b/>
-          <w:sz w:val="24"/>
-        </w:rPr>
-        <w:t xml:space="preserve">5.3. </w:t>
-      </w:r>
-      <w:r>
-        <w:rPr>
-          <w:rFonts w:ascii="Times New Roman" w:hAnsi="Times New Roman"/>
-          <w:b w:val="0"/>
-          <w:sz w:val="24"/>
-        </w:rPr>
-        <w:t>Integration Testing . . . . . . . . . . . . . . . . . . . . . . . . . . . . . . . . . . . . . . . . . . . . . . . . . . . . . . . . . 60</w:t>
-      </w:r>
-    </w:p>
-    <w:p>
-      <w:pPr>
-        <w:spacing w:before="20" w:after="20" w:line="259" w:lineRule="auto"/>
-        <w:ind w:left="397"/>
-      </w:pPr>
-      <w:r>
-        <w:rPr>
-          <w:rFonts w:ascii="Times New Roman" w:hAnsi="Times New Roman"/>
-          <w:b/>
-          <w:sz w:val="24"/>
-        </w:rPr>
-        <w:t xml:space="preserve">5.4. </w:t>
-      </w:r>
-      <w:r>
-        <w:rPr>
-          <w:rFonts w:ascii="Times New Roman" w:hAnsi="Times New Roman"/>
-          <w:b w:val="0"/>
-          <w:sz w:val="24"/>
-        </w:rPr>
-        <w:t>System Testing . . . . . . . . . . . . . . . . . . . . . . . . . . . . . . . . . . . . . . . . . . . . . . . . . . . . . . . . . . . 62</w:t>
-      </w:r>
-    </w:p>
-    <w:p>
-      <w:pPr>
-        <w:spacing w:before="20" w:after="20" w:line="259" w:lineRule="auto"/>
-        <w:ind w:left="397"/>
-      </w:pPr>
-      <w:r>
-        <w:rPr>
-          <w:rFonts w:ascii="Times New Roman" w:hAnsi="Times New Roman"/>
-          <w:b/>
-          <w:sz w:val="24"/>
-        </w:rPr>
-        <w:t xml:space="preserve">5.5. </w:t>
-      </w:r>
-      <w:r>
-        <w:rPr>
-          <w:rFonts w:ascii="Times New Roman" w:hAnsi="Times New Roman"/>
-          <w:b w:val="0"/>
-          <w:sz w:val="24"/>
-        </w:rPr>
-        <w:t>User Acceptance Testing . . . . . . . . . . . . . . . . . . . . . . . . . . . . . . . . . . . . . . . . . . . . . . . . . . . . 64</w:t>
-      </w:r>
-    </w:p>
-    <w:p>
-      <w:pPr>
-        <w:spacing w:before="20" w:after="20" w:line="259" w:lineRule="auto"/>
-        <w:ind w:left="397"/>
-      </w:pPr>
-      <w:r>
-        <w:rPr>
-          <w:rFonts w:ascii="Times New Roman" w:hAnsi="Times New Roman"/>
-          <w:b/>
-          <w:sz w:val="24"/>
-        </w:rPr>
-        <w:t xml:space="preserve">5.6. </w:t>
-      </w:r>
-      <w:r>
-        <w:rPr>
-          <w:rFonts w:ascii="Times New Roman" w:hAnsi="Times New Roman"/>
-          <w:b w:val="0"/>
-          <w:sz w:val="24"/>
-        </w:rPr>
-        <w:t>Performance Evaluation . . . . . . . . . . . . . . . . . . . . . . . . . . . . . . . . . . . . . . . . . . . . . . . . . . . . 65</w:t>
-      </w:r>
-    </w:p>
-    <w:p>
-      <w:pPr>
-        <w:spacing w:before="20" w:after="20" w:line="259" w:lineRule="auto"/>
-        <w:ind w:left="397"/>
-      </w:pPr>
-      <w:r>
-        <w:rPr>
-          <w:rFonts w:ascii="Times New Roman" w:hAnsi="Times New Roman"/>
-          <w:b/>
-          <w:sz w:val="24"/>
-        </w:rPr>
-        <w:t xml:space="preserve">5.7. </w:t>
-      </w:r>
-      <w:r>
-        <w:rPr>
-          <w:rFonts w:ascii="Times New Roman" w:hAnsi="Times New Roman"/>
-          <w:b w:val="0"/>
-          <w:sz w:val="24"/>
-        </w:rPr>
-        <w:t>Security Testing . . . . . . . . . . . . . . . . . . . . . . . . . . . . . . . . . . . . . . . . . . . . . . . . . . . . . . . . . . . 67</w:t>
-      </w:r>
-    </w:p>
-    <w:p>
-      <w:pPr>
-        <w:spacing w:before="20" w:after="20" w:line="259" w:lineRule="auto"/>
-        <w:ind w:left="397"/>
-      </w:pPr>
-      <w:r>
-        <w:rPr>
-          <w:rFonts w:ascii="Times New Roman" w:hAnsi="Times New Roman"/>
-          <w:b/>
-          <w:sz w:val="24"/>
-        </w:rPr>
-        <w:t xml:space="preserve">5.8. </w:t>
-      </w:r>
-      <w:r>
-        <w:rPr>
-          <w:rFonts w:ascii="Times New Roman" w:hAnsi="Times New Roman"/>
-          <w:b w:val="0"/>
-          <w:sz w:val="24"/>
-        </w:rPr>
-        <w:t>Validation Metrics . . . . . . . . . . . . . . . . . . . . . . . . . . . . . . . . . . . . . . . . . . . . . . . . . . . . . . . . . 68</w:t>
-      </w:r>
-    </w:p>
-    <w:p>
-      <w:pPr>
-        <w:spacing w:before="20" w:after="20" w:line="259" w:lineRule="auto"/>
-        <w:ind w:left="397"/>
-      </w:pPr>
-      <w:r>
-        <w:rPr>
-          <w:rFonts w:ascii="Times New Roman" w:hAnsi="Times New Roman"/>
-          <w:b/>
-          <w:sz w:val="24"/>
-        </w:rPr>
-        <w:t xml:space="preserve">5.9. </w:t>
-      </w:r>
-      <w:r>
-        <w:rPr>
-          <w:rFonts w:ascii="Times New Roman" w:hAnsi="Times New Roman"/>
-          <w:b w:val="0"/>
-          <w:sz w:val="24"/>
-        </w:rPr>
-        <w:t>Test Cases . . . . . . . . . . . . . . . . . . . . . . . . . . . . . . . . . . . . . . . . . . . . . . . . . . . . . . . . . . . . . . . 69</w:t>
-      </w:r>
-    </w:p>
-    <w:p>
-      <w:pPr>
-        <w:spacing w:before="20" w:after="20" w:line="259" w:lineRule="auto"/>
-        <w:ind w:left="397"/>
-      </w:pPr>
-      <w:r>
-        <w:rPr>
-          <w:rFonts w:ascii="Times New Roman" w:hAnsi="Times New Roman"/>
-          <w:b/>
-          <w:sz w:val="24"/>
-        </w:rPr>
-        <w:t xml:space="preserve">5.10. </w:t>
-      </w:r>
-      <w:r>
-        <w:rPr>
-          <w:rFonts w:ascii="Times New Roman" w:hAnsi="Times New Roman"/>
-          <w:b w:val="0"/>
-          <w:sz w:val="24"/>
-        </w:rPr>
-        <w:t>Defects Identified and corrections . . . . . . . . . . . . . . . . . . . . . . . . . . . . . . . . . . . . . . . . . . . . 70</w:t>
-      </w:r>
-    </w:p>
-    <w:p>
-      <w:pPr>
-        <w:spacing w:before="20" w:after="20" w:line="259" w:lineRule="auto"/>
-        <w:ind w:left="397"/>
-      </w:pPr>
-      <w:r>
-        <w:rPr>
-          <w:rFonts w:ascii="Times New Roman" w:hAnsi="Times New Roman"/>
-          <w:b/>
-          <w:sz w:val="24"/>
-        </w:rPr>
-        <w:t xml:space="preserve">5.11. </w:t>
-      </w:r>
-      <w:r>
-        <w:rPr>
-          <w:rFonts w:ascii="Times New Roman" w:hAnsi="Times New Roman"/>
-          <w:b w:val="0"/>
-          <w:sz w:val="24"/>
-        </w:rPr>
-        <w:t>Chapter Summary . . . . . . . . . . . . . . . . . . . . . . . . . . . . . . . . . . . . . . . . . . . . . . . . . . . . . . . . 71</w:t>
-      </w:r>
-    </w:p>
-    <w:p>
-      <w:pPr>
-        <w:spacing w:after="120"/>
-      </w:pPr>
-    </w:p>
-    <w:p>
-      <w:pPr>
-        <w:spacing w:before="20" w:after="20" w:line="259" w:lineRule="auto"/>
-      </w:pPr>
-      <w:r>
-        <w:rPr>
-          <w:rFonts w:ascii="Times New Roman" w:hAnsi="Times New Roman"/>
-          <w:b/>
-          <w:sz w:val="24"/>
-        </w:rPr>
-        <w:t>CHAPTER 6: COMMUNITY DEPLOYMENT AND IMPACT ASSESSMENT . . . . . . . . . . . 72</w:t>
-      </w:r>
-    </w:p>
-    <w:p>
-      <w:pPr>
-        <w:spacing w:before="20" w:after="20" w:line="259" w:lineRule="auto"/>
-        <w:ind w:left="397"/>
-      </w:pPr>
-      <w:r>
-        <w:rPr>
-          <w:rFonts w:ascii="Times New Roman" w:hAnsi="Times New Roman"/>
-          <w:b/>
-          <w:sz w:val="24"/>
-        </w:rPr>
-        <w:t xml:space="preserve">6.1. </w:t>
-      </w:r>
-      <w:r>
-        <w:rPr>
-          <w:rFonts w:ascii="Times New Roman" w:hAnsi="Times New Roman"/>
-          <w:b w:val="0"/>
-          <w:sz w:val="24"/>
-        </w:rPr>
-        <w:t>Beneficiary Profile . . . . . . . . . . . . . . . . . . . . . . . . . . . . . . . . . . . . . . . . . . . . . . . . . . . . . . . . . 72</w:t>
-      </w:r>
-    </w:p>
-    <w:p>
-      <w:pPr>
-        <w:spacing w:before="20" w:after="20" w:line="259" w:lineRule="auto"/>
-        <w:ind w:left="397"/>
-      </w:pPr>
-      <w:r>
-        <w:rPr>
-          <w:rFonts w:ascii="Times New Roman" w:hAnsi="Times New Roman"/>
-          <w:b/>
-          <w:sz w:val="24"/>
-        </w:rPr>
-        <w:t xml:space="preserve">6.2. </w:t>
-      </w:r>
-      <w:r>
-        <w:rPr>
-          <w:rFonts w:ascii="Times New Roman" w:hAnsi="Times New Roman"/>
-          <w:b w:val="0"/>
-          <w:sz w:val="24"/>
-        </w:rPr>
-        <w:t>Community Engagement Activities . . . . . . . . . . . . . . . . . . . . . . . . . . . . . . . . . . . . . . . . . . . . 72</w:t>
-      </w:r>
-    </w:p>
-    <w:p>
-      <w:pPr>
-        <w:spacing w:before="20" w:after="20" w:line="259" w:lineRule="auto"/>
-        <w:ind w:left="397"/>
-      </w:pPr>
-      <w:r>
-        <w:rPr>
-          <w:rFonts w:ascii="Times New Roman" w:hAnsi="Times New Roman"/>
-          <w:b/>
-          <w:sz w:val="24"/>
-        </w:rPr>
-        <w:t xml:space="preserve">6.3. </w:t>
-      </w:r>
-      <w:r>
-        <w:rPr>
-          <w:rFonts w:ascii="Times New Roman" w:hAnsi="Times New Roman"/>
-          <w:b w:val="0"/>
-          <w:sz w:val="24"/>
-        </w:rPr>
-        <w:t>Pilot Deployment . . . . . . . . . . . . . . . . . . . . . . . . . . . . . . . . . . . . . . . . . . . . . . . . . . . . . . . . . . 73</w:t>
-      </w:r>
-    </w:p>
-    <w:p>
-      <w:pPr>
-        <w:spacing w:before="20" w:after="20" w:line="259" w:lineRule="auto"/>
-        <w:ind w:left="397"/>
-      </w:pPr>
-      <w:r>
-        <w:rPr>
-          <w:rFonts w:ascii="Times New Roman" w:hAnsi="Times New Roman"/>
-          <w:b/>
-          <w:sz w:val="24"/>
-        </w:rPr>
-        <w:t xml:space="preserve">6.4. </w:t>
-      </w:r>
-      <w:r>
-        <w:rPr>
-          <w:rFonts w:ascii="Times New Roman" w:hAnsi="Times New Roman"/>
-          <w:b w:val="0"/>
-          <w:sz w:val="24"/>
-        </w:rPr>
-        <w:t>User Training . . . . . . . . . . . . . . . . . . . . . . . . . . . . . . . . . . . . . . . . . . . . . . . . . . . . . . . . . . . . . 74</w:t>
-      </w:r>
-    </w:p>
-    <w:p>
-      <w:pPr>
-        <w:spacing w:before="20" w:after="20" w:line="259" w:lineRule="auto"/>
-        <w:ind w:left="397"/>
-      </w:pPr>
-      <w:r>
-        <w:rPr>
-          <w:rFonts w:ascii="Times New Roman" w:hAnsi="Times New Roman"/>
-          <w:b/>
-          <w:sz w:val="24"/>
-        </w:rPr>
-        <w:t xml:space="preserve">6.5. </w:t>
-      </w:r>
-      <w:r>
-        <w:rPr>
-          <w:rFonts w:ascii="Times New Roman" w:hAnsi="Times New Roman"/>
-          <w:b w:val="0"/>
-          <w:sz w:val="24"/>
-        </w:rPr>
-        <w:t>Feedback Collection . . . . . . . . . . . . . . . . . . . . . . . . . . . . . . . . . . . . . . . . . . . . . . . . . . . . . . . 75</w:t>
-      </w:r>
-    </w:p>
-    <w:p>
-      <w:pPr>
-        <w:spacing w:before="20" w:after="20" w:line="259" w:lineRule="auto"/>
-        <w:ind w:left="397"/>
-      </w:pPr>
-      <w:r>
-        <w:rPr>
-          <w:rFonts w:ascii="Times New Roman" w:hAnsi="Times New Roman"/>
-          <w:b/>
-          <w:sz w:val="24"/>
-        </w:rPr>
-        <w:t xml:space="preserve">6.6. </w:t>
-      </w:r>
-      <w:r>
-        <w:rPr>
-          <w:rFonts w:ascii="Times New Roman" w:hAnsi="Times New Roman"/>
-          <w:b w:val="0"/>
-          <w:sz w:val="24"/>
-        </w:rPr>
-        <w:t>Feedback Analysis . . . . . . . . . . . . . . . . . . . . . . . . . . . . . . . . . . . . . . . . . . . . . . . . . . . . . . . . . 75</w:t>
-      </w:r>
-    </w:p>
-    <w:p>
-      <w:pPr>
-        <w:spacing w:before="20" w:after="20" w:line="259" w:lineRule="auto"/>
-        <w:ind w:left="397"/>
-      </w:pPr>
-      <w:r>
-        <w:rPr>
-          <w:rFonts w:ascii="Times New Roman" w:hAnsi="Times New Roman"/>
-          <w:b/>
-          <w:sz w:val="24"/>
-        </w:rPr>
-        <w:t xml:space="preserve">6.7. </w:t>
-      </w:r>
-      <w:r>
-        <w:rPr>
-          <w:rFonts w:ascii="Times New Roman" w:hAnsi="Times New Roman"/>
-          <w:b w:val="0"/>
-          <w:sz w:val="24"/>
-        </w:rPr>
-        <w:t>Impact Assessment . . . . . . . . . . . . . . . . . . . . . . . . . . . . . . . . . . . . . . . . . . . . . . . . . . . . . . . . 77</w:t>
-      </w:r>
-    </w:p>
-    <w:p>
-      <w:pPr>
-        <w:spacing w:before="20" w:after="20" w:line="259" w:lineRule="auto"/>
-        <w:ind w:left="397"/>
-      </w:pPr>
-      <w:r>
-        <w:rPr>
-          <w:rFonts w:ascii="Times New Roman" w:hAnsi="Times New Roman"/>
-          <w:b/>
-          <w:sz w:val="24"/>
-        </w:rPr>
-        <w:t xml:space="preserve">6.8. </w:t>
-      </w:r>
-      <w:r>
-        <w:rPr>
-          <w:rFonts w:ascii="Times New Roman" w:hAnsi="Times New Roman"/>
-          <w:b w:val="0"/>
-          <w:sz w:val="24"/>
-        </w:rPr>
-        <w:t>Outcome Achievement Matrix . . . . . . . . . . . . . . . . . . . . . . . . . . . . . . . . . . . . . . . . . . . . . . . 78</w:t>
-      </w:r>
-    </w:p>
-    <w:p>
-      <w:pPr>
-        <w:spacing w:before="20" w:after="20" w:line="259" w:lineRule="auto"/>
-        <w:ind w:left="397"/>
-      </w:pPr>
-      <w:r>
-        <w:rPr>
-          <w:rFonts w:ascii="Times New Roman" w:hAnsi="Times New Roman"/>
-          <w:b/>
-          <w:sz w:val="24"/>
-        </w:rPr>
-        <w:t xml:space="preserve">6.9. </w:t>
-      </w:r>
-      <w:r>
-        <w:rPr>
-          <w:rFonts w:ascii="Times New Roman" w:hAnsi="Times New Roman"/>
-          <w:b w:val="0"/>
-          <w:sz w:val="24"/>
-        </w:rPr>
-        <w:t>Sustainability Plan . . . . . . . . . . . . . . . . . . . . . . . . . . . . . . . . . . . . . . . . . . . . . . . . . . . . . . . . . 79</w:t>
-      </w:r>
-    </w:p>
-    <w:p>
-      <w:pPr>
-        <w:spacing w:after="120"/>
-      </w:pPr>
-    </w:p>
-    <w:p>
-      <w:pPr>
-        <w:spacing w:before="20" w:after="20" w:line="259" w:lineRule="auto"/>
-      </w:pPr>
-      <w:r>
-        <w:rPr>
-          <w:rFonts w:ascii="Times New Roman" w:hAnsi="Times New Roman"/>
-          <w:b/>
-          <w:sz w:val="24"/>
-        </w:rPr>
-        <w:t>CHAPTER 7: RESULTS, DISCUSSION, CONCLUSION AND FUTURE SCOPE . . . . . . . . . 80</w:t>
-      </w:r>
-    </w:p>
-    <w:p>
-      <w:pPr>
-        <w:spacing w:before="20" w:after="20" w:line="259" w:lineRule="auto"/>
-        <w:ind w:left="397"/>
-      </w:pPr>
-      <w:r>
-        <w:rPr>
-          <w:rFonts w:ascii="Times New Roman" w:hAnsi="Times New Roman"/>
-          <w:b/>
-          <w:sz w:val="24"/>
-        </w:rPr>
-        <w:t xml:space="preserve">7.1. </w:t>
-      </w:r>
-      <w:r>
-        <w:rPr>
-          <w:rFonts w:ascii="Times New Roman" w:hAnsi="Times New Roman"/>
-          <w:b w:val="0"/>
-          <w:sz w:val="24"/>
-        </w:rPr>
-        <w:t>Results and Discussion . . . . . . . . . . . . . . . . . . . . . . . . . . . . . . . . . . . . . . . . . . . . . . . . . . . . . 80</w:t>
-      </w:r>
-    </w:p>
-    <w:p>
-      <w:pPr>
-        <w:spacing w:before="20" w:after="20" w:line="259" w:lineRule="auto"/>
-        <w:ind w:left="397"/>
-      </w:pPr>
-      <w:r>
-        <w:rPr>
-          <w:rFonts w:ascii="Times New Roman" w:hAnsi="Times New Roman"/>
-          <w:b/>
-          <w:sz w:val="24"/>
-        </w:rPr>
-        <w:t xml:space="preserve">7.2. </w:t>
-      </w:r>
-      <w:r>
-        <w:rPr>
-          <w:rFonts w:ascii="Times New Roman" w:hAnsi="Times New Roman"/>
-          <w:b w:val="0"/>
-          <w:sz w:val="24"/>
-        </w:rPr>
-        <w:t>Achievement of Objectives . . . . . . . . . . . . . . . . . . . . . . . . . . . . . . . . . . . . . . . . . . . . . . . . . . 81</w:t>
-      </w:r>
-    </w:p>
-    <w:p>
-      <w:pPr>
-        <w:spacing w:before="20" w:after="20" w:line="259" w:lineRule="auto"/>
-        <w:ind w:left="397"/>
-      </w:pPr>
-      <w:r>
-        <w:rPr>
-          <w:rFonts w:ascii="Times New Roman" w:hAnsi="Times New Roman"/>
-          <w:b/>
-          <w:sz w:val="24"/>
-        </w:rPr>
-        <w:t xml:space="preserve">7.3. </w:t>
-      </w:r>
-      <w:r>
-        <w:rPr>
-          <w:rFonts w:ascii="Times New Roman" w:hAnsi="Times New Roman"/>
-          <w:b w:val="0"/>
-          <w:sz w:val="24"/>
-        </w:rPr>
-        <w:t>Project Contributions . . . . . . . . . . . . . . . . . . . . . . . . . . . . . . . . . . . . . . . . . . . . . . . . . . . . . . . 82</w:t>
-      </w:r>
-    </w:p>
-    <w:p>
-      <w:pPr>
-        <w:spacing w:before="20" w:after="20" w:line="259" w:lineRule="auto"/>
-        <w:ind w:left="397"/>
-      </w:pPr>
-      <w:r>
-        <w:rPr>
-          <w:rFonts w:ascii="Times New Roman" w:hAnsi="Times New Roman"/>
-          <w:b/>
-          <w:sz w:val="24"/>
-        </w:rPr>
-        <w:t xml:space="preserve">7.4. </w:t>
-      </w:r>
-      <w:r>
-        <w:rPr>
-          <w:rFonts w:ascii="Times New Roman" w:hAnsi="Times New Roman"/>
-          <w:b w:val="0"/>
-          <w:sz w:val="24"/>
-        </w:rPr>
-        <w:t>Limitations . . . . . . . . . . . . . . . . . . . . . . . . . . . . . . . . . . . . . . . . . . . . . . . . . . . . . . . . . . . . . . . 83</w:t>
-      </w:r>
-    </w:p>
-    <w:p>
-      <w:pPr>
-        <w:spacing w:before="20" w:after="20" w:line="259" w:lineRule="auto"/>
-        <w:ind w:left="397"/>
-      </w:pPr>
-      <w:r>
-        <w:rPr>
-          <w:rFonts w:ascii="Times New Roman" w:hAnsi="Times New Roman"/>
-          <w:b/>
-          <w:sz w:val="24"/>
-        </w:rPr>
-        <w:t xml:space="preserve">7.5. </w:t>
-      </w:r>
-      <w:r>
-        <w:rPr>
-          <w:rFonts w:ascii="Times New Roman" w:hAnsi="Times New Roman"/>
-          <w:b w:val="0"/>
-          <w:sz w:val="24"/>
-        </w:rPr>
-        <w:t>Future Enhancements . . . . . . . . . . . . . . . . . . . . . . . . . . . . . . . . . . . . . . . . . . . . . . . . . . . . . . 84</w:t>
-      </w:r>
-    </w:p>
-    <w:p>
-      <w:pPr>
-        <w:spacing w:before="20" w:after="20" w:line="259" w:lineRule="auto"/>
-        <w:ind w:left="397"/>
-      </w:pPr>
-      <w:r>
-        <w:rPr>
-          <w:rFonts w:ascii="Times New Roman" w:hAnsi="Times New Roman"/>
-          <w:b/>
-          <w:sz w:val="24"/>
-        </w:rPr>
-        <w:t xml:space="preserve">7.6. </w:t>
-      </w:r>
-      <w:r>
-        <w:rPr>
-          <w:rFonts w:ascii="Times New Roman" w:hAnsi="Times New Roman"/>
-          <w:b w:val="0"/>
-          <w:sz w:val="24"/>
-        </w:rPr>
-        <w:t>Conclusion . . . . . . . . . . . . . . . . . . . . . . . . . . . . . . . . . . . . . . . . . . . . . . . . . . . . . . . . . . . . . . . 85</w:t>
-      </w:r>
-    </w:p>
-    <w:p>
-      <w:pPr>
-        <w:spacing w:after="120"/>
-      </w:pPr>
-    </w:p>
-    <w:p>
-      <w:pPr>
-        <w:spacing w:before="20" w:after="20" w:line="259" w:lineRule="auto"/>
-      </w:pPr>
-      <w:r>
-        <w:rPr>
-          <w:rFonts w:ascii="Times New Roman" w:hAnsi="Times New Roman"/>
-          <w:b/>
-          <w:sz w:val="24"/>
-        </w:rPr>
-        <w:t>REFERENCES . . . . . . . . . . . . . . . . . . . . . . . . . . . . . . . . . . . . . . . . . . . . . . . . . . . . . . . . . . . . . . . . . 86</w:t>
-      </w:r>
-    </w:p>
-    <w:p>
-      <w:pPr>
-        <w:spacing w:before="20" w:after="20" w:line="259" w:lineRule="auto"/>
-      </w:pPr>
-      <w:r>
-        <w:rPr>
-          <w:rFonts w:ascii="Times New Roman" w:hAnsi="Times New Roman"/>
-          <w:b/>
-          <w:sz w:val="24"/>
-        </w:rPr>
-        <w:t>ANNEXURES . . . . . . . . . . . . . . . . . . . . . . . . . . . . . . . . . . . . . . . . . . . . . . . . . . . . . . . . . . 89 onwards</w:t>
-      </w:r>
-    </w:p>
+    <w:tbl>
+      <w:tblPr>
+        <w:tblW w:type="auto" w:w="0"/>
+        <w:tblLayout w:type="autofit"/>
+        <w:tblLook w:firstColumn="1" w:firstRow="1" w:lastColumn="0" w:lastRow="0" w:noHBand="0" w:noVBand="1" w:val="04A0"/>
+      </w:tblPr>
+      <w:tblGrid>
+        <w:gridCol w:w="3289"/>
+        <w:gridCol w:w="3289"/>
+        <w:gridCol w:w="3289"/>
+      </w:tblGrid>
+      <w:tr>
+        <w:tc>
+          <w:tcPr>
+            <w:tcW w:type="dxa" w:w="6236"/>
+          </w:tcPr>
+          <w:p>
+            <w:pPr>
+              <w:spacing w:before="20" w:after="20"/>
+            </w:pPr>
+            <w:r>
+              <w:rPr>
+                <w:rFonts w:ascii="Times New Roman" w:hAnsi="Times New Roman"/>
+                <w:b/>
+                <w:sz w:val="24"/>
+              </w:rPr>
+              <w:t>CHAPTER 1: INTRODUCTION AND COMMUNITY CONTEXT</w:t>
+            </w:r>
+          </w:p>
+        </w:tc>
+        <w:tc>
+          <w:tcPr>
+            <w:tcW w:type="dxa" w:w="2835"/>
+            <w:tcBorders>
+              <w:top w:val="nil"/>
+              <w:left w:val="nil"/>
+              <w:right w:val="nil"/>
+              <w:bottom w:val="dotted" w:sz="12" w:space="1" w:color="000000"/>
+            </w:tcBorders>
+          </w:tcPr>
+          <w:p>
+            <w:r/>
+          </w:p>
+        </w:tc>
+        <w:tc>
+          <w:tcPr>
+            <w:tcW w:type="dxa" w:w="907"/>
+          </w:tcPr>
+          <w:p>
+            <w:pPr>
+              <w:jc w:val="right"/>
+            </w:pPr>
+            <w:r>
+              <w:rPr>
+                <w:rFonts w:ascii="Times New Roman" w:hAnsi="Times New Roman"/>
+                <w:b/>
+                <w:sz w:val="24"/>
+              </w:rPr>
+              <w:t>1</w:t>
+            </w:r>
+          </w:p>
+        </w:tc>
+      </w:tr>
+      <w:tr>
+        <w:tc>
+          <w:tcPr>
+            <w:tcW w:type="dxa" w:w="6236"/>
+          </w:tcPr>
+          <w:p>
+            <w:pPr>
+              <w:spacing w:before="20" w:after="20"/>
+              <w:ind w:left="283"/>
+            </w:pPr>
+            <w:r>
+              <w:rPr>
+                <w:rFonts w:ascii="Times New Roman" w:hAnsi="Times New Roman"/>
+                <w:b/>
+                <w:sz w:val="24"/>
+              </w:rPr>
+              <w:t xml:space="preserve">1.1. </w:t>
+            </w:r>
+            <w:r>
+              <w:rPr>
+                <w:rFonts w:ascii="Times New Roman" w:hAnsi="Times New Roman"/>
+                <w:b w:val="0"/>
+                <w:sz w:val="24"/>
+              </w:rPr>
+              <w:t>Project Background</w:t>
+            </w:r>
+          </w:p>
+        </w:tc>
+        <w:tc>
+          <w:tcPr>
+            <w:tcW w:type="dxa" w:w="2835"/>
+            <w:tcBorders>
+              <w:top w:val="nil"/>
+              <w:left w:val="nil"/>
+              <w:right w:val="nil"/>
+              <w:bottom w:val="dotted" w:sz="12" w:space="1" w:color="000000"/>
+            </w:tcBorders>
+          </w:tcPr>
+          <w:p>
+            <w:r/>
+          </w:p>
+        </w:tc>
+        <w:tc>
+          <w:tcPr>
+            <w:tcW w:type="dxa" w:w="907"/>
+          </w:tcPr>
+          <w:p>
+            <w:pPr>
+              <w:jc w:val="right"/>
+            </w:pPr>
+            <w:r>
+              <w:rPr>
+                <w:rFonts w:ascii="Times New Roman" w:hAnsi="Times New Roman"/>
+                <w:b w:val="0"/>
+                <w:sz w:val="24"/>
+              </w:rPr>
+              <w:t>1</w:t>
+            </w:r>
+          </w:p>
+        </w:tc>
+      </w:tr>
+      <w:tr>
+        <w:tc>
+          <w:tcPr>
+            <w:tcW w:type="dxa" w:w="6236"/>
+          </w:tcPr>
+          <w:p>
+            <w:pPr>
+              <w:spacing w:before="20" w:after="20"/>
+              <w:ind w:left="283"/>
+            </w:pPr>
+            <w:r>
+              <w:rPr>
+                <w:rFonts w:ascii="Times New Roman" w:hAnsi="Times New Roman"/>
+                <w:b/>
+                <w:sz w:val="24"/>
+              </w:rPr>
+              <w:t xml:space="preserve">1.2. </w:t>
+            </w:r>
+            <w:r>
+              <w:rPr>
+                <w:rFonts w:ascii="Times New Roman" w:hAnsi="Times New Roman"/>
+                <w:b w:val="0"/>
+                <w:sz w:val="24"/>
+              </w:rPr>
+              <w:t>Community Problem Identification</w:t>
+            </w:r>
+          </w:p>
+        </w:tc>
+        <w:tc>
+          <w:tcPr>
+            <w:tcW w:type="dxa" w:w="2835"/>
+            <w:tcBorders>
+              <w:top w:val="nil"/>
+              <w:left w:val="nil"/>
+              <w:right w:val="nil"/>
+              <w:bottom w:val="dotted" w:sz="12" w:space="1" w:color="000000"/>
+            </w:tcBorders>
+          </w:tcPr>
+          <w:p>
+            <w:r/>
+          </w:p>
+        </w:tc>
+        <w:tc>
+          <w:tcPr>
+            <w:tcW w:type="dxa" w:w="907"/>
+          </w:tcPr>
+          <w:p>
+            <w:pPr>
+              <w:jc w:val="right"/>
+            </w:pPr>
+            <w:r>
+              <w:rPr>
+                <w:rFonts w:ascii="Times New Roman" w:hAnsi="Times New Roman"/>
+                <w:b w:val="0"/>
+                <w:sz w:val="24"/>
+              </w:rPr>
+              <w:t>1</w:t>
+            </w:r>
+          </w:p>
+        </w:tc>
+      </w:tr>
+      <w:tr>
+        <w:tc>
+          <w:tcPr>
+            <w:tcW w:type="dxa" w:w="6236"/>
+          </w:tcPr>
+          <w:p>
+            <w:pPr>
+              <w:spacing w:before="20" w:after="20"/>
+              <w:ind w:left="283"/>
+            </w:pPr>
+            <w:r>
+              <w:rPr>
+                <w:rFonts w:ascii="Times New Roman" w:hAnsi="Times New Roman"/>
+                <w:b/>
+                <w:sz w:val="24"/>
+              </w:rPr>
+              <w:t xml:space="preserve">1.3. </w:t>
+            </w:r>
+            <w:r>
+              <w:rPr>
+                <w:rFonts w:ascii="Times New Roman" w:hAnsi="Times New Roman"/>
+                <w:b w:val="0"/>
+                <w:sz w:val="24"/>
+              </w:rPr>
+              <w:t>Community Need Assessment</w:t>
+            </w:r>
+          </w:p>
+        </w:tc>
+        <w:tc>
+          <w:tcPr>
+            <w:tcW w:type="dxa" w:w="2835"/>
+            <w:tcBorders>
+              <w:top w:val="nil"/>
+              <w:left w:val="nil"/>
+              <w:right w:val="nil"/>
+              <w:bottom w:val="dotted" w:sz="12" w:space="1" w:color="000000"/>
+            </w:tcBorders>
+          </w:tcPr>
+          <w:p>
+            <w:r/>
+          </w:p>
+        </w:tc>
+        <w:tc>
+          <w:tcPr>
+            <w:tcW w:type="dxa" w:w="907"/>
+          </w:tcPr>
+          <w:p>
+            <w:pPr>
+              <w:jc w:val="right"/>
+            </w:pPr>
+            <w:r>
+              <w:rPr>
+                <w:rFonts w:ascii="Times New Roman" w:hAnsi="Times New Roman"/>
+                <w:b w:val="0"/>
+                <w:sz w:val="24"/>
+              </w:rPr>
+              <w:t>2</w:t>
+            </w:r>
+          </w:p>
+        </w:tc>
+      </w:tr>
+      <w:tr>
+        <w:tc>
+          <w:tcPr>
+            <w:tcW w:type="dxa" w:w="6236"/>
+          </w:tcPr>
+          <w:p>
+            <w:pPr>
+              <w:spacing w:before="20" w:after="20"/>
+              <w:ind w:left="283"/>
+            </w:pPr>
+            <w:r>
+              <w:rPr>
+                <w:rFonts w:ascii="Times New Roman" w:hAnsi="Times New Roman"/>
+                <w:b/>
+                <w:sz w:val="24"/>
+              </w:rPr>
+              <w:t xml:space="preserve">1.4. </w:t>
+            </w:r>
+            <w:r>
+              <w:rPr>
+                <w:rFonts w:ascii="Times New Roman" w:hAnsi="Times New Roman"/>
+                <w:b w:val="0"/>
+                <w:sz w:val="24"/>
+              </w:rPr>
+              <w:t>Existing System Analysis</w:t>
+            </w:r>
+          </w:p>
+        </w:tc>
+        <w:tc>
+          <w:tcPr>
+            <w:tcW w:type="dxa" w:w="2835"/>
+            <w:tcBorders>
+              <w:top w:val="nil"/>
+              <w:left w:val="nil"/>
+              <w:right w:val="nil"/>
+              <w:bottom w:val="dotted" w:sz="12" w:space="1" w:color="000000"/>
+            </w:tcBorders>
+          </w:tcPr>
+          <w:p>
+            <w:r/>
+          </w:p>
+        </w:tc>
+        <w:tc>
+          <w:tcPr>
+            <w:tcW w:type="dxa" w:w="907"/>
+          </w:tcPr>
+          <w:p>
+            <w:pPr>
+              <w:jc w:val="right"/>
+            </w:pPr>
+            <w:r>
+              <w:rPr>
+                <w:rFonts w:ascii="Times New Roman" w:hAnsi="Times New Roman"/>
+                <w:b w:val="0"/>
+                <w:sz w:val="24"/>
+              </w:rPr>
+              <w:t>3</w:t>
+            </w:r>
+          </w:p>
+        </w:tc>
+      </w:tr>
+      <w:tr>
+        <w:tc>
+          <w:tcPr>
+            <w:tcW w:type="dxa" w:w="6236"/>
+          </w:tcPr>
+          <w:p>
+            <w:pPr>
+              <w:spacing w:before="20" w:after="20"/>
+              <w:ind w:left="283"/>
+            </w:pPr>
+            <w:r>
+              <w:rPr>
+                <w:rFonts w:ascii="Times New Roman" w:hAnsi="Times New Roman"/>
+                <w:b/>
+                <w:sz w:val="24"/>
+              </w:rPr>
+              <w:t xml:space="preserve">1.5. </w:t>
+            </w:r>
+            <w:r>
+              <w:rPr>
+                <w:rFonts w:ascii="Times New Roman" w:hAnsi="Times New Roman"/>
+                <w:b w:val="0"/>
+                <w:sz w:val="24"/>
+              </w:rPr>
+              <w:t>Problem Statement</w:t>
+            </w:r>
+          </w:p>
+        </w:tc>
+        <w:tc>
+          <w:tcPr>
+            <w:tcW w:type="dxa" w:w="2835"/>
+            <w:tcBorders>
+              <w:top w:val="nil"/>
+              <w:left w:val="nil"/>
+              <w:right w:val="nil"/>
+              <w:bottom w:val="dotted" w:sz="12" w:space="1" w:color="000000"/>
+            </w:tcBorders>
+          </w:tcPr>
+          <w:p>
+            <w:r/>
+          </w:p>
+        </w:tc>
+        <w:tc>
+          <w:tcPr>
+            <w:tcW w:type="dxa" w:w="907"/>
+          </w:tcPr>
+          <w:p>
+            <w:pPr>
+              <w:jc w:val="right"/>
+            </w:pPr>
+            <w:r>
+              <w:rPr>
+                <w:rFonts w:ascii="Times New Roman" w:hAnsi="Times New Roman"/>
+                <w:b w:val="0"/>
+                <w:sz w:val="24"/>
+              </w:rPr>
+              <w:t>3</w:t>
+            </w:r>
+          </w:p>
+        </w:tc>
+      </w:tr>
+      <w:tr>
+        <w:tc>
+          <w:tcPr>
+            <w:tcW w:type="dxa" w:w="6236"/>
+          </w:tcPr>
+          <w:p>
+            <w:pPr>
+              <w:spacing w:before="20" w:after="20"/>
+              <w:ind w:left="283"/>
+            </w:pPr>
+            <w:r>
+              <w:rPr>
+                <w:rFonts w:ascii="Times New Roman" w:hAnsi="Times New Roman"/>
+                <w:b/>
+                <w:sz w:val="24"/>
+              </w:rPr>
+              <w:t xml:space="preserve">1.6. </w:t>
+            </w:r>
+            <w:r>
+              <w:rPr>
+                <w:rFonts w:ascii="Times New Roman" w:hAnsi="Times New Roman"/>
+                <w:b w:val="0"/>
+                <w:sz w:val="24"/>
+              </w:rPr>
+              <w:t>Proposed Solution</w:t>
+            </w:r>
+          </w:p>
+        </w:tc>
+        <w:tc>
+          <w:tcPr>
+            <w:tcW w:type="dxa" w:w="2835"/>
+            <w:tcBorders>
+              <w:top w:val="nil"/>
+              <w:left w:val="nil"/>
+              <w:right w:val="nil"/>
+              <w:bottom w:val="dotted" w:sz="12" w:space="1" w:color="000000"/>
+            </w:tcBorders>
+          </w:tcPr>
+          <w:p>
+            <w:r/>
+          </w:p>
+        </w:tc>
+        <w:tc>
+          <w:tcPr>
+            <w:tcW w:type="dxa" w:w="907"/>
+          </w:tcPr>
+          <w:p>
+            <w:pPr>
+              <w:jc w:val="right"/>
+            </w:pPr>
+            <w:r>
+              <w:rPr>
+                <w:rFonts w:ascii="Times New Roman" w:hAnsi="Times New Roman"/>
+                <w:b w:val="0"/>
+                <w:sz w:val="24"/>
+              </w:rPr>
+              <w:t>3</w:t>
+            </w:r>
+          </w:p>
+        </w:tc>
+      </w:tr>
+      <w:tr>
+        <w:tc>
+          <w:tcPr>
+            <w:tcW w:type="dxa" w:w="6236"/>
+          </w:tcPr>
+          <w:p>
+            <w:pPr>
+              <w:spacing w:before="20" w:after="20"/>
+              <w:ind w:left="283"/>
+            </w:pPr>
+            <w:r>
+              <w:rPr>
+                <w:rFonts w:ascii="Times New Roman" w:hAnsi="Times New Roman"/>
+                <w:b/>
+                <w:sz w:val="24"/>
+              </w:rPr>
+              <w:t xml:space="preserve">1.7. </w:t>
+            </w:r>
+            <w:r>
+              <w:rPr>
+                <w:rFonts w:ascii="Times New Roman" w:hAnsi="Times New Roman"/>
+                <w:b w:val="0"/>
+                <w:sz w:val="24"/>
+              </w:rPr>
+              <w:t>Aim and Objectives</w:t>
+            </w:r>
+          </w:p>
+        </w:tc>
+        <w:tc>
+          <w:tcPr>
+            <w:tcW w:type="dxa" w:w="2835"/>
+            <w:tcBorders>
+              <w:top w:val="nil"/>
+              <w:left w:val="nil"/>
+              <w:right w:val="nil"/>
+              <w:bottom w:val="dotted" w:sz="12" w:space="1" w:color="000000"/>
+            </w:tcBorders>
+          </w:tcPr>
+          <w:p>
+            <w:r/>
+          </w:p>
+        </w:tc>
+        <w:tc>
+          <w:tcPr>
+            <w:tcW w:type="dxa" w:w="907"/>
+          </w:tcPr>
+          <w:p>
+            <w:pPr>
+              <w:jc w:val="right"/>
+            </w:pPr>
+            <w:r>
+              <w:rPr>
+                <w:rFonts w:ascii="Times New Roman" w:hAnsi="Times New Roman"/>
+                <w:b w:val="0"/>
+                <w:sz w:val="24"/>
+              </w:rPr>
+              <w:t>4</w:t>
+            </w:r>
+          </w:p>
+        </w:tc>
+      </w:tr>
+      <w:tr>
+        <w:tc>
+          <w:tcPr>
+            <w:tcW w:type="dxa" w:w="6236"/>
+          </w:tcPr>
+          <w:p>
+            <w:pPr>
+              <w:spacing w:before="20" w:after="20"/>
+              <w:ind w:left="283"/>
+            </w:pPr>
+            <w:r>
+              <w:rPr>
+                <w:rFonts w:ascii="Times New Roman" w:hAnsi="Times New Roman"/>
+                <w:b/>
+                <w:sz w:val="24"/>
+              </w:rPr>
+              <w:t xml:space="preserve">1.8. </w:t>
+            </w:r>
+            <w:r>
+              <w:rPr>
+                <w:rFonts w:ascii="Times New Roman" w:hAnsi="Times New Roman"/>
+                <w:b w:val="0"/>
+                <w:sz w:val="24"/>
+              </w:rPr>
+              <w:t>Scope of Project</w:t>
+            </w:r>
+          </w:p>
+        </w:tc>
+        <w:tc>
+          <w:tcPr>
+            <w:tcW w:type="dxa" w:w="2835"/>
+            <w:tcBorders>
+              <w:top w:val="nil"/>
+              <w:left w:val="nil"/>
+              <w:right w:val="nil"/>
+              <w:bottom w:val="dotted" w:sz="12" w:space="1" w:color="000000"/>
+            </w:tcBorders>
+          </w:tcPr>
+          <w:p>
+            <w:r/>
+          </w:p>
+        </w:tc>
+        <w:tc>
+          <w:tcPr>
+            <w:tcW w:type="dxa" w:w="907"/>
+          </w:tcPr>
+          <w:p>
+            <w:pPr>
+              <w:jc w:val="right"/>
+            </w:pPr>
+            <w:r>
+              <w:rPr>
+                <w:rFonts w:ascii="Times New Roman" w:hAnsi="Times New Roman"/>
+                <w:b w:val="0"/>
+                <w:sz w:val="24"/>
+              </w:rPr>
+              <w:t>4</w:t>
+            </w:r>
+          </w:p>
+        </w:tc>
+      </w:tr>
+      <w:tr>
+        <w:tc>
+          <w:tcPr>
+            <w:tcW w:type="dxa" w:w="6236"/>
+          </w:tcPr>
+          <w:p>
+            <w:pPr>
+              <w:spacing w:before="20" w:after="20"/>
+              <w:ind w:left="283"/>
+            </w:pPr>
+            <w:r>
+              <w:rPr>
+                <w:rFonts w:ascii="Times New Roman" w:hAnsi="Times New Roman"/>
+                <w:b/>
+                <w:sz w:val="24"/>
+              </w:rPr>
+              <w:t xml:space="preserve">1.9. </w:t>
+            </w:r>
+            <w:r>
+              <w:rPr>
+                <w:rFonts w:ascii="Times New Roman" w:hAnsi="Times New Roman"/>
+                <w:b w:val="0"/>
+                <w:sz w:val="24"/>
+              </w:rPr>
+              <w:t>Limitations</w:t>
+            </w:r>
+          </w:p>
+        </w:tc>
+        <w:tc>
+          <w:tcPr>
+            <w:tcW w:type="dxa" w:w="2835"/>
+            <w:tcBorders>
+              <w:top w:val="nil"/>
+              <w:left w:val="nil"/>
+              <w:right w:val="nil"/>
+              <w:bottom w:val="dotted" w:sz="12" w:space="1" w:color="000000"/>
+            </w:tcBorders>
+          </w:tcPr>
+          <w:p>
+            <w:r/>
+          </w:p>
+        </w:tc>
+        <w:tc>
+          <w:tcPr>
+            <w:tcW w:type="dxa" w:w="907"/>
+          </w:tcPr>
+          <w:p>
+            <w:pPr>
+              <w:jc w:val="right"/>
+            </w:pPr>
+            <w:r>
+              <w:rPr>
+                <w:rFonts w:ascii="Times New Roman" w:hAnsi="Times New Roman"/>
+                <w:b w:val="0"/>
+                <w:sz w:val="24"/>
+              </w:rPr>
+              <w:t>5</w:t>
+            </w:r>
+          </w:p>
+        </w:tc>
+      </w:tr>
+      <w:tr>
+        <w:tc>
+          <w:tcPr>
+            <w:tcW w:type="dxa" w:w="6236"/>
+          </w:tcPr>
+          <w:p>
+            <w:pPr>
+              <w:spacing w:before="20" w:after="20"/>
+              <w:ind w:left="283"/>
+            </w:pPr>
+            <w:r>
+              <w:rPr>
+                <w:rFonts w:ascii="Times New Roman" w:hAnsi="Times New Roman"/>
+                <w:b/>
+                <w:sz w:val="24"/>
+              </w:rPr>
+              <w:t xml:space="preserve">1.10. </w:t>
+            </w:r>
+            <w:r>
+              <w:rPr>
+                <w:rFonts w:ascii="Times New Roman" w:hAnsi="Times New Roman"/>
+                <w:b w:val="0"/>
+                <w:sz w:val="24"/>
+              </w:rPr>
+              <w:t>Major Modules</w:t>
+            </w:r>
+          </w:p>
+        </w:tc>
+        <w:tc>
+          <w:tcPr>
+            <w:tcW w:type="dxa" w:w="2835"/>
+            <w:tcBorders>
+              <w:top w:val="nil"/>
+              <w:left w:val="nil"/>
+              <w:right w:val="nil"/>
+              <w:bottom w:val="dotted" w:sz="12" w:space="1" w:color="000000"/>
+            </w:tcBorders>
+          </w:tcPr>
+          <w:p>
+            <w:r/>
+          </w:p>
+        </w:tc>
+        <w:tc>
+          <w:tcPr>
+            <w:tcW w:type="dxa" w:w="907"/>
+          </w:tcPr>
+          <w:p>
+            <w:pPr>
+              <w:jc w:val="right"/>
+            </w:pPr>
+            <w:r>
+              <w:rPr>
+                <w:rFonts w:ascii="Times New Roman" w:hAnsi="Times New Roman"/>
+                <w:b w:val="0"/>
+                <w:sz w:val="24"/>
+              </w:rPr>
+              <w:t>5</w:t>
+            </w:r>
+          </w:p>
+        </w:tc>
+      </w:tr>
+      <w:tr>
+        <w:tc>
+          <w:tcPr>
+            <w:tcW w:type="dxa" w:w="6236"/>
+          </w:tcPr>
+          <w:p>
+            <w:pPr>
+              <w:spacing w:before="20" w:after="20"/>
+              <w:ind w:left="283"/>
+            </w:pPr>
+            <w:r>
+              <w:rPr>
+                <w:rFonts w:ascii="Times New Roman" w:hAnsi="Times New Roman"/>
+                <w:b/>
+                <w:sz w:val="24"/>
+              </w:rPr>
+              <w:t xml:space="preserve">1.11. </w:t>
+            </w:r>
+            <w:r>
+              <w:rPr>
+                <w:rFonts w:ascii="Times New Roman" w:hAnsi="Times New Roman"/>
+                <w:b w:val="0"/>
+                <w:sz w:val="24"/>
+              </w:rPr>
+              <w:t>Success Criteria</w:t>
+            </w:r>
+          </w:p>
+        </w:tc>
+        <w:tc>
+          <w:tcPr>
+            <w:tcW w:type="dxa" w:w="2835"/>
+            <w:tcBorders>
+              <w:top w:val="nil"/>
+              <w:left w:val="nil"/>
+              <w:right w:val="nil"/>
+              <w:bottom w:val="dotted" w:sz="12" w:space="1" w:color="000000"/>
+            </w:tcBorders>
+          </w:tcPr>
+          <w:p>
+            <w:r/>
+          </w:p>
+        </w:tc>
+        <w:tc>
+          <w:tcPr>
+            <w:tcW w:type="dxa" w:w="907"/>
+          </w:tcPr>
+          <w:p>
+            <w:pPr>
+              <w:jc w:val="right"/>
+            </w:pPr>
+            <w:r>
+              <w:rPr>
+                <w:rFonts w:ascii="Times New Roman" w:hAnsi="Times New Roman"/>
+                <w:b w:val="0"/>
+                <w:sz w:val="24"/>
+              </w:rPr>
+              <w:t>6</w:t>
+            </w:r>
+          </w:p>
+        </w:tc>
+      </w:tr>
+      <w:tr>
+        <w:tc>
+          <w:tcPr>
+            <w:tcW w:type="dxa" w:w="6236"/>
+          </w:tcPr>
+          <w:p>
+            <w:pPr>
+              <w:spacing w:before="20" w:after="20"/>
+              <w:ind w:left="283"/>
+            </w:pPr>
+            <w:r>
+              <w:rPr>
+                <w:rFonts w:ascii="Times New Roman" w:hAnsi="Times New Roman"/>
+                <w:b/>
+                <w:sz w:val="24"/>
+              </w:rPr>
+              <w:t xml:space="preserve">1.12. </w:t>
+            </w:r>
+            <w:r>
+              <w:rPr>
+                <w:rFonts w:ascii="Times New Roman" w:hAnsi="Times New Roman"/>
+                <w:b w:val="0"/>
+                <w:sz w:val="24"/>
+              </w:rPr>
+              <w:t>Expected Outcomes</w:t>
+            </w:r>
+          </w:p>
+        </w:tc>
+        <w:tc>
+          <w:tcPr>
+            <w:tcW w:type="dxa" w:w="2835"/>
+            <w:tcBorders>
+              <w:top w:val="nil"/>
+              <w:left w:val="nil"/>
+              <w:right w:val="nil"/>
+              <w:bottom w:val="dotted" w:sz="12" w:space="1" w:color="000000"/>
+            </w:tcBorders>
+          </w:tcPr>
+          <w:p>
+            <w:r/>
+          </w:p>
+        </w:tc>
+        <w:tc>
+          <w:tcPr>
+            <w:tcW w:type="dxa" w:w="907"/>
+          </w:tcPr>
+          <w:p>
+            <w:pPr>
+              <w:jc w:val="right"/>
+            </w:pPr>
+            <w:r>
+              <w:rPr>
+                <w:rFonts w:ascii="Times New Roman" w:hAnsi="Times New Roman"/>
+                <w:b w:val="0"/>
+                <w:sz w:val="24"/>
+              </w:rPr>
+              <w:t>6</w:t>
+            </w:r>
+          </w:p>
+        </w:tc>
+      </w:tr>
+      <w:tr>
+        <w:tc>
+          <w:tcPr>
+            <w:tcW w:type="dxa" w:w="6236"/>
+          </w:tcPr>
+          <w:p>
+            <w:pPr>
+              <w:spacing w:before="20" w:after="20"/>
+              <w:ind w:left="283"/>
+            </w:pPr>
+            <w:r>
+              <w:rPr>
+                <w:rFonts w:ascii="Times New Roman" w:hAnsi="Times New Roman"/>
+                <w:b/>
+                <w:sz w:val="24"/>
+              </w:rPr>
+              <w:t xml:space="preserve">1.13. </w:t>
+            </w:r>
+            <w:r>
+              <w:rPr>
+                <w:rFonts w:ascii="Times New Roman" w:hAnsi="Times New Roman"/>
+                <w:b w:val="0"/>
+                <w:sz w:val="24"/>
+              </w:rPr>
+              <w:t>Chapter Summary</w:t>
+            </w:r>
+          </w:p>
+        </w:tc>
+        <w:tc>
+          <w:tcPr>
+            <w:tcW w:type="dxa" w:w="2835"/>
+            <w:tcBorders>
+              <w:top w:val="nil"/>
+              <w:left w:val="nil"/>
+              <w:right w:val="nil"/>
+              <w:bottom w:val="dotted" w:sz="12" w:space="1" w:color="000000"/>
+            </w:tcBorders>
+          </w:tcPr>
+          <w:p>
+            <w:r/>
+          </w:p>
+        </w:tc>
+        <w:tc>
+          <w:tcPr>
+            <w:tcW w:type="dxa" w:w="907"/>
+          </w:tcPr>
+          <w:p>
+            <w:pPr>
+              <w:jc w:val="right"/>
+            </w:pPr>
+            <w:r>
+              <w:rPr>
+                <w:rFonts w:ascii="Times New Roman" w:hAnsi="Times New Roman"/>
+                <w:b w:val="0"/>
+                <w:sz w:val="24"/>
+              </w:rPr>
+              <w:t>7</w:t>
+            </w:r>
+          </w:p>
+        </w:tc>
+      </w:tr>
+      <w:tr>
+        <w:tc>
+          <w:tcPr>
+            <w:tcW w:type="dxa" w:w="6236"/>
+          </w:tcPr>
+          <w:p>
+            <w:pPr>
+              <w:spacing w:before="20" w:after="20"/>
+            </w:pPr>
+            <w:r>
+              <w:rPr>
+                <w:rFonts w:ascii="Times New Roman" w:hAnsi="Times New Roman"/>
+                <w:b/>
+                <w:sz w:val="24"/>
+              </w:rPr>
+              <w:t>CHAPTER 2: SYSTEM ANALYSIS AND REQUIREMENT ANALYSIS</w:t>
+            </w:r>
+          </w:p>
+        </w:tc>
+        <w:tc>
+          <w:tcPr>
+            <w:tcW w:type="dxa" w:w="2835"/>
+            <w:tcBorders>
+              <w:top w:val="nil"/>
+              <w:left w:val="nil"/>
+              <w:right w:val="nil"/>
+              <w:bottom w:val="dotted" w:sz="12" w:space="1" w:color="000000"/>
+            </w:tcBorders>
+          </w:tcPr>
+          <w:p>
+            <w:r/>
+          </w:p>
+        </w:tc>
+        <w:tc>
+          <w:tcPr>
+            <w:tcW w:type="dxa" w:w="907"/>
+          </w:tcPr>
+          <w:p>
+            <w:pPr>
+              <w:jc w:val="right"/>
+            </w:pPr>
+            <w:r>
+              <w:rPr>
+                <w:rFonts w:ascii="Times New Roman" w:hAnsi="Times New Roman"/>
+                <w:b/>
+                <w:sz w:val="24"/>
+              </w:rPr>
+              <w:t>8</w:t>
+            </w:r>
+          </w:p>
+        </w:tc>
+      </w:tr>
+      <w:tr>
+        <w:tc>
+          <w:tcPr>
+            <w:tcW w:type="dxa" w:w="6236"/>
+          </w:tcPr>
+          <w:p>
+            <w:pPr>
+              <w:spacing w:before="20" w:after="20"/>
+              <w:ind w:left="283"/>
+            </w:pPr>
+            <w:r>
+              <w:rPr>
+                <w:rFonts w:ascii="Times New Roman" w:hAnsi="Times New Roman"/>
+                <w:b/>
+                <w:sz w:val="24"/>
+              </w:rPr>
+              <w:t xml:space="preserve">2.1. </w:t>
+            </w:r>
+            <w:r>
+              <w:rPr>
+                <w:rFonts w:ascii="Times New Roman" w:hAnsi="Times New Roman"/>
+                <w:b w:val="0"/>
+                <w:sz w:val="24"/>
+              </w:rPr>
+              <w:t>Introduction</w:t>
+            </w:r>
+          </w:p>
+        </w:tc>
+        <w:tc>
+          <w:tcPr>
+            <w:tcW w:type="dxa" w:w="2835"/>
+            <w:tcBorders>
+              <w:top w:val="nil"/>
+              <w:left w:val="nil"/>
+              <w:right w:val="nil"/>
+              <w:bottom w:val="dotted" w:sz="12" w:space="1" w:color="000000"/>
+            </w:tcBorders>
+          </w:tcPr>
+          <w:p>
+            <w:r/>
+          </w:p>
+        </w:tc>
+        <w:tc>
+          <w:tcPr>
+            <w:tcW w:type="dxa" w:w="907"/>
+          </w:tcPr>
+          <w:p>
+            <w:pPr>
+              <w:jc w:val="right"/>
+            </w:pPr>
+            <w:r>
+              <w:rPr>
+                <w:rFonts w:ascii="Times New Roman" w:hAnsi="Times New Roman"/>
+                <w:b w:val="0"/>
+                <w:sz w:val="24"/>
+              </w:rPr>
+              <w:t>8</w:t>
+            </w:r>
+          </w:p>
+        </w:tc>
+      </w:tr>
+      <w:tr>
+        <w:tc>
+          <w:tcPr>
+            <w:tcW w:type="dxa" w:w="6236"/>
+          </w:tcPr>
+          <w:p>
+            <w:pPr>
+              <w:spacing w:before="20" w:after="20"/>
+              <w:ind w:left="283"/>
+            </w:pPr>
+            <w:r>
+              <w:rPr>
+                <w:rFonts w:ascii="Times New Roman" w:hAnsi="Times New Roman"/>
+                <w:b/>
+                <w:sz w:val="24"/>
+              </w:rPr>
+              <w:t xml:space="preserve">2.2. </w:t>
+            </w:r>
+            <w:r>
+              <w:rPr>
+                <w:rFonts w:ascii="Times New Roman" w:hAnsi="Times New Roman"/>
+                <w:b w:val="0"/>
+                <w:sz w:val="24"/>
+              </w:rPr>
+              <w:t>Literature Review</w:t>
+            </w:r>
+          </w:p>
+        </w:tc>
+        <w:tc>
+          <w:tcPr>
+            <w:tcW w:type="dxa" w:w="2835"/>
+            <w:tcBorders>
+              <w:top w:val="nil"/>
+              <w:left w:val="nil"/>
+              <w:right w:val="nil"/>
+              <w:bottom w:val="dotted" w:sz="12" w:space="1" w:color="000000"/>
+            </w:tcBorders>
+          </w:tcPr>
+          <w:p>
+            <w:r/>
+          </w:p>
+        </w:tc>
+        <w:tc>
+          <w:tcPr>
+            <w:tcW w:type="dxa" w:w="907"/>
+          </w:tcPr>
+          <w:p>
+            <w:pPr>
+              <w:jc w:val="right"/>
+            </w:pPr>
+            <w:r>
+              <w:rPr>
+                <w:rFonts w:ascii="Times New Roman" w:hAnsi="Times New Roman"/>
+                <w:b w:val="0"/>
+                <w:sz w:val="24"/>
+              </w:rPr>
+              <w:t>8</w:t>
+            </w:r>
+          </w:p>
+        </w:tc>
+      </w:tr>
+      <w:tr>
+        <w:tc>
+          <w:tcPr>
+            <w:tcW w:type="dxa" w:w="6236"/>
+          </w:tcPr>
+          <w:p>
+            <w:pPr>
+              <w:spacing w:before="20" w:after="20"/>
+              <w:ind w:left="283"/>
+            </w:pPr>
+            <w:r>
+              <w:rPr>
+                <w:rFonts w:ascii="Times New Roman" w:hAnsi="Times New Roman"/>
+                <w:b/>
+                <w:sz w:val="24"/>
+              </w:rPr>
+              <w:t xml:space="preserve">2.3. </w:t>
+            </w:r>
+            <w:r>
+              <w:rPr>
+                <w:rFonts w:ascii="Times New Roman" w:hAnsi="Times New Roman"/>
+                <w:b w:val="0"/>
+                <w:sz w:val="24"/>
+              </w:rPr>
+              <w:t>Comparative Analysis</w:t>
+            </w:r>
+          </w:p>
+        </w:tc>
+        <w:tc>
+          <w:tcPr>
+            <w:tcW w:type="dxa" w:w="2835"/>
+            <w:tcBorders>
+              <w:top w:val="nil"/>
+              <w:left w:val="nil"/>
+              <w:right w:val="nil"/>
+              <w:bottom w:val="dotted" w:sz="12" w:space="1" w:color="000000"/>
+            </w:tcBorders>
+          </w:tcPr>
+          <w:p>
+            <w:r/>
+          </w:p>
+        </w:tc>
+        <w:tc>
+          <w:tcPr>
+            <w:tcW w:type="dxa" w:w="907"/>
+          </w:tcPr>
+          <w:p>
+            <w:pPr>
+              <w:jc w:val="right"/>
+            </w:pPr>
+            <w:r>
+              <w:rPr>
+                <w:rFonts w:ascii="Times New Roman" w:hAnsi="Times New Roman"/>
+                <w:b w:val="0"/>
+                <w:sz w:val="24"/>
+              </w:rPr>
+              <w:t>11</w:t>
+            </w:r>
+          </w:p>
+        </w:tc>
+      </w:tr>
+      <w:tr>
+        <w:tc>
+          <w:tcPr>
+            <w:tcW w:type="dxa" w:w="6236"/>
+          </w:tcPr>
+          <w:p>
+            <w:pPr>
+              <w:spacing w:before="20" w:after="20"/>
+              <w:ind w:left="283"/>
+            </w:pPr>
+            <w:r>
+              <w:rPr>
+                <w:rFonts w:ascii="Times New Roman" w:hAnsi="Times New Roman"/>
+                <w:b/>
+                <w:sz w:val="24"/>
+              </w:rPr>
+              <w:t xml:space="preserve">2.4. </w:t>
+            </w:r>
+            <w:r>
+              <w:rPr>
+                <w:rFonts w:ascii="Times New Roman" w:hAnsi="Times New Roman"/>
+                <w:b w:val="0"/>
+                <w:sz w:val="24"/>
+              </w:rPr>
+              <w:t>Research Gap Identification</w:t>
+            </w:r>
+          </w:p>
+        </w:tc>
+        <w:tc>
+          <w:tcPr>
+            <w:tcW w:type="dxa" w:w="2835"/>
+            <w:tcBorders>
+              <w:top w:val="nil"/>
+              <w:left w:val="nil"/>
+              <w:right w:val="nil"/>
+              <w:bottom w:val="dotted" w:sz="12" w:space="1" w:color="000000"/>
+            </w:tcBorders>
+          </w:tcPr>
+          <w:p>
+            <w:r/>
+          </w:p>
+        </w:tc>
+        <w:tc>
+          <w:tcPr>
+            <w:tcW w:type="dxa" w:w="907"/>
+          </w:tcPr>
+          <w:p>
+            <w:pPr>
+              <w:jc w:val="right"/>
+            </w:pPr>
+            <w:r>
+              <w:rPr>
+                <w:rFonts w:ascii="Times New Roman" w:hAnsi="Times New Roman"/>
+                <w:b w:val="0"/>
+                <w:sz w:val="24"/>
+              </w:rPr>
+              <w:t>11</w:t>
+            </w:r>
+          </w:p>
+        </w:tc>
+      </w:tr>
+      <w:tr>
+        <w:tc>
+          <w:tcPr>
+            <w:tcW w:type="dxa" w:w="6236"/>
+          </w:tcPr>
+          <w:p>
+            <w:pPr>
+              <w:spacing w:before="20" w:after="20"/>
+              <w:ind w:left="283"/>
+            </w:pPr>
+            <w:r>
+              <w:rPr>
+                <w:rFonts w:ascii="Times New Roman" w:hAnsi="Times New Roman"/>
+                <w:b/>
+                <w:sz w:val="24"/>
+              </w:rPr>
+              <w:t xml:space="preserve">2.5. </w:t>
+            </w:r>
+            <w:r>
+              <w:rPr>
+                <w:rFonts w:ascii="Times New Roman" w:hAnsi="Times New Roman"/>
+                <w:b w:val="0"/>
+                <w:sz w:val="24"/>
+              </w:rPr>
+              <w:t>Requirement Gathering</w:t>
+            </w:r>
+          </w:p>
+        </w:tc>
+        <w:tc>
+          <w:tcPr>
+            <w:tcW w:type="dxa" w:w="2835"/>
+            <w:tcBorders>
+              <w:top w:val="nil"/>
+              <w:left w:val="nil"/>
+              <w:right w:val="nil"/>
+              <w:bottom w:val="dotted" w:sz="12" w:space="1" w:color="000000"/>
+            </w:tcBorders>
+          </w:tcPr>
+          <w:p>
+            <w:r/>
+          </w:p>
+        </w:tc>
+        <w:tc>
+          <w:tcPr>
+            <w:tcW w:type="dxa" w:w="907"/>
+          </w:tcPr>
+          <w:p>
+            <w:pPr>
+              <w:jc w:val="right"/>
+            </w:pPr>
+            <w:r>
+              <w:rPr>
+                <w:rFonts w:ascii="Times New Roman" w:hAnsi="Times New Roman"/>
+                <w:b w:val="0"/>
+                <w:sz w:val="24"/>
+              </w:rPr>
+              <w:t>12</w:t>
+            </w:r>
+          </w:p>
+        </w:tc>
+      </w:tr>
+      <w:tr>
+        <w:tc>
+          <w:tcPr>
+            <w:tcW w:type="dxa" w:w="6236"/>
+          </w:tcPr>
+          <w:p>
+            <w:pPr>
+              <w:spacing w:before="20" w:after="20"/>
+              <w:ind w:left="283"/>
+            </w:pPr>
+            <w:r>
+              <w:rPr>
+                <w:rFonts w:ascii="Times New Roman" w:hAnsi="Times New Roman"/>
+                <w:b/>
+                <w:sz w:val="24"/>
+              </w:rPr>
+              <w:t xml:space="preserve">2.6. </w:t>
+            </w:r>
+            <w:r>
+              <w:rPr>
+                <w:rFonts w:ascii="Times New Roman" w:hAnsi="Times New Roman"/>
+                <w:b w:val="0"/>
+                <w:sz w:val="24"/>
+              </w:rPr>
+              <w:t>Stakeholder Analysis</w:t>
+            </w:r>
+          </w:p>
+        </w:tc>
+        <w:tc>
+          <w:tcPr>
+            <w:tcW w:type="dxa" w:w="2835"/>
+            <w:tcBorders>
+              <w:top w:val="nil"/>
+              <w:left w:val="nil"/>
+              <w:right w:val="nil"/>
+              <w:bottom w:val="dotted" w:sz="12" w:space="1" w:color="000000"/>
+            </w:tcBorders>
+          </w:tcPr>
+          <w:p>
+            <w:r/>
+          </w:p>
+        </w:tc>
+        <w:tc>
+          <w:tcPr>
+            <w:tcW w:type="dxa" w:w="907"/>
+          </w:tcPr>
+          <w:p>
+            <w:pPr>
+              <w:jc w:val="right"/>
+            </w:pPr>
+            <w:r>
+              <w:rPr>
+                <w:rFonts w:ascii="Times New Roman" w:hAnsi="Times New Roman"/>
+                <w:b w:val="0"/>
+                <w:sz w:val="24"/>
+              </w:rPr>
+              <w:t>13</w:t>
+            </w:r>
+          </w:p>
+        </w:tc>
+      </w:tr>
+      <w:tr>
+        <w:tc>
+          <w:tcPr>
+            <w:tcW w:type="dxa" w:w="6236"/>
+          </w:tcPr>
+          <w:p>
+            <w:pPr>
+              <w:spacing w:before="20" w:after="20"/>
+              <w:ind w:left="283"/>
+            </w:pPr>
+            <w:r>
+              <w:rPr>
+                <w:rFonts w:ascii="Times New Roman" w:hAnsi="Times New Roman"/>
+                <w:b/>
+                <w:sz w:val="24"/>
+              </w:rPr>
+              <w:t xml:space="preserve">2.7. </w:t>
+            </w:r>
+            <w:r>
+              <w:rPr>
+                <w:rFonts w:ascii="Times New Roman" w:hAnsi="Times New Roman"/>
+                <w:b w:val="0"/>
+                <w:sz w:val="24"/>
+              </w:rPr>
+              <w:t>Functional Requirements</w:t>
+            </w:r>
+          </w:p>
+        </w:tc>
+        <w:tc>
+          <w:tcPr>
+            <w:tcW w:type="dxa" w:w="2835"/>
+            <w:tcBorders>
+              <w:top w:val="nil"/>
+              <w:left w:val="nil"/>
+              <w:right w:val="nil"/>
+              <w:bottom w:val="dotted" w:sz="12" w:space="1" w:color="000000"/>
+            </w:tcBorders>
+          </w:tcPr>
+          <w:p>
+            <w:r/>
+          </w:p>
+        </w:tc>
+        <w:tc>
+          <w:tcPr>
+            <w:tcW w:type="dxa" w:w="907"/>
+          </w:tcPr>
+          <w:p>
+            <w:pPr>
+              <w:jc w:val="right"/>
+            </w:pPr>
+            <w:r>
+              <w:rPr>
+                <w:rFonts w:ascii="Times New Roman" w:hAnsi="Times New Roman"/>
+                <w:b w:val="0"/>
+                <w:sz w:val="24"/>
+              </w:rPr>
+              <w:t>14</w:t>
+            </w:r>
+          </w:p>
+        </w:tc>
+      </w:tr>
+      <w:tr>
+        <w:tc>
+          <w:tcPr>
+            <w:tcW w:type="dxa" w:w="6236"/>
+          </w:tcPr>
+          <w:p>
+            <w:pPr>
+              <w:spacing w:before="20" w:after="20"/>
+              <w:ind w:left="283"/>
+            </w:pPr>
+            <w:r>
+              <w:rPr>
+                <w:rFonts w:ascii="Times New Roman" w:hAnsi="Times New Roman"/>
+                <w:b/>
+                <w:sz w:val="24"/>
+              </w:rPr>
+              <w:t xml:space="preserve">2.8. </w:t>
+            </w:r>
+            <w:r>
+              <w:rPr>
+                <w:rFonts w:ascii="Times New Roman" w:hAnsi="Times New Roman"/>
+                <w:b w:val="0"/>
+                <w:sz w:val="24"/>
+              </w:rPr>
+              <w:t>Nonfunctional Requirements</w:t>
+            </w:r>
+          </w:p>
+        </w:tc>
+        <w:tc>
+          <w:tcPr>
+            <w:tcW w:type="dxa" w:w="2835"/>
+            <w:tcBorders>
+              <w:top w:val="nil"/>
+              <w:left w:val="nil"/>
+              <w:right w:val="nil"/>
+              <w:bottom w:val="dotted" w:sz="12" w:space="1" w:color="000000"/>
+            </w:tcBorders>
+          </w:tcPr>
+          <w:p>
+            <w:r/>
+          </w:p>
+        </w:tc>
+        <w:tc>
+          <w:tcPr>
+            <w:tcW w:type="dxa" w:w="907"/>
+          </w:tcPr>
+          <w:p>
+            <w:pPr>
+              <w:jc w:val="right"/>
+            </w:pPr>
+            <w:r>
+              <w:rPr>
+                <w:rFonts w:ascii="Times New Roman" w:hAnsi="Times New Roman"/>
+                <w:b w:val="0"/>
+                <w:sz w:val="24"/>
+              </w:rPr>
+              <w:t>15</w:t>
+            </w:r>
+          </w:p>
+        </w:tc>
+      </w:tr>
+      <w:tr>
+        <w:tc>
+          <w:tcPr>
+            <w:tcW w:type="dxa" w:w="6236"/>
+          </w:tcPr>
+          <w:p>
+            <w:pPr>
+              <w:spacing w:before="20" w:after="20"/>
+              <w:ind w:left="283"/>
+            </w:pPr>
+            <w:r>
+              <w:rPr>
+                <w:rFonts w:ascii="Times New Roman" w:hAnsi="Times New Roman"/>
+                <w:b/>
+                <w:sz w:val="24"/>
+              </w:rPr>
+              <w:t xml:space="preserve">2.9. </w:t>
+            </w:r>
+            <w:r>
+              <w:rPr>
+                <w:rFonts w:ascii="Times New Roman" w:hAnsi="Times New Roman"/>
+                <w:b w:val="0"/>
+                <w:sz w:val="24"/>
+              </w:rPr>
+              <w:t>Feasibility Study</w:t>
+            </w:r>
+          </w:p>
+        </w:tc>
+        <w:tc>
+          <w:tcPr>
+            <w:tcW w:type="dxa" w:w="2835"/>
+            <w:tcBorders>
+              <w:top w:val="nil"/>
+              <w:left w:val="nil"/>
+              <w:right w:val="nil"/>
+              <w:bottom w:val="dotted" w:sz="12" w:space="1" w:color="000000"/>
+            </w:tcBorders>
+          </w:tcPr>
+          <w:p>
+            <w:r/>
+          </w:p>
+        </w:tc>
+        <w:tc>
+          <w:tcPr>
+            <w:tcW w:type="dxa" w:w="907"/>
+          </w:tcPr>
+          <w:p>
+            <w:pPr>
+              <w:jc w:val="right"/>
+            </w:pPr>
+            <w:r>
+              <w:rPr>
+                <w:rFonts w:ascii="Times New Roman" w:hAnsi="Times New Roman"/>
+                <w:b w:val="0"/>
+                <w:sz w:val="24"/>
+              </w:rPr>
+              <w:t>16</w:t>
+            </w:r>
+          </w:p>
+        </w:tc>
+      </w:tr>
+      <w:tr>
+        <w:tc>
+          <w:tcPr>
+            <w:tcW w:type="dxa" w:w="6236"/>
+          </w:tcPr>
+          <w:p>
+            <w:pPr>
+              <w:spacing w:before="20" w:after="20"/>
+              <w:ind w:left="283"/>
+            </w:pPr>
+            <w:r>
+              <w:rPr>
+                <w:rFonts w:ascii="Times New Roman" w:hAnsi="Times New Roman"/>
+                <w:b/>
+                <w:sz w:val="24"/>
+              </w:rPr>
+              <w:t xml:space="preserve">2.10. </w:t>
+            </w:r>
+            <w:r>
+              <w:rPr>
+                <w:rFonts w:ascii="Times New Roman" w:hAnsi="Times New Roman"/>
+                <w:b w:val="0"/>
+                <w:sz w:val="24"/>
+              </w:rPr>
+              <w:t>Software Requirements</w:t>
+            </w:r>
+          </w:p>
+        </w:tc>
+        <w:tc>
+          <w:tcPr>
+            <w:tcW w:type="dxa" w:w="2835"/>
+            <w:tcBorders>
+              <w:top w:val="nil"/>
+              <w:left w:val="nil"/>
+              <w:right w:val="nil"/>
+              <w:bottom w:val="dotted" w:sz="12" w:space="1" w:color="000000"/>
+            </w:tcBorders>
+          </w:tcPr>
+          <w:p>
+            <w:r/>
+          </w:p>
+        </w:tc>
+        <w:tc>
+          <w:tcPr>
+            <w:tcW w:type="dxa" w:w="907"/>
+          </w:tcPr>
+          <w:p>
+            <w:pPr>
+              <w:jc w:val="right"/>
+            </w:pPr>
+            <w:r>
+              <w:rPr>
+                <w:rFonts w:ascii="Times New Roman" w:hAnsi="Times New Roman"/>
+                <w:b w:val="0"/>
+                <w:sz w:val="24"/>
+              </w:rPr>
+              <w:t>16</w:t>
+            </w:r>
+          </w:p>
+        </w:tc>
+      </w:tr>
+      <w:tr>
+        <w:tc>
+          <w:tcPr>
+            <w:tcW w:type="dxa" w:w="6236"/>
+          </w:tcPr>
+          <w:p>
+            <w:pPr>
+              <w:spacing w:before="20" w:after="20"/>
+              <w:ind w:left="283"/>
+            </w:pPr>
+            <w:r>
+              <w:rPr>
+                <w:rFonts w:ascii="Times New Roman" w:hAnsi="Times New Roman"/>
+                <w:b/>
+                <w:sz w:val="24"/>
+              </w:rPr>
+              <w:t xml:space="preserve">2.11. </w:t>
+            </w:r>
+            <w:r>
+              <w:rPr>
+                <w:rFonts w:ascii="Times New Roman" w:hAnsi="Times New Roman"/>
+                <w:b w:val="0"/>
+                <w:sz w:val="24"/>
+              </w:rPr>
+              <w:t>Hardware Requirements</w:t>
+            </w:r>
+          </w:p>
+        </w:tc>
+        <w:tc>
+          <w:tcPr>
+            <w:tcW w:type="dxa" w:w="2835"/>
+            <w:tcBorders>
+              <w:top w:val="nil"/>
+              <w:left w:val="nil"/>
+              <w:right w:val="nil"/>
+              <w:bottom w:val="dotted" w:sz="12" w:space="1" w:color="000000"/>
+            </w:tcBorders>
+          </w:tcPr>
+          <w:p>
+            <w:r/>
+          </w:p>
+        </w:tc>
+        <w:tc>
+          <w:tcPr>
+            <w:tcW w:type="dxa" w:w="907"/>
+          </w:tcPr>
+          <w:p>
+            <w:pPr>
+              <w:jc w:val="right"/>
+            </w:pPr>
+            <w:r>
+              <w:rPr>
+                <w:rFonts w:ascii="Times New Roman" w:hAnsi="Times New Roman"/>
+                <w:b w:val="0"/>
+                <w:sz w:val="24"/>
+              </w:rPr>
+              <w:t>17</w:t>
+            </w:r>
+          </w:p>
+        </w:tc>
+      </w:tr>
+      <w:tr>
+        <w:tc>
+          <w:tcPr>
+            <w:tcW w:type="dxa" w:w="6236"/>
+          </w:tcPr>
+          <w:p>
+            <w:pPr>
+              <w:spacing w:before="20" w:after="20"/>
+              <w:ind w:left="283"/>
+            </w:pPr>
+            <w:r>
+              <w:rPr>
+                <w:rFonts w:ascii="Times New Roman" w:hAnsi="Times New Roman"/>
+                <w:b/>
+                <w:sz w:val="24"/>
+              </w:rPr>
+              <w:t xml:space="preserve">2.12. </w:t>
+            </w:r>
+            <w:r>
+              <w:rPr>
+                <w:rFonts w:ascii="Times New Roman" w:hAnsi="Times New Roman"/>
+                <w:b w:val="0"/>
+                <w:sz w:val="24"/>
+              </w:rPr>
+              <w:t>Project Schedule</w:t>
+            </w:r>
+          </w:p>
+        </w:tc>
+        <w:tc>
+          <w:tcPr>
+            <w:tcW w:type="dxa" w:w="2835"/>
+            <w:tcBorders>
+              <w:top w:val="nil"/>
+              <w:left w:val="nil"/>
+              <w:right w:val="nil"/>
+              <w:bottom w:val="dotted" w:sz="12" w:space="1" w:color="000000"/>
+            </w:tcBorders>
+          </w:tcPr>
+          <w:p>
+            <w:r/>
+          </w:p>
+        </w:tc>
+        <w:tc>
+          <w:tcPr>
+            <w:tcW w:type="dxa" w:w="907"/>
+          </w:tcPr>
+          <w:p>
+            <w:pPr>
+              <w:jc w:val="right"/>
+            </w:pPr>
+            <w:r>
+              <w:rPr>
+                <w:rFonts w:ascii="Times New Roman" w:hAnsi="Times New Roman"/>
+                <w:b w:val="0"/>
+                <w:sz w:val="24"/>
+              </w:rPr>
+              <w:t>17</w:t>
+            </w:r>
+          </w:p>
+        </w:tc>
+      </w:tr>
+      <w:tr>
+        <w:tc>
+          <w:tcPr>
+            <w:tcW w:type="dxa" w:w="6236"/>
+          </w:tcPr>
+          <w:p>
+            <w:pPr>
+              <w:spacing w:before="20" w:after="20"/>
+              <w:ind w:left="283"/>
+            </w:pPr>
+            <w:r>
+              <w:rPr>
+                <w:rFonts w:ascii="Times New Roman" w:hAnsi="Times New Roman"/>
+                <w:b/>
+                <w:sz w:val="24"/>
+              </w:rPr>
+              <w:t xml:space="preserve">2.13. </w:t>
+            </w:r>
+            <w:r>
+              <w:rPr>
+                <w:rFonts w:ascii="Times New Roman" w:hAnsi="Times New Roman"/>
+                <w:b w:val="0"/>
+                <w:sz w:val="24"/>
+              </w:rPr>
+              <w:t>Development Methodology</w:t>
+            </w:r>
+          </w:p>
+        </w:tc>
+        <w:tc>
+          <w:tcPr>
+            <w:tcW w:type="dxa" w:w="2835"/>
+            <w:tcBorders>
+              <w:top w:val="nil"/>
+              <w:left w:val="nil"/>
+              <w:right w:val="nil"/>
+              <w:bottom w:val="dotted" w:sz="12" w:space="1" w:color="000000"/>
+            </w:tcBorders>
+          </w:tcPr>
+          <w:p>
+            <w:r/>
+          </w:p>
+        </w:tc>
+        <w:tc>
+          <w:tcPr>
+            <w:tcW w:type="dxa" w:w="907"/>
+          </w:tcPr>
+          <w:p>
+            <w:pPr>
+              <w:jc w:val="right"/>
+            </w:pPr>
+            <w:r>
+              <w:rPr>
+                <w:rFonts w:ascii="Times New Roman" w:hAnsi="Times New Roman"/>
+                <w:b w:val="0"/>
+                <w:sz w:val="24"/>
+              </w:rPr>
+              <w:t>18</w:t>
+            </w:r>
+          </w:p>
+        </w:tc>
+      </w:tr>
+      <w:tr>
+        <w:tc>
+          <w:tcPr>
+            <w:tcW w:type="dxa" w:w="6236"/>
+          </w:tcPr>
+          <w:p>
+            <w:pPr>
+              <w:spacing w:before="20" w:after="20"/>
+            </w:pPr>
+            <w:r>
+              <w:rPr>
+                <w:rFonts w:ascii="Times New Roman" w:hAnsi="Times New Roman"/>
+                <w:b/>
+                <w:sz w:val="24"/>
+              </w:rPr>
+              <w:t>CHAPTER 3: SYSTEM DESIGN</w:t>
+            </w:r>
+          </w:p>
+        </w:tc>
+        <w:tc>
+          <w:tcPr>
+            <w:tcW w:type="dxa" w:w="2835"/>
+            <w:tcBorders>
+              <w:top w:val="nil"/>
+              <w:left w:val="nil"/>
+              <w:right w:val="nil"/>
+              <w:bottom w:val="dotted" w:sz="12" w:space="1" w:color="000000"/>
+            </w:tcBorders>
+          </w:tcPr>
+          <w:p>
+            <w:r/>
+          </w:p>
+        </w:tc>
+        <w:tc>
+          <w:tcPr>
+            <w:tcW w:type="dxa" w:w="907"/>
+          </w:tcPr>
+          <w:p>
+            <w:pPr>
+              <w:jc w:val="right"/>
+            </w:pPr>
+            <w:r>
+              <w:rPr>
+                <w:rFonts w:ascii="Times New Roman" w:hAnsi="Times New Roman"/>
+                <w:b/>
+                <w:sz w:val="24"/>
+              </w:rPr>
+              <w:t>19</w:t>
+            </w:r>
+          </w:p>
+        </w:tc>
+      </w:tr>
+      <w:tr>
+        <w:tc>
+          <w:tcPr>
+            <w:tcW w:type="dxa" w:w="6236"/>
+          </w:tcPr>
+          <w:p>
+            <w:pPr>
+              <w:spacing w:before="20" w:after="20"/>
+              <w:ind w:left="283"/>
+            </w:pPr>
+            <w:r>
+              <w:rPr>
+                <w:rFonts w:ascii="Times New Roman" w:hAnsi="Times New Roman"/>
+                <w:b/>
+                <w:sz w:val="24"/>
+              </w:rPr>
+              <w:t xml:space="preserve">3.1. </w:t>
+            </w:r>
+            <w:r>
+              <w:rPr>
+                <w:rFonts w:ascii="Times New Roman" w:hAnsi="Times New Roman"/>
+                <w:b w:val="0"/>
+                <w:sz w:val="24"/>
+              </w:rPr>
+              <w:t>System Architecture</w:t>
+            </w:r>
+          </w:p>
+        </w:tc>
+        <w:tc>
+          <w:tcPr>
+            <w:tcW w:type="dxa" w:w="2835"/>
+            <w:tcBorders>
+              <w:top w:val="nil"/>
+              <w:left w:val="nil"/>
+              <w:right w:val="nil"/>
+              <w:bottom w:val="dotted" w:sz="12" w:space="1" w:color="000000"/>
+            </w:tcBorders>
+          </w:tcPr>
+          <w:p>
+            <w:r/>
+          </w:p>
+        </w:tc>
+        <w:tc>
+          <w:tcPr>
+            <w:tcW w:type="dxa" w:w="907"/>
+          </w:tcPr>
+          <w:p>
+            <w:pPr>
+              <w:jc w:val="right"/>
+            </w:pPr>
+            <w:r>
+              <w:rPr>
+                <w:rFonts w:ascii="Times New Roman" w:hAnsi="Times New Roman"/>
+                <w:b w:val="0"/>
+                <w:sz w:val="24"/>
+              </w:rPr>
+              <w:t>19</w:t>
+            </w:r>
+          </w:p>
+        </w:tc>
+      </w:tr>
+      <w:tr>
+        <w:tc>
+          <w:tcPr>
+            <w:tcW w:type="dxa" w:w="6236"/>
+          </w:tcPr>
+          <w:p>
+            <w:pPr>
+              <w:spacing w:before="20" w:after="20"/>
+              <w:ind w:left="283"/>
+            </w:pPr>
+            <w:r>
+              <w:rPr>
+                <w:rFonts w:ascii="Times New Roman" w:hAnsi="Times New Roman"/>
+                <w:b/>
+                <w:sz w:val="24"/>
+              </w:rPr>
+              <w:t xml:space="preserve">3.2. </w:t>
+            </w:r>
+            <w:r>
+              <w:rPr>
+                <w:rFonts w:ascii="Times New Roman" w:hAnsi="Times New Roman"/>
+                <w:b w:val="0"/>
+                <w:sz w:val="24"/>
+              </w:rPr>
+              <w:t>System Workflow</w:t>
+            </w:r>
+          </w:p>
+        </w:tc>
+        <w:tc>
+          <w:tcPr>
+            <w:tcW w:type="dxa" w:w="2835"/>
+            <w:tcBorders>
+              <w:top w:val="nil"/>
+              <w:left w:val="nil"/>
+              <w:right w:val="nil"/>
+              <w:bottom w:val="dotted" w:sz="12" w:space="1" w:color="000000"/>
+            </w:tcBorders>
+          </w:tcPr>
+          <w:p>
+            <w:r/>
+          </w:p>
+        </w:tc>
+        <w:tc>
+          <w:tcPr>
+            <w:tcW w:type="dxa" w:w="907"/>
+          </w:tcPr>
+          <w:p>
+            <w:pPr>
+              <w:jc w:val="right"/>
+            </w:pPr>
+            <w:r>
+              <w:rPr>
+                <w:rFonts w:ascii="Times New Roman" w:hAnsi="Times New Roman"/>
+                <w:b w:val="0"/>
+                <w:sz w:val="24"/>
+              </w:rPr>
+              <w:t>20</w:t>
+            </w:r>
+          </w:p>
+        </w:tc>
+      </w:tr>
+      <w:tr>
+        <w:tc>
+          <w:tcPr>
+            <w:tcW w:type="dxa" w:w="6236"/>
+          </w:tcPr>
+          <w:p>
+            <w:pPr>
+              <w:spacing w:before="20" w:after="20"/>
+              <w:ind w:left="283"/>
+            </w:pPr>
+            <w:r>
+              <w:rPr>
+                <w:rFonts w:ascii="Times New Roman" w:hAnsi="Times New Roman"/>
+                <w:b/>
+                <w:sz w:val="24"/>
+              </w:rPr>
+              <w:t xml:space="preserve">3.3. </w:t>
+            </w:r>
+            <w:r>
+              <w:rPr>
+                <w:rFonts w:ascii="Times New Roman" w:hAnsi="Times New Roman"/>
+                <w:b w:val="0"/>
+                <w:sz w:val="24"/>
+              </w:rPr>
+              <w:t>Block Diagram</w:t>
+            </w:r>
+          </w:p>
+        </w:tc>
+        <w:tc>
+          <w:tcPr>
+            <w:tcW w:type="dxa" w:w="2835"/>
+            <w:tcBorders>
+              <w:top w:val="nil"/>
+              <w:left w:val="nil"/>
+              <w:right w:val="nil"/>
+              <w:bottom w:val="dotted" w:sz="12" w:space="1" w:color="000000"/>
+            </w:tcBorders>
+          </w:tcPr>
+          <w:p>
+            <w:r/>
+          </w:p>
+        </w:tc>
+        <w:tc>
+          <w:tcPr>
+            <w:tcW w:type="dxa" w:w="907"/>
+          </w:tcPr>
+          <w:p>
+            <w:pPr>
+              <w:jc w:val="right"/>
+            </w:pPr>
+            <w:r>
+              <w:rPr>
+                <w:rFonts w:ascii="Times New Roman" w:hAnsi="Times New Roman"/>
+                <w:b w:val="0"/>
+                <w:sz w:val="24"/>
+              </w:rPr>
+              <w:t>21</w:t>
+            </w:r>
+          </w:p>
+        </w:tc>
+      </w:tr>
+      <w:tr>
+        <w:tc>
+          <w:tcPr>
+            <w:tcW w:type="dxa" w:w="6236"/>
+          </w:tcPr>
+          <w:p>
+            <w:pPr>
+              <w:spacing w:before="20" w:after="20"/>
+              <w:ind w:left="283"/>
+            </w:pPr>
+            <w:r>
+              <w:rPr>
+                <w:rFonts w:ascii="Times New Roman" w:hAnsi="Times New Roman"/>
+                <w:b/>
+                <w:sz w:val="24"/>
+              </w:rPr>
+              <w:t xml:space="preserve">3.4. </w:t>
+            </w:r>
+            <w:r>
+              <w:rPr>
+                <w:rFonts w:ascii="Times New Roman" w:hAnsi="Times New Roman"/>
+                <w:b w:val="0"/>
+                <w:sz w:val="24"/>
+              </w:rPr>
+              <w:t>Functional Flow Diagram</w:t>
+            </w:r>
+          </w:p>
+        </w:tc>
+        <w:tc>
+          <w:tcPr>
+            <w:tcW w:type="dxa" w:w="2835"/>
+            <w:tcBorders>
+              <w:top w:val="nil"/>
+              <w:left w:val="nil"/>
+              <w:right w:val="nil"/>
+              <w:bottom w:val="dotted" w:sz="12" w:space="1" w:color="000000"/>
+            </w:tcBorders>
+          </w:tcPr>
+          <w:p>
+            <w:r/>
+          </w:p>
+        </w:tc>
+        <w:tc>
+          <w:tcPr>
+            <w:tcW w:type="dxa" w:w="907"/>
+          </w:tcPr>
+          <w:p>
+            <w:pPr>
+              <w:jc w:val="right"/>
+            </w:pPr>
+            <w:r>
+              <w:rPr>
+                <w:rFonts w:ascii="Times New Roman" w:hAnsi="Times New Roman"/>
+                <w:b w:val="0"/>
+                <w:sz w:val="24"/>
+              </w:rPr>
+              <w:t>22</w:t>
+            </w:r>
+          </w:p>
+        </w:tc>
+      </w:tr>
+      <w:tr>
+        <w:tc>
+          <w:tcPr>
+            <w:tcW w:type="dxa" w:w="6236"/>
+          </w:tcPr>
+          <w:p>
+            <w:pPr>
+              <w:spacing w:before="20" w:after="20"/>
+              <w:ind w:left="283"/>
+            </w:pPr>
+            <w:r>
+              <w:rPr>
+                <w:rFonts w:ascii="Times New Roman" w:hAnsi="Times New Roman"/>
+                <w:b/>
+                <w:sz w:val="24"/>
+              </w:rPr>
+              <w:t xml:space="preserve">3.5. </w:t>
+            </w:r>
+            <w:r>
+              <w:rPr>
+                <w:rFonts w:ascii="Times New Roman" w:hAnsi="Times New Roman"/>
+                <w:b w:val="0"/>
+                <w:sz w:val="24"/>
+              </w:rPr>
+              <w:t>Circuit Diagram</w:t>
+            </w:r>
+          </w:p>
+        </w:tc>
+        <w:tc>
+          <w:tcPr>
+            <w:tcW w:type="dxa" w:w="2835"/>
+            <w:tcBorders>
+              <w:top w:val="nil"/>
+              <w:left w:val="nil"/>
+              <w:right w:val="nil"/>
+              <w:bottom w:val="dotted" w:sz="12" w:space="1" w:color="000000"/>
+            </w:tcBorders>
+          </w:tcPr>
+          <w:p>
+            <w:r/>
+          </w:p>
+        </w:tc>
+        <w:tc>
+          <w:tcPr>
+            <w:tcW w:type="dxa" w:w="907"/>
+          </w:tcPr>
+          <w:p>
+            <w:pPr>
+              <w:jc w:val="right"/>
+            </w:pPr>
+            <w:r>
+              <w:rPr>
+                <w:rFonts w:ascii="Times New Roman" w:hAnsi="Times New Roman"/>
+                <w:b w:val="0"/>
+                <w:sz w:val="24"/>
+              </w:rPr>
+              <w:t>23</w:t>
+            </w:r>
+          </w:p>
+        </w:tc>
+      </w:tr>
+      <w:tr>
+        <w:tc>
+          <w:tcPr>
+            <w:tcW w:type="dxa" w:w="6236"/>
+          </w:tcPr>
+          <w:p>
+            <w:pPr>
+              <w:spacing w:before="20" w:after="20"/>
+              <w:ind w:left="283"/>
+            </w:pPr>
+            <w:r>
+              <w:rPr>
+                <w:rFonts w:ascii="Times New Roman" w:hAnsi="Times New Roman"/>
+                <w:b/>
+                <w:sz w:val="24"/>
+              </w:rPr>
+              <w:t xml:space="preserve">3.6. </w:t>
+            </w:r>
+            <w:r>
+              <w:rPr>
+                <w:rFonts w:ascii="Times New Roman" w:hAnsi="Times New Roman"/>
+                <w:b w:val="0"/>
+                <w:sz w:val="24"/>
+              </w:rPr>
+              <w:t>Component Interconnection Diagram</w:t>
+            </w:r>
+          </w:p>
+        </w:tc>
+        <w:tc>
+          <w:tcPr>
+            <w:tcW w:type="dxa" w:w="2835"/>
+            <w:tcBorders>
+              <w:top w:val="nil"/>
+              <w:left w:val="nil"/>
+              <w:right w:val="nil"/>
+              <w:bottom w:val="dotted" w:sz="12" w:space="1" w:color="000000"/>
+            </w:tcBorders>
+          </w:tcPr>
+          <w:p>
+            <w:r/>
+          </w:p>
+        </w:tc>
+        <w:tc>
+          <w:tcPr>
+            <w:tcW w:type="dxa" w:w="907"/>
+          </w:tcPr>
+          <w:p>
+            <w:pPr>
+              <w:jc w:val="right"/>
+            </w:pPr>
+            <w:r>
+              <w:rPr>
+                <w:rFonts w:ascii="Times New Roman" w:hAnsi="Times New Roman"/>
+                <w:b w:val="0"/>
+                <w:sz w:val="24"/>
+              </w:rPr>
+              <w:t>25</w:t>
+            </w:r>
+          </w:p>
+        </w:tc>
+      </w:tr>
+      <w:tr>
+        <w:tc>
+          <w:tcPr>
+            <w:tcW w:type="dxa" w:w="6236"/>
+          </w:tcPr>
+          <w:p>
+            <w:pPr>
+              <w:spacing w:before="20" w:after="20"/>
+              <w:ind w:left="283"/>
+            </w:pPr>
+            <w:r>
+              <w:rPr>
+                <w:rFonts w:ascii="Times New Roman" w:hAnsi="Times New Roman"/>
+                <w:b/>
+                <w:sz w:val="24"/>
+              </w:rPr>
+              <w:t xml:space="preserve">3.7. </w:t>
+            </w:r>
+            <w:r>
+              <w:rPr>
+                <w:rFonts w:ascii="Times New Roman" w:hAnsi="Times New Roman"/>
+                <w:b w:val="0"/>
+                <w:sz w:val="24"/>
+              </w:rPr>
+              <w:t>Hardware Module Design</w:t>
+            </w:r>
+          </w:p>
+        </w:tc>
+        <w:tc>
+          <w:tcPr>
+            <w:tcW w:type="dxa" w:w="2835"/>
+            <w:tcBorders>
+              <w:top w:val="nil"/>
+              <w:left w:val="nil"/>
+              <w:right w:val="nil"/>
+              <w:bottom w:val="dotted" w:sz="12" w:space="1" w:color="000000"/>
+            </w:tcBorders>
+          </w:tcPr>
+          <w:p>
+            <w:r/>
+          </w:p>
+        </w:tc>
+        <w:tc>
+          <w:tcPr>
+            <w:tcW w:type="dxa" w:w="907"/>
+          </w:tcPr>
+          <w:p>
+            <w:pPr>
+              <w:jc w:val="right"/>
+            </w:pPr>
+            <w:r>
+              <w:rPr>
+                <w:rFonts w:ascii="Times New Roman" w:hAnsi="Times New Roman"/>
+                <w:b w:val="0"/>
+                <w:sz w:val="24"/>
+              </w:rPr>
+              <w:t>27</w:t>
+            </w:r>
+          </w:p>
+        </w:tc>
+      </w:tr>
+      <w:tr>
+        <w:tc>
+          <w:tcPr>
+            <w:tcW w:type="dxa" w:w="6236"/>
+          </w:tcPr>
+          <w:p>
+            <w:pPr>
+              <w:spacing w:before="20" w:after="20"/>
+              <w:ind w:left="283"/>
+            </w:pPr>
+            <w:r>
+              <w:rPr>
+                <w:rFonts w:ascii="Times New Roman" w:hAnsi="Times New Roman"/>
+                <w:b/>
+                <w:sz w:val="24"/>
+              </w:rPr>
+              <w:t xml:space="preserve">3.8. </w:t>
+            </w:r>
+            <w:r>
+              <w:rPr>
+                <w:rFonts w:ascii="Times New Roman" w:hAnsi="Times New Roman"/>
+                <w:b w:val="0"/>
+                <w:sz w:val="24"/>
+              </w:rPr>
+              <w:t>Data Flow &amp; Processing Logic</w:t>
+            </w:r>
+          </w:p>
+        </w:tc>
+        <w:tc>
+          <w:tcPr>
+            <w:tcW w:type="dxa" w:w="2835"/>
+            <w:tcBorders>
+              <w:top w:val="nil"/>
+              <w:left w:val="nil"/>
+              <w:right w:val="nil"/>
+              <w:bottom w:val="dotted" w:sz="12" w:space="1" w:color="000000"/>
+            </w:tcBorders>
+          </w:tcPr>
+          <w:p>
+            <w:r/>
+          </w:p>
+        </w:tc>
+        <w:tc>
+          <w:tcPr>
+            <w:tcW w:type="dxa" w:w="907"/>
+          </w:tcPr>
+          <w:p>
+            <w:pPr>
+              <w:jc w:val="right"/>
+            </w:pPr>
+            <w:r>
+              <w:rPr>
+                <w:rFonts w:ascii="Times New Roman" w:hAnsi="Times New Roman"/>
+                <w:b w:val="0"/>
+                <w:sz w:val="24"/>
+              </w:rPr>
+              <w:t>30</w:t>
+            </w:r>
+          </w:p>
+        </w:tc>
+      </w:tr>
+      <w:tr>
+        <w:tc>
+          <w:tcPr>
+            <w:tcW w:type="dxa" w:w="6236"/>
+          </w:tcPr>
+          <w:p>
+            <w:pPr>
+              <w:spacing w:before="20" w:after="20"/>
+              <w:ind w:left="283"/>
+            </w:pPr>
+            <w:r>
+              <w:rPr>
+                <w:rFonts w:ascii="Times New Roman" w:hAnsi="Times New Roman"/>
+                <w:b/>
+                <w:sz w:val="24"/>
+              </w:rPr>
+              <w:t xml:space="preserve">3.9. </w:t>
+            </w:r>
+            <w:r>
+              <w:rPr>
+                <w:rFonts w:ascii="Times New Roman" w:hAnsi="Times New Roman"/>
+                <w:b w:val="0"/>
+                <w:sz w:val="24"/>
+              </w:rPr>
+              <w:t>Database Design (if applicable)</w:t>
+            </w:r>
+          </w:p>
+        </w:tc>
+        <w:tc>
+          <w:tcPr>
+            <w:tcW w:type="dxa" w:w="2835"/>
+            <w:tcBorders>
+              <w:top w:val="nil"/>
+              <w:left w:val="nil"/>
+              <w:right w:val="nil"/>
+              <w:bottom w:val="dotted" w:sz="12" w:space="1" w:color="000000"/>
+            </w:tcBorders>
+          </w:tcPr>
+          <w:p>
+            <w:r/>
+          </w:p>
+        </w:tc>
+        <w:tc>
+          <w:tcPr>
+            <w:tcW w:type="dxa" w:w="907"/>
+          </w:tcPr>
+          <w:p>
+            <w:pPr>
+              <w:jc w:val="right"/>
+            </w:pPr>
+            <w:r>
+              <w:rPr>
+                <w:rFonts w:ascii="Times New Roman" w:hAnsi="Times New Roman"/>
+                <w:b w:val="0"/>
+                <w:sz w:val="24"/>
+              </w:rPr>
+              <w:t>31</w:t>
+            </w:r>
+          </w:p>
+        </w:tc>
+      </w:tr>
+      <w:tr>
+        <w:tc>
+          <w:tcPr>
+            <w:tcW w:type="dxa" w:w="6236"/>
+          </w:tcPr>
+          <w:p>
+            <w:pPr>
+              <w:spacing w:before="20" w:after="20"/>
+              <w:ind w:left="283"/>
+            </w:pPr>
+            <w:r>
+              <w:rPr>
+                <w:rFonts w:ascii="Times New Roman" w:hAnsi="Times New Roman"/>
+                <w:b/>
+                <w:sz w:val="24"/>
+              </w:rPr>
+              <w:t xml:space="preserve">3.10. </w:t>
+            </w:r>
+            <w:r>
+              <w:rPr>
+                <w:rFonts w:ascii="Times New Roman" w:hAnsi="Times New Roman"/>
+                <w:b w:val="0"/>
+                <w:sz w:val="24"/>
+              </w:rPr>
+              <w:t>Dashboard/UI Design</w:t>
+            </w:r>
+          </w:p>
+        </w:tc>
+        <w:tc>
+          <w:tcPr>
+            <w:tcW w:type="dxa" w:w="2835"/>
+            <w:tcBorders>
+              <w:top w:val="nil"/>
+              <w:left w:val="nil"/>
+              <w:right w:val="nil"/>
+              <w:bottom w:val="dotted" w:sz="12" w:space="1" w:color="000000"/>
+            </w:tcBorders>
+          </w:tcPr>
+          <w:p>
+            <w:r/>
+          </w:p>
+        </w:tc>
+        <w:tc>
+          <w:tcPr>
+            <w:tcW w:type="dxa" w:w="907"/>
+          </w:tcPr>
+          <w:p>
+            <w:pPr>
+              <w:jc w:val="right"/>
+            </w:pPr>
+            <w:r>
+              <w:rPr>
+                <w:rFonts w:ascii="Times New Roman" w:hAnsi="Times New Roman"/>
+                <w:b w:val="0"/>
+                <w:sz w:val="24"/>
+              </w:rPr>
+              <w:t>32</w:t>
+            </w:r>
+          </w:p>
+        </w:tc>
+      </w:tr>
+      <w:tr>
+        <w:tc>
+          <w:tcPr>
+            <w:tcW w:type="dxa" w:w="6236"/>
+          </w:tcPr>
+          <w:p>
+            <w:pPr>
+              <w:spacing w:before="20" w:after="20"/>
+              <w:ind w:left="283"/>
+            </w:pPr>
+            <w:r>
+              <w:rPr>
+                <w:rFonts w:ascii="Times New Roman" w:hAnsi="Times New Roman"/>
+                <w:b/>
+                <w:sz w:val="24"/>
+              </w:rPr>
+              <w:t xml:space="preserve">3.11. </w:t>
+            </w:r>
+            <w:r>
+              <w:rPr>
+                <w:rFonts w:ascii="Times New Roman" w:hAnsi="Times New Roman"/>
+                <w:b w:val="0"/>
+                <w:sz w:val="24"/>
+              </w:rPr>
+              <w:t>Technology Stack</w:t>
+            </w:r>
+          </w:p>
+        </w:tc>
+        <w:tc>
+          <w:tcPr>
+            <w:tcW w:type="dxa" w:w="2835"/>
+            <w:tcBorders>
+              <w:top w:val="nil"/>
+              <w:left w:val="nil"/>
+              <w:right w:val="nil"/>
+              <w:bottom w:val="dotted" w:sz="12" w:space="1" w:color="000000"/>
+            </w:tcBorders>
+          </w:tcPr>
+          <w:p>
+            <w:r/>
+          </w:p>
+        </w:tc>
+        <w:tc>
+          <w:tcPr>
+            <w:tcW w:type="dxa" w:w="907"/>
+          </w:tcPr>
+          <w:p>
+            <w:pPr>
+              <w:jc w:val="right"/>
+            </w:pPr>
+            <w:r>
+              <w:rPr>
+                <w:rFonts w:ascii="Times New Roman" w:hAnsi="Times New Roman"/>
+                <w:b w:val="0"/>
+                <w:sz w:val="24"/>
+              </w:rPr>
+              <w:t>33</w:t>
+            </w:r>
+          </w:p>
+        </w:tc>
+      </w:tr>
+      <w:tr>
+        <w:tc>
+          <w:tcPr>
+            <w:tcW w:type="dxa" w:w="6236"/>
+          </w:tcPr>
+          <w:p>
+            <w:pPr>
+              <w:spacing w:before="20" w:after="20"/>
+              <w:ind w:left="283"/>
+            </w:pPr>
+            <w:r>
+              <w:rPr>
+                <w:rFonts w:ascii="Times New Roman" w:hAnsi="Times New Roman"/>
+                <w:b/>
+                <w:sz w:val="24"/>
+              </w:rPr>
+              <w:t xml:space="preserve">3.12. </w:t>
+            </w:r>
+            <w:r>
+              <w:rPr>
+                <w:rFonts w:ascii="Times New Roman" w:hAnsi="Times New Roman"/>
+                <w:b w:val="0"/>
+                <w:sz w:val="24"/>
+              </w:rPr>
+              <w:t>Safety &amp; Security Considerations</w:t>
+            </w:r>
+          </w:p>
+        </w:tc>
+        <w:tc>
+          <w:tcPr>
+            <w:tcW w:type="dxa" w:w="2835"/>
+            <w:tcBorders>
+              <w:top w:val="nil"/>
+              <w:left w:val="nil"/>
+              <w:right w:val="nil"/>
+              <w:bottom w:val="dotted" w:sz="12" w:space="1" w:color="000000"/>
+            </w:tcBorders>
+          </w:tcPr>
+          <w:p>
+            <w:r/>
+          </w:p>
+        </w:tc>
+        <w:tc>
+          <w:tcPr>
+            <w:tcW w:type="dxa" w:w="907"/>
+          </w:tcPr>
+          <w:p>
+            <w:pPr>
+              <w:jc w:val="right"/>
+            </w:pPr>
+            <w:r>
+              <w:rPr>
+                <w:rFonts w:ascii="Times New Roman" w:hAnsi="Times New Roman"/>
+                <w:b w:val="0"/>
+                <w:sz w:val="24"/>
+              </w:rPr>
+              <w:t>34</w:t>
+            </w:r>
+          </w:p>
+        </w:tc>
+      </w:tr>
+      <w:tr>
+        <w:tc>
+          <w:tcPr>
+            <w:tcW w:type="dxa" w:w="6236"/>
+          </w:tcPr>
+          <w:p>
+            <w:pPr>
+              <w:spacing w:before="20" w:after="20"/>
+              <w:ind w:left="283"/>
+            </w:pPr>
+            <w:r>
+              <w:rPr>
+                <w:rFonts w:ascii="Times New Roman" w:hAnsi="Times New Roman"/>
+                <w:b/>
+                <w:sz w:val="24"/>
+              </w:rPr>
+              <w:t xml:space="preserve">3.13. </w:t>
+            </w:r>
+            <w:r>
+              <w:rPr>
+                <w:rFonts w:ascii="Times New Roman" w:hAnsi="Times New Roman"/>
+                <w:b w:val="0"/>
+                <w:sz w:val="24"/>
+              </w:rPr>
+              <w:t>Chapter Summary</w:t>
+            </w:r>
+          </w:p>
+        </w:tc>
+        <w:tc>
+          <w:tcPr>
+            <w:tcW w:type="dxa" w:w="2835"/>
+            <w:tcBorders>
+              <w:top w:val="nil"/>
+              <w:left w:val="nil"/>
+              <w:right w:val="nil"/>
+              <w:bottom w:val="dotted" w:sz="12" w:space="1" w:color="000000"/>
+            </w:tcBorders>
+          </w:tcPr>
+          <w:p>
+            <w:r/>
+          </w:p>
+        </w:tc>
+        <w:tc>
+          <w:tcPr>
+            <w:tcW w:type="dxa" w:w="907"/>
+          </w:tcPr>
+          <w:p>
+            <w:pPr>
+              <w:jc w:val="right"/>
+            </w:pPr>
+            <w:r>
+              <w:rPr>
+                <w:rFonts w:ascii="Times New Roman" w:hAnsi="Times New Roman"/>
+                <w:b w:val="0"/>
+                <w:sz w:val="24"/>
+              </w:rPr>
+              <w:t>35</w:t>
+            </w:r>
+          </w:p>
+        </w:tc>
+      </w:tr>
+      <w:tr>
+        <w:tc>
+          <w:tcPr>
+            <w:tcW w:type="dxa" w:w="6236"/>
+          </w:tcPr>
+          <w:p>
+            <w:pPr>
+              <w:spacing w:before="20" w:after="20"/>
+            </w:pPr>
+            <w:r>
+              <w:rPr>
+                <w:rFonts w:ascii="Times New Roman" w:hAnsi="Times New Roman"/>
+                <w:b/>
+                <w:sz w:val="24"/>
+              </w:rPr>
+              <w:t>CHAPTER 4: DEVELOPMENT AND IMPLEMENTATION</w:t>
+            </w:r>
+          </w:p>
+        </w:tc>
+        <w:tc>
+          <w:tcPr>
+            <w:tcW w:type="dxa" w:w="2835"/>
+            <w:tcBorders>
+              <w:top w:val="nil"/>
+              <w:left w:val="nil"/>
+              <w:right w:val="nil"/>
+              <w:bottom w:val="dotted" w:sz="12" w:space="1" w:color="000000"/>
+            </w:tcBorders>
+          </w:tcPr>
+          <w:p>
+            <w:r/>
+          </w:p>
+        </w:tc>
+        <w:tc>
+          <w:tcPr>
+            <w:tcW w:type="dxa" w:w="907"/>
+          </w:tcPr>
+          <w:p>
+            <w:pPr>
+              <w:jc w:val="right"/>
+            </w:pPr>
+            <w:r>
+              <w:rPr>
+                <w:rFonts w:ascii="Times New Roman" w:hAnsi="Times New Roman"/>
+                <w:b/>
+                <w:sz w:val="24"/>
+              </w:rPr>
+              <w:t>36</w:t>
+            </w:r>
+          </w:p>
+        </w:tc>
+      </w:tr>
+      <w:tr>
+        <w:tc>
+          <w:tcPr>
+            <w:tcW w:type="dxa" w:w="6236"/>
+          </w:tcPr>
+          <w:p>
+            <w:pPr>
+              <w:spacing w:before="20" w:after="20"/>
+              <w:ind w:left="283"/>
+            </w:pPr>
+            <w:r>
+              <w:rPr>
+                <w:rFonts w:ascii="Times New Roman" w:hAnsi="Times New Roman"/>
+                <w:b/>
+                <w:sz w:val="24"/>
+              </w:rPr>
+              <w:t xml:space="preserve">4.1. </w:t>
+            </w:r>
+            <w:r>
+              <w:rPr>
+                <w:rFonts w:ascii="Times New Roman" w:hAnsi="Times New Roman"/>
+                <w:b w:val="0"/>
+                <w:sz w:val="24"/>
+              </w:rPr>
+              <w:t>Development Environment</w:t>
+            </w:r>
+          </w:p>
+        </w:tc>
+        <w:tc>
+          <w:tcPr>
+            <w:tcW w:type="dxa" w:w="2835"/>
+            <w:tcBorders>
+              <w:top w:val="nil"/>
+              <w:left w:val="nil"/>
+              <w:right w:val="nil"/>
+              <w:bottom w:val="dotted" w:sz="12" w:space="1" w:color="000000"/>
+            </w:tcBorders>
+          </w:tcPr>
+          <w:p>
+            <w:r/>
+          </w:p>
+        </w:tc>
+        <w:tc>
+          <w:tcPr>
+            <w:tcW w:type="dxa" w:w="907"/>
+          </w:tcPr>
+          <w:p>
+            <w:pPr>
+              <w:jc w:val="right"/>
+            </w:pPr>
+            <w:r>
+              <w:rPr>
+                <w:rFonts w:ascii="Times New Roman" w:hAnsi="Times New Roman"/>
+                <w:b w:val="0"/>
+                <w:sz w:val="24"/>
+              </w:rPr>
+              <w:t>36</w:t>
+            </w:r>
+          </w:p>
+        </w:tc>
+      </w:tr>
+      <w:tr>
+        <w:tc>
+          <w:tcPr>
+            <w:tcW w:type="dxa" w:w="6236"/>
+          </w:tcPr>
+          <w:p>
+            <w:pPr>
+              <w:spacing w:before="20" w:after="20"/>
+              <w:ind w:left="283"/>
+            </w:pPr>
+            <w:r>
+              <w:rPr>
+                <w:rFonts w:ascii="Times New Roman" w:hAnsi="Times New Roman"/>
+                <w:b/>
+                <w:sz w:val="24"/>
+              </w:rPr>
+              <w:t xml:space="preserve">4.2. </w:t>
+            </w:r>
+            <w:r>
+              <w:rPr>
+                <w:rFonts w:ascii="Times New Roman" w:hAnsi="Times New Roman"/>
+                <w:b w:val="0"/>
+                <w:sz w:val="24"/>
+              </w:rPr>
+              <w:t>Implementation Approach</w:t>
+            </w:r>
+          </w:p>
+        </w:tc>
+        <w:tc>
+          <w:tcPr>
+            <w:tcW w:type="dxa" w:w="2835"/>
+            <w:tcBorders>
+              <w:top w:val="nil"/>
+              <w:left w:val="nil"/>
+              <w:right w:val="nil"/>
+              <w:bottom w:val="dotted" w:sz="12" w:space="1" w:color="000000"/>
+            </w:tcBorders>
+          </w:tcPr>
+          <w:p>
+            <w:r/>
+          </w:p>
+        </w:tc>
+        <w:tc>
+          <w:tcPr>
+            <w:tcW w:type="dxa" w:w="907"/>
+          </w:tcPr>
+          <w:p>
+            <w:pPr>
+              <w:jc w:val="right"/>
+            </w:pPr>
+            <w:r>
+              <w:rPr>
+                <w:rFonts w:ascii="Times New Roman" w:hAnsi="Times New Roman"/>
+                <w:b w:val="0"/>
+                <w:sz w:val="24"/>
+              </w:rPr>
+              <w:t>36</w:t>
+            </w:r>
+          </w:p>
+        </w:tc>
+      </w:tr>
+      <w:tr>
+        <w:tc>
+          <w:tcPr>
+            <w:tcW w:type="dxa" w:w="6236"/>
+          </w:tcPr>
+          <w:p>
+            <w:pPr>
+              <w:spacing w:before="20" w:after="20"/>
+              <w:ind w:left="283"/>
+            </w:pPr>
+            <w:r>
+              <w:rPr>
+                <w:rFonts w:ascii="Times New Roman" w:hAnsi="Times New Roman"/>
+                <w:b/>
+                <w:sz w:val="24"/>
+              </w:rPr>
+              <w:t xml:space="preserve">4.3. </w:t>
+            </w:r>
+            <w:r>
+              <w:rPr>
+                <w:rFonts w:ascii="Times New Roman" w:hAnsi="Times New Roman"/>
+                <w:b w:val="0"/>
+                <w:sz w:val="24"/>
+              </w:rPr>
+              <w:t>Hardware Assembly</w:t>
+            </w:r>
+          </w:p>
+        </w:tc>
+        <w:tc>
+          <w:tcPr>
+            <w:tcW w:type="dxa" w:w="2835"/>
+            <w:tcBorders>
+              <w:top w:val="nil"/>
+              <w:left w:val="nil"/>
+              <w:right w:val="nil"/>
+              <w:bottom w:val="dotted" w:sz="12" w:space="1" w:color="000000"/>
+            </w:tcBorders>
+          </w:tcPr>
+          <w:p>
+            <w:r/>
+          </w:p>
+        </w:tc>
+        <w:tc>
+          <w:tcPr>
+            <w:tcW w:type="dxa" w:w="907"/>
+          </w:tcPr>
+          <w:p>
+            <w:pPr>
+              <w:jc w:val="right"/>
+            </w:pPr>
+            <w:r>
+              <w:rPr>
+                <w:rFonts w:ascii="Times New Roman" w:hAnsi="Times New Roman"/>
+                <w:b w:val="0"/>
+                <w:sz w:val="24"/>
+              </w:rPr>
+              <w:t>38</w:t>
+            </w:r>
+          </w:p>
+        </w:tc>
+      </w:tr>
+      <w:tr>
+        <w:tc>
+          <w:tcPr>
+            <w:tcW w:type="dxa" w:w="6236"/>
+          </w:tcPr>
+          <w:p>
+            <w:pPr>
+              <w:spacing w:before="20" w:after="20"/>
+              <w:ind w:left="283"/>
+            </w:pPr>
+            <w:r>
+              <w:rPr>
+                <w:rFonts w:ascii="Times New Roman" w:hAnsi="Times New Roman"/>
+                <w:b/>
+                <w:sz w:val="24"/>
+              </w:rPr>
+              <w:t xml:space="preserve">4.4. </w:t>
+            </w:r>
+            <w:r>
+              <w:rPr>
+                <w:rFonts w:ascii="Times New Roman" w:hAnsi="Times New Roman"/>
+                <w:b w:val="0"/>
+                <w:sz w:val="24"/>
+              </w:rPr>
+              <w:t>Firmware Development</w:t>
+            </w:r>
+          </w:p>
+        </w:tc>
+        <w:tc>
+          <w:tcPr>
+            <w:tcW w:type="dxa" w:w="2835"/>
+            <w:tcBorders>
+              <w:top w:val="nil"/>
+              <w:left w:val="nil"/>
+              <w:right w:val="nil"/>
+              <w:bottom w:val="dotted" w:sz="12" w:space="1" w:color="000000"/>
+            </w:tcBorders>
+          </w:tcPr>
+          <w:p>
+            <w:r/>
+          </w:p>
+        </w:tc>
+        <w:tc>
+          <w:tcPr>
+            <w:tcW w:type="dxa" w:w="907"/>
+          </w:tcPr>
+          <w:p>
+            <w:pPr>
+              <w:jc w:val="right"/>
+            </w:pPr>
+            <w:r>
+              <w:rPr>
+                <w:rFonts w:ascii="Times New Roman" w:hAnsi="Times New Roman"/>
+                <w:b w:val="0"/>
+                <w:sz w:val="24"/>
+              </w:rPr>
+              <w:t>42</w:t>
+            </w:r>
+          </w:p>
+        </w:tc>
+      </w:tr>
+      <w:tr>
+        <w:tc>
+          <w:tcPr>
+            <w:tcW w:type="dxa" w:w="6236"/>
+          </w:tcPr>
+          <w:p>
+            <w:pPr>
+              <w:spacing w:before="20" w:after="20"/>
+              <w:ind w:left="283"/>
+            </w:pPr>
+            <w:r>
+              <w:rPr>
+                <w:rFonts w:ascii="Times New Roman" w:hAnsi="Times New Roman"/>
+                <w:b/>
+                <w:sz w:val="24"/>
+              </w:rPr>
+              <w:t xml:space="preserve">4.5. </w:t>
+            </w:r>
+            <w:r>
+              <w:rPr>
+                <w:rFonts w:ascii="Times New Roman" w:hAnsi="Times New Roman"/>
+                <w:b w:val="0"/>
+                <w:sz w:val="24"/>
+              </w:rPr>
+              <w:t>Database/Cloud Integration</w:t>
+            </w:r>
+          </w:p>
+        </w:tc>
+        <w:tc>
+          <w:tcPr>
+            <w:tcW w:type="dxa" w:w="2835"/>
+            <w:tcBorders>
+              <w:top w:val="nil"/>
+              <w:left w:val="nil"/>
+              <w:right w:val="nil"/>
+              <w:bottom w:val="dotted" w:sz="12" w:space="1" w:color="000000"/>
+            </w:tcBorders>
+          </w:tcPr>
+          <w:p>
+            <w:r/>
+          </w:p>
+        </w:tc>
+        <w:tc>
+          <w:tcPr>
+            <w:tcW w:type="dxa" w:w="907"/>
+          </w:tcPr>
+          <w:p>
+            <w:pPr>
+              <w:jc w:val="right"/>
+            </w:pPr>
+            <w:r>
+              <w:rPr>
+                <w:rFonts w:ascii="Times New Roman" w:hAnsi="Times New Roman"/>
+                <w:b w:val="0"/>
+                <w:sz w:val="24"/>
+              </w:rPr>
+              <w:t>44</w:t>
+            </w:r>
+          </w:p>
+        </w:tc>
+      </w:tr>
+      <w:tr>
+        <w:tc>
+          <w:tcPr>
+            <w:tcW w:type="dxa" w:w="6236"/>
+          </w:tcPr>
+          <w:p>
+            <w:pPr>
+              <w:spacing w:before="20" w:after="20"/>
+              <w:ind w:left="283"/>
+            </w:pPr>
+            <w:r>
+              <w:rPr>
+                <w:rFonts w:ascii="Times New Roman" w:hAnsi="Times New Roman"/>
+                <w:b/>
+                <w:sz w:val="24"/>
+              </w:rPr>
+              <w:t xml:space="preserve">4.6. </w:t>
+            </w:r>
+            <w:r>
+              <w:rPr>
+                <w:rFonts w:ascii="Times New Roman" w:hAnsi="Times New Roman"/>
+                <w:b w:val="0"/>
+                <w:sz w:val="24"/>
+              </w:rPr>
+              <w:t>Dashboard Development</w:t>
+            </w:r>
+          </w:p>
+        </w:tc>
+        <w:tc>
+          <w:tcPr>
+            <w:tcW w:type="dxa" w:w="2835"/>
+            <w:tcBorders>
+              <w:top w:val="nil"/>
+              <w:left w:val="nil"/>
+              <w:right w:val="nil"/>
+              <w:bottom w:val="dotted" w:sz="12" w:space="1" w:color="000000"/>
+            </w:tcBorders>
+          </w:tcPr>
+          <w:p>
+            <w:r/>
+          </w:p>
+        </w:tc>
+        <w:tc>
+          <w:tcPr>
+            <w:tcW w:type="dxa" w:w="907"/>
+          </w:tcPr>
+          <w:p>
+            <w:pPr>
+              <w:jc w:val="right"/>
+            </w:pPr>
+            <w:r>
+              <w:rPr>
+                <w:rFonts w:ascii="Times New Roman" w:hAnsi="Times New Roman"/>
+                <w:b w:val="0"/>
+                <w:sz w:val="24"/>
+              </w:rPr>
+              <w:t>46</w:t>
+            </w:r>
+          </w:p>
+        </w:tc>
+      </w:tr>
+      <w:tr>
+        <w:tc>
+          <w:tcPr>
+            <w:tcW w:type="dxa" w:w="6236"/>
+          </w:tcPr>
+          <w:p>
+            <w:pPr>
+              <w:spacing w:before="20" w:after="20"/>
+              <w:ind w:left="283"/>
+            </w:pPr>
+            <w:r>
+              <w:rPr>
+                <w:rFonts w:ascii="Times New Roman" w:hAnsi="Times New Roman"/>
+                <w:b/>
+                <w:sz w:val="24"/>
+              </w:rPr>
+              <w:t xml:space="preserve">4.7. </w:t>
+            </w:r>
+            <w:r>
+              <w:rPr>
+                <w:rFonts w:ascii="Times New Roman" w:hAnsi="Times New Roman"/>
+                <w:b w:val="0"/>
+                <w:sz w:val="24"/>
+              </w:rPr>
+              <w:t>Module-wise Implementation</w:t>
+            </w:r>
+          </w:p>
+        </w:tc>
+        <w:tc>
+          <w:tcPr>
+            <w:tcW w:type="dxa" w:w="2835"/>
+            <w:tcBorders>
+              <w:top w:val="nil"/>
+              <w:left w:val="nil"/>
+              <w:right w:val="nil"/>
+              <w:bottom w:val="dotted" w:sz="12" w:space="1" w:color="000000"/>
+            </w:tcBorders>
+          </w:tcPr>
+          <w:p>
+            <w:r/>
+          </w:p>
+        </w:tc>
+        <w:tc>
+          <w:tcPr>
+            <w:tcW w:type="dxa" w:w="907"/>
+          </w:tcPr>
+          <w:p>
+            <w:pPr>
+              <w:jc w:val="right"/>
+            </w:pPr>
+            <w:r>
+              <w:rPr>
+                <w:rFonts w:ascii="Times New Roman" w:hAnsi="Times New Roman"/>
+                <w:b w:val="0"/>
+                <w:sz w:val="24"/>
+              </w:rPr>
+              <w:t>48</w:t>
+            </w:r>
+          </w:p>
+        </w:tc>
+      </w:tr>
+      <w:tr>
+        <w:tc>
+          <w:tcPr>
+            <w:tcW w:type="dxa" w:w="6236"/>
+          </w:tcPr>
+          <w:p>
+            <w:pPr>
+              <w:spacing w:before="20" w:after="20"/>
+              <w:ind w:left="283"/>
+            </w:pPr>
+            <w:r>
+              <w:rPr>
+                <w:rFonts w:ascii="Times New Roman" w:hAnsi="Times New Roman"/>
+                <w:b/>
+                <w:sz w:val="24"/>
+              </w:rPr>
+              <w:t xml:space="preserve">4.8. </w:t>
+            </w:r>
+            <w:r>
+              <w:rPr>
+                <w:rFonts w:ascii="Times New Roman" w:hAnsi="Times New Roman"/>
+                <w:b w:val="0"/>
+                <w:sz w:val="24"/>
+              </w:rPr>
+              <w:t>Algorithms and Control Logic</w:t>
+            </w:r>
+          </w:p>
+        </w:tc>
+        <w:tc>
+          <w:tcPr>
+            <w:tcW w:type="dxa" w:w="2835"/>
+            <w:tcBorders>
+              <w:top w:val="nil"/>
+              <w:left w:val="nil"/>
+              <w:right w:val="nil"/>
+              <w:bottom w:val="dotted" w:sz="12" w:space="1" w:color="000000"/>
+            </w:tcBorders>
+          </w:tcPr>
+          <w:p>
+            <w:r/>
+          </w:p>
+        </w:tc>
+        <w:tc>
+          <w:tcPr>
+            <w:tcW w:type="dxa" w:w="907"/>
+          </w:tcPr>
+          <w:p>
+            <w:pPr>
+              <w:jc w:val="right"/>
+            </w:pPr>
+            <w:r>
+              <w:rPr>
+                <w:rFonts w:ascii="Times New Roman" w:hAnsi="Times New Roman"/>
+                <w:b w:val="0"/>
+                <w:sz w:val="24"/>
+              </w:rPr>
+              <w:t>50</w:t>
+            </w:r>
+          </w:p>
+        </w:tc>
+      </w:tr>
+      <w:tr>
+        <w:tc>
+          <w:tcPr>
+            <w:tcW w:type="dxa" w:w="6236"/>
+          </w:tcPr>
+          <w:p>
+            <w:pPr>
+              <w:spacing w:before="20" w:after="20"/>
+              <w:ind w:left="283"/>
+            </w:pPr>
+            <w:r>
+              <w:rPr>
+                <w:rFonts w:ascii="Times New Roman" w:hAnsi="Times New Roman"/>
+                <w:b/>
+                <w:sz w:val="24"/>
+              </w:rPr>
+              <w:t xml:space="preserve">4.9. </w:t>
+            </w:r>
+            <w:r>
+              <w:rPr>
+                <w:rFonts w:ascii="Times New Roman" w:hAnsi="Times New Roman"/>
+                <w:b w:val="0"/>
+                <w:sz w:val="24"/>
+              </w:rPr>
+              <w:t>Safety Features Implemented</w:t>
+            </w:r>
+          </w:p>
+        </w:tc>
+        <w:tc>
+          <w:tcPr>
+            <w:tcW w:type="dxa" w:w="2835"/>
+            <w:tcBorders>
+              <w:top w:val="nil"/>
+              <w:left w:val="nil"/>
+              <w:right w:val="nil"/>
+              <w:bottom w:val="dotted" w:sz="12" w:space="1" w:color="000000"/>
+            </w:tcBorders>
+          </w:tcPr>
+          <w:p>
+            <w:r/>
+          </w:p>
+        </w:tc>
+        <w:tc>
+          <w:tcPr>
+            <w:tcW w:type="dxa" w:w="907"/>
+          </w:tcPr>
+          <w:p>
+            <w:pPr>
+              <w:jc w:val="right"/>
+            </w:pPr>
+            <w:r>
+              <w:rPr>
+                <w:rFonts w:ascii="Times New Roman" w:hAnsi="Times New Roman"/>
+                <w:b w:val="0"/>
+                <w:sz w:val="24"/>
+              </w:rPr>
+              <w:t>52</w:t>
+            </w:r>
+          </w:p>
+        </w:tc>
+      </w:tr>
+      <w:tr>
+        <w:tc>
+          <w:tcPr>
+            <w:tcW w:type="dxa" w:w="6236"/>
+          </w:tcPr>
+          <w:p>
+            <w:pPr>
+              <w:spacing w:before="20" w:after="20"/>
+              <w:ind w:left="283"/>
+            </w:pPr>
+            <w:r>
+              <w:rPr>
+                <w:rFonts w:ascii="Times New Roman" w:hAnsi="Times New Roman"/>
+                <w:b/>
+                <w:sz w:val="24"/>
+              </w:rPr>
+              <w:t xml:space="preserve">4.10. </w:t>
+            </w:r>
+            <w:r>
+              <w:rPr>
+                <w:rFonts w:ascii="Times New Roman" w:hAnsi="Times New Roman"/>
+                <w:b w:val="0"/>
+                <w:sz w:val="24"/>
+              </w:rPr>
+              <w:t>Prototype Development</w:t>
+            </w:r>
+          </w:p>
+        </w:tc>
+        <w:tc>
+          <w:tcPr>
+            <w:tcW w:type="dxa" w:w="2835"/>
+            <w:tcBorders>
+              <w:top w:val="nil"/>
+              <w:left w:val="nil"/>
+              <w:right w:val="nil"/>
+              <w:bottom w:val="dotted" w:sz="12" w:space="1" w:color="000000"/>
+            </w:tcBorders>
+          </w:tcPr>
+          <w:p>
+            <w:r/>
+          </w:p>
+        </w:tc>
+        <w:tc>
+          <w:tcPr>
+            <w:tcW w:type="dxa" w:w="907"/>
+          </w:tcPr>
+          <w:p>
+            <w:pPr>
+              <w:jc w:val="right"/>
+            </w:pPr>
+            <w:r>
+              <w:rPr>
+                <w:rFonts w:ascii="Times New Roman" w:hAnsi="Times New Roman"/>
+                <w:b w:val="0"/>
+                <w:sz w:val="24"/>
+              </w:rPr>
+              <w:t>53</w:t>
+            </w:r>
+          </w:p>
+        </w:tc>
+      </w:tr>
+      <w:tr>
+        <w:tc>
+          <w:tcPr>
+            <w:tcW w:type="dxa" w:w="6236"/>
+          </w:tcPr>
+          <w:p>
+            <w:pPr>
+              <w:spacing w:before="20" w:after="20"/>
+              <w:ind w:left="283"/>
+            </w:pPr>
+            <w:r>
+              <w:rPr>
+                <w:rFonts w:ascii="Times New Roman" w:hAnsi="Times New Roman"/>
+                <w:b/>
+                <w:sz w:val="24"/>
+              </w:rPr>
+              <w:t xml:space="preserve">4.11. </w:t>
+            </w:r>
+            <w:r>
+              <w:rPr>
+                <w:rFonts w:ascii="Times New Roman" w:hAnsi="Times New Roman"/>
+                <w:b w:val="0"/>
+                <w:sz w:val="24"/>
+              </w:rPr>
+              <w:t>Prototype Photos &amp; Demonstration</w:t>
+            </w:r>
+          </w:p>
+        </w:tc>
+        <w:tc>
+          <w:tcPr>
+            <w:tcW w:type="dxa" w:w="2835"/>
+            <w:tcBorders>
+              <w:top w:val="nil"/>
+              <w:left w:val="nil"/>
+              <w:right w:val="nil"/>
+              <w:bottom w:val="dotted" w:sz="12" w:space="1" w:color="000000"/>
+            </w:tcBorders>
+          </w:tcPr>
+          <w:p>
+            <w:r/>
+          </w:p>
+        </w:tc>
+        <w:tc>
+          <w:tcPr>
+            <w:tcW w:type="dxa" w:w="907"/>
+          </w:tcPr>
+          <w:p>
+            <w:pPr>
+              <w:jc w:val="right"/>
+            </w:pPr>
+            <w:r>
+              <w:rPr>
+                <w:rFonts w:ascii="Times New Roman" w:hAnsi="Times New Roman"/>
+                <w:b w:val="0"/>
+                <w:sz w:val="24"/>
+              </w:rPr>
+              <w:t>54</w:t>
+            </w:r>
+          </w:p>
+        </w:tc>
+      </w:tr>
+      <w:tr>
+        <w:tc>
+          <w:tcPr>
+            <w:tcW w:type="dxa" w:w="6236"/>
+          </w:tcPr>
+          <w:p>
+            <w:pPr>
+              <w:spacing w:before="20" w:after="20"/>
+            </w:pPr>
+            <w:r>
+              <w:rPr>
+                <w:rFonts w:ascii="Times New Roman" w:hAnsi="Times New Roman"/>
+                <w:b/>
+                <w:sz w:val="24"/>
+              </w:rPr>
+              <w:t>CHAPTER 5: TESTING, VALIDATION AND PERFORMANCE EVALUATION</w:t>
+            </w:r>
+          </w:p>
+        </w:tc>
+        <w:tc>
+          <w:tcPr>
+            <w:tcW w:type="dxa" w:w="2835"/>
+            <w:tcBorders>
+              <w:top w:val="nil"/>
+              <w:left w:val="nil"/>
+              <w:right w:val="nil"/>
+              <w:bottom w:val="dotted" w:sz="12" w:space="1" w:color="000000"/>
+            </w:tcBorders>
+          </w:tcPr>
+          <w:p>
+            <w:r/>
+          </w:p>
+        </w:tc>
+        <w:tc>
+          <w:tcPr>
+            <w:tcW w:type="dxa" w:w="907"/>
+          </w:tcPr>
+          <w:p>
+            <w:pPr>
+              <w:jc w:val="right"/>
+            </w:pPr>
+            <w:r>
+              <w:rPr>
+                <w:rFonts w:ascii="Times New Roman" w:hAnsi="Times New Roman"/>
+                <w:b/>
+                <w:sz w:val="24"/>
+              </w:rPr>
+              <w:t>58</w:t>
+            </w:r>
+          </w:p>
+        </w:tc>
+      </w:tr>
+      <w:tr>
+        <w:tc>
+          <w:tcPr>
+            <w:tcW w:type="dxa" w:w="6236"/>
+          </w:tcPr>
+          <w:p>
+            <w:pPr>
+              <w:spacing w:before="20" w:after="20"/>
+              <w:ind w:left="283"/>
+            </w:pPr>
+            <w:r>
+              <w:rPr>
+                <w:rFonts w:ascii="Times New Roman" w:hAnsi="Times New Roman"/>
+                <w:b/>
+                <w:sz w:val="24"/>
+              </w:rPr>
+              <w:t xml:space="preserve">5.1. </w:t>
+            </w:r>
+            <w:r>
+              <w:rPr>
+                <w:rFonts w:ascii="Times New Roman" w:hAnsi="Times New Roman"/>
+                <w:b w:val="0"/>
+                <w:sz w:val="24"/>
+              </w:rPr>
+              <w:t>Testing Strategy</w:t>
+            </w:r>
+          </w:p>
+        </w:tc>
+        <w:tc>
+          <w:tcPr>
+            <w:tcW w:type="dxa" w:w="2835"/>
+            <w:tcBorders>
+              <w:top w:val="nil"/>
+              <w:left w:val="nil"/>
+              <w:right w:val="nil"/>
+              <w:bottom w:val="dotted" w:sz="12" w:space="1" w:color="000000"/>
+            </w:tcBorders>
+          </w:tcPr>
+          <w:p>
+            <w:r/>
+          </w:p>
+        </w:tc>
+        <w:tc>
+          <w:tcPr>
+            <w:tcW w:type="dxa" w:w="907"/>
+          </w:tcPr>
+          <w:p>
+            <w:pPr>
+              <w:jc w:val="right"/>
+            </w:pPr>
+            <w:r>
+              <w:rPr>
+                <w:rFonts w:ascii="Times New Roman" w:hAnsi="Times New Roman"/>
+                <w:b w:val="0"/>
+                <w:sz w:val="24"/>
+              </w:rPr>
+              <w:t>58</w:t>
+            </w:r>
+          </w:p>
+        </w:tc>
+      </w:tr>
+      <w:tr>
+        <w:tc>
+          <w:tcPr>
+            <w:tcW w:type="dxa" w:w="6236"/>
+          </w:tcPr>
+          <w:p>
+            <w:pPr>
+              <w:spacing w:before="20" w:after="20"/>
+              <w:ind w:left="283"/>
+            </w:pPr>
+            <w:r>
+              <w:rPr>
+                <w:rFonts w:ascii="Times New Roman" w:hAnsi="Times New Roman"/>
+                <w:b/>
+                <w:sz w:val="24"/>
+              </w:rPr>
+              <w:t xml:space="preserve">5.2. </w:t>
+            </w:r>
+            <w:r>
+              <w:rPr>
+                <w:rFonts w:ascii="Times New Roman" w:hAnsi="Times New Roman"/>
+                <w:b w:val="0"/>
+                <w:sz w:val="24"/>
+              </w:rPr>
+              <w:t>Unit Testing</w:t>
+            </w:r>
+          </w:p>
+        </w:tc>
+        <w:tc>
+          <w:tcPr>
+            <w:tcW w:type="dxa" w:w="2835"/>
+            <w:tcBorders>
+              <w:top w:val="nil"/>
+              <w:left w:val="nil"/>
+              <w:right w:val="nil"/>
+              <w:bottom w:val="dotted" w:sz="12" w:space="1" w:color="000000"/>
+            </w:tcBorders>
+          </w:tcPr>
+          <w:p>
+            <w:r/>
+          </w:p>
+        </w:tc>
+        <w:tc>
+          <w:tcPr>
+            <w:tcW w:type="dxa" w:w="907"/>
+          </w:tcPr>
+          <w:p>
+            <w:pPr>
+              <w:jc w:val="right"/>
+            </w:pPr>
+            <w:r>
+              <w:rPr>
+                <w:rFonts w:ascii="Times New Roman" w:hAnsi="Times New Roman"/>
+                <w:b w:val="0"/>
+                <w:sz w:val="24"/>
+              </w:rPr>
+              <w:t>58</w:t>
+            </w:r>
+          </w:p>
+        </w:tc>
+      </w:tr>
+      <w:tr>
+        <w:tc>
+          <w:tcPr>
+            <w:tcW w:type="dxa" w:w="6236"/>
+          </w:tcPr>
+          <w:p>
+            <w:pPr>
+              <w:spacing w:before="20" w:after="20"/>
+              <w:ind w:left="283"/>
+            </w:pPr>
+            <w:r>
+              <w:rPr>
+                <w:rFonts w:ascii="Times New Roman" w:hAnsi="Times New Roman"/>
+                <w:b/>
+                <w:sz w:val="24"/>
+              </w:rPr>
+              <w:t xml:space="preserve">5.3. </w:t>
+            </w:r>
+            <w:r>
+              <w:rPr>
+                <w:rFonts w:ascii="Times New Roman" w:hAnsi="Times New Roman"/>
+                <w:b w:val="0"/>
+                <w:sz w:val="24"/>
+              </w:rPr>
+              <w:t>Integration Testing</w:t>
+            </w:r>
+          </w:p>
+        </w:tc>
+        <w:tc>
+          <w:tcPr>
+            <w:tcW w:type="dxa" w:w="2835"/>
+            <w:tcBorders>
+              <w:top w:val="nil"/>
+              <w:left w:val="nil"/>
+              <w:right w:val="nil"/>
+              <w:bottom w:val="dotted" w:sz="12" w:space="1" w:color="000000"/>
+            </w:tcBorders>
+          </w:tcPr>
+          <w:p>
+            <w:r/>
+          </w:p>
+        </w:tc>
+        <w:tc>
+          <w:tcPr>
+            <w:tcW w:type="dxa" w:w="907"/>
+          </w:tcPr>
+          <w:p>
+            <w:pPr>
+              <w:jc w:val="right"/>
+            </w:pPr>
+            <w:r>
+              <w:rPr>
+                <w:rFonts w:ascii="Times New Roman" w:hAnsi="Times New Roman"/>
+                <w:b w:val="0"/>
+                <w:sz w:val="24"/>
+              </w:rPr>
+              <w:t>60</w:t>
+            </w:r>
+          </w:p>
+        </w:tc>
+      </w:tr>
+      <w:tr>
+        <w:tc>
+          <w:tcPr>
+            <w:tcW w:type="dxa" w:w="6236"/>
+          </w:tcPr>
+          <w:p>
+            <w:pPr>
+              <w:spacing w:before="20" w:after="20"/>
+              <w:ind w:left="283"/>
+            </w:pPr>
+            <w:r>
+              <w:rPr>
+                <w:rFonts w:ascii="Times New Roman" w:hAnsi="Times New Roman"/>
+                <w:b/>
+                <w:sz w:val="24"/>
+              </w:rPr>
+              <w:t xml:space="preserve">5.4. </w:t>
+            </w:r>
+            <w:r>
+              <w:rPr>
+                <w:rFonts w:ascii="Times New Roman" w:hAnsi="Times New Roman"/>
+                <w:b w:val="0"/>
+                <w:sz w:val="24"/>
+              </w:rPr>
+              <w:t>System Testing</w:t>
+            </w:r>
+          </w:p>
+        </w:tc>
+        <w:tc>
+          <w:tcPr>
+            <w:tcW w:type="dxa" w:w="2835"/>
+            <w:tcBorders>
+              <w:top w:val="nil"/>
+              <w:left w:val="nil"/>
+              <w:right w:val="nil"/>
+              <w:bottom w:val="dotted" w:sz="12" w:space="1" w:color="000000"/>
+            </w:tcBorders>
+          </w:tcPr>
+          <w:p>
+            <w:r/>
+          </w:p>
+        </w:tc>
+        <w:tc>
+          <w:tcPr>
+            <w:tcW w:type="dxa" w:w="907"/>
+          </w:tcPr>
+          <w:p>
+            <w:pPr>
+              <w:jc w:val="right"/>
+            </w:pPr>
+            <w:r>
+              <w:rPr>
+                <w:rFonts w:ascii="Times New Roman" w:hAnsi="Times New Roman"/>
+                <w:b w:val="0"/>
+                <w:sz w:val="24"/>
+              </w:rPr>
+              <w:t>62</w:t>
+            </w:r>
+          </w:p>
+        </w:tc>
+      </w:tr>
+      <w:tr>
+        <w:tc>
+          <w:tcPr>
+            <w:tcW w:type="dxa" w:w="6236"/>
+          </w:tcPr>
+          <w:p>
+            <w:pPr>
+              <w:spacing w:before="20" w:after="20"/>
+              <w:ind w:left="283"/>
+            </w:pPr>
+            <w:r>
+              <w:rPr>
+                <w:rFonts w:ascii="Times New Roman" w:hAnsi="Times New Roman"/>
+                <w:b/>
+                <w:sz w:val="24"/>
+              </w:rPr>
+              <w:t xml:space="preserve">5.5. </w:t>
+            </w:r>
+            <w:r>
+              <w:rPr>
+                <w:rFonts w:ascii="Times New Roman" w:hAnsi="Times New Roman"/>
+                <w:b w:val="0"/>
+                <w:sz w:val="24"/>
+              </w:rPr>
+              <w:t>User Acceptance Testing</w:t>
+            </w:r>
+          </w:p>
+        </w:tc>
+        <w:tc>
+          <w:tcPr>
+            <w:tcW w:type="dxa" w:w="2835"/>
+            <w:tcBorders>
+              <w:top w:val="nil"/>
+              <w:left w:val="nil"/>
+              <w:right w:val="nil"/>
+              <w:bottom w:val="dotted" w:sz="12" w:space="1" w:color="000000"/>
+            </w:tcBorders>
+          </w:tcPr>
+          <w:p>
+            <w:r/>
+          </w:p>
+        </w:tc>
+        <w:tc>
+          <w:tcPr>
+            <w:tcW w:type="dxa" w:w="907"/>
+          </w:tcPr>
+          <w:p>
+            <w:pPr>
+              <w:jc w:val="right"/>
+            </w:pPr>
+            <w:r>
+              <w:rPr>
+                <w:rFonts w:ascii="Times New Roman" w:hAnsi="Times New Roman"/>
+                <w:b w:val="0"/>
+                <w:sz w:val="24"/>
+              </w:rPr>
+              <w:t>64</w:t>
+            </w:r>
+          </w:p>
+        </w:tc>
+      </w:tr>
+      <w:tr>
+        <w:tc>
+          <w:tcPr>
+            <w:tcW w:type="dxa" w:w="6236"/>
+          </w:tcPr>
+          <w:p>
+            <w:pPr>
+              <w:spacing w:before="20" w:after="20"/>
+              <w:ind w:left="283"/>
+            </w:pPr>
+            <w:r>
+              <w:rPr>
+                <w:rFonts w:ascii="Times New Roman" w:hAnsi="Times New Roman"/>
+                <w:b/>
+                <w:sz w:val="24"/>
+              </w:rPr>
+              <w:t xml:space="preserve">5.6. </w:t>
+            </w:r>
+            <w:r>
+              <w:rPr>
+                <w:rFonts w:ascii="Times New Roman" w:hAnsi="Times New Roman"/>
+                <w:b w:val="0"/>
+                <w:sz w:val="24"/>
+              </w:rPr>
+              <w:t>Performance Evaluation</w:t>
+            </w:r>
+          </w:p>
+        </w:tc>
+        <w:tc>
+          <w:tcPr>
+            <w:tcW w:type="dxa" w:w="2835"/>
+            <w:tcBorders>
+              <w:top w:val="nil"/>
+              <w:left w:val="nil"/>
+              <w:right w:val="nil"/>
+              <w:bottom w:val="dotted" w:sz="12" w:space="1" w:color="000000"/>
+            </w:tcBorders>
+          </w:tcPr>
+          <w:p>
+            <w:r/>
+          </w:p>
+        </w:tc>
+        <w:tc>
+          <w:tcPr>
+            <w:tcW w:type="dxa" w:w="907"/>
+          </w:tcPr>
+          <w:p>
+            <w:pPr>
+              <w:jc w:val="right"/>
+            </w:pPr>
+            <w:r>
+              <w:rPr>
+                <w:rFonts w:ascii="Times New Roman" w:hAnsi="Times New Roman"/>
+                <w:b w:val="0"/>
+                <w:sz w:val="24"/>
+              </w:rPr>
+              <w:t>65</w:t>
+            </w:r>
+          </w:p>
+        </w:tc>
+      </w:tr>
+      <w:tr>
+        <w:tc>
+          <w:tcPr>
+            <w:tcW w:type="dxa" w:w="6236"/>
+          </w:tcPr>
+          <w:p>
+            <w:pPr>
+              <w:spacing w:before="20" w:after="20"/>
+              <w:ind w:left="283"/>
+            </w:pPr>
+            <w:r>
+              <w:rPr>
+                <w:rFonts w:ascii="Times New Roman" w:hAnsi="Times New Roman"/>
+                <w:b/>
+                <w:sz w:val="24"/>
+              </w:rPr>
+              <w:t xml:space="preserve">5.7. </w:t>
+            </w:r>
+            <w:r>
+              <w:rPr>
+                <w:rFonts w:ascii="Times New Roman" w:hAnsi="Times New Roman"/>
+                <w:b w:val="0"/>
+                <w:sz w:val="24"/>
+              </w:rPr>
+              <w:t>Security Testing</w:t>
+            </w:r>
+          </w:p>
+        </w:tc>
+        <w:tc>
+          <w:tcPr>
+            <w:tcW w:type="dxa" w:w="2835"/>
+            <w:tcBorders>
+              <w:top w:val="nil"/>
+              <w:left w:val="nil"/>
+              <w:right w:val="nil"/>
+              <w:bottom w:val="dotted" w:sz="12" w:space="1" w:color="000000"/>
+            </w:tcBorders>
+          </w:tcPr>
+          <w:p>
+            <w:r/>
+          </w:p>
+        </w:tc>
+        <w:tc>
+          <w:tcPr>
+            <w:tcW w:type="dxa" w:w="907"/>
+          </w:tcPr>
+          <w:p>
+            <w:pPr>
+              <w:jc w:val="right"/>
+            </w:pPr>
+            <w:r>
+              <w:rPr>
+                <w:rFonts w:ascii="Times New Roman" w:hAnsi="Times New Roman"/>
+                <w:b w:val="0"/>
+                <w:sz w:val="24"/>
+              </w:rPr>
+              <w:t>67</w:t>
+            </w:r>
+          </w:p>
+        </w:tc>
+      </w:tr>
+      <w:tr>
+        <w:tc>
+          <w:tcPr>
+            <w:tcW w:type="dxa" w:w="6236"/>
+          </w:tcPr>
+          <w:p>
+            <w:pPr>
+              <w:spacing w:before="20" w:after="20"/>
+              <w:ind w:left="283"/>
+            </w:pPr>
+            <w:r>
+              <w:rPr>
+                <w:rFonts w:ascii="Times New Roman" w:hAnsi="Times New Roman"/>
+                <w:b/>
+                <w:sz w:val="24"/>
+              </w:rPr>
+              <w:t xml:space="preserve">5.8. </w:t>
+            </w:r>
+            <w:r>
+              <w:rPr>
+                <w:rFonts w:ascii="Times New Roman" w:hAnsi="Times New Roman"/>
+                <w:b w:val="0"/>
+                <w:sz w:val="24"/>
+              </w:rPr>
+              <w:t>Validation Metrics</w:t>
+            </w:r>
+          </w:p>
+        </w:tc>
+        <w:tc>
+          <w:tcPr>
+            <w:tcW w:type="dxa" w:w="2835"/>
+            <w:tcBorders>
+              <w:top w:val="nil"/>
+              <w:left w:val="nil"/>
+              <w:right w:val="nil"/>
+              <w:bottom w:val="dotted" w:sz="12" w:space="1" w:color="000000"/>
+            </w:tcBorders>
+          </w:tcPr>
+          <w:p>
+            <w:r/>
+          </w:p>
+        </w:tc>
+        <w:tc>
+          <w:tcPr>
+            <w:tcW w:type="dxa" w:w="907"/>
+          </w:tcPr>
+          <w:p>
+            <w:pPr>
+              <w:jc w:val="right"/>
+            </w:pPr>
+            <w:r>
+              <w:rPr>
+                <w:rFonts w:ascii="Times New Roman" w:hAnsi="Times New Roman"/>
+                <w:b w:val="0"/>
+                <w:sz w:val="24"/>
+              </w:rPr>
+              <w:t>68</w:t>
+            </w:r>
+          </w:p>
+        </w:tc>
+      </w:tr>
+      <w:tr>
+        <w:tc>
+          <w:tcPr>
+            <w:tcW w:type="dxa" w:w="6236"/>
+          </w:tcPr>
+          <w:p>
+            <w:pPr>
+              <w:spacing w:before="20" w:after="20"/>
+              <w:ind w:left="283"/>
+            </w:pPr>
+            <w:r>
+              <w:rPr>
+                <w:rFonts w:ascii="Times New Roman" w:hAnsi="Times New Roman"/>
+                <w:b/>
+                <w:sz w:val="24"/>
+              </w:rPr>
+              <w:t xml:space="preserve">5.9. </w:t>
+            </w:r>
+            <w:r>
+              <w:rPr>
+                <w:rFonts w:ascii="Times New Roman" w:hAnsi="Times New Roman"/>
+                <w:b w:val="0"/>
+                <w:sz w:val="24"/>
+              </w:rPr>
+              <w:t>Test Cases</w:t>
+            </w:r>
+          </w:p>
+        </w:tc>
+        <w:tc>
+          <w:tcPr>
+            <w:tcW w:type="dxa" w:w="2835"/>
+            <w:tcBorders>
+              <w:top w:val="nil"/>
+              <w:left w:val="nil"/>
+              <w:right w:val="nil"/>
+              <w:bottom w:val="dotted" w:sz="12" w:space="1" w:color="000000"/>
+            </w:tcBorders>
+          </w:tcPr>
+          <w:p>
+            <w:r/>
+          </w:p>
+        </w:tc>
+        <w:tc>
+          <w:tcPr>
+            <w:tcW w:type="dxa" w:w="907"/>
+          </w:tcPr>
+          <w:p>
+            <w:pPr>
+              <w:jc w:val="right"/>
+            </w:pPr>
+            <w:r>
+              <w:rPr>
+                <w:rFonts w:ascii="Times New Roman" w:hAnsi="Times New Roman"/>
+                <w:b w:val="0"/>
+                <w:sz w:val="24"/>
+              </w:rPr>
+              <w:t>69</w:t>
+            </w:r>
+          </w:p>
+        </w:tc>
+      </w:tr>
+      <w:tr>
+        <w:tc>
+          <w:tcPr>
+            <w:tcW w:type="dxa" w:w="6236"/>
+          </w:tcPr>
+          <w:p>
+            <w:pPr>
+              <w:spacing w:before="20" w:after="20"/>
+              <w:ind w:left="283"/>
+            </w:pPr>
+            <w:r>
+              <w:rPr>
+                <w:rFonts w:ascii="Times New Roman" w:hAnsi="Times New Roman"/>
+                <w:b/>
+                <w:sz w:val="24"/>
+              </w:rPr>
+              <w:t xml:space="preserve">5.10. </w:t>
+            </w:r>
+            <w:r>
+              <w:rPr>
+                <w:rFonts w:ascii="Times New Roman" w:hAnsi="Times New Roman"/>
+                <w:b w:val="0"/>
+                <w:sz w:val="24"/>
+              </w:rPr>
+              <w:t>Defects Identified and corrections</w:t>
+            </w:r>
+          </w:p>
+        </w:tc>
+        <w:tc>
+          <w:tcPr>
+            <w:tcW w:type="dxa" w:w="2835"/>
+            <w:tcBorders>
+              <w:top w:val="nil"/>
+              <w:left w:val="nil"/>
+              <w:right w:val="nil"/>
+              <w:bottom w:val="dotted" w:sz="12" w:space="1" w:color="000000"/>
+            </w:tcBorders>
+          </w:tcPr>
+          <w:p>
+            <w:r/>
+          </w:p>
+        </w:tc>
+        <w:tc>
+          <w:tcPr>
+            <w:tcW w:type="dxa" w:w="907"/>
+          </w:tcPr>
+          <w:p>
+            <w:pPr>
+              <w:jc w:val="right"/>
+            </w:pPr>
+            <w:r>
+              <w:rPr>
+                <w:rFonts w:ascii="Times New Roman" w:hAnsi="Times New Roman"/>
+                <w:b w:val="0"/>
+                <w:sz w:val="24"/>
+              </w:rPr>
+              <w:t>70</w:t>
+            </w:r>
+          </w:p>
+        </w:tc>
+      </w:tr>
+      <w:tr>
+        <w:tc>
+          <w:tcPr>
+            <w:tcW w:type="dxa" w:w="6236"/>
+          </w:tcPr>
+          <w:p>
+            <w:pPr>
+              <w:spacing w:before="20" w:after="20"/>
+              <w:ind w:left="283"/>
+            </w:pPr>
+            <w:r>
+              <w:rPr>
+                <w:rFonts w:ascii="Times New Roman" w:hAnsi="Times New Roman"/>
+                <w:b/>
+                <w:sz w:val="24"/>
+              </w:rPr>
+              <w:t xml:space="preserve">5.11. </w:t>
+            </w:r>
+            <w:r>
+              <w:rPr>
+                <w:rFonts w:ascii="Times New Roman" w:hAnsi="Times New Roman"/>
+                <w:b w:val="0"/>
+                <w:sz w:val="24"/>
+              </w:rPr>
+              <w:t>Chapter Summary</w:t>
+            </w:r>
+          </w:p>
+        </w:tc>
+        <w:tc>
+          <w:tcPr>
+            <w:tcW w:type="dxa" w:w="2835"/>
+            <w:tcBorders>
+              <w:top w:val="nil"/>
+              <w:left w:val="nil"/>
+              <w:right w:val="nil"/>
+              <w:bottom w:val="dotted" w:sz="12" w:space="1" w:color="000000"/>
+            </w:tcBorders>
+          </w:tcPr>
+          <w:p>
+            <w:r/>
+          </w:p>
+        </w:tc>
+        <w:tc>
+          <w:tcPr>
+            <w:tcW w:type="dxa" w:w="907"/>
+          </w:tcPr>
+          <w:p>
+            <w:pPr>
+              <w:jc w:val="right"/>
+            </w:pPr>
+            <w:r>
+              <w:rPr>
+                <w:rFonts w:ascii="Times New Roman" w:hAnsi="Times New Roman"/>
+                <w:b w:val="0"/>
+                <w:sz w:val="24"/>
+              </w:rPr>
+              <w:t>71</w:t>
+            </w:r>
+          </w:p>
+        </w:tc>
+      </w:tr>
+      <w:tr>
+        <w:tc>
+          <w:tcPr>
+            <w:tcW w:type="dxa" w:w="6236"/>
+          </w:tcPr>
+          <w:p>
+            <w:pPr>
+              <w:spacing w:before="20" w:after="20"/>
+            </w:pPr>
+            <w:r>
+              <w:rPr>
+                <w:rFonts w:ascii="Times New Roman" w:hAnsi="Times New Roman"/>
+                <w:b/>
+                <w:sz w:val="24"/>
+              </w:rPr>
+              <w:t>CHAPTER 6: COMMUNITY DEPLOYMENT AND IMPACT ASSESSMENT</w:t>
+            </w:r>
+          </w:p>
+        </w:tc>
+        <w:tc>
+          <w:tcPr>
+            <w:tcW w:type="dxa" w:w="2835"/>
+            <w:tcBorders>
+              <w:top w:val="nil"/>
+              <w:left w:val="nil"/>
+              <w:right w:val="nil"/>
+              <w:bottom w:val="dotted" w:sz="12" w:space="1" w:color="000000"/>
+            </w:tcBorders>
+          </w:tcPr>
+          <w:p>
+            <w:r/>
+          </w:p>
+        </w:tc>
+        <w:tc>
+          <w:tcPr>
+            <w:tcW w:type="dxa" w:w="907"/>
+          </w:tcPr>
+          <w:p>
+            <w:pPr>
+              <w:jc w:val="right"/>
+            </w:pPr>
+            <w:r>
+              <w:rPr>
+                <w:rFonts w:ascii="Times New Roman" w:hAnsi="Times New Roman"/>
+                <w:b/>
+                <w:sz w:val="24"/>
+              </w:rPr>
+              <w:t>72</w:t>
+            </w:r>
+          </w:p>
+        </w:tc>
+      </w:tr>
+      <w:tr>
+        <w:tc>
+          <w:tcPr>
+            <w:tcW w:type="dxa" w:w="6236"/>
+          </w:tcPr>
+          <w:p>
+            <w:pPr>
+              <w:spacing w:before="20" w:after="20"/>
+              <w:ind w:left="283"/>
+            </w:pPr>
+            <w:r>
+              <w:rPr>
+                <w:rFonts w:ascii="Times New Roman" w:hAnsi="Times New Roman"/>
+                <w:b/>
+                <w:sz w:val="24"/>
+              </w:rPr>
+              <w:t xml:space="preserve">6.1. </w:t>
+            </w:r>
+            <w:r>
+              <w:rPr>
+                <w:rFonts w:ascii="Times New Roman" w:hAnsi="Times New Roman"/>
+                <w:b w:val="0"/>
+                <w:sz w:val="24"/>
+              </w:rPr>
+              <w:t>Beneficiary Profile</w:t>
+            </w:r>
+          </w:p>
+        </w:tc>
+        <w:tc>
+          <w:tcPr>
+            <w:tcW w:type="dxa" w:w="2835"/>
+            <w:tcBorders>
+              <w:top w:val="nil"/>
+              <w:left w:val="nil"/>
+              <w:right w:val="nil"/>
+              <w:bottom w:val="dotted" w:sz="12" w:space="1" w:color="000000"/>
+            </w:tcBorders>
+          </w:tcPr>
+          <w:p>
+            <w:r/>
+          </w:p>
+        </w:tc>
+        <w:tc>
+          <w:tcPr>
+            <w:tcW w:type="dxa" w:w="907"/>
+          </w:tcPr>
+          <w:p>
+            <w:pPr>
+              <w:jc w:val="right"/>
+            </w:pPr>
+            <w:r>
+              <w:rPr>
+                <w:rFonts w:ascii="Times New Roman" w:hAnsi="Times New Roman"/>
+                <w:b w:val="0"/>
+                <w:sz w:val="24"/>
+              </w:rPr>
+              <w:t>72</w:t>
+            </w:r>
+          </w:p>
+        </w:tc>
+      </w:tr>
+      <w:tr>
+        <w:tc>
+          <w:tcPr>
+            <w:tcW w:type="dxa" w:w="6236"/>
+          </w:tcPr>
+          <w:p>
+            <w:pPr>
+              <w:spacing w:before="20" w:after="20"/>
+              <w:ind w:left="283"/>
+            </w:pPr>
+            <w:r>
+              <w:rPr>
+                <w:rFonts w:ascii="Times New Roman" w:hAnsi="Times New Roman"/>
+                <w:b/>
+                <w:sz w:val="24"/>
+              </w:rPr>
+              <w:t xml:space="preserve">6.2. </w:t>
+            </w:r>
+            <w:r>
+              <w:rPr>
+                <w:rFonts w:ascii="Times New Roman" w:hAnsi="Times New Roman"/>
+                <w:b w:val="0"/>
+                <w:sz w:val="24"/>
+              </w:rPr>
+              <w:t>Community Engagement Activities</w:t>
+            </w:r>
+          </w:p>
+        </w:tc>
+        <w:tc>
+          <w:tcPr>
+            <w:tcW w:type="dxa" w:w="2835"/>
+            <w:tcBorders>
+              <w:top w:val="nil"/>
+              <w:left w:val="nil"/>
+              <w:right w:val="nil"/>
+              <w:bottom w:val="dotted" w:sz="12" w:space="1" w:color="000000"/>
+            </w:tcBorders>
+          </w:tcPr>
+          <w:p>
+            <w:r/>
+          </w:p>
+        </w:tc>
+        <w:tc>
+          <w:tcPr>
+            <w:tcW w:type="dxa" w:w="907"/>
+          </w:tcPr>
+          <w:p>
+            <w:pPr>
+              <w:jc w:val="right"/>
+            </w:pPr>
+            <w:r>
+              <w:rPr>
+                <w:rFonts w:ascii="Times New Roman" w:hAnsi="Times New Roman"/>
+                <w:b w:val="0"/>
+                <w:sz w:val="24"/>
+              </w:rPr>
+              <w:t>72</w:t>
+            </w:r>
+          </w:p>
+        </w:tc>
+      </w:tr>
+      <w:tr>
+        <w:tc>
+          <w:tcPr>
+            <w:tcW w:type="dxa" w:w="6236"/>
+          </w:tcPr>
+          <w:p>
+            <w:pPr>
+              <w:spacing w:before="20" w:after="20"/>
+              <w:ind w:left="283"/>
+            </w:pPr>
+            <w:r>
+              <w:rPr>
+                <w:rFonts w:ascii="Times New Roman" w:hAnsi="Times New Roman"/>
+                <w:b/>
+                <w:sz w:val="24"/>
+              </w:rPr>
+              <w:t xml:space="preserve">6.3. </w:t>
+            </w:r>
+            <w:r>
+              <w:rPr>
+                <w:rFonts w:ascii="Times New Roman" w:hAnsi="Times New Roman"/>
+                <w:b w:val="0"/>
+                <w:sz w:val="24"/>
+              </w:rPr>
+              <w:t>Pilot Deployment</w:t>
+            </w:r>
+          </w:p>
+        </w:tc>
+        <w:tc>
+          <w:tcPr>
+            <w:tcW w:type="dxa" w:w="2835"/>
+            <w:tcBorders>
+              <w:top w:val="nil"/>
+              <w:left w:val="nil"/>
+              <w:right w:val="nil"/>
+              <w:bottom w:val="dotted" w:sz="12" w:space="1" w:color="000000"/>
+            </w:tcBorders>
+          </w:tcPr>
+          <w:p>
+            <w:r/>
+          </w:p>
+        </w:tc>
+        <w:tc>
+          <w:tcPr>
+            <w:tcW w:type="dxa" w:w="907"/>
+          </w:tcPr>
+          <w:p>
+            <w:pPr>
+              <w:jc w:val="right"/>
+            </w:pPr>
+            <w:r>
+              <w:rPr>
+                <w:rFonts w:ascii="Times New Roman" w:hAnsi="Times New Roman"/>
+                <w:b w:val="0"/>
+                <w:sz w:val="24"/>
+              </w:rPr>
+              <w:t>73</w:t>
+            </w:r>
+          </w:p>
+        </w:tc>
+      </w:tr>
+      <w:tr>
+        <w:tc>
+          <w:tcPr>
+            <w:tcW w:type="dxa" w:w="6236"/>
+          </w:tcPr>
+          <w:p>
+            <w:pPr>
+              <w:spacing w:before="20" w:after="20"/>
+              <w:ind w:left="283"/>
+            </w:pPr>
+            <w:r>
+              <w:rPr>
+                <w:rFonts w:ascii="Times New Roman" w:hAnsi="Times New Roman"/>
+                <w:b/>
+                <w:sz w:val="24"/>
+              </w:rPr>
+              <w:t xml:space="preserve">6.4. </w:t>
+            </w:r>
+            <w:r>
+              <w:rPr>
+                <w:rFonts w:ascii="Times New Roman" w:hAnsi="Times New Roman"/>
+                <w:b w:val="0"/>
+                <w:sz w:val="24"/>
+              </w:rPr>
+              <w:t>User Training</w:t>
+            </w:r>
+          </w:p>
+        </w:tc>
+        <w:tc>
+          <w:tcPr>
+            <w:tcW w:type="dxa" w:w="2835"/>
+            <w:tcBorders>
+              <w:top w:val="nil"/>
+              <w:left w:val="nil"/>
+              <w:right w:val="nil"/>
+              <w:bottom w:val="dotted" w:sz="12" w:space="1" w:color="000000"/>
+            </w:tcBorders>
+          </w:tcPr>
+          <w:p>
+            <w:r/>
+          </w:p>
+        </w:tc>
+        <w:tc>
+          <w:tcPr>
+            <w:tcW w:type="dxa" w:w="907"/>
+          </w:tcPr>
+          <w:p>
+            <w:pPr>
+              <w:jc w:val="right"/>
+            </w:pPr>
+            <w:r>
+              <w:rPr>
+                <w:rFonts w:ascii="Times New Roman" w:hAnsi="Times New Roman"/>
+                <w:b w:val="0"/>
+                <w:sz w:val="24"/>
+              </w:rPr>
+              <w:t>74</w:t>
+            </w:r>
+          </w:p>
+        </w:tc>
+      </w:tr>
+      <w:tr>
+        <w:tc>
+          <w:tcPr>
+            <w:tcW w:type="dxa" w:w="6236"/>
+          </w:tcPr>
+          <w:p>
+            <w:pPr>
+              <w:spacing w:before="20" w:after="20"/>
+              <w:ind w:left="283"/>
+            </w:pPr>
+            <w:r>
+              <w:rPr>
+                <w:rFonts w:ascii="Times New Roman" w:hAnsi="Times New Roman"/>
+                <w:b/>
+                <w:sz w:val="24"/>
+              </w:rPr>
+              <w:t xml:space="preserve">6.5. </w:t>
+            </w:r>
+            <w:r>
+              <w:rPr>
+                <w:rFonts w:ascii="Times New Roman" w:hAnsi="Times New Roman"/>
+                <w:b w:val="0"/>
+                <w:sz w:val="24"/>
+              </w:rPr>
+              <w:t>Feedback Collection</w:t>
+            </w:r>
+          </w:p>
+        </w:tc>
+        <w:tc>
+          <w:tcPr>
+            <w:tcW w:type="dxa" w:w="2835"/>
+            <w:tcBorders>
+              <w:top w:val="nil"/>
+              <w:left w:val="nil"/>
+              <w:right w:val="nil"/>
+              <w:bottom w:val="dotted" w:sz="12" w:space="1" w:color="000000"/>
+            </w:tcBorders>
+          </w:tcPr>
+          <w:p>
+            <w:r/>
+          </w:p>
+        </w:tc>
+        <w:tc>
+          <w:tcPr>
+            <w:tcW w:type="dxa" w:w="907"/>
+          </w:tcPr>
+          <w:p>
+            <w:pPr>
+              <w:jc w:val="right"/>
+            </w:pPr>
+            <w:r>
+              <w:rPr>
+                <w:rFonts w:ascii="Times New Roman" w:hAnsi="Times New Roman"/>
+                <w:b w:val="0"/>
+                <w:sz w:val="24"/>
+              </w:rPr>
+              <w:t>75</w:t>
+            </w:r>
+          </w:p>
+        </w:tc>
+      </w:tr>
+      <w:tr>
+        <w:tc>
+          <w:tcPr>
+            <w:tcW w:type="dxa" w:w="6236"/>
+          </w:tcPr>
+          <w:p>
+            <w:pPr>
+              <w:spacing w:before="20" w:after="20"/>
+              <w:ind w:left="283"/>
+            </w:pPr>
+            <w:r>
+              <w:rPr>
+                <w:rFonts w:ascii="Times New Roman" w:hAnsi="Times New Roman"/>
+                <w:b/>
+                <w:sz w:val="24"/>
+              </w:rPr>
+              <w:t xml:space="preserve">6.6. </w:t>
+            </w:r>
+            <w:r>
+              <w:rPr>
+                <w:rFonts w:ascii="Times New Roman" w:hAnsi="Times New Roman"/>
+                <w:b w:val="0"/>
+                <w:sz w:val="24"/>
+              </w:rPr>
+              <w:t>Feedback Analysis</w:t>
+            </w:r>
+          </w:p>
+        </w:tc>
+        <w:tc>
+          <w:tcPr>
+            <w:tcW w:type="dxa" w:w="2835"/>
+            <w:tcBorders>
+              <w:top w:val="nil"/>
+              <w:left w:val="nil"/>
+              <w:right w:val="nil"/>
+              <w:bottom w:val="dotted" w:sz="12" w:space="1" w:color="000000"/>
+            </w:tcBorders>
+          </w:tcPr>
+          <w:p>
+            <w:r/>
+          </w:p>
+        </w:tc>
+        <w:tc>
+          <w:tcPr>
+            <w:tcW w:type="dxa" w:w="907"/>
+          </w:tcPr>
+          <w:p>
+            <w:pPr>
+              <w:jc w:val="right"/>
+            </w:pPr>
+            <w:r>
+              <w:rPr>
+                <w:rFonts w:ascii="Times New Roman" w:hAnsi="Times New Roman"/>
+                <w:b w:val="0"/>
+                <w:sz w:val="24"/>
+              </w:rPr>
+              <w:t>75</w:t>
+            </w:r>
+          </w:p>
+        </w:tc>
+      </w:tr>
+      <w:tr>
+        <w:tc>
+          <w:tcPr>
+            <w:tcW w:type="dxa" w:w="6236"/>
+          </w:tcPr>
+          <w:p>
+            <w:pPr>
+              <w:spacing w:before="20" w:after="20"/>
+              <w:ind w:left="283"/>
+            </w:pPr>
+            <w:r>
+              <w:rPr>
+                <w:rFonts w:ascii="Times New Roman" w:hAnsi="Times New Roman"/>
+                <w:b/>
+                <w:sz w:val="24"/>
+              </w:rPr>
+              <w:t xml:space="preserve">6.7. </w:t>
+            </w:r>
+            <w:r>
+              <w:rPr>
+                <w:rFonts w:ascii="Times New Roman" w:hAnsi="Times New Roman"/>
+                <w:b w:val="0"/>
+                <w:sz w:val="24"/>
+              </w:rPr>
+              <w:t>Impact Assessment</w:t>
+            </w:r>
+          </w:p>
+        </w:tc>
+        <w:tc>
+          <w:tcPr>
+            <w:tcW w:type="dxa" w:w="2835"/>
+            <w:tcBorders>
+              <w:top w:val="nil"/>
+              <w:left w:val="nil"/>
+              <w:right w:val="nil"/>
+              <w:bottom w:val="dotted" w:sz="12" w:space="1" w:color="000000"/>
+            </w:tcBorders>
+          </w:tcPr>
+          <w:p>
+            <w:r/>
+          </w:p>
+        </w:tc>
+        <w:tc>
+          <w:tcPr>
+            <w:tcW w:type="dxa" w:w="907"/>
+          </w:tcPr>
+          <w:p>
+            <w:pPr>
+              <w:jc w:val="right"/>
+            </w:pPr>
+            <w:r>
+              <w:rPr>
+                <w:rFonts w:ascii="Times New Roman" w:hAnsi="Times New Roman"/>
+                <w:b w:val="0"/>
+                <w:sz w:val="24"/>
+              </w:rPr>
+              <w:t>77</w:t>
+            </w:r>
+          </w:p>
+        </w:tc>
+      </w:tr>
+      <w:tr>
+        <w:tc>
+          <w:tcPr>
+            <w:tcW w:type="dxa" w:w="6236"/>
+          </w:tcPr>
+          <w:p>
+            <w:pPr>
+              <w:spacing w:before="20" w:after="20"/>
+              <w:ind w:left="283"/>
+            </w:pPr>
+            <w:r>
+              <w:rPr>
+                <w:rFonts w:ascii="Times New Roman" w:hAnsi="Times New Roman"/>
+                <w:b/>
+                <w:sz w:val="24"/>
+              </w:rPr>
+              <w:t xml:space="preserve">6.8. </w:t>
+            </w:r>
+            <w:r>
+              <w:rPr>
+                <w:rFonts w:ascii="Times New Roman" w:hAnsi="Times New Roman"/>
+                <w:b w:val="0"/>
+                <w:sz w:val="24"/>
+              </w:rPr>
+              <w:t>Outcome Achievement Matrix</w:t>
+            </w:r>
+          </w:p>
+        </w:tc>
+        <w:tc>
+          <w:tcPr>
+            <w:tcW w:type="dxa" w:w="2835"/>
+            <w:tcBorders>
+              <w:top w:val="nil"/>
+              <w:left w:val="nil"/>
+              <w:right w:val="nil"/>
+              <w:bottom w:val="dotted" w:sz="12" w:space="1" w:color="000000"/>
+            </w:tcBorders>
+          </w:tcPr>
+          <w:p>
+            <w:r/>
+          </w:p>
+        </w:tc>
+        <w:tc>
+          <w:tcPr>
+            <w:tcW w:type="dxa" w:w="907"/>
+          </w:tcPr>
+          <w:p>
+            <w:pPr>
+              <w:jc w:val="right"/>
+            </w:pPr>
+            <w:r>
+              <w:rPr>
+                <w:rFonts w:ascii="Times New Roman" w:hAnsi="Times New Roman"/>
+                <w:b w:val="0"/>
+                <w:sz w:val="24"/>
+              </w:rPr>
+              <w:t>78</w:t>
+            </w:r>
+          </w:p>
+        </w:tc>
+      </w:tr>
+      <w:tr>
+        <w:tc>
+          <w:tcPr>
+            <w:tcW w:type="dxa" w:w="6236"/>
+          </w:tcPr>
+          <w:p>
+            <w:pPr>
+              <w:spacing w:before="20" w:after="20"/>
+              <w:ind w:left="283"/>
+            </w:pPr>
+            <w:r>
+              <w:rPr>
+                <w:rFonts w:ascii="Times New Roman" w:hAnsi="Times New Roman"/>
+                <w:b/>
+                <w:sz w:val="24"/>
+              </w:rPr>
+              <w:t xml:space="preserve">6.9. </w:t>
+            </w:r>
+            <w:r>
+              <w:rPr>
+                <w:rFonts w:ascii="Times New Roman" w:hAnsi="Times New Roman"/>
+                <w:b w:val="0"/>
+                <w:sz w:val="24"/>
+              </w:rPr>
+              <w:t>Sustainability Plan</w:t>
+            </w:r>
+          </w:p>
+        </w:tc>
+        <w:tc>
+          <w:tcPr>
+            <w:tcW w:type="dxa" w:w="2835"/>
+            <w:tcBorders>
+              <w:top w:val="nil"/>
+              <w:left w:val="nil"/>
+              <w:right w:val="nil"/>
+              <w:bottom w:val="dotted" w:sz="12" w:space="1" w:color="000000"/>
+            </w:tcBorders>
+          </w:tcPr>
+          <w:p>
+            <w:r/>
+          </w:p>
+        </w:tc>
+        <w:tc>
+          <w:tcPr>
+            <w:tcW w:type="dxa" w:w="907"/>
+          </w:tcPr>
+          <w:p>
+            <w:pPr>
+              <w:jc w:val="right"/>
+            </w:pPr>
+            <w:r>
+              <w:rPr>
+                <w:rFonts w:ascii="Times New Roman" w:hAnsi="Times New Roman"/>
+                <w:b w:val="0"/>
+                <w:sz w:val="24"/>
+              </w:rPr>
+              <w:t>79</w:t>
+            </w:r>
+          </w:p>
+        </w:tc>
+      </w:tr>
+      <w:tr>
+        <w:tc>
+          <w:tcPr>
+            <w:tcW w:type="dxa" w:w="6236"/>
+          </w:tcPr>
+          <w:p>
+            <w:pPr>
+              <w:spacing w:before="20" w:after="20"/>
+            </w:pPr>
+            <w:r>
+              <w:rPr>
+                <w:rFonts w:ascii="Times New Roman" w:hAnsi="Times New Roman"/>
+                <w:b/>
+                <w:sz w:val="24"/>
+              </w:rPr>
+              <w:t>CHAPTER 7: RESULTS, DISCUSSION, CONCLUSION AND FUTURE SCOPE</w:t>
+            </w:r>
+          </w:p>
+        </w:tc>
+        <w:tc>
+          <w:tcPr>
+            <w:tcW w:type="dxa" w:w="2835"/>
+            <w:tcBorders>
+              <w:top w:val="nil"/>
+              <w:left w:val="nil"/>
+              <w:right w:val="nil"/>
+              <w:bottom w:val="dotted" w:sz="12" w:space="1" w:color="000000"/>
+            </w:tcBorders>
+          </w:tcPr>
+          <w:p>
+            <w:r/>
+          </w:p>
+        </w:tc>
+        <w:tc>
+          <w:tcPr>
+            <w:tcW w:type="dxa" w:w="907"/>
+          </w:tcPr>
+          <w:p>
+            <w:pPr>
+              <w:jc w:val="right"/>
+            </w:pPr>
+            <w:r>
+              <w:rPr>
+                <w:rFonts w:ascii="Times New Roman" w:hAnsi="Times New Roman"/>
+                <w:b/>
+                <w:sz w:val="24"/>
+              </w:rPr>
+              <w:t>80</w:t>
+            </w:r>
+          </w:p>
+        </w:tc>
+      </w:tr>
+      <w:tr>
+        <w:tc>
+          <w:tcPr>
+            <w:tcW w:type="dxa" w:w="6236"/>
+          </w:tcPr>
+          <w:p>
+            <w:pPr>
+              <w:spacing w:before="20" w:after="20"/>
+              <w:ind w:left="283"/>
+            </w:pPr>
+            <w:r>
+              <w:rPr>
+                <w:rFonts w:ascii="Times New Roman" w:hAnsi="Times New Roman"/>
+                <w:b/>
+                <w:sz w:val="24"/>
+              </w:rPr>
+              <w:t xml:space="preserve">7.1. </w:t>
+            </w:r>
+            <w:r>
+              <w:rPr>
+                <w:rFonts w:ascii="Times New Roman" w:hAnsi="Times New Roman"/>
+                <w:b w:val="0"/>
+                <w:sz w:val="24"/>
+              </w:rPr>
+              <w:t>Results and Discussion</w:t>
+            </w:r>
+          </w:p>
+        </w:tc>
+        <w:tc>
+          <w:tcPr>
+            <w:tcW w:type="dxa" w:w="2835"/>
+            <w:tcBorders>
+              <w:top w:val="nil"/>
+              <w:left w:val="nil"/>
+              <w:right w:val="nil"/>
+              <w:bottom w:val="dotted" w:sz="12" w:space="1" w:color="000000"/>
+            </w:tcBorders>
+          </w:tcPr>
+          <w:p>
+            <w:r/>
+          </w:p>
+        </w:tc>
+        <w:tc>
+          <w:tcPr>
+            <w:tcW w:type="dxa" w:w="907"/>
+          </w:tcPr>
+          <w:p>
+            <w:pPr>
+              <w:jc w:val="right"/>
+            </w:pPr>
+            <w:r>
+              <w:rPr>
+                <w:rFonts w:ascii="Times New Roman" w:hAnsi="Times New Roman"/>
+                <w:b w:val="0"/>
+                <w:sz w:val="24"/>
+              </w:rPr>
+              <w:t>80</w:t>
+            </w:r>
+          </w:p>
+        </w:tc>
+      </w:tr>
+      <w:tr>
+        <w:tc>
+          <w:tcPr>
+            <w:tcW w:type="dxa" w:w="6236"/>
+          </w:tcPr>
+          <w:p>
+            <w:pPr>
+              <w:spacing w:before="20" w:after="20"/>
+              <w:ind w:left="283"/>
+            </w:pPr>
+            <w:r>
+              <w:rPr>
+                <w:rFonts w:ascii="Times New Roman" w:hAnsi="Times New Roman"/>
+                <w:b/>
+                <w:sz w:val="24"/>
+              </w:rPr>
+              <w:t xml:space="preserve">7.2. </w:t>
+            </w:r>
+            <w:r>
+              <w:rPr>
+                <w:rFonts w:ascii="Times New Roman" w:hAnsi="Times New Roman"/>
+                <w:b w:val="0"/>
+                <w:sz w:val="24"/>
+              </w:rPr>
+              <w:t>Achievement of Objectives</w:t>
+            </w:r>
+          </w:p>
+        </w:tc>
+        <w:tc>
+          <w:tcPr>
+            <w:tcW w:type="dxa" w:w="2835"/>
+            <w:tcBorders>
+              <w:top w:val="nil"/>
+              <w:left w:val="nil"/>
+              <w:right w:val="nil"/>
+              <w:bottom w:val="dotted" w:sz="12" w:space="1" w:color="000000"/>
+            </w:tcBorders>
+          </w:tcPr>
+          <w:p>
+            <w:r/>
+          </w:p>
+        </w:tc>
+        <w:tc>
+          <w:tcPr>
+            <w:tcW w:type="dxa" w:w="907"/>
+          </w:tcPr>
+          <w:p>
+            <w:pPr>
+              <w:jc w:val="right"/>
+            </w:pPr>
+            <w:r>
+              <w:rPr>
+                <w:rFonts w:ascii="Times New Roman" w:hAnsi="Times New Roman"/>
+                <w:b w:val="0"/>
+                <w:sz w:val="24"/>
+              </w:rPr>
+              <w:t>81</w:t>
+            </w:r>
+          </w:p>
+        </w:tc>
+      </w:tr>
+      <w:tr>
+        <w:tc>
+          <w:tcPr>
+            <w:tcW w:type="dxa" w:w="6236"/>
+          </w:tcPr>
+          <w:p>
+            <w:pPr>
+              <w:spacing w:before="20" w:after="20"/>
+              <w:ind w:left="283"/>
+            </w:pPr>
+            <w:r>
+              <w:rPr>
+                <w:rFonts w:ascii="Times New Roman" w:hAnsi="Times New Roman"/>
+                <w:b/>
+                <w:sz w:val="24"/>
+              </w:rPr>
+              <w:t xml:space="preserve">7.3. </w:t>
+            </w:r>
+            <w:r>
+              <w:rPr>
+                <w:rFonts w:ascii="Times New Roman" w:hAnsi="Times New Roman"/>
+                <w:b w:val="0"/>
+                <w:sz w:val="24"/>
+              </w:rPr>
+              <w:t>Project Contributions</w:t>
+            </w:r>
+          </w:p>
+        </w:tc>
+        <w:tc>
+          <w:tcPr>
+            <w:tcW w:type="dxa" w:w="2835"/>
+            <w:tcBorders>
+              <w:top w:val="nil"/>
+              <w:left w:val="nil"/>
+              <w:right w:val="nil"/>
+              <w:bottom w:val="dotted" w:sz="12" w:space="1" w:color="000000"/>
+            </w:tcBorders>
+          </w:tcPr>
+          <w:p>
+            <w:r/>
+          </w:p>
+        </w:tc>
+        <w:tc>
+          <w:tcPr>
+            <w:tcW w:type="dxa" w:w="907"/>
+          </w:tcPr>
+          <w:p>
+            <w:pPr>
+              <w:jc w:val="right"/>
+            </w:pPr>
+            <w:r>
+              <w:rPr>
+                <w:rFonts w:ascii="Times New Roman" w:hAnsi="Times New Roman"/>
+                <w:b w:val="0"/>
+                <w:sz w:val="24"/>
+              </w:rPr>
+              <w:t>82</w:t>
+            </w:r>
+          </w:p>
+        </w:tc>
+      </w:tr>
+      <w:tr>
+        <w:tc>
+          <w:tcPr>
+            <w:tcW w:type="dxa" w:w="6236"/>
+          </w:tcPr>
+          <w:p>
+            <w:pPr>
+              <w:spacing w:before="20" w:after="20"/>
+              <w:ind w:left="283"/>
+            </w:pPr>
+            <w:r>
+              <w:rPr>
+                <w:rFonts w:ascii="Times New Roman" w:hAnsi="Times New Roman"/>
+                <w:b/>
+                <w:sz w:val="24"/>
+              </w:rPr>
+              <w:t xml:space="preserve">7.4. </w:t>
+            </w:r>
+            <w:r>
+              <w:rPr>
+                <w:rFonts w:ascii="Times New Roman" w:hAnsi="Times New Roman"/>
+                <w:b w:val="0"/>
+                <w:sz w:val="24"/>
+              </w:rPr>
+              <w:t>Limitations</w:t>
+            </w:r>
+          </w:p>
+        </w:tc>
+        <w:tc>
+          <w:tcPr>
+            <w:tcW w:type="dxa" w:w="2835"/>
+            <w:tcBorders>
+              <w:top w:val="nil"/>
+              <w:left w:val="nil"/>
+              <w:right w:val="nil"/>
+              <w:bottom w:val="dotted" w:sz="12" w:space="1" w:color="000000"/>
+            </w:tcBorders>
+          </w:tcPr>
+          <w:p>
+            <w:r/>
+          </w:p>
+        </w:tc>
+        <w:tc>
+          <w:tcPr>
+            <w:tcW w:type="dxa" w:w="907"/>
+          </w:tcPr>
+          <w:p>
+            <w:pPr>
+              <w:jc w:val="right"/>
+            </w:pPr>
+            <w:r>
+              <w:rPr>
+                <w:rFonts w:ascii="Times New Roman" w:hAnsi="Times New Roman"/>
+                <w:b w:val="0"/>
+                <w:sz w:val="24"/>
+              </w:rPr>
+              <w:t>83</w:t>
+            </w:r>
+          </w:p>
+        </w:tc>
+      </w:tr>
+      <w:tr>
+        <w:tc>
+          <w:tcPr>
+            <w:tcW w:type="dxa" w:w="6236"/>
+          </w:tcPr>
+          <w:p>
+            <w:pPr>
+              <w:spacing w:before="20" w:after="20"/>
+              <w:ind w:left="283"/>
+            </w:pPr>
+            <w:r>
+              <w:rPr>
+                <w:rFonts w:ascii="Times New Roman" w:hAnsi="Times New Roman"/>
+                <w:b/>
+                <w:sz w:val="24"/>
+              </w:rPr>
+              <w:t xml:space="preserve">7.5. </w:t>
+            </w:r>
+            <w:r>
+              <w:rPr>
+                <w:rFonts w:ascii="Times New Roman" w:hAnsi="Times New Roman"/>
+                <w:b w:val="0"/>
+                <w:sz w:val="24"/>
+              </w:rPr>
+              <w:t>Future Enhancements</w:t>
+            </w:r>
+          </w:p>
+        </w:tc>
+        <w:tc>
+          <w:tcPr>
+            <w:tcW w:type="dxa" w:w="2835"/>
+            <w:tcBorders>
+              <w:top w:val="nil"/>
+              <w:left w:val="nil"/>
+              <w:right w:val="nil"/>
+              <w:bottom w:val="dotted" w:sz="12" w:space="1" w:color="000000"/>
+            </w:tcBorders>
+          </w:tcPr>
+          <w:p>
+            <w:r/>
+          </w:p>
+        </w:tc>
+        <w:tc>
+          <w:tcPr>
+            <w:tcW w:type="dxa" w:w="907"/>
+          </w:tcPr>
+          <w:p>
+            <w:pPr>
+              <w:jc w:val="right"/>
+            </w:pPr>
+            <w:r>
+              <w:rPr>
+                <w:rFonts w:ascii="Times New Roman" w:hAnsi="Times New Roman"/>
+                <w:b w:val="0"/>
+                <w:sz w:val="24"/>
+              </w:rPr>
+              <w:t>84</w:t>
+            </w:r>
+          </w:p>
+        </w:tc>
+      </w:tr>
+      <w:tr>
+        <w:tc>
+          <w:tcPr>
+            <w:tcW w:type="dxa" w:w="6236"/>
+          </w:tcPr>
+          <w:p>
+            <w:pPr>
+              <w:spacing w:before="20" w:after="20"/>
+              <w:ind w:left="283"/>
+            </w:pPr>
+            <w:r>
+              <w:rPr>
+                <w:rFonts w:ascii="Times New Roman" w:hAnsi="Times New Roman"/>
+                <w:b/>
+                <w:sz w:val="24"/>
+              </w:rPr>
+              <w:t xml:space="preserve">7.6. </w:t>
+            </w:r>
+            <w:r>
+              <w:rPr>
+                <w:rFonts w:ascii="Times New Roman" w:hAnsi="Times New Roman"/>
+                <w:b w:val="0"/>
+                <w:sz w:val="24"/>
+              </w:rPr>
+              <w:t>Conclusion</w:t>
+            </w:r>
+          </w:p>
+        </w:tc>
+        <w:tc>
+          <w:tcPr>
+            <w:tcW w:type="dxa" w:w="2835"/>
+            <w:tcBorders>
+              <w:top w:val="nil"/>
+              <w:left w:val="nil"/>
+              <w:right w:val="nil"/>
+              <w:bottom w:val="dotted" w:sz="12" w:space="1" w:color="000000"/>
+            </w:tcBorders>
+          </w:tcPr>
+          <w:p>
+            <w:r/>
+          </w:p>
+        </w:tc>
+        <w:tc>
+          <w:tcPr>
+            <w:tcW w:type="dxa" w:w="907"/>
+          </w:tcPr>
+          <w:p>
+            <w:pPr>
+              <w:jc w:val="right"/>
+            </w:pPr>
+            <w:r>
+              <w:rPr>
+                <w:rFonts w:ascii="Times New Roman" w:hAnsi="Times New Roman"/>
+                <w:b w:val="0"/>
+                <w:sz w:val="24"/>
+              </w:rPr>
+              <w:t>85</w:t>
+            </w:r>
+          </w:p>
+        </w:tc>
+      </w:tr>
+      <w:tr>
+        <w:tc>
+          <w:tcPr>
+            <w:tcW w:type="dxa" w:w="6236"/>
+          </w:tcPr>
+          <w:p>
+            <w:pPr>
+              <w:spacing w:before="20" w:after="20"/>
+            </w:pPr>
+            <w:r>
+              <w:rPr>
+                <w:rFonts w:ascii="Times New Roman" w:hAnsi="Times New Roman"/>
+                <w:b/>
+                <w:sz w:val="24"/>
+              </w:rPr>
+              <w:t>REFERENCES</w:t>
+            </w:r>
+          </w:p>
+        </w:tc>
+        <w:tc>
+          <w:tcPr>
+            <w:tcW w:type="dxa" w:w="2835"/>
+            <w:tcBorders>
+              <w:top w:val="nil"/>
+              <w:left w:val="nil"/>
+              <w:right w:val="nil"/>
+              <w:bottom w:val="dotted" w:sz="12" w:space="1" w:color="000000"/>
+            </w:tcBorders>
+          </w:tcPr>
+          <w:p>
+            <w:r/>
+          </w:p>
+        </w:tc>
+        <w:tc>
+          <w:tcPr>
+            <w:tcW w:type="dxa" w:w="907"/>
+          </w:tcPr>
+          <w:p>
+            <w:pPr>
+              <w:jc w:val="right"/>
+            </w:pPr>
+            <w:r>
+              <w:rPr>
+                <w:rFonts w:ascii="Times New Roman" w:hAnsi="Times New Roman"/>
+                <w:b/>
+                <w:sz w:val="24"/>
+              </w:rPr>
+              <w:t>86</w:t>
+            </w:r>
+          </w:p>
+        </w:tc>
+      </w:tr>
+      <w:tr>
+        <w:tc>
+          <w:tcPr>
+            <w:tcW w:type="dxa" w:w="6236"/>
+          </w:tcPr>
+          <w:p>
+            <w:pPr>
+              <w:spacing w:before="20" w:after="20"/>
+            </w:pPr>
+            <w:r>
+              <w:rPr>
+                <w:rFonts w:ascii="Times New Roman" w:hAnsi="Times New Roman"/>
+                <w:b/>
+                <w:sz w:val="24"/>
+              </w:rPr>
+              <w:t>ANNEXURES</w:t>
+            </w:r>
+          </w:p>
+        </w:tc>
+        <w:tc>
+          <w:tcPr>
+            <w:tcW w:type="dxa" w:w="2835"/>
+            <w:tcBorders>
+              <w:top w:val="nil"/>
+              <w:left w:val="nil"/>
+              <w:right w:val="nil"/>
+              <w:bottom w:val="dotted" w:sz="12" w:space="1" w:color="000000"/>
+            </w:tcBorders>
+          </w:tcPr>
+          <w:p>
+            <w:r/>
+          </w:p>
+        </w:tc>
+        <w:tc>
+          <w:tcPr>
+            <w:tcW w:type="dxa" w:w="907"/>
+          </w:tcPr>
+          <w:p>
+            <w:pPr>
+              <w:jc w:val="right"/>
+            </w:pPr>
+            <w:r>
+              <w:rPr>
+                <w:rFonts w:ascii="Times New Roman" w:hAnsi="Times New Roman"/>
+                <w:b/>
+                <w:sz w:val="24"/>
+              </w:rPr>
+              <w:t>89 onwards</w:t>
+            </w:r>
+          </w:p>
+        </w:tc>
+      </w:tr>
+    </w:tbl>
     <w:sectPr>
-      <w:pgSz w:w="12240" w:h="15840"/>
-      <w:pgMar w:top="1224" w:right="1296" w:bottom="1224" w:left="1296" w:header="720" w:footer="720" w:gutter="0"/>
+      <w:pgSz w:w="11906" w:h="16838"/>
+      <w:pgMar w:top="907" w:right="1020" w:bottom="907" w:left="1020" w:header="720" w:footer="720" w:gutter="0"/>
       <w:cols w:space="720"/>
       <w:docGrid w:linePitch="360"/>
     </w:sectPr>

--- a/cep-iot-bus-stop/chapters/Table_of_Contents.docx
+++ b/cep-iot-bus-stop/chapters/Table_of_Contents.docx
@@ -4,7 +4,7 @@
   <w:body>
     <w:p>
       <w:pPr>
-        <w:spacing w:after="280"/>
+        <w:spacing w:after="320"/>
         <w:jc w:val="center"/>
       </w:pPr>
       <w:r>
@@ -16,25 +16,39 @@
         <w:t>TABLE OF CONTENTS</w:t>
       </w:r>
     </w:p>
+    <w:p>
+      <w:pPr>
+        <w:spacing w:after="200"/>
+        <w:jc w:val="center"/>
+      </w:pPr>
+      <w:r>
+        <w:rPr>
+          <w:rFonts w:ascii="Times New Roman" w:hAnsi="Times New Roman"/>
+          <w:b w:val="0"/>
+          <w:i/>
+          <w:sz w:val="20"/>
+        </w:rPr>
+        <w:t>Select all (Ctrl+A) then change Font / Font size in the toolbar. Edit any title or page number. Add or delete dots in the middle column.</w:t>
+      </w:r>
+    </w:p>
     <w:tbl>
       <w:tblPr>
         <w:tblW w:type="auto" w:w="0"/>
-        <w:tblLayout w:type="autofit"/>
         <w:tblLook w:firstColumn="1" w:firstRow="1" w:lastColumn="0" w:lastRow="0" w:noHBand="0" w:noVBand="1" w:val="04A0"/>
       </w:tblPr>
       <w:tblGrid>
-        <w:gridCol w:w="3289"/>
-        <w:gridCol w:w="3289"/>
-        <w:gridCol w:w="3289"/>
+        <w:gridCol w:w="3213"/>
+        <w:gridCol w:w="3213"/>
+        <w:gridCol w:w="3213"/>
       </w:tblGrid>
       <w:tr>
         <w:tc>
           <w:tcPr>
-            <w:tcW w:type="dxa" w:w="6236"/>
+            <w:tcW w:type="dxa" w:w="5386"/>
           </w:tcPr>
           <w:p>
             <w:pPr>
-              <w:spacing w:before="20" w:after="20"/>
+              <w:spacing w:before="40" w:after="40" w:line="276" w:lineRule="auto"/>
             </w:pPr>
             <w:r>
               <w:rPr>
@@ -48,24 +62,29 @@
         </w:tc>
         <w:tc>
           <w:tcPr>
-            <w:tcW w:type="dxa" w:w="2835"/>
-            <w:tcBorders>
-              <w:top w:val="nil"/>
-              <w:left w:val="nil"/>
-              <w:right w:val="nil"/>
-              <w:bottom w:val="dotted" w:sz="12" w:space="1" w:color="000000"/>
-            </w:tcBorders>
+            <w:tcW w:type="dxa" w:w="3118"/>
           </w:tcPr>
           <w:p>
-            <w:r/>
+            <w:pPr>
+              <w:spacing w:before="40" w:after="40"/>
+            </w:pPr>
+            <w:r>
+              <w:rPr>
+                <w:rFonts w:ascii="Times New Roman" w:hAnsi="Times New Roman"/>
+                <w:b w:val="0"/>
+                <w:sz w:val="24"/>
+              </w:rPr>
+              <w:t xml:space="preserve">. . . . . . . . . . . . . . . . </w:t>
+            </w:r>
           </w:p>
         </w:tc>
         <w:tc>
           <w:tcPr>
-            <w:tcW w:type="dxa" w:w="907"/>
+            <w:tcW w:type="dxa" w:w="1020"/>
           </w:tcPr>
           <w:p>
             <w:pPr>
+              <w:spacing w:before="40" w:after="40"/>
               <w:jc w:val="right"/>
             </w:pPr>
             <w:r>
@@ -82,11 +101,11 @@
       <w:tr>
         <w:tc>
           <w:tcPr>
-            <w:tcW w:type="dxa" w:w="6236"/>
+            <w:tcW w:type="dxa" w:w="5386"/>
           </w:tcPr>
           <w:p>
             <w:pPr>
-              <w:spacing w:before="20" w:after="20"/>
+              <w:spacing w:before="40" w:after="40" w:line="276" w:lineRule="auto"/>
               <w:ind w:left="283"/>
             </w:pPr>
             <w:r>
@@ -109,24 +128,29 @@
         </w:tc>
         <w:tc>
           <w:tcPr>
-            <w:tcW w:type="dxa" w:w="2835"/>
-            <w:tcBorders>
-              <w:top w:val="nil"/>
-              <w:left w:val="nil"/>
-              <w:right w:val="nil"/>
-              <w:bottom w:val="dotted" w:sz="12" w:space="1" w:color="000000"/>
-            </w:tcBorders>
+            <w:tcW w:type="dxa" w:w="3118"/>
           </w:tcPr>
           <w:p>
-            <w:r/>
+            <w:pPr>
+              <w:spacing w:before="40" w:after="40"/>
+            </w:pPr>
+            <w:r>
+              <w:rPr>
+                <w:rFonts w:ascii="Times New Roman" w:hAnsi="Times New Roman"/>
+                <w:b w:val="0"/>
+                <w:sz w:val="24"/>
+              </w:rPr>
+              <w:t xml:space="preserve">. . . . . . . . . . . . . . . . </w:t>
+            </w:r>
           </w:p>
         </w:tc>
         <w:tc>
           <w:tcPr>
-            <w:tcW w:type="dxa" w:w="907"/>
+            <w:tcW w:type="dxa" w:w="1020"/>
           </w:tcPr>
           <w:p>
             <w:pPr>
+              <w:spacing w:before="40" w:after="40"/>
               <w:jc w:val="right"/>
             </w:pPr>
             <w:r>
@@ -143,11 +167,11 @@
       <w:tr>
         <w:tc>
           <w:tcPr>
-            <w:tcW w:type="dxa" w:w="6236"/>
+            <w:tcW w:type="dxa" w:w="5386"/>
           </w:tcPr>
           <w:p>
             <w:pPr>
-              <w:spacing w:before="20" w:after="20"/>
+              <w:spacing w:before="40" w:after="40" w:line="276" w:lineRule="auto"/>
               <w:ind w:left="283"/>
             </w:pPr>
             <w:r>
@@ -170,24 +194,29 @@
         </w:tc>
         <w:tc>
           <w:tcPr>
-            <w:tcW w:type="dxa" w:w="2835"/>
-            <w:tcBorders>
-              <w:top w:val="nil"/>
-              <w:left w:val="nil"/>
-              <w:right w:val="nil"/>
-              <w:bottom w:val="dotted" w:sz="12" w:space="1" w:color="000000"/>
-            </w:tcBorders>
+            <w:tcW w:type="dxa" w:w="3118"/>
           </w:tcPr>
           <w:p>
-            <w:r/>
+            <w:pPr>
+              <w:spacing w:before="40" w:after="40"/>
+            </w:pPr>
+            <w:r>
+              <w:rPr>
+                <w:rFonts w:ascii="Times New Roman" w:hAnsi="Times New Roman"/>
+                <w:b w:val="0"/>
+                <w:sz w:val="24"/>
+              </w:rPr>
+              <w:t xml:space="preserve">. . . . . . . . . . . . . . . . </w:t>
+            </w:r>
           </w:p>
         </w:tc>
         <w:tc>
           <w:tcPr>
-            <w:tcW w:type="dxa" w:w="907"/>
+            <w:tcW w:type="dxa" w:w="1020"/>
           </w:tcPr>
           <w:p>
             <w:pPr>
+              <w:spacing w:before="40" w:after="40"/>
               <w:jc w:val="right"/>
             </w:pPr>
             <w:r>
@@ -204,11 +233,11 @@
       <w:tr>
         <w:tc>
           <w:tcPr>
-            <w:tcW w:type="dxa" w:w="6236"/>
+            <w:tcW w:type="dxa" w:w="5386"/>
           </w:tcPr>
           <w:p>
             <w:pPr>
-              <w:spacing w:before="20" w:after="20"/>
+              <w:spacing w:before="40" w:after="40" w:line="276" w:lineRule="auto"/>
               <w:ind w:left="283"/>
             </w:pPr>
             <w:r>
@@ -231,24 +260,29 @@
         </w:tc>
         <w:tc>
           <w:tcPr>
-            <w:tcW w:type="dxa" w:w="2835"/>
-            <w:tcBorders>
-              <w:top w:val="nil"/>
-              <w:left w:val="nil"/>
-              <w:right w:val="nil"/>
-              <w:bottom w:val="dotted" w:sz="12" w:space="1" w:color="000000"/>
-            </w:tcBorders>
+            <w:tcW w:type="dxa" w:w="3118"/>
           </w:tcPr>
           <w:p>
-            <w:r/>
+            <w:pPr>
+              <w:spacing w:before="40" w:after="40"/>
+            </w:pPr>
+            <w:r>
+              <w:rPr>
+                <w:rFonts w:ascii="Times New Roman" w:hAnsi="Times New Roman"/>
+                <w:b w:val="0"/>
+                <w:sz w:val="24"/>
+              </w:rPr>
+              <w:t xml:space="preserve">. . . . . . . . . . . . . . . . </w:t>
+            </w:r>
           </w:p>
         </w:tc>
         <w:tc>
           <w:tcPr>
-            <w:tcW w:type="dxa" w:w="907"/>
+            <w:tcW w:type="dxa" w:w="1020"/>
           </w:tcPr>
           <w:p>
             <w:pPr>
+              <w:spacing w:before="40" w:after="40"/>
               <w:jc w:val="right"/>
             </w:pPr>
             <w:r>
@@ -265,11 +299,11 @@
       <w:tr>
         <w:tc>
           <w:tcPr>
-            <w:tcW w:type="dxa" w:w="6236"/>
+            <w:tcW w:type="dxa" w:w="5386"/>
           </w:tcPr>
           <w:p>
             <w:pPr>
-              <w:spacing w:before="20" w:after="20"/>
+              <w:spacing w:before="40" w:after="40" w:line="276" w:lineRule="auto"/>
               <w:ind w:left="283"/>
             </w:pPr>
             <w:r>
@@ -292,24 +326,29 @@
         </w:tc>
         <w:tc>
           <w:tcPr>
-            <w:tcW w:type="dxa" w:w="2835"/>
-            <w:tcBorders>
-              <w:top w:val="nil"/>
-              <w:left w:val="nil"/>
-              <w:right w:val="nil"/>
-              <w:bottom w:val="dotted" w:sz="12" w:space="1" w:color="000000"/>
-            </w:tcBorders>
+            <w:tcW w:type="dxa" w:w="3118"/>
           </w:tcPr>
           <w:p>
-            <w:r/>
+            <w:pPr>
+              <w:spacing w:before="40" w:after="40"/>
+            </w:pPr>
+            <w:r>
+              <w:rPr>
+                <w:rFonts w:ascii="Times New Roman" w:hAnsi="Times New Roman"/>
+                <w:b w:val="0"/>
+                <w:sz w:val="24"/>
+              </w:rPr>
+              <w:t xml:space="preserve">. . . . . . . . . . . . . . . . </w:t>
+            </w:r>
           </w:p>
         </w:tc>
         <w:tc>
           <w:tcPr>
-            <w:tcW w:type="dxa" w:w="907"/>
+            <w:tcW w:type="dxa" w:w="1020"/>
           </w:tcPr>
           <w:p>
             <w:pPr>
+              <w:spacing w:before="40" w:after="40"/>
               <w:jc w:val="right"/>
             </w:pPr>
             <w:r>
@@ -326,11 +365,11 @@
       <w:tr>
         <w:tc>
           <w:tcPr>
-            <w:tcW w:type="dxa" w:w="6236"/>
+            <w:tcW w:type="dxa" w:w="5386"/>
           </w:tcPr>
           <w:p>
             <w:pPr>
-              <w:spacing w:before="20" w:after="20"/>
+              <w:spacing w:before="40" w:after="40" w:line="276" w:lineRule="auto"/>
               <w:ind w:left="283"/>
             </w:pPr>
             <w:r>
@@ -353,24 +392,29 @@
         </w:tc>
         <w:tc>
           <w:tcPr>
-            <w:tcW w:type="dxa" w:w="2835"/>
-            <w:tcBorders>
-              <w:top w:val="nil"/>
-              <w:left w:val="nil"/>
-              <w:right w:val="nil"/>
-              <w:bottom w:val="dotted" w:sz="12" w:space="1" w:color="000000"/>
-            </w:tcBorders>
+            <w:tcW w:type="dxa" w:w="3118"/>
           </w:tcPr>
           <w:p>
-            <w:r/>
+            <w:pPr>
+              <w:spacing w:before="40" w:after="40"/>
+            </w:pPr>
+            <w:r>
+              <w:rPr>
+                <w:rFonts w:ascii="Times New Roman" w:hAnsi="Times New Roman"/>
+                <w:b w:val="0"/>
+                <w:sz w:val="24"/>
+              </w:rPr>
+              <w:t xml:space="preserve">. . . . . . . . . . . . . . . . </w:t>
+            </w:r>
           </w:p>
         </w:tc>
         <w:tc>
           <w:tcPr>
-            <w:tcW w:type="dxa" w:w="907"/>
+            <w:tcW w:type="dxa" w:w="1020"/>
           </w:tcPr>
           <w:p>
             <w:pPr>
+              <w:spacing w:before="40" w:after="40"/>
               <w:jc w:val="right"/>
             </w:pPr>
             <w:r>
@@ -387,11 +431,11 @@
       <w:tr>
         <w:tc>
           <w:tcPr>
-            <w:tcW w:type="dxa" w:w="6236"/>
+            <w:tcW w:type="dxa" w:w="5386"/>
           </w:tcPr>
           <w:p>
             <w:pPr>
-              <w:spacing w:before="20" w:after="20"/>
+              <w:spacing w:before="40" w:after="40" w:line="276" w:lineRule="auto"/>
               <w:ind w:left="283"/>
             </w:pPr>
             <w:r>
@@ -414,24 +458,29 @@
         </w:tc>
         <w:tc>
           <w:tcPr>
-            <w:tcW w:type="dxa" w:w="2835"/>
-            <w:tcBorders>
-              <w:top w:val="nil"/>
-              <w:left w:val="nil"/>
-              <w:right w:val="nil"/>
-              <w:bottom w:val="dotted" w:sz="12" w:space="1" w:color="000000"/>
-            </w:tcBorders>
+            <w:tcW w:type="dxa" w:w="3118"/>
           </w:tcPr>
           <w:p>
-            <w:r/>
+            <w:pPr>
+              <w:spacing w:before="40" w:after="40"/>
+            </w:pPr>
+            <w:r>
+              <w:rPr>
+                <w:rFonts w:ascii="Times New Roman" w:hAnsi="Times New Roman"/>
+                <w:b w:val="0"/>
+                <w:sz w:val="24"/>
+              </w:rPr>
+              <w:t xml:space="preserve">. . . . . . . . . . . . . . . . </w:t>
+            </w:r>
           </w:p>
         </w:tc>
         <w:tc>
           <w:tcPr>
-            <w:tcW w:type="dxa" w:w="907"/>
+            <w:tcW w:type="dxa" w:w="1020"/>
           </w:tcPr>
           <w:p>
             <w:pPr>
+              <w:spacing w:before="40" w:after="40"/>
               <w:jc w:val="right"/>
             </w:pPr>
             <w:r>
@@ -448,11 +497,11 @@
       <w:tr>
         <w:tc>
           <w:tcPr>
-            <w:tcW w:type="dxa" w:w="6236"/>
+            <w:tcW w:type="dxa" w:w="5386"/>
           </w:tcPr>
           <w:p>
             <w:pPr>
-              <w:spacing w:before="20" w:after="20"/>
+              <w:spacing w:before="40" w:after="40" w:line="276" w:lineRule="auto"/>
               <w:ind w:left="283"/>
             </w:pPr>
             <w:r>
@@ -475,24 +524,29 @@
         </w:tc>
         <w:tc>
           <w:tcPr>
-            <w:tcW w:type="dxa" w:w="2835"/>
-            <w:tcBorders>
-              <w:top w:val="nil"/>
-              <w:left w:val="nil"/>
-              <w:right w:val="nil"/>
-              <w:bottom w:val="dotted" w:sz="12" w:space="1" w:color="000000"/>
-            </w:tcBorders>
+            <w:tcW w:type="dxa" w:w="3118"/>
           </w:tcPr>
           <w:p>
-            <w:r/>
+            <w:pPr>
+              <w:spacing w:before="40" w:after="40"/>
+            </w:pPr>
+            <w:r>
+              <w:rPr>
+                <w:rFonts w:ascii="Times New Roman" w:hAnsi="Times New Roman"/>
+                <w:b w:val="0"/>
+                <w:sz w:val="24"/>
+              </w:rPr>
+              <w:t xml:space="preserve">. . . . . . . . . . . . . . . . </w:t>
+            </w:r>
           </w:p>
         </w:tc>
         <w:tc>
           <w:tcPr>
-            <w:tcW w:type="dxa" w:w="907"/>
+            <w:tcW w:type="dxa" w:w="1020"/>
           </w:tcPr>
           <w:p>
             <w:pPr>
+              <w:spacing w:before="40" w:after="40"/>
               <w:jc w:val="right"/>
             </w:pPr>
             <w:r>
@@ -509,11 +563,11 @@
       <w:tr>
         <w:tc>
           <w:tcPr>
-            <w:tcW w:type="dxa" w:w="6236"/>
+            <w:tcW w:type="dxa" w:w="5386"/>
           </w:tcPr>
           <w:p>
             <w:pPr>
-              <w:spacing w:before="20" w:after="20"/>
+              <w:spacing w:before="40" w:after="40" w:line="276" w:lineRule="auto"/>
               <w:ind w:left="283"/>
             </w:pPr>
             <w:r>
@@ -536,24 +590,29 @@
         </w:tc>
         <w:tc>
           <w:tcPr>
-            <w:tcW w:type="dxa" w:w="2835"/>
-            <w:tcBorders>
-              <w:top w:val="nil"/>
-              <w:left w:val="nil"/>
-              <w:right w:val="nil"/>
-              <w:bottom w:val="dotted" w:sz="12" w:space="1" w:color="000000"/>
-            </w:tcBorders>
+            <w:tcW w:type="dxa" w:w="3118"/>
           </w:tcPr>
           <w:p>
-            <w:r/>
+            <w:pPr>
+              <w:spacing w:before="40" w:after="40"/>
+            </w:pPr>
+            <w:r>
+              <w:rPr>
+                <w:rFonts w:ascii="Times New Roman" w:hAnsi="Times New Roman"/>
+                <w:b w:val="0"/>
+                <w:sz w:val="24"/>
+              </w:rPr>
+              <w:t xml:space="preserve">. . . . . . . . . . . . . . . . </w:t>
+            </w:r>
           </w:p>
         </w:tc>
         <w:tc>
           <w:tcPr>
-            <w:tcW w:type="dxa" w:w="907"/>
+            <w:tcW w:type="dxa" w:w="1020"/>
           </w:tcPr>
           <w:p>
             <w:pPr>
+              <w:spacing w:before="40" w:after="40"/>
               <w:jc w:val="right"/>
             </w:pPr>
             <w:r>
@@ -570,11 +629,11 @@
       <w:tr>
         <w:tc>
           <w:tcPr>
-            <w:tcW w:type="dxa" w:w="6236"/>
+            <w:tcW w:type="dxa" w:w="5386"/>
           </w:tcPr>
           <w:p>
             <w:pPr>
-              <w:spacing w:before="20" w:after="20"/>
+              <w:spacing w:before="40" w:after="40" w:line="276" w:lineRule="auto"/>
               <w:ind w:left="283"/>
             </w:pPr>
             <w:r>
@@ -597,24 +656,29 @@
         </w:tc>
         <w:tc>
           <w:tcPr>
-            <w:tcW w:type="dxa" w:w="2835"/>
-            <w:tcBorders>
-              <w:top w:val="nil"/>
-              <w:left w:val="nil"/>
-              <w:right w:val="nil"/>
-              <w:bottom w:val="dotted" w:sz="12" w:space="1" w:color="000000"/>
-            </w:tcBorders>
+            <w:tcW w:type="dxa" w:w="3118"/>
           </w:tcPr>
           <w:p>
-            <w:r/>
+            <w:pPr>
+              <w:spacing w:before="40" w:after="40"/>
+            </w:pPr>
+            <w:r>
+              <w:rPr>
+                <w:rFonts w:ascii="Times New Roman" w:hAnsi="Times New Roman"/>
+                <w:b w:val="0"/>
+                <w:sz w:val="24"/>
+              </w:rPr>
+              <w:t xml:space="preserve">. . . . . . . . . . . . . . . . </w:t>
+            </w:r>
           </w:p>
         </w:tc>
         <w:tc>
           <w:tcPr>
-            <w:tcW w:type="dxa" w:w="907"/>
+            <w:tcW w:type="dxa" w:w="1020"/>
           </w:tcPr>
           <w:p>
             <w:pPr>
+              <w:spacing w:before="40" w:after="40"/>
               <w:jc w:val="right"/>
             </w:pPr>
             <w:r>
@@ -631,11 +695,11 @@
       <w:tr>
         <w:tc>
           <w:tcPr>
-            <w:tcW w:type="dxa" w:w="6236"/>
+            <w:tcW w:type="dxa" w:w="5386"/>
           </w:tcPr>
           <w:p>
             <w:pPr>
-              <w:spacing w:before="20" w:after="20"/>
+              <w:spacing w:before="40" w:after="40" w:line="276" w:lineRule="auto"/>
               <w:ind w:left="283"/>
             </w:pPr>
             <w:r>
@@ -658,24 +722,29 @@
         </w:tc>
         <w:tc>
           <w:tcPr>
-            <w:tcW w:type="dxa" w:w="2835"/>
-            <w:tcBorders>
-              <w:top w:val="nil"/>
-              <w:left w:val="nil"/>
-              <w:right w:val="nil"/>
-              <w:bottom w:val="dotted" w:sz="12" w:space="1" w:color="000000"/>
-            </w:tcBorders>
+            <w:tcW w:type="dxa" w:w="3118"/>
           </w:tcPr>
           <w:p>
-            <w:r/>
+            <w:pPr>
+              <w:spacing w:before="40" w:after="40"/>
+            </w:pPr>
+            <w:r>
+              <w:rPr>
+                <w:rFonts w:ascii="Times New Roman" w:hAnsi="Times New Roman"/>
+                <w:b w:val="0"/>
+                <w:sz w:val="24"/>
+              </w:rPr>
+              <w:t xml:space="preserve">. . . . . . . . . . . . . . . . </w:t>
+            </w:r>
           </w:p>
         </w:tc>
         <w:tc>
           <w:tcPr>
-            <w:tcW w:type="dxa" w:w="907"/>
+            <w:tcW w:type="dxa" w:w="1020"/>
           </w:tcPr>
           <w:p>
             <w:pPr>
+              <w:spacing w:before="40" w:after="40"/>
               <w:jc w:val="right"/>
             </w:pPr>
             <w:r>
@@ -692,11 +761,11 @@
       <w:tr>
         <w:tc>
           <w:tcPr>
-            <w:tcW w:type="dxa" w:w="6236"/>
+            <w:tcW w:type="dxa" w:w="5386"/>
           </w:tcPr>
           <w:p>
             <w:pPr>
-              <w:spacing w:before="20" w:after="20"/>
+              <w:spacing w:before="40" w:after="40" w:line="276" w:lineRule="auto"/>
               <w:ind w:left="283"/>
             </w:pPr>
             <w:r>
@@ -719,24 +788,29 @@
         </w:tc>
         <w:tc>
           <w:tcPr>
-            <w:tcW w:type="dxa" w:w="2835"/>
-            <w:tcBorders>
-              <w:top w:val="nil"/>
-              <w:left w:val="nil"/>
-              <w:right w:val="nil"/>
-              <w:bottom w:val="dotted" w:sz="12" w:space="1" w:color="000000"/>
-            </w:tcBorders>
+            <w:tcW w:type="dxa" w:w="3118"/>
           </w:tcPr>
           <w:p>
-            <w:r/>
+            <w:pPr>
+              <w:spacing w:before="40" w:after="40"/>
+            </w:pPr>
+            <w:r>
+              <w:rPr>
+                <w:rFonts w:ascii="Times New Roman" w:hAnsi="Times New Roman"/>
+                <w:b w:val="0"/>
+                <w:sz w:val="24"/>
+              </w:rPr>
+              <w:t xml:space="preserve">. . . . . . . . . . . . . . . . </w:t>
+            </w:r>
           </w:p>
         </w:tc>
         <w:tc>
           <w:tcPr>
-            <w:tcW w:type="dxa" w:w="907"/>
+            <w:tcW w:type="dxa" w:w="1020"/>
           </w:tcPr>
           <w:p>
             <w:pPr>
+              <w:spacing w:before="40" w:after="40"/>
               <w:jc w:val="right"/>
             </w:pPr>
             <w:r>
@@ -753,11 +827,11 @@
       <w:tr>
         <w:tc>
           <w:tcPr>
-            <w:tcW w:type="dxa" w:w="6236"/>
+            <w:tcW w:type="dxa" w:w="5386"/>
           </w:tcPr>
           <w:p>
             <w:pPr>
-              <w:spacing w:before="20" w:after="20"/>
+              <w:spacing w:before="40" w:after="40" w:line="276" w:lineRule="auto"/>
               <w:ind w:left="283"/>
             </w:pPr>
             <w:r>
@@ -780,24 +854,29 @@
         </w:tc>
         <w:tc>
           <w:tcPr>
-            <w:tcW w:type="dxa" w:w="2835"/>
-            <w:tcBorders>
-              <w:top w:val="nil"/>
-              <w:left w:val="nil"/>
-              <w:right w:val="nil"/>
-              <w:bottom w:val="dotted" w:sz="12" w:space="1" w:color="000000"/>
-            </w:tcBorders>
+            <w:tcW w:type="dxa" w:w="3118"/>
           </w:tcPr>
           <w:p>
-            <w:r/>
+            <w:pPr>
+              <w:spacing w:before="40" w:after="40"/>
+            </w:pPr>
+            <w:r>
+              <w:rPr>
+                <w:rFonts w:ascii="Times New Roman" w:hAnsi="Times New Roman"/>
+                <w:b w:val="0"/>
+                <w:sz w:val="24"/>
+              </w:rPr>
+              <w:t xml:space="preserve">. . . . . . . . . . . . . . . . </w:t>
+            </w:r>
           </w:p>
         </w:tc>
         <w:tc>
           <w:tcPr>
-            <w:tcW w:type="dxa" w:w="907"/>
+            <w:tcW w:type="dxa" w:w="1020"/>
           </w:tcPr>
           <w:p>
             <w:pPr>
+              <w:spacing w:before="40" w:after="40"/>
               <w:jc w:val="right"/>
             </w:pPr>
             <w:r>
@@ -814,11 +893,11 @@
       <w:tr>
         <w:tc>
           <w:tcPr>
-            <w:tcW w:type="dxa" w:w="6236"/>
+            <w:tcW w:type="dxa" w:w="5386"/>
           </w:tcPr>
           <w:p>
             <w:pPr>
-              <w:spacing w:before="20" w:after="20"/>
+              <w:spacing w:before="40" w:after="40" w:line="276" w:lineRule="auto"/>
               <w:ind w:left="283"/>
             </w:pPr>
             <w:r>
@@ -841,24 +920,29 @@
         </w:tc>
         <w:tc>
           <w:tcPr>
-            <w:tcW w:type="dxa" w:w="2835"/>
-            <w:tcBorders>
-              <w:top w:val="nil"/>
-              <w:left w:val="nil"/>
-              <w:right w:val="nil"/>
-              <w:bottom w:val="dotted" w:sz="12" w:space="1" w:color="000000"/>
-            </w:tcBorders>
+            <w:tcW w:type="dxa" w:w="3118"/>
           </w:tcPr>
           <w:p>
-            <w:r/>
+            <w:pPr>
+              <w:spacing w:before="40" w:after="40"/>
+            </w:pPr>
+            <w:r>
+              <w:rPr>
+                <w:rFonts w:ascii="Times New Roman" w:hAnsi="Times New Roman"/>
+                <w:b w:val="0"/>
+                <w:sz w:val="24"/>
+              </w:rPr>
+              <w:t xml:space="preserve">. . . . . . . . . . . . . . . . </w:t>
+            </w:r>
           </w:p>
         </w:tc>
         <w:tc>
           <w:tcPr>
-            <w:tcW w:type="dxa" w:w="907"/>
+            <w:tcW w:type="dxa" w:w="1020"/>
           </w:tcPr>
           <w:p>
             <w:pPr>
+              <w:spacing w:before="40" w:after="40"/>
               <w:jc w:val="right"/>
             </w:pPr>
             <w:r>
@@ -875,11 +959,11 @@
       <w:tr>
         <w:tc>
           <w:tcPr>
-            <w:tcW w:type="dxa" w:w="6236"/>
+            <w:tcW w:type="dxa" w:w="5386"/>
           </w:tcPr>
           <w:p>
             <w:pPr>
-              <w:spacing w:before="20" w:after="20"/>
+              <w:spacing w:before="40" w:after="40" w:line="276" w:lineRule="auto"/>
             </w:pPr>
             <w:r>
               <w:rPr>
@@ -893,24 +977,29 @@
         </w:tc>
         <w:tc>
           <w:tcPr>
-            <w:tcW w:type="dxa" w:w="2835"/>
-            <w:tcBorders>
-              <w:top w:val="nil"/>
-              <w:left w:val="nil"/>
-              <w:right w:val="nil"/>
-              <w:bottom w:val="dotted" w:sz="12" w:space="1" w:color="000000"/>
-            </w:tcBorders>
+            <w:tcW w:type="dxa" w:w="3118"/>
           </w:tcPr>
           <w:p>
-            <w:r/>
+            <w:pPr>
+              <w:spacing w:before="40" w:after="40"/>
+            </w:pPr>
+            <w:r>
+              <w:rPr>
+                <w:rFonts w:ascii="Times New Roman" w:hAnsi="Times New Roman"/>
+                <w:b w:val="0"/>
+                <w:sz w:val="24"/>
+              </w:rPr>
+              <w:t xml:space="preserve">. . . . . . . . . . . . . . . . </w:t>
+            </w:r>
           </w:p>
         </w:tc>
         <w:tc>
           <w:tcPr>
-            <w:tcW w:type="dxa" w:w="907"/>
+            <w:tcW w:type="dxa" w:w="1020"/>
           </w:tcPr>
           <w:p>
             <w:pPr>
+              <w:spacing w:before="40" w:after="40"/>
               <w:jc w:val="right"/>
             </w:pPr>
             <w:r>
@@ -927,11 +1016,11 @@
       <w:tr>
         <w:tc>
           <w:tcPr>
-            <w:tcW w:type="dxa" w:w="6236"/>
+            <w:tcW w:type="dxa" w:w="5386"/>
           </w:tcPr>
           <w:p>
             <w:pPr>
-              <w:spacing w:before="20" w:after="20"/>
+              <w:spacing w:before="40" w:after="40" w:line="276" w:lineRule="auto"/>
               <w:ind w:left="283"/>
             </w:pPr>
             <w:r>
@@ -954,24 +1043,29 @@
         </w:tc>
         <w:tc>
           <w:tcPr>
-            <w:tcW w:type="dxa" w:w="2835"/>
-            <w:tcBorders>
-              <w:top w:val="nil"/>
-              <w:left w:val="nil"/>
-              <w:right w:val="nil"/>
-              <w:bottom w:val="dotted" w:sz="12" w:space="1" w:color="000000"/>
-            </w:tcBorders>
+            <w:tcW w:type="dxa" w:w="3118"/>
           </w:tcPr>
           <w:p>
-            <w:r/>
+            <w:pPr>
+              <w:spacing w:before="40" w:after="40"/>
+            </w:pPr>
+            <w:r>
+              <w:rPr>
+                <w:rFonts w:ascii="Times New Roman" w:hAnsi="Times New Roman"/>
+                <w:b w:val="0"/>
+                <w:sz w:val="24"/>
+              </w:rPr>
+              <w:t xml:space="preserve">. . . . . . . . . . . . . . . . </w:t>
+            </w:r>
           </w:p>
         </w:tc>
         <w:tc>
           <w:tcPr>
-            <w:tcW w:type="dxa" w:w="907"/>
+            <w:tcW w:type="dxa" w:w="1020"/>
           </w:tcPr>
           <w:p>
             <w:pPr>
+              <w:spacing w:before="40" w:after="40"/>
               <w:jc w:val="right"/>
             </w:pPr>
             <w:r>
@@ -988,11 +1082,11 @@
       <w:tr>
         <w:tc>
           <w:tcPr>
-            <w:tcW w:type="dxa" w:w="6236"/>
+            <w:tcW w:type="dxa" w:w="5386"/>
           </w:tcPr>
           <w:p>
             <w:pPr>
-              <w:spacing w:before="20" w:after="20"/>
+              <w:spacing w:before="40" w:after="40" w:line="276" w:lineRule="auto"/>
               <w:ind w:left="283"/>
             </w:pPr>
             <w:r>
@@ -1015,24 +1109,29 @@
         </w:tc>
         <w:tc>
           <w:tcPr>
-            <w:tcW w:type="dxa" w:w="2835"/>
-            <w:tcBorders>
-              <w:top w:val="nil"/>
-              <w:left w:val="nil"/>
-              <w:right w:val="nil"/>
-              <w:bottom w:val="dotted" w:sz="12" w:space="1" w:color="000000"/>
-            </w:tcBorders>
+            <w:tcW w:type="dxa" w:w="3118"/>
           </w:tcPr>
           <w:p>
-            <w:r/>
+            <w:pPr>
+              <w:spacing w:before="40" w:after="40"/>
+            </w:pPr>
+            <w:r>
+              <w:rPr>
+                <w:rFonts w:ascii="Times New Roman" w:hAnsi="Times New Roman"/>
+                <w:b w:val="0"/>
+                <w:sz w:val="24"/>
+              </w:rPr>
+              <w:t xml:space="preserve">. . . . . . . . . . . . . . . . </w:t>
+            </w:r>
           </w:p>
         </w:tc>
         <w:tc>
           <w:tcPr>
-            <w:tcW w:type="dxa" w:w="907"/>
+            <w:tcW w:type="dxa" w:w="1020"/>
           </w:tcPr>
           <w:p>
             <w:pPr>
+              <w:spacing w:before="40" w:after="40"/>
               <w:jc w:val="right"/>
             </w:pPr>
             <w:r>
@@ -1049,11 +1148,11 @@
       <w:tr>
         <w:tc>
           <w:tcPr>
-            <w:tcW w:type="dxa" w:w="6236"/>
+            <w:tcW w:type="dxa" w:w="5386"/>
           </w:tcPr>
           <w:p>
             <w:pPr>
-              <w:spacing w:before="20" w:after="20"/>
+              <w:spacing w:before="40" w:after="40" w:line="276" w:lineRule="auto"/>
               <w:ind w:left="283"/>
             </w:pPr>
             <w:r>
@@ -1076,24 +1175,29 @@
         </w:tc>
         <w:tc>
           <w:tcPr>
-            <w:tcW w:type="dxa" w:w="2835"/>
-            <w:tcBorders>
-              <w:top w:val="nil"/>
-              <w:left w:val="nil"/>
-              <w:right w:val="nil"/>
-              <w:bottom w:val="dotted" w:sz="12" w:space="1" w:color="000000"/>
-            </w:tcBorders>
+            <w:tcW w:type="dxa" w:w="3118"/>
           </w:tcPr>
           <w:p>
-            <w:r/>
+            <w:pPr>
+              <w:spacing w:before="40" w:after="40"/>
+            </w:pPr>
+            <w:r>
+              <w:rPr>
+                <w:rFonts w:ascii="Times New Roman" w:hAnsi="Times New Roman"/>
+                <w:b w:val="0"/>
+                <w:sz w:val="24"/>
+              </w:rPr>
+              <w:t xml:space="preserve">. . . . . . . . . . . . . . . . </w:t>
+            </w:r>
           </w:p>
         </w:tc>
         <w:tc>
           <w:tcPr>
-            <w:tcW w:type="dxa" w:w="907"/>
+            <w:tcW w:type="dxa" w:w="1020"/>
           </w:tcPr>
           <w:p>
             <w:pPr>
+              <w:spacing w:before="40" w:after="40"/>
               <w:jc w:val="right"/>
             </w:pPr>
             <w:r>
@@ -1110,11 +1214,11 @@
       <w:tr>
         <w:tc>
           <w:tcPr>
-            <w:tcW w:type="dxa" w:w="6236"/>
+            <w:tcW w:type="dxa" w:w="5386"/>
           </w:tcPr>
           <w:p>
             <w:pPr>
-              <w:spacing w:before="20" w:after="20"/>
+              <w:spacing w:before="40" w:after="40" w:line="276" w:lineRule="auto"/>
               <w:ind w:left="283"/>
             </w:pPr>
             <w:r>
@@ -1137,24 +1241,29 @@
         </w:tc>
         <w:tc>
           <w:tcPr>
-            <w:tcW w:type="dxa" w:w="2835"/>
-            <w:tcBorders>
-              <w:top w:val="nil"/>
-              <w:left w:val="nil"/>
-              <w:right w:val="nil"/>
-              <w:bottom w:val="dotted" w:sz="12" w:space="1" w:color="000000"/>
-            </w:tcBorders>
+            <w:tcW w:type="dxa" w:w="3118"/>
           </w:tcPr>
           <w:p>
-            <w:r/>
+            <w:pPr>
+              <w:spacing w:before="40" w:after="40"/>
+            </w:pPr>
+            <w:r>
+              <w:rPr>
+                <w:rFonts w:ascii="Times New Roman" w:hAnsi="Times New Roman"/>
+                <w:b w:val="0"/>
+                <w:sz w:val="24"/>
+              </w:rPr>
+              <w:t xml:space="preserve">. . . . . . . . . . . . . . . . </w:t>
+            </w:r>
           </w:p>
         </w:tc>
         <w:tc>
           <w:tcPr>
-            <w:tcW w:type="dxa" w:w="907"/>
+            <w:tcW w:type="dxa" w:w="1020"/>
           </w:tcPr>
           <w:p>
             <w:pPr>
+              <w:spacing w:before="40" w:after="40"/>
               <w:jc w:val="right"/>
             </w:pPr>
             <w:r>
@@ -1171,11 +1280,11 @@
       <w:tr>
         <w:tc>
           <w:tcPr>
-            <w:tcW w:type="dxa" w:w="6236"/>
+            <w:tcW w:type="dxa" w:w="5386"/>
           </w:tcPr>
           <w:p>
             <w:pPr>
-              <w:spacing w:before="20" w:after="20"/>
+              <w:spacing w:before="40" w:after="40" w:line="276" w:lineRule="auto"/>
               <w:ind w:left="283"/>
             </w:pPr>
             <w:r>
@@ -1198,24 +1307,29 @@
         </w:tc>
         <w:tc>
           <w:tcPr>
-            <w:tcW w:type="dxa" w:w="2835"/>
-            <w:tcBorders>
-              <w:top w:val="nil"/>
-              <w:left w:val="nil"/>
-              <w:right w:val="nil"/>
-              <w:bottom w:val="dotted" w:sz="12" w:space="1" w:color="000000"/>
-            </w:tcBorders>
+            <w:tcW w:type="dxa" w:w="3118"/>
           </w:tcPr>
           <w:p>
-            <w:r/>
+            <w:pPr>
+              <w:spacing w:before="40" w:after="40"/>
+            </w:pPr>
+            <w:r>
+              <w:rPr>
+                <w:rFonts w:ascii="Times New Roman" w:hAnsi="Times New Roman"/>
+                <w:b w:val="0"/>
+                <w:sz w:val="24"/>
+              </w:rPr>
+              <w:t xml:space="preserve">. . . . . . . . . . . . . . . . </w:t>
+            </w:r>
           </w:p>
         </w:tc>
         <w:tc>
           <w:tcPr>
-            <w:tcW w:type="dxa" w:w="907"/>
+            <w:tcW w:type="dxa" w:w="1020"/>
           </w:tcPr>
           <w:p>
             <w:pPr>
+              <w:spacing w:before="40" w:after="40"/>
               <w:jc w:val="right"/>
             </w:pPr>
             <w:r>
@@ -1232,11 +1346,11 @@
       <w:tr>
         <w:tc>
           <w:tcPr>
-            <w:tcW w:type="dxa" w:w="6236"/>
+            <w:tcW w:type="dxa" w:w="5386"/>
           </w:tcPr>
           <w:p>
             <w:pPr>
-              <w:spacing w:before="20" w:after="20"/>
+              <w:spacing w:before="40" w:after="40" w:line="276" w:lineRule="auto"/>
               <w:ind w:left="283"/>
             </w:pPr>
             <w:r>
@@ -1259,24 +1373,29 @@
         </w:tc>
         <w:tc>
           <w:tcPr>
-            <w:tcW w:type="dxa" w:w="2835"/>
-            <w:tcBorders>
-              <w:top w:val="nil"/>
-              <w:left w:val="nil"/>
-              <w:right w:val="nil"/>
-              <w:bottom w:val="dotted" w:sz="12" w:space="1" w:color="000000"/>
-            </w:tcBorders>
+            <w:tcW w:type="dxa" w:w="3118"/>
           </w:tcPr>
           <w:p>
-            <w:r/>
+            <w:pPr>
+              <w:spacing w:before="40" w:after="40"/>
+            </w:pPr>
+            <w:r>
+              <w:rPr>
+                <w:rFonts w:ascii="Times New Roman" w:hAnsi="Times New Roman"/>
+                <w:b w:val="0"/>
+                <w:sz w:val="24"/>
+              </w:rPr>
+              <w:t xml:space="preserve">. . . . . . . . . . . . . . . . </w:t>
+            </w:r>
           </w:p>
         </w:tc>
         <w:tc>
           <w:tcPr>
-            <w:tcW w:type="dxa" w:w="907"/>
+            <w:tcW w:type="dxa" w:w="1020"/>
           </w:tcPr>
           <w:p>
             <w:pPr>
+              <w:spacing w:before="40" w:after="40"/>
               <w:jc w:val="right"/>
             </w:pPr>
             <w:r>
@@ -1293,11 +1412,11 @@
       <w:tr>
         <w:tc>
           <w:tcPr>
-            <w:tcW w:type="dxa" w:w="6236"/>
+            <w:tcW w:type="dxa" w:w="5386"/>
           </w:tcPr>
           <w:p>
             <w:pPr>
-              <w:spacing w:before="20" w:after="20"/>
+              <w:spacing w:before="40" w:after="40" w:line="276" w:lineRule="auto"/>
               <w:ind w:left="283"/>
             </w:pPr>
             <w:r>
@@ -1320,24 +1439,29 @@
         </w:tc>
         <w:tc>
           <w:tcPr>
-            <w:tcW w:type="dxa" w:w="2835"/>
-            <w:tcBorders>
-              <w:top w:val="nil"/>
-              <w:left w:val="nil"/>
-              <w:right w:val="nil"/>
-              <w:bottom w:val="dotted" w:sz="12" w:space="1" w:color="000000"/>
-            </w:tcBorders>
+            <w:tcW w:type="dxa" w:w="3118"/>
           </w:tcPr>
           <w:p>
-            <w:r/>
+            <w:pPr>
+              <w:spacing w:before="40" w:after="40"/>
+            </w:pPr>
+            <w:r>
+              <w:rPr>
+                <w:rFonts w:ascii="Times New Roman" w:hAnsi="Times New Roman"/>
+                <w:b w:val="0"/>
+                <w:sz w:val="24"/>
+              </w:rPr>
+              <w:t xml:space="preserve">. . . . . . . . . . . . . . . . </w:t>
+            </w:r>
           </w:p>
         </w:tc>
         <w:tc>
           <w:tcPr>
-            <w:tcW w:type="dxa" w:w="907"/>
+            <w:tcW w:type="dxa" w:w="1020"/>
           </w:tcPr>
           <w:p>
             <w:pPr>
+              <w:spacing w:before="40" w:after="40"/>
               <w:jc w:val="right"/>
             </w:pPr>
             <w:r>
@@ -1354,11 +1478,11 @@
       <w:tr>
         <w:tc>
           <w:tcPr>
-            <w:tcW w:type="dxa" w:w="6236"/>
+            <w:tcW w:type="dxa" w:w="5386"/>
           </w:tcPr>
           <w:p>
             <w:pPr>
-              <w:spacing w:before="20" w:after="20"/>
+              <w:spacing w:before="40" w:after="40" w:line="276" w:lineRule="auto"/>
               <w:ind w:left="283"/>
             </w:pPr>
             <w:r>
@@ -1381,24 +1505,29 @@
         </w:tc>
         <w:tc>
           <w:tcPr>
-            <w:tcW w:type="dxa" w:w="2835"/>
-            <w:tcBorders>
-              <w:top w:val="nil"/>
-              <w:left w:val="nil"/>
-              <w:right w:val="nil"/>
-              <w:bottom w:val="dotted" w:sz="12" w:space="1" w:color="000000"/>
-            </w:tcBorders>
+            <w:tcW w:type="dxa" w:w="3118"/>
           </w:tcPr>
           <w:p>
-            <w:r/>
+            <w:pPr>
+              <w:spacing w:before="40" w:after="40"/>
+            </w:pPr>
+            <w:r>
+              <w:rPr>
+                <w:rFonts w:ascii="Times New Roman" w:hAnsi="Times New Roman"/>
+                <w:b w:val="0"/>
+                <w:sz w:val="24"/>
+              </w:rPr>
+              <w:t xml:space="preserve">. . . . . . . . . . . . . . . . </w:t>
+            </w:r>
           </w:p>
         </w:tc>
         <w:tc>
           <w:tcPr>
-            <w:tcW w:type="dxa" w:w="907"/>
+            <w:tcW w:type="dxa" w:w="1020"/>
           </w:tcPr>
           <w:p>
             <w:pPr>
+              <w:spacing w:before="40" w:after="40"/>
               <w:jc w:val="right"/>
             </w:pPr>
             <w:r>
@@ -1415,11 +1544,11 @@
       <w:tr>
         <w:tc>
           <w:tcPr>
-            <w:tcW w:type="dxa" w:w="6236"/>
+            <w:tcW w:type="dxa" w:w="5386"/>
           </w:tcPr>
           <w:p>
             <w:pPr>
-              <w:spacing w:before="20" w:after="20"/>
+              <w:spacing w:before="40" w:after="40" w:line="276" w:lineRule="auto"/>
               <w:ind w:left="283"/>
             </w:pPr>
             <w:r>
@@ -1442,24 +1571,29 @@
         </w:tc>
         <w:tc>
           <w:tcPr>
-            <w:tcW w:type="dxa" w:w="2835"/>
-            <w:tcBorders>
-              <w:top w:val="nil"/>
-              <w:left w:val="nil"/>
-              <w:right w:val="nil"/>
-              <w:bottom w:val="dotted" w:sz="12" w:space="1" w:color="000000"/>
-            </w:tcBorders>
+            <w:tcW w:type="dxa" w:w="3118"/>
           </w:tcPr>
           <w:p>
-            <w:r/>
+            <w:pPr>
+              <w:spacing w:before="40" w:after="40"/>
+            </w:pPr>
+            <w:r>
+              <w:rPr>
+                <w:rFonts w:ascii="Times New Roman" w:hAnsi="Times New Roman"/>
+                <w:b w:val="0"/>
+                <w:sz w:val="24"/>
+              </w:rPr>
+              <w:t xml:space="preserve">. . . . . . . . . . . . . . . . </w:t>
+            </w:r>
           </w:p>
         </w:tc>
         <w:tc>
           <w:tcPr>
-            <w:tcW w:type="dxa" w:w="907"/>
+            <w:tcW w:type="dxa" w:w="1020"/>
           </w:tcPr>
           <w:p>
             <w:pPr>
+              <w:spacing w:before="40" w:after="40"/>
               <w:jc w:val="right"/>
             </w:pPr>
             <w:r>
@@ -1476,11 +1610,11 @@
       <w:tr>
         <w:tc>
           <w:tcPr>
-            <w:tcW w:type="dxa" w:w="6236"/>
+            <w:tcW w:type="dxa" w:w="5386"/>
           </w:tcPr>
           <w:p>
             <w:pPr>
-              <w:spacing w:before="20" w:after="20"/>
+              <w:spacing w:before="40" w:after="40" w:line="276" w:lineRule="auto"/>
               <w:ind w:left="283"/>
             </w:pPr>
             <w:r>
@@ -1503,24 +1637,29 @@
         </w:tc>
         <w:tc>
           <w:tcPr>
-            <w:tcW w:type="dxa" w:w="2835"/>
-            <w:tcBorders>
-              <w:top w:val="nil"/>
-              <w:left w:val="nil"/>
-              <w:right w:val="nil"/>
-              <w:bottom w:val="dotted" w:sz="12" w:space="1" w:color="000000"/>
-            </w:tcBorders>
+            <w:tcW w:type="dxa" w:w="3118"/>
           </w:tcPr>
           <w:p>
-            <w:r/>
+            <w:pPr>
+              <w:spacing w:before="40" w:after="40"/>
+            </w:pPr>
+            <w:r>
+              <w:rPr>
+                <w:rFonts w:ascii="Times New Roman" w:hAnsi="Times New Roman"/>
+                <w:b w:val="0"/>
+                <w:sz w:val="24"/>
+              </w:rPr>
+              <w:t xml:space="preserve">. . . . . . . . . . . . . . . . </w:t>
+            </w:r>
           </w:p>
         </w:tc>
         <w:tc>
           <w:tcPr>
-            <w:tcW w:type="dxa" w:w="907"/>
+            <w:tcW w:type="dxa" w:w="1020"/>
           </w:tcPr>
           <w:p>
             <w:pPr>
+              <w:spacing w:before="40" w:after="40"/>
               <w:jc w:val="right"/>
             </w:pPr>
             <w:r>
@@ -1537,11 +1676,11 @@
       <w:tr>
         <w:tc>
           <w:tcPr>
-            <w:tcW w:type="dxa" w:w="6236"/>
+            <w:tcW w:type="dxa" w:w="5386"/>
           </w:tcPr>
           <w:p>
             <w:pPr>
-              <w:spacing w:before="20" w:after="20"/>
+              <w:spacing w:before="40" w:after="40" w:line="276" w:lineRule="auto"/>
               <w:ind w:left="283"/>
             </w:pPr>
             <w:r>
@@ -1564,24 +1703,29 @@
         </w:tc>
         <w:tc>
           <w:tcPr>
-            <w:tcW w:type="dxa" w:w="2835"/>
-            <w:tcBorders>
-              <w:top w:val="nil"/>
-              <w:left w:val="nil"/>
-              <w:right w:val="nil"/>
-              <w:bottom w:val="dotted" w:sz="12" w:space="1" w:color="000000"/>
-            </w:tcBorders>
+            <w:tcW w:type="dxa" w:w="3118"/>
           </w:tcPr>
           <w:p>
-            <w:r/>
+            <w:pPr>
+              <w:spacing w:before="40" w:after="40"/>
+            </w:pPr>
+            <w:r>
+              <w:rPr>
+                <w:rFonts w:ascii="Times New Roman" w:hAnsi="Times New Roman"/>
+                <w:b w:val="0"/>
+                <w:sz w:val="24"/>
+              </w:rPr>
+              <w:t xml:space="preserve">. . . . . . . . . . . . . . . . </w:t>
+            </w:r>
           </w:p>
         </w:tc>
         <w:tc>
           <w:tcPr>
-            <w:tcW w:type="dxa" w:w="907"/>
+            <w:tcW w:type="dxa" w:w="1020"/>
           </w:tcPr>
           <w:p>
             <w:pPr>
+              <w:spacing w:before="40" w:after="40"/>
               <w:jc w:val="right"/>
             </w:pPr>
             <w:r>
@@ -1598,11 +1742,11 @@
       <w:tr>
         <w:tc>
           <w:tcPr>
-            <w:tcW w:type="dxa" w:w="6236"/>
+            <w:tcW w:type="dxa" w:w="5386"/>
           </w:tcPr>
           <w:p>
             <w:pPr>
-              <w:spacing w:before="20" w:after="20"/>
+              <w:spacing w:before="40" w:after="40" w:line="276" w:lineRule="auto"/>
               <w:ind w:left="283"/>
             </w:pPr>
             <w:r>
@@ -1625,24 +1769,29 @@
         </w:tc>
         <w:tc>
           <w:tcPr>
-            <w:tcW w:type="dxa" w:w="2835"/>
-            <w:tcBorders>
-              <w:top w:val="nil"/>
-              <w:left w:val="nil"/>
-              <w:right w:val="nil"/>
-              <w:bottom w:val="dotted" w:sz="12" w:space="1" w:color="000000"/>
-            </w:tcBorders>
+            <w:tcW w:type="dxa" w:w="3118"/>
           </w:tcPr>
           <w:p>
-            <w:r/>
+            <w:pPr>
+              <w:spacing w:before="40" w:after="40"/>
+            </w:pPr>
+            <w:r>
+              <w:rPr>
+                <w:rFonts w:ascii="Times New Roman" w:hAnsi="Times New Roman"/>
+                <w:b w:val="0"/>
+                <w:sz w:val="24"/>
+              </w:rPr>
+              <w:t xml:space="preserve">. . . . . . . . . . . . . . . . </w:t>
+            </w:r>
           </w:p>
         </w:tc>
         <w:tc>
           <w:tcPr>
-            <w:tcW w:type="dxa" w:w="907"/>
+            <w:tcW w:type="dxa" w:w="1020"/>
           </w:tcPr>
           <w:p>
             <w:pPr>
+              <w:spacing w:before="40" w:after="40"/>
               <w:jc w:val="right"/>
             </w:pPr>
             <w:r>
@@ -1659,11 +1808,11 @@
       <w:tr>
         <w:tc>
           <w:tcPr>
-            <w:tcW w:type="dxa" w:w="6236"/>
+            <w:tcW w:type="dxa" w:w="5386"/>
           </w:tcPr>
           <w:p>
             <w:pPr>
-              <w:spacing w:before="20" w:after="20"/>
+              <w:spacing w:before="40" w:after="40" w:line="276" w:lineRule="auto"/>
               <w:ind w:left="283"/>
             </w:pPr>
             <w:r>
@@ -1686,24 +1835,29 @@
         </w:tc>
         <w:tc>
           <w:tcPr>
-            <w:tcW w:type="dxa" w:w="2835"/>
-            <w:tcBorders>
-              <w:top w:val="nil"/>
-              <w:left w:val="nil"/>
-              <w:right w:val="nil"/>
-              <w:bottom w:val="dotted" w:sz="12" w:space="1" w:color="000000"/>
-            </w:tcBorders>
+            <w:tcW w:type="dxa" w:w="3118"/>
           </w:tcPr>
           <w:p>
-            <w:r/>
+            <w:pPr>
+              <w:spacing w:before="40" w:after="40"/>
+            </w:pPr>
+            <w:r>
+              <w:rPr>
+                <w:rFonts w:ascii="Times New Roman" w:hAnsi="Times New Roman"/>
+                <w:b w:val="0"/>
+                <w:sz w:val="24"/>
+              </w:rPr>
+              <w:t xml:space="preserve">. . . . . . . . . . . . . . . . </w:t>
+            </w:r>
           </w:p>
         </w:tc>
         <w:tc>
           <w:tcPr>
-            <w:tcW w:type="dxa" w:w="907"/>
+            <w:tcW w:type="dxa" w:w="1020"/>
           </w:tcPr>
           <w:p>
             <w:pPr>
+              <w:spacing w:before="40" w:after="40"/>
               <w:jc w:val="right"/>
             </w:pPr>
             <w:r>
@@ -1720,11 +1874,11 @@
       <w:tr>
         <w:tc>
           <w:tcPr>
-            <w:tcW w:type="dxa" w:w="6236"/>
+            <w:tcW w:type="dxa" w:w="5386"/>
           </w:tcPr>
           <w:p>
             <w:pPr>
-              <w:spacing w:before="20" w:after="20"/>
+              <w:spacing w:before="40" w:after="40" w:line="276" w:lineRule="auto"/>
             </w:pPr>
             <w:r>
               <w:rPr>
@@ -1738,24 +1892,29 @@
         </w:tc>
         <w:tc>
           <w:tcPr>
-            <w:tcW w:type="dxa" w:w="2835"/>
-            <w:tcBorders>
-              <w:top w:val="nil"/>
-              <w:left w:val="nil"/>
-              <w:right w:val="nil"/>
-              <w:bottom w:val="dotted" w:sz="12" w:space="1" w:color="000000"/>
-            </w:tcBorders>
+            <w:tcW w:type="dxa" w:w="3118"/>
           </w:tcPr>
           <w:p>
-            <w:r/>
+            <w:pPr>
+              <w:spacing w:before="40" w:after="40"/>
+            </w:pPr>
+            <w:r>
+              <w:rPr>
+                <w:rFonts w:ascii="Times New Roman" w:hAnsi="Times New Roman"/>
+                <w:b w:val="0"/>
+                <w:sz w:val="24"/>
+              </w:rPr>
+              <w:t xml:space="preserve">. . . . . . . . . . . . . . . . </w:t>
+            </w:r>
           </w:p>
         </w:tc>
         <w:tc>
           <w:tcPr>
-            <w:tcW w:type="dxa" w:w="907"/>
+            <w:tcW w:type="dxa" w:w="1020"/>
           </w:tcPr>
           <w:p>
             <w:pPr>
+              <w:spacing w:before="40" w:after="40"/>
               <w:jc w:val="right"/>
             </w:pPr>
             <w:r>
@@ -1772,11 +1931,11 @@
       <w:tr>
         <w:tc>
           <w:tcPr>
-            <w:tcW w:type="dxa" w:w="6236"/>
+            <w:tcW w:type="dxa" w:w="5386"/>
           </w:tcPr>
           <w:p>
             <w:pPr>
-              <w:spacing w:before="20" w:after="20"/>
+              <w:spacing w:before="40" w:after="40" w:line="276" w:lineRule="auto"/>
               <w:ind w:left="283"/>
             </w:pPr>
             <w:r>
@@ -1799,24 +1958,29 @@
         </w:tc>
         <w:tc>
           <w:tcPr>
-            <w:tcW w:type="dxa" w:w="2835"/>
-            <w:tcBorders>
-              <w:top w:val="nil"/>
-              <w:left w:val="nil"/>
-              <w:right w:val="nil"/>
-              <w:bottom w:val="dotted" w:sz="12" w:space="1" w:color="000000"/>
-            </w:tcBorders>
+            <w:tcW w:type="dxa" w:w="3118"/>
           </w:tcPr>
           <w:p>
-            <w:r/>
+            <w:pPr>
+              <w:spacing w:before="40" w:after="40"/>
+            </w:pPr>
+            <w:r>
+              <w:rPr>
+                <w:rFonts w:ascii="Times New Roman" w:hAnsi="Times New Roman"/>
+                <w:b w:val="0"/>
+                <w:sz w:val="24"/>
+              </w:rPr>
+              <w:t xml:space="preserve">. . . . . . . . . . . . . . . . </w:t>
+            </w:r>
           </w:p>
         </w:tc>
         <w:tc>
           <w:tcPr>
-            <w:tcW w:type="dxa" w:w="907"/>
+            <w:tcW w:type="dxa" w:w="1020"/>
           </w:tcPr>
           <w:p>
             <w:pPr>
+              <w:spacing w:before="40" w:after="40"/>
               <w:jc w:val="right"/>
             </w:pPr>
             <w:r>
@@ -1833,11 +1997,11 @@
       <w:tr>
         <w:tc>
           <w:tcPr>
-            <w:tcW w:type="dxa" w:w="6236"/>
+            <w:tcW w:type="dxa" w:w="5386"/>
           </w:tcPr>
           <w:p>
             <w:pPr>
-              <w:spacing w:before="20" w:after="20"/>
+              <w:spacing w:before="40" w:after="40" w:line="276" w:lineRule="auto"/>
               <w:ind w:left="283"/>
             </w:pPr>
             <w:r>
@@ -1860,24 +2024,29 @@
         </w:tc>
         <w:tc>
           <w:tcPr>
-            <w:tcW w:type="dxa" w:w="2835"/>
-            <w:tcBorders>
-              <w:top w:val="nil"/>
-              <w:left w:val="nil"/>
-              <w:right w:val="nil"/>
-              <w:bottom w:val="dotted" w:sz="12" w:space="1" w:color="000000"/>
-            </w:tcBorders>
+            <w:tcW w:type="dxa" w:w="3118"/>
           </w:tcPr>
           <w:p>
-            <w:r/>
+            <w:pPr>
+              <w:spacing w:before="40" w:after="40"/>
+            </w:pPr>
+            <w:r>
+              <w:rPr>
+                <w:rFonts w:ascii="Times New Roman" w:hAnsi="Times New Roman"/>
+                <w:b w:val="0"/>
+                <w:sz w:val="24"/>
+              </w:rPr>
+              <w:t xml:space="preserve">. . . . . . . . . . . . . . . . </w:t>
+            </w:r>
           </w:p>
         </w:tc>
         <w:tc>
           <w:tcPr>
-            <w:tcW w:type="dxa" w:w="907"/>
+            <w:tcW w:type="dxa" w:w="1020"/>
           </w:tcPr>
           <w:p>
             <w:pPr>
+              <w:spacing w:before="40" w:after="40"/>
               <w:jc w:val="right"/>
             </w:pPr>
             <w:r>
@@ -1894,11 +2063,11 @@
       <w:tr>
         <w:tc>
           <w:tcPr>
-            <w:tcW w:type="dxa" w:w="6236"/>
+            <w:tcW w:type="dxa" w:w="5386"/>
           </w:tcPr>
           <w:p>
             <w:pPr>
-              <w:spacing w:before="20" w:after="20"/>
+              <w:spacing w:before="40" w:after="40" w:line="276" w:lineRule="auto"/>
               <w:ind w:left="283"/>
             </w:pPr>
             <w:r>
@@ -1921,24 +2090,29 @@
         </w:tc>
         <w:tc>
           <w:tcPr>
-            <w:tcW w:type="dxa" w:w="2835"/>
-            <w:tcBorders>
-              <w:top w:val="nil"/>
-              <w:left w:val="nil"/>
-              <w:right w:val="nil"/>
-              <w:bottom w:val="dotted" w:sz="12" w:space="1" w:color="000000"/>
-            </w:tcBorders>
+            <w:tcW w:type="dxa" w:w="3118"/>
           </w:tcPr>
           <w:p>
-            <w:r/>
+            <w:pPr>
+              <w:spacing w:before="40" w:after="40"/>
+            </w:pPr>
+            <w:r>
+              <w:rPr>
+                <w:rFonts w:ascii="Times New Roman" w:hAnsi="Times New Roman"/>
+                <w:b w:val="0"/>
+                <w:sz w:val="24"/>
+              </w:rPr>
+              <w:t xml:space="preserve">. . . . . . . . . . . . . . . . </w:t>
+            </w:r>
           </w:p>
         </w:tc>
         <w:tc>
           <w:tcPr>
-            <w:tcW w:type="dxa" w:w="907"/>
+            <w:tcW w:type="dxa" w:w="1020"/>
           </w:tcPr>
           <w:p>
             <w:pPr>
+              <w:spacing w:before="40" w:after="40"/>
               <w:jc w:val="right"/>
             </w:pPr>
             <w:r>
@@ -1955,11 +2129,11 @@
       <w:tr>
         <w:tc>
           <w:tcPr>
-            <w:tcW w:type="dxa" w:w="6236"/>
+            <w:tcW w:type="dxa" w:w="5386"/>
           </w:tcPr>
           <w:p>
             <w:pPr>
-              <w:spacing w:before="20" w:after="20"/>
+              <w:spacing w:before="40" w:after="40" w:line="276" w:lineRule="auto"/>
               <w:ind w:left="283"/>
             </w:pPr>
             <w:r>
@@ -1982,24 +2156,29 @@
         </w:tc>
         <w:tc>
           <w:tcPr>
-            <w:tcW w:type="dxa" w:w="2835"/>
-            <w:tcBorders>
-              <w:top w:val="nil"/>
-              <w:left w:val="nil"/>
-              <w:right w:val="nil"/>
-              <w:bottom w:val="dotted" w:sz="12" w:space="1" w:color="000000"/>
-            </w:tcBorders>
+            <w:tcW w:type="dxa" w:w="3118"/>
           </w:tcPr>
           <w:p>
-            <w:r/>
+            <w:pPr>
+              <w:spacing w:before="40" w:after="40"/>
+            </w:pPr>
+            <w:r>
+              <w:rPr>
+                <w:rFonts w:ascii="Times New Roman" w:hAnsi="Times New Roman"/>
+                <w:b w:val="0"/>
+                <w:sz w:val="24"/>
+              </w:rPr>
+              <w:t xml:space="preserve">. . . . . . . . . . . . . . . . </w:t>
+            </w:r>
           </w:p>
         </w:tc>
         <w:tc>
           <w:tcPr>
-            <w:tcW w:type="dxa" w:w="907"/>
+            <w:tcW w:type="dxa" w:w="1020"/>
           </w:tcPr>
           <w:p>
             <w:pPr>
+              <w:spacing w:before="40" w:after="40"/>
               <w:jc w:val="right"/>
             </w:pPr>
             <w:r>
@@ -2016,11 +2195,11 @@
       <w:tr>
         <w:tc>
           <w:tcPr>
-            <w:tcW w:type="dxa" w:w="6236"/>
+            <w:tcW w:type="dxa" w:w="5386"/>
           </w:tcPr>
           <w:p>
             <w:pPr>
-              <w:spacing w:before="20" w:after="20"/>
+              <w:spacing w:before="40" w:after="40" w:line="276" w:lineRule="auto"/>
               <w:ind w:left="283"/>
             </w:pPr>
             <w:r>
@@ -2043,24 +2222,29 @@
         </w:tc>
         <w:tc>
           <w:tcPr>
-            <w:tcW w:type="dxa" w:w="2835"/>
-            <w:tcBorders>
-              <w:top w:val="nil"/>
-              <w:left w:val="nil"/>
-              <w:right w:val="nil"/>
-              <w:bottom w:val="dotted" w:sz="12" w:space="1" w:color="000000"/>
-            </w:tcBorders>
+            <w:tcW w:type="dxa" w:w="3118"/>
           </w:tcPr>
           <w:p>
-            <w:r/>
+            <w:pPr>
+              <w:spacing w:before="40" w:after="40"/>
+            </w:pPr>
+            <w:r>
+              <w:rPr>
+                <w:rFonts w:ascii="Times New Roman" w:hAnsi="Times New Roman"/>
+                <w:b w:val="0"/>
+                <w:sz w:val="24"/>
+              </w:rPr>
+              <w:t xml:space="preserve">. . . . . . . . . . . . . . . . </w:t>
+            </w:r>
           </w:p>
         </w:tc>
         <w:tc>
           <w:tcPr>
-            <w:tcW w:type="dxa" w:w="907"/>
+            <w:tcW w:type="dxa" w:w="1020"/>
           </w:tcPr>
           <w:p>
             <w:pPr>
+              <w:spacing w:before="40" w:after="40"/>
               <w:jc w:val="right"/>
             </w:pPr>
             <w:r>
@@ -2077,11 +2261,11 @@
       <w:tr>
         <w:tc>
           <w:tcPr>
-            <w:tcW w:type="dxa" w:w="6236"/>
+            <w:tcW w:type="dxa" w:w="5386"/>
           </w:tcPr>
           <w:p>
             <w:pPr>
-              <w:spacing w:before="20" w:after="20"/>
+              <w:spacing w:before="40" w:after="40" w:line="276" w:lineRule="auto"/>
               <w:ind w:left="283"/>
             </w:pPr>
             <w:r>
@@ -2104,24 +2288,29 @@
         </w:tc>
         <w:tc>
           <w:tcPr>
-            <w:tcW w:type="dxa" w:w="2835"/>
-            <w:tcBorders>
-              <w:top w:val="nil"/>
-              <w:left w:val="nil"/>
-              <w:right w:val="nil"/>
-              <w:bottom w:val="dotted" w:sz="12" w:space="1" w:color="000000"/>
-            </w:tcBorders>
+            <w:tcW w:type="dxa" w:w="3118"/>
           </w:tcPr>
           <w:p>
-            <w:r/>
+            <w:pPr>
+              <w:spacing w:before="40" w:after="40"/>
+            </w:pPr>
+            <w:r>
+              <w:rPr>
+                <w:rFonts w:ascii="Times New Roman" w:hAnsi="Times New Roman"/>
+                <w:b w:val="0"/>
+                <w:sz w:val="24"/>
+              </w:rPr>
+              <w:t xml:space="preserve">. . . . . . . . . . . . . . . . </w:t>
+            </w:r>
           </w:p>
         </w:tc>
         <w:tc>
           <w:tcPr>
-            <w:tcW w:type="dxa" w:w="907"/>
+            <w:tcW w:type="dxa" w:w="1020"/>
           </w:tcPr>
           <w:p>
             <w:pPr>
+              <w:spacing w:before="40" w:after="40"/>
               <w:jc w:val="right"/>
             </w:pPr>
             <w:r>
@@ -2138,11 +2327,11 @@
       <w:tr>
         <w:tc>
           <w:tcPr>
-            <w:tcW w:type="dxa" w:w="6236"/>
+            <w:tcW w:type="dxa" w:w="5386"/>
           </w:tcPr>
           <w:p>
             <w:pPr>
-              <w:spacing w:before="20" w:after="20"/>
+              <w:spacing w:before="40" w:after="40" w:line="276" w:lineRule="auto"/>
               <w:ind w:left="283"/>
             </w:pPr>
             <w:r>
@@ -2165,24 +2354,29 @@
         </w:tc>
         <w:tc>
           <w:tcPr>
-            <w:tcW w:type="dxa" w:w="2835"/>
-            <w:tcBorders>
-              <w:top w:val="nil"/>
-              <w:left w:val="nil"/>
-              <w:right w:val="nil"/>
-              <w:bottom w:val="dotted" w:sz="12" w:space="1" w:color="000000"/>
-            </w:tcBorders>
+            <w:tcW w:type="dxa" w:w="3118"/>
           </w:tcPr>
           <w:p>
-            <w:r/>
+            <w:pPr>
+              <w:spacing w:before="40" w:after="40"/>
+            </w:pPr>
+            <w:r>
+              <w:rPr>
+                <w:rFonts w:ascii="Times New Roman" w:hAnsi="Times New Roman"/>
+                <w:b w:val="0"/>
+                <w:sz w:val="24"/>
+              </w:rPr>
+              <w:t xml:space="preserve">. . . . . . . . . . . . . . . . </w:t>
+            </w:r>
           </w:p>
         </w:tc>
         <w:tc>
           <w:tcPr>
-            <w:tcW w:type="dxa" w:w="907"/>
+            <w:tcW w:type="dxa" w:w="1020"/>
           </w:tcPr>
           <w:p>
             <w:pPr>
+              <w:spacing w:before="40" w:after="40"/>
               <w:jc w:val="right"/>
             </w:pPr>
             <w:r>
@@ -2199,11 +2393,11 @@
       <w:tr>
         <w:tc>
           <w:tcPr>
-            <w:tcW w:type="dxa" w:w="6236"/>
+            <w:tcW w:type="dxa" w:w="5386"/>
           </w:tcPr>
           <w:p>
             <w:pPr>
-              <w:spacing w:before="20" w:after="20"/>
+              <w:spacing w:before="40" w:after="40" w:line="276" w:lineRule="auto"/>
               <w:ind w:left="283"/>
             </w:pPr>
             <w:r>
@@ -2226,24 +2420,29 @@
         </w:tc>
         <w:tc>
           <w:tcPr>
-            <w:tcW w:type="dxa" w:w="2835"/>
-            <w:tcBorders>
-              <w:top w:val="nil"/>
-              <w:left w:val="nil"/>
-              <w:right w:val="nil"/>
-              <w:bottom w:val="dotted" w:sz="12" w:space="1" w:color="000000"/>
-            </w:tcBorders>
+            <w:tcW w:type="dxa" w:w="3118"/>
           </w:tcPr>
           <w:p>
-            <w:r/>
+            <w:pPr>
+              <w:spacing w:before="40" w:after="40"/>
+            </w:pPr>
+            <w:r>
+              <w:rPr>
+                <w:rFonts w:ascii="Times New Roman" w:hAnsi="Times New Roman"/>
+                <w:b w:val="0"/>
+                <w:sz w:val="24"/>
+              </w:rPr>
+              <w:t xml:space="preserve">. . . . . . . . . . . . . . . . </w:t>
+            </w:r>
           </w:p>
         </w:tc>
         <w:tc>
           <w:tcPr>
-            <w:tcW w:type="dxa" w:w="907"/>
+            <w:tcW w:type="dxa" w:w="1020"/>
           </w:tcPr>
           <w:p>
             <w:pPr>
+              <w:spacing w:before="40" w:after="40"/>
               <w:jc w:val="right"/>
             </w:pPr>
             <w:r>
@@ -2260,11 +2459,11 @@
       <w:tr>
         <w:tc>
           <w:tcPr>
-            <w:tcW w:type="dxa" w:w="6236"/>
+            <w:tcW w:type="dxa" w:w="5386"/>
           </w:tcPr>
           <w:p>
             <w:pPr>
-              <w:spacing w:before="20" w:after="20"/>
+              <w:spacing w:before="40" w:after="40" w:line="276" w:lineRule="auto"/>
               <w:ind w:left="283"/>
             </w:pPr>
             <w:r>
@@ -2287,24 +2486,29 @@
         </w:tc>
         <w:tc>
           <w:tcPr>
-            <w:tcW w:type="dxa" w:w="2835"/>
-            <w:tcBorders>
-              <w:top w:val="nil"/>
-              <w:left w:val="nil"/>
-              <w:right w:val="nil"/>
-              <w:bottom w:val="dotted" w:sz="12" w:space="1" w:color="000000"/>
-            </w:tcBorders>
+            <w:tcW w:type="dxa" w:w="3118"/>
           </w:tcPr>
           <w:p>
-            <w:r/>
+            <w:pPr>
+              <w:spacing w:before="40" w:after="40"/>
+            </w:pPr>
+            <w:r>
+              <w:rPr>
+                <w:rFonts w:ascii="Times New Roman" w:hAnsi="Times New Roman"/>
+                <w:b w:val="0"/>
+                <w:sz w:val="24"/>
+              </w:rPr>
+              <w:t xml:space="preserve">. . . . . . . . . . . . . . . . </w:t>
+            </w:r>
           </w:p>
         </w:tc>
         <w:tc>
           <w:tcPr>
-            <w:tcW w:type="dxa" w:w="907"/>
+            <w:tcW w:type="dxa" w:w="1020"/>
           </w:tcPr>
           <w:p>
             <w:pPr>
+              <w:spacing w:before="40" w:after="40"/>
               <w:jc w:val="right"/>
             </w:pPr>
             <w:r>
@@ -2321,11 +2525,11 @@
       <w:tr>
         <w:tc>
           <w:tcPr>
-            <w:tcW w:type="dxa" w:w="6236"/>
+            <w:tcW w:type="dxa" w:w="5386"/>
           </w:tcPr>
           <w:p>
             <w:pPr>
-              <w:spacing w:before="20" w:after="20"/>
+              <w:spacing w:before="40" w:after="40" w:line="276" w:lineRule="auto"/>
               <w:ind w:left="283"/>
             </w:pPr>
             <w:r>
@@ -2348,24 +2552,29 @@
         </w:tc>
         <w:tc>
           <w:tcPr>
-            <w:tcW w:type="dxa" w:w="2835"/>
-            <w:tcBorders>
-              <w:top w:val="nil"/>
-              <w:left w:val="nil"/>
-              <w:right w:val="nil"/>
-              <w:bottom w:val="dotted" w:sz="12" w:space="1" w:color="000000"/>
-            </w:tcBorders>
+            <w:tcW w:type="dxa" w:w="3118"/>
           </w:tcPr>
           <w:p>
-            <w:r/>
+            <w:pPr>
+              <w:spacing w:before="40" w:after="40"/>
+            </w:pPr>
+            <w:r>
+              <w:rPr>
+                <w:rFonts w:ascii="Times New Roman" w:hAnsi="Times New Roman"/>
+                <w:b w:val="0"/>
+                <w:sz w:val="24"/>
+              </w:rPr>
+              <w:t xml:space="preserve">. . . . . . . . . . . . . . . . </w:t>
+            </w:r>
           </w:p>
         </w:tc>
         <w:tc>
           <w:tcPr>
-            <w:tcW w:type="dxa" w:w="907"/>
+            <w:tcW w:type="dxa" w:w="1020"/>
           </w:tcPr>
           <w:p>
             <w:pPr>
+              <w:spacing w:before="40" w:after="40"/>
               <w:jc w:val="right"/>
             </w:pPr>
             <w:r>
@@ -2382,11 +2591,11 @@
       <w:tr>
         <w:tc>
           <w:tcPr>
-            <w:tcW w:type="dxa" w:w="6236"/>
+            <w:tcW w:type="dxa" w:w="5386"/>
           </w:tcPr>
           <w:p>
             <w:pPr>
-              <w:spacing w:before="20" w:after="20"/>
+              <w:spacing w:before="40" w:after="40" w:line="276" w:lineRule="auto"/>
               <w:ind w:left="283"/>
             </w:pPr>
             <w:r>
@@ -2409,24 +2618,29 @@
         </w:tc>
         <w:tc>
           <w:tcPr>
-            <w:tcW w:type="dxa" w:w="2835"/>
-            <w:tcBorders>
-              <w:top w:val="nil"/>
-              <w:left w:val="nil"/>
-              <w:right w:val="nil"/>
-              <w:bottom w:val="dotted" w:sz="12" w:space="1" w:color="000000"/>
-            </w:tcBorders>
+            <w:tcW w:type="dxa" w:w="3118"/>
           </w:tcPr>
           <w:p>
-            <w:r/>
+            <w:pPr>
+              <w:spacing w:before="40" w:after="40"/>
+            </w:pPr>
+            <w:r>
+              <w:rPr>
+                <w:rFonts w:ascii="Times New Roman" w:hAnsi="Times New Roman"/>
+                <w:b w:val="0"/>
+                <w:sz w:val="24"/>
+              </w:rPr>
+              <w:t xml:space="preserve">. . . . . . . . . . . . . . . . </w:t>
+            </w:r>
           </w:p>
         </w:tc>
         <w:tc>
           <w:tcPr>
-            <w:tcW w:type="dxa" w:w="907"/>
+            <w:tcW w:type="dxa" w:w="1020"/>
           </w:tcPr>
           <w:p>
             <w:pPr>
+              <w:spacing w:before="40" w:after="40"/>
               <w:jc w:val="right"/>
             </w:pPr>
             <w:r>
@@ -2443,11 +2657,11 @@
       <w:tr>
         <w:tc>
           <w:tcPr>
-            <w:tcW w:type="dxa" w:w="6236"/>
+            <w:tcW w:type="dxa" w:w="5386"/>
           </w:tcPr>
           <w:p>
             <w:pPr>
-              <w:spacing w:before="20" w:after="20"/>
+              <w:spacing w:before="40" w:after="40" w:line="276" w:lineRule="auto"/>
               <w:ind w:left="283"/>
             </w:pPr>
             <w:r>
@@ -2470,24 +2684,29 @@
         </w:tc>
         <w:tc>
           <w:tcPr>
-            <w:tcW w:type="dxa" w:w="2835"/>
-            <w:tcBorders>
-              <w:top w:val="nil"/>
-              <w:left w:val="nil"/>
-              <w:right w:val="nil"/>
-              <w:bottom w:val="dotted" w:sz="12" w:space="1" w:color="000000"/>
-            </w:tcBorders>
+            <w:tcW w:type="dxa" w:w="3118"/>
           </w:tcPr>
           <w:p>
-            <w:r/>
+            <w:pPr>
+              <w:spacing w:before="40" w:after="40"/>
+            </w:pPr>
+            <w:r>
+              <w:rPr>
+                <w:rFonts w:ascii="Times New Roman" w:hAnsi="Times New Roman"/>
+                <w:b w:val="0"/>
+                <w:sz w:val="24"/>
+              </w:rPr>
+              <w:t xml:space="preserve">. . . . . . . . . . . . . . . . </w:t>
+            </w:r>
           </w:p>
         </w:tc>
         <w:tc>
           <w:tcPr>
-            <w:tcW w:type="dxa" w:w="907"/>
+            <w:tcW w:type="dxa" w:w="1020"/>
           </w:tcPr>
           <w:p>
             <w:pPr>
+              <w:spacing w:before="40" w:after="40"/>
               <w:jc w:val="right"/>
             </w:pPr>
             <w:r>
@@ -2504,11 +2723,11 @@
       <w:tr>
         <w:tc>
           <w:tcPr>
-            <w:tcW w:type="dxa" w:w="6236"/>
+            <w:tcW w:type="dxa" w:w="5386"/>
           </w:tcPr>
           <w:p>
             <w:pPr>
-              <w:spacing w:before="20" w:after="20"/>
+              <w:spacing w:before="40" w:after="40" w:line="276" w:lineRule="auto"/>
               <w:ind w:left="283"/>
             </w:pPr>
             <w:r>
@@ -2531,24 +2750,29 @@
         </w:tc>
         <w:tc>
           <w:tcPr>
-            <w:tcW w:type="dxa" w:w="2835"/>
-            <w:tcBorders>
-              <w:top w:val="nil"/>
-              <w:left w:val="nil"/>
-              <w:right w:val="nil"/>
-              <w:bottom w:val="dotted" w:sz="12" w:space="1" w:color="000000"/>
-            </w:tcBorders>
+            <w:tcW w:type="dxa" w:w="3118"/>
           </w:tcPr>
           <w:p>
-            <w:r/>
+            <w:pPr>
+              <w:spacing w:before="40" w:after="40"/>
+            </w:pPr>
+            <w:r>
+              <w:rPr>
+                <w:rFonts w:ascii="Times New Roman" w:hAnsi="Times New Roman"/>
+                <w:b w:val="0"/>
+                <w:sz w:val="24"/>
+              </w:rPr>
+              <w:t xml:space="preserve">. . . . . . . . . . . . . . . . </w:t>
+            </w:r>
           </w:p>
         </w:tc>
         <w:tc>
           <w:tcPr>
-            <w:tcW w:type="dxa" w:w="907"/>
+            <w:tcW w:type="dxa" w:w="1020"/>
           </w:tcPr>
           <w:p>
             <w:pPr>
+              <w:spacing w:before="40" w:after="40"/>
               <w:jc w:val="right"/>
             </w:pPr>
             <w:r>
@@ -2565,11 +2789,11 @@
       <w:tr>
         <w:tc>
           <w:tcPr>
-            <w:tcW w:type="dxa" w:w="6236"/>
+            <w:tcW w:type="dxa" w:w="5386"/>
           </w:tcPr>
           <w:p>
             <w:pPr>
-              <w:spacing w:before="20" w:after="20"/>
+              <w:spacing w:before="40" w:after="40" w:line="276" w:lineRule="auto"/>
             </w:pPr>
             <w:r>
               <w:rPr>
@@ -2583,24 +2807,29 @@
         </w:tc>
         <w:tc>
           <w:tcPr>
-            <w:tcW w:type="dxa" w:w="2835"/>
-            <w:tcBorders>
-              <w:top w:val="nil"/>
-              <w:left w:val="nil"/>
-              <w:right w:val="nil"/>
-              <w:bottom w:val="dotted" w:sz="12" w:space="1" w:color="000000"/>
-            </w:tcBorders>
+            <w:tcW w:type="dxa" w:w="3118"/>
           </w:tcPr>
           <w:p>
-            <w:r/>
+            <w:pPr>
+              <w:spacing w:before="40" w:after="40"/>
+            </w:pPr>
+            <w:r>
+              <w:rPr>
+                <w:rFonts w:ascii="Times New Roman" w:hAnsi="Times New Roman"/>
+                <w:b w:val="0"/>
+                <w:sz w:val="24"/>
+              </w:rPr>
+              <w:t xml:space="preserve">. . . . . . . . . . . . . . . . </w:t>
+            </w:r>
           </w:p>
         </w:tc>
         <w:tc>
           <w:tcPr>
-            <w:tcW w:type="dxa" w:w="907"/>
+            <w:tcW w:type="dxa" w:w="1020"/>
           </w:tcPr>
           <w:p>
             <w:pPr>
+              <w:spacing w:before="40" w:after="40"/>
               <w:jc w:val="right"/>
             </w:pPr>
             <w:r>
@@ -2617,11 +2846,11 @@
       <w:tr>
         <w:tc>
           <w:tcPr>
-            <w:tcW w:type="dxa" w:w="6236"/>
+            <w:tcW w:type="dxa" w:w="5386"/>
           </w:tcPr>
           <w:p>
             <w:pPr>
-              <w:spacing w:before="20" w:after="20"/>
+              <w:spacing w:before="40" w:after="40" w:line="276" w:lineRule="auto"/>
               <w:ind w:left="283"/>
             </w:pPr>
             <w:r>
@@ -2644,24 +2873,29 @@
         </w:tc>
         <w:tc>
           <w:tcPr>
-            <w:tcW w:type="dxa" w:w="2835"/>
-            <w:tcBorders>
-              <w:top w:val="nil"/>
-              <w:left w:val="nil"/>
-              <w:right w:val="nil"/>
-              <w:bottom w:val="dotted" w:sz="12" w:space="1" w:color="000000"/>
-            </w:tcBorders>
+            <w:tcW w:type="dxa" w:w="3118"/>
           </w:tcPr>
           <w:p>
-            <w:r/>
+            <w:pPr>
+              <w:spacing w:before="40" w:after="40"/>
+            </w:pPr>
+            <w:r>
+              <w:rPr>
+                <w:rFonts w:ascii="Times New Roman" w:hAnsi="Times New Roman"/>
+                <w:b w:val="0"/>
+                <w:sz w:val="24"/>
+              </w:rPr>
+              <w:t xml:space="preserve">. . . . . . . . . . . . . . . . </w:t>
+            </w:r>
           </w:p>
         </w:tc>
         <w:tc>
           <w:tcPr>
-            <w:tcW w:type="dxa" w:w="907"/>
+            <w:tcW w:type="dxa" w:w="1020"/>
           </w:tcPr>
           <w:p>
             <w:pPr>
+              <w:spacing w:before="40" w:after="40"/>
               <w:jc w:val="right"/>
             </w:pPr>
             <w:r>
@@ -2678,11 +2912,11 @@
       <w:tr>
         <w:tc>
           <w:tcPr>
-            <w:tcW w:type="dxa" w:w="6236"/>
+            <w:tcW w:type="dxa" w:w="5386"/>
           </w:tcPr>
           <w:p>
             <w:pPr>
-              <w:spacing w:before="20" w:after="20"/>
+              <w:spacing w:before="40" w:after="40" w:line="276" w:lineRule="auto"/>
               <w:ind w:left="283"/>
             </w:pPr>
             <w:r>
@@ -2705,24 +2939,29 @@
         </w:tc>
         <w:tc>
           <w:tcPr>
-            <w:tcW w:type="dxa" w:w="2835"/>
-            <w:tcBorders>
-              <w:top w:val="nil"/>
-              <w:left w:val="nil"/>
-              <w:right w:val="nil"/>
-              <w:bottom w:val="dotted" w:sz="12" w:space="1" w:color="000000"/>
-            </w:tcBorders>
+            <w:tcW w:type="dxa" w:w="3118"/>
           </w:tcPr>
           <w:p>
-            <w:r/>
+            <w:pPr>
+              <w:spacing w:before="40" w:after="40"/>
+            </w:pPr>
+            <w:r>
+              <w:rPr>
+                <w:rFonts w:ascii="Times New Roman" w:hAnsi="Times New Roman"/>
+                <w:b w:val="0"/>
+                <w:sz w:val="24"/>
+              </w:rPr>
+              <w:t xml:space="preserve">. . . . . . . . . . . . . . . . </w:t>
+            </w:r>
           </w:p>
         </w:tc>
         <w:tc>
           <w:tcPr>
-            <w:tcW w:type="dxa" w:w="907"/>
+            <w:tcW w:type="dxa" w:w="1020"/>
           </w:tcPr>
           <w:p>
             <w:pPr>
+              <w:spacing w:before="40" w:after="40"/>
               <w:jc w:val="right"/>
             </w:pPr>
             <w:r>
@@ -2739,11 +2978,11 @@
       <w:tr>
         <w:tc>
           <w:tcPr>
-            <w:tcW w:type="dxa" w:w="6236"/>
+            <w:tcW w:type="dxa" w:w="5386"/>
           </w:tcPr>
           <w:p>
             <w:pPr>
-              <w:spacing w:before="20" w:after="20"/>
+              <w:spacing w:before="40" w:after="40" w:line="276" w:lineRule="auto"/>
               <w:ind w:left="283"/>
             </w:pPr>
             <w:r>
@@ -2766,24 +3005,29 @@
         </w:tc>
         <w:tc>
           <w:tcPr>
-            <w:tcW w:type="dxa" w:w="2835"/>
-            <w:tcBorders>
-              <w:top w:val="nil"/>
-              <w:left w:val="nil"/>
-              <w:right w:val="nil"/>
-              <w:bottom w:val="dotted" w:sz="12" w:space="1" w:color="000000"/>
-            </w:tcBorders>
+            <w:tcW w:type="dxa" w:w="3118"/>
           </w:tcPr>
           <w:p>
-            <w:r/>
+            <w:pPr>
+              <w:spacing w:before="40" w:after="40"/>
+            </w:pPr>
+            <w:r>
+              <w:rPr>
+                <w:rFonts w:ascii="Times New Roman" w:hAnsi="Times New Roman"/>
+                <w:b w:val="0"/>
+                <w:sz w:val="24"/>
+              </w:rPr>
+              <w:t xml:space="preserve">. . . . . . . . . . . . . . . . </w:t>
+            </w:r>
           </w:p>
         </w:tc>
         <w:tc>
           <w:tcPr>
-            <w:tcW w:type="dxa" w:w="907"/>
+            <w:tcW w:type="dxa" w:w="1020"/>
           </w:tcPr>
           <w:p>
             <w:pPr>
+              <w:spacing w:before="40" w:after="40"/>
               <w:jc w:val="right"/>
             </w:pPr>
             <w:r>
@@ -2800,11 +3044,11 @@
       <w:tr>
         <w:tc>
           <w:tcPr>
-            <w:tcW w:type="dxa" w:w="6236"/>
+            <w:tcW w:type="dxa" w:w="5386"/>
           </w:tcPr>
           <w:p>
             <w:pPr>
-              <w:spacing w:before="20" w:after="20"/>
+              <w:spacing w:before="40" w:after="40" w:line="276" w:lineRule="auto"/>
               <w:ind w:left="283"/>
             </w:pPr>
             <w:r>
@@ -2827,24 +3071,29 @@
         </w:tc>
         <w:tc>
           <w:tcPr>
-            <w:tcW w:type="dxa" w:w="2835"/>
-            <w:tcBorders>
-              <w:top w:val="nil"/>
-              <w:left w:val="nil"/>
-              <w:right w:val="nil"/>
-              <w:bottom w:val="dotted" w:sz="12" w:space="1" w:color="000000"/>
-            </w:tcBorders>
+            <w:tcW w:type="dxa" w:w="3118"/>
           </w:tcPr>
           <w:p>
-            <w:r/>
+            <w:pPr>
+              <w:spacing w:before="40" w:after="40"/>
+            </w:pPr>
+            <w:r>
+              <w:rPr>
+                <w:rFonts w:ascii="Times New Roman" w:hAnsi="Times New Roman"/>
+                <w:b w:val="0"/>
+                <w:sz w:val="24"/>
+              </w:rPr>
+              <w:t xml:space="preserve">. . . . . . . . . . . . . . . . </w:t>
+            </w:r>
           </w:p>
         </w:tc>
         <w:tc>
           <w:tcPr>
-            <w:tcW w:type="dxa" w:w="907"/>
+            <w:tcW w:type="dxa" w:w="1020"/>
           </w:tcPr>
           <w:p>
             <w:pPr>
+              <w:spacing w:before="40" w:after="40"/>
               <w:jc w:val="right"/>
             </w:pPr>
             <w:r>
@@ -2861,11 +3110,11 @@
       <w:tr>
         <w:tc>
           <w:tcPr>
-            <w:tcW w:type="dxa" w:w="6236"/>
+            <w:tcW w:type="dxa" w:w="5386"/>
           </w:tcPr>
           <w:p>
             <w:pPr>
-              <w:spacing w:before="20" w:after="20"/>
+              <w:spacing w:before="40" w:after="40" w:line="276" w:lineRule="auto"/>
               <w:ind w:left="283"/>
             </w:pPr>
             <w:r>
@@ -2888,24 +3137,29 @@
         </w:tc>
         <w:tc>
           <w:tcPr>
-            <w:tcW w:type="dxa" w:w="2835"/>
-            <w:tcBorders>
-              <w:top w:val="nil"/>
-              <w:left w:val="nil"/>
-              <w:right w:val="nil"/>
-              <w:bottom w:val="dotted" w:sz="12" w:space="1" w:color="000000"/>
-            </w:tcBorders>
+            <w:tcW w:type="dxa" w:w="3118"/>
           </w:tcPr>
           <w:p>
-            <w:r/>
+            <w:pPr>
+              <w:spacing w:before="40" w:after="40"/>
+            </w:pPr>
+            <w:r>
+              <w:rPr>
+                <w:rFonts w:ascii="Times New Roman" w:hAnsi="Times New Roman"/>
+                <w:b w:val="0"/>
+                <w:sz w:val="24"/>
+              </w:rPr>
+              <w:t xml:space="preserve">. . . . . . . . . . . . . . . . </w:t>
+            </w:r>
           </w:p>
         </w:tc>
         <w:tc>
           <w:tcPr>
-            <w:tcW w:type="dxa" w:w="907"/>
+            <w:tcW w:type="dxa" w:w="1020"/>
           </w:tcPr>
           <w:p>
             <w:pPr>
+              <w:spacing w:before="40" w:after="40"/>
               <w:jc w:val="right"/>
             </w:pPr>
             <w:r>
@@ -2922,11 +3176,11 @@
       <w:tr>
         <w:tc>
           <w:tcPr>
-            <w:tcW w:type="dxa" w:w="6236"/>
+            <w:tcW w:type="dxa" w:w="5386"/>
           </w:tcPr>
           <w:p>
             <w:pPr>
-              <w:spacing w:before="20" w:after="20"/>
+              <w:spacing w:before="40" w:after="40" w:line="276" w:lineRule="auto"/>
               <w:ind w:left="283"/>
             </w:pPr>
             <w:r>
@@ -2949,24 +3203,29 @@
         </w:tc>
         <w:tc>
           <w:tcPr>
-            <w:tcW w:type="dxa" w:w="2835"/>
-            <w:tcBorders>
-              <w:top w:val="nil"/>
-              <w:left w:val="nil"/>
-              <w:right w:val="nil"/>
-              <w:bottom w:val="dotted" w:sz="12" w:space="1" w:color="000000"/>
-            </w:tcBorders>
+            <w:tcW w:type="dxa" w:w="3118"/>
           </w:tcPr>
           <w:p>
-            <w:r/>
+            <w:pPr>
+              <w:spacing w:before="40" w:after="40"/>
+            </w:pPr>
+            <w:r>
+              <w:rPr>
+                <w:rFonts w:ascii="Times New Roman" w:hAnsi="Times New Roman"/>
+                <w:b w:val="0"/>
+                <w:sz w:val="24"/>
+              </w:rPr>
+              <w:t xml:space="preserve">. . . . . . . . . . . . . . . . </w:t>
+            </w:r>
           </w:p>
         </w:tc>
         <w:tc>
           <w:tcPr>
-            <w:tcW w:type="dxa" w:w="907"/>
+            <w:tcW w:type="dxa" w:w="1020"/>
           </w:tcPr>
           <w:p>
             <w:pPr>
+              <w:spacing w:before="40" w:after="40"/>
               <w:jc w:val="right"/>
             </w:pPr>
             <w:r>
@@ -2983,11 +3242,11 @@
       <w:tr>
         <w:tc>
           <w:tcPr>
-            <w:tcW w:type="dxa" w:w="6236"/>
+            <w:tcW w:type="dxa" w:w="5386"/>
           </w:tcPr>
           <w:p>
             <w:pPr>
-              <w:spacing w:before="20" w:after="20"/>
+              <w:spacing w:before="40" w:after="40" w:line="276" w:lineRule="auto"/>
               <w:ind w:left="283"/>
             </w:pPr>
             <w:r>
@@ -3010,24 +3269,29 @@
         </w:tc>
         <w:tc>
           <w:tcPr>
-            <w:tcW w:type="dxa" w:w="2835"/>
-            <w:tcBorders>
-              <w:top w:val="nil"/>
-              <w:left w:val="nil"/>
-              <w:right w:val="nil"/>
-              <w:bottom w:val="dotted" w:sz="12" w:space="1" w:color="000000"/>
-            </w:tcBorders>
+            <w:tcW w:type="dxa" w:w="3118"/>
           </w:tcPr>
           <w:p>
-            <w:r/>
+            <w:pPr>
+              <w:spacing w:before="40" w:after="40"/>
+            </w:pPr>
+            <w:r>
+              <w:rPr>
+                <w:rFonts w:ascii="Times New Roman" w:hAnsi="Times New Roman"/>
+                <w:b w:val="0"/>
+                <w:sz w:val="24"/>
+              </w:rPr>
+              <w:t xml:space="preserve">. . . . . . . . . . . . . . . . </w:t>
+            </w:r>
           </w:p>
         </w:tc>
         <w:tc>
           <w:tcPr>
-            <w:tcW w:type="dxa" w:w="907"/>
+            <w:tcW w:type="dxa" w:w="1020"/>
           </w:tcPr>
           <w:p>
             <w:pPr>
+              <w:spacing w:before="40" w:after="40"/>
               <w:jc w:val="right"/>
             </w:pPr>
             <w:r>
@@ -3044,11 +3308,11 @@
       <w:tr>
         <w:tc>
           <w:tcPr>
-            <w:tcW w:type="dxa" w:w="6236"/>
+            <w:tcW w:type="dxa" w:w="5386"/>
           </w:tcPr>
           <w:p>
             <w:pPr>
-              <w:spacing w:before="20" w:after="20"/>
+              <w:spacing w:before="40" w:after="40" w:line="276" w:lineRule="auto"/>
               <w:ind w:left="283"/>
             </w:pPr>
             <w:r>
@@ -3071,24 +3335,29 @@
         </w:tc>
         <w:tc>
           <w:tcPr>
-            <w:tcW w:type="dxa" w:w="2835"/>
-            <w:tcBorders>
-              <w:top w:val="nil"/>
-              <w:left w:val="nil"/>
-              <w:right w:val="nil"/>
-              <w:bottom w:val="dotted" w:sz="12" w:space="1" w:color="000000"/>
-            </w:tcBorders>
+            <w:tcW w:type="dxa" w:w="3118"/>
           </w:tcPr>
           <w:p>
-            <w:r/>
+            <w:pPr>
+              <w:spacing w:before="40" w:after="40"/>
+            </w:pPr>
+            <w:r>
+              <w:rPr>
+                <w:rFonts w:ascii="Times New Roman" w:hAnsi="Times New Roman"/>
+                <w:b w:val="0"/>
+                <w:sz w:val="24"/>
+              </w:rPr>
+              <w:t xml:space="preserve">. . . . . . . . . . . . . . . . </w:t>
+            </w:r>
           </w:p>
         </w:tc>
         <w:tc>
           <w:tcPr>
-            <w:tcW w:type="dxa" w:w="907"/>
+            <w:tcW w:type="dxa" w:w="1020"/>
           </w:tcPr>
           <w:p>
             <w:pPr>
+              <w:spacing w:before="40" w:after="40"/>
               <w:jc w:val="right"/>
             </w:pPr>
             <w:r>
@@ -3105,11 +3374,11 @@
       <w:tr>
         <w:tc>
           <w:tcPr>
-            <w:tcW w:type="dxa" w:w="6236"/>
+            <w:tcW w:type="dxa" w:w="5386"/>
           </w:tcPr>
           <w:p>
             <w:pPr>
-              <w:spacing w:before="20" w:after="20"/>
+              <w:spacing w:before="40" w:after="40" w:line="276" w:lineRule="auto"/>
               <w:ind w:left="283"/>
             </w:pPr>
             <w:r>
@@ -3132,24 +3401,29 @@
         </w:tc>
         <w:tc>
           <w:tcPr>
-            <w:tcW w:type="dxa" w:w="2835"/>
-            <w:tcBorders>
-              <w:top w:val="nil"/>
-              <w:left w:val="nil"/>
-              <w:right w:val="nil"/>
-              <w:bottom w:val="dotted" w:sz="12" w:space="1" w:color="000000"/>
-            </w:tcBorders>
+            <w:tcW w:type="dxa" w:w="3118"/>
           </w:tcPr>
           <w:p>
-            <w:r/>
+            <w:pPr>
+              <w:spacing w:before="40" w:after="40"/>
+            </w:pPr>
+            <w:r>
+              <w:rPr>
+                <w:rFonts w:ascii="Times New Roman" w:hAnsi="Times New Roman"/>
+                <w:b w:val="0"/>
+                <w:sz w:val="24"/>
+              </w:rPr>
+              <w:t xml:space="preserve">. . . . . . . . . . . . . . . . </w:t>
+            </w:r>
           </w:p>
         </w:tc>
         <w:tc>
           <w:tcPr>
-            <w:tcW w:type="dxa" w:w="907"/>
+            <w:tcW w:type="dxa" w:w="1020"/>
           </w:tcPr>
           <w:p>
             <w:pPr>
+              <w:spacing w:before="40" w:after="40"/>
               <w:jc w:val="right"/>
             </w:pPr>
             <w:r>
@@ -3166,11 +3440,11 @@
       <w:tr>
         <w:tc>
           <w:tcPr>
-            <w:tcW w:type="dxa" w:w="6236"/>
+            <w:tcW w:type="dxa" w:w="5386"/>
           </w:tcPr>
           <w:p>
             <w:pPr>
-              <w:spacing w:before="20" w:after="20"/>
+              <w:spacing w:before="40" w:after="40" w:line="276" w:lineRule="auto"/>
               <w:ind w:left="283"/>
             </w:pPr>
             <w:r>
@@ -3193,24 +3467,29 @@
         </w:tc>
         <w:tc>
           <w:tcPr>
-            <w:tcW w:type="dxa" w:w="2835"/>
-            <w:tcBorders>
-              <w:top w:val="nil"/>
-              <w:left w:val="nil"/>
-              <w:right w:val="nil"/>
-              <w:bottom w:val="dotted" w:sz="12" w:space="1" w:color="000000"/>
-            </w:tcBorders>
+            <w:tcW w:type="dxa" w:w="3118"/>
           </w:tcPr>
           <w:p>
-            <w:r/>
+            <w:pPr>
+              <w:spacing w:before="40" w:after="40"/>
+            </w:pPr>
+            <w:r>
+              <w:rPr>
+                <w:rFonts w:ascii="Times New Roman" w:hAnsi="Times New Roman"/>
+                <w:b w:val="0"/>
+                <w:sz w:val="24"/>
+              </w:rPr>
+              <w:t xml:space="preserve">. . . . . . . . . . . . . . . . </w:t>
+            </w:r>
           </w:p>
         </w:tc>
         <w:tc>
           <w:tcPr>
-            <w:tcW w:type="dxa" w:w="907"/>
+            <w:tcW w:type="dxa" w:w="1020"/>
           </w:tcPr>
           <w:p>
             <w:pPr>
+              <w:spacing w:before="40" w:after="40"/>
               <w:jc w:val="right"/>
             </w:pPr>
             <w:r>
@@ -3227,11 +3506,11 @@
       <w:tr>
         <w:tc>
           <w:tcPr>
-            <w:tcW w:type="dxa" w:w="6236"/>
+            <w:tcW w:type="dxa" w:w="5386"/>
           </w:tcPr>
           <w:p>
             <w:pPr>
-              <w:spacing w:before="20" w:after="20"/>
+              <w:spacing w:before="40" w:after="40" w:line="276" w:lineRule="auto"/>
               <w:ind w:left="283"/>
             </w:pPr>
             <w:r>
@@ -3254,24 +3533,29 @@
         </w:tc>
         <w:tc>
           <w:tcPr>
-            <w:tcW w:type="dxa" w:w="2835"/>
-            <w:tcBorders>
-              <w:top w:val="nil"/>
-              <w:left w:val="nil"/>
-              <w:right w:val="nil"/>
-              <w:bottom w:val="dotted" w:sz="12" w:space="1" w:color="000000"/>
-            </w:tcBorders>
+            <w:tcW w:type="dxa" w:w="3118"/>
           </w:tcPr>
           <w:p>
-            <w:r/>
+            <w:pPr>
+              <w:spacing w:before="40" w:after="40"/>
+            </w:pPr>
+            <w:r>
+              <w:rPr>
+                <w:rFonts w:ascii="Times New Roman" w:hAnsi="Times New Roman"/>
+                <w:b w:val="0"/>
+                <w:sz w:val="24"/>
+              </w:rPr>
+              <w:t xml:space="preserve">. . . . . . . . . . . . . . . . </w:t>
+            </w:r>
           </w:p>
         </w:tc>
         <w:tc>
           <w:tcPr>
-            <w:tcW w:type="dxa" w:w="907"/>
+            <w:tcW w:type="dxa" w:w="1020"/>
           </w:tcPr>
           <w:p>
             <w:pPr>
+              <w:spacing w:before="40" w:after="40"/>
               <w:jc w:val="right"/>
             </w:pPr>
             <w:r>
@@ -3288,11 +3572,11 @@
       <w:tr>
         <w:tc>
           <w:tcPr>
-            <w:tcW w:type="dxa" w:w="6236"/>
+            <w:tcW w:type="dxa" w:w="5386"/>
           </w:tcPr>
           <w:p>
             <w:pPr>
-              <w:spacing w:before="20" w:after="20"/>
+              <w:spacing w:before="40" w:after="40" w:line="276" w:lineRule="auto"/>
             </w:pPr>
             <w:r>
               <w:rPr>
@@ -3306,24 +3590,29 @@
         </w:tc>
         <w:tc>
           <w:tcPr>
-            <w:tcW w:type="dxa" w:w="2835"/>
-            <w:tcBorders>
-              <w:top w:val="nil"/>
-              <w:left w:val="nil"/>
-              <w:right w:val="nil"/>
-              <w:bottom w:val="dotted" w:sz="12" w:space="1" w:color="000000"/>
-            </w:tcBorders>
+            <w:tcW w:type="dxa" w:w="3118"/>
           </w:tcPr>
           <w:p>
-            <w:r/>
+            <w:pPr>
+              <w:spacing w:before="40" w:after="40"/>
+            </w:pPr>
+            <w:r>
+              <w:rPr>
+                <w:rFonts w:ascii="Times New Roman" w:hAnsi="Times New Roman"/>
+                <w:b w:val="0"/>
+                <w:sz w:val="24"/>
+              </w:rPr>
+              <w:t xml:space="preserve">. . . . . . . . . . . . . . . . </w:t>
+            </w:r>
           </w:p>
         </w:tc>
         <w:tc>
           <w:tcPr>
-            <w:tcW w:type="dxa" w:w="907"/>
+            <w:tcW w:type="dxa" w:w="1020"/>
           </w:tcPr>
           <w:p>
             <w:pPr>
+              <w:spacing w:before="40" w:after="40"/>
               <w:jc w:val="right"/>
             </w:pPr>
             <w:r>
@@ -3340,11 +3629,11 @@
       <w:tr>
         <w:tc>
           <w:tcPr>
-            <w:tcW w:type="dxa" w:w="6236"/>
+            <w:tcW w:type="dxa" w:w="5386"/>
           </w:tcPr>
           <w:p>
             <w:pPr>
-              <w:spacing w:before="20" w:after="20"/>
+              <w:spacing w:before="40" w:after="40" w:line="276" w:lineRule="auto"/>
               <w:ind w:left="283"/>
             </w:pPr>
             <w:r>
@@ -3367,24 +3656,29 @@
         </w:tc>
         <w:tc>
           <w:tcPr>
-            <w:tcW w:type="dxa" w:w="2835"/>
-            <w:tcBorders>
-              <w:top w:val="nil"/>
-              <w:left w:val="nil"/>
-              <w:right w:val="nil"/>
-              <w:bottom w:val="dotted" w:sz="12" w:space="1" w:color="000000"/>
-            </w:tcBorders>
+            <w:tcW w:type="dxa" w:w="3118"/>
           </w:tcPr>
           <w:p>
-            <w:r/>
+            <w:pPr>
+              <w:spacing w:before="40" w:after="40"/>
+            </w:pPr>
+            <w:r>
+              <w:rPr>
+                <w:rFonts w:ascii="Times New Roman" w:hAnsi="Times New Roman"/>
+                <w:b w:val="0"/>
+                <w:sz w:val="24"/>
+              </w:rPr>
+              <w:t xml:space="preserve">. . . . . . . . . . . . . . . . </w:t>
+            </w:r>
           </w:p>
         </w:tc>
         <w:tc>
           <w:tcPr>
-            <w:tcW w:type="dxa" w:w="907"/>
+            <w:tcW w:type="dxa" w:w="1020"/>
           </w:tcPr>
           <w:p>
             <w:pPr>
+              <w:spacing w:before="40" w:after="40"/>
               <w:jc w:val="right"/>
             </w:pPr>
             <w:r>
@@ -3401,11 +3695,11 @@
       <w:tr>
         <w:tc>
           <w:tcPr>
-            <w:tcW w:type="dxa" w:w="6236"/>
+            <w:tcW w:type="dxa" w:w="5386"/>
           </w:tcPr>
           <w:p>
             <w:pPr>
-              <w:spacing w:before="20" w:after="20"/>
+              <w:spacing w:before="40" w:after="40" w:line="276" w:lineRule="auto"/>
               <w:ind w:left="283"/>
             </w:pPr>
             <w:r>
@@ -3428,24 +3722,29 @@
         </w:tc>
         <w:tc>
           <w:tcPr>
-            <w:tcW w:type="dxa" w:w="2835"/>
-            <w:tcBorders>
-              <w:top w:val="nil"/>
-              <w:left w:val="nil"/>
-              <w:right w:val="nil"/>
-              <w:bottom w:val="dotted" w:sz="12" w:space="1" w:color="000000"/>
-            </w:tcBorders>
+            <w:tcW w:type="dxa" w:w="3118"/>
           </w:tcPr>
           <w:p>
-            <w:r/>
+            <w:pPr>
+              <w:spacing w:before="40" w:after="40"/>
+            </w:pPr>
+            <w:r>
+              <w:rPr>
+                <w:rFonts w:ascii="Times New Roman" w:hAnsi="Times New Roman"/>
+                <w:b w:val="0"/>
+                <w:sz w:val="24"/>
+              </w:rPr>
+              <w:t xml:space="preserve">. . . . . . . . . . . . . . . . </w:t>
+            </w:r>
           </w:p>
         </w:tc>
         <w:tc>
           <w:tcPr>
-            <w:tcW w:type="dxa" w:w="907"/>
+            <w:tcW w:type="dxa" w:w="1020"/>
           </w:tcPr>
           <w:p>
             <w:pPr>
+              <w:spacing w:before="40" w:after="40"/>
               <w:jc w:val="right"/>
             </w:pPr>
             <w:r>
@@ -3462,11 +3761,11 @@
       <w:tr>
         <w:tc>
           <w:tcPr>
-            <w:tcW w:type="dxa" w:w="6236"/>
+            <w:tcW w:type="dxa" w:w="5386"/>
           </w:tcPr>
           <w:p>
             <w:pPr>
-              <w:spacing w:before="20" w:after="20"/>
+              <w:spacing w:before="40" w:after="40" w:line="276" w:lineRule="auto"/>
               <w:ind w:left="283"/>
             </w:pPr>
             <w:r>
@@ -3489,24 +3788,29 @@
         </w:tc>
         <w:tc>
           <w:tcPr>
-            <w:tcW w:type="dxa" w:w="2835"/>
-            <w:tcBorders>
-              <w:top w:val="nil"/>
-              <w:left w:val="nil"/>
-              <w:right w:val="nil"/>
-              <w:bottom w:val="dotted" w:sz="12" w:space="1" w:color="000000"/>
-            </w:tcBorders>
+            <w:tcW w:type="dxa" w:w="3118"/>
           </w:tcPr>
           <w:p>
-            <w:r/>
+            <w:pPr>
+              <w:spacing w:before="40" w:after="40"/>
+            </w:pPr>
+            <w:r>
+              <w:rPr>
+                <w:rFonts w:ascii="Times New Roman" w:hAnsi="Times New Roman"/>
+                <w:b w:val="0"/>
+                <w:sz w:val="24"/>
+              </w:rPr>
+              <w:t xml:space="preserve">. . . . . . . . . . . . . . . . </w:t>
+            </w:r>
           </w:p>
         </w:tc>
         <w:tc>
           <w:tcPr>
-            <w:tcW w:type="dxa" w:w="907"/>
+            <w:tcW w:type="dxa" w:w="1020"/>
           </w:tcPr>
           <w:p>
             <w:pPr>
+              <w:spacing w:before="40" w:after="40"/>
               <w:jc w:val="right"/>
             </w:pPr>
             <w:r>
@@ -3523,11 +3827,11 @@
       <w:tr>
         <w:tc>
           <w:tcPr>
-            <w:tcW w:type="dxa" w:w="6236"/>
+            <w:tcW w:type="dxa" w:w="5386"/>
           </w:tcPr>
           <w:p>
             <w:pPr>
-              <w:spacing w:before="20" w:after="20"/>
+              <w:spacing w:before="40" w:after="40" w:line="276" w:lineRule="auto"/>
               <w:ind w:left="283"/>
             </w:pPr>
             <w:r>
@@ -3550,24 +3854,29 @@
         </w:tc>
         <w:tc>
           <w:tcPr>
-            <w:tcW w:type="dxa" w:w="2835"/>
-            <w:tcBorders>
-              <w:top w:val="nil"/>
-              <w:left w:val="nil"/>
-              <w:right w:val="nil"/>
-              <w:bottom w:val="dotted" w:sz="12" w:space="1" w:color="000000"/>
-            </w:tcBorders>
+            <w:tcW w:type="dxa" w:w="3118"/>
           </w:tcPr>
           <w:p>
-            <w:r/>
+            <w:pPr>
+              <w:spacing w:before="40" w:after="40"/>
+            </w:pPr>
+            <w:r>
+              <w:rPr>
+                <w:rFonts w:ascii="Times New Roman" w:hAnsi="Times New Roman"/>
+                <w:b w:val="0"/>
+                <w:sz w:val="24"/>
+              </w:rPr>
+              <w:t xml:space="preserve">. . . . . . . . . . . . . . . . </w:t>
+            </w:r>
           </w:p>
         </w:tc>
         <w:tc>
           <w:tcPr>
-            <w:tcW w:type="dxa" w:w="907"/>
+            <w:tcW w:type="dxa" w:w="1020"/>
           </w:tcPr>
           <w:p>
             <w:pPr>
+              <w:spacing w:before="40" w:after="40"/>
               <w:jc w:val="right"/>
             </w:pPr>
             <w:r>
@@ -3584,11 +3893,11 @@
       <w:tr>
         <w:tc>
           <w:tcPr>
-            <w:tcW w:type="dxa" w:w="6236"/>
+            <w:tcW w:type="dxa" w:w="5386"/>
           </w:tcPr>
           <w:p>
             <w:pPr>
-              <w:spacing w:before="20" w:after="20"/>
+              <w:spacing w:before="40" w:after="40" w:line="276" w:lineRule="auto"/>
               <w:ind w:left="283"/>
             </w:pPr>
             <w:r>
@@ -3611,24 +3920,29 @@
         </w:tc>
         <w:tc>
           <w:tcPr>
-            <w:tcW w:type="dxa" w:w="2835"/>
-            <w:tcBorders>
-              <w:top w:val="nil"/>
-              <w:left w:val="nil"/>
-              <w:right w:val="nil"/>
-              <w:bottom w:val="dotted" w:sz="12" w:space="1" w:color="000000"/>
-            </w:tcBorders>
+            <w:tcW w:type="dxa" w:w="3118"/>
           </w:tcPr>
           <w:p>
-            <w:r/>
+            <w:pPr>
+              <w:spacing w:before="40" w:after="40"/>
+            </w:pPr>
+            <w:r>
+              <w:rPr>
+                <w:rFonts w:ascii="Times New Roman" w:hAnsi="Times New Roman"/>
+                <w:b w:val="0"/>
+                <w:sz w:val="24"/>
+              </w:rPr>
+              <w:t xml:space="preserve">. . . . . . . . . . . . . . . . </w:t>
+            </w:r>
           </w:p>
         </w:tc>
         <w:tc>
           <w:tcPr>
-            <w:tcW w:type="dxa" w:w="907"/>
+            <w:tcW w:type="dxa" w:w="1020"/>
           </w:tcPr>
           <w:p>
             <w:pPr>
+              <w:spacing w:before="40" w:after="40"/>
               <w:jc w:val="right"/>
             </w:pPr>
             <w:r>
@@ -3645,11 +3959,11 @@
       <w:tr>
         <w:tc>
           <w:tcPr>
-            <w:tcW w:type="dxa" w:w="6236"/>
+            <w:tcW w:type="dxa" w:w="5386"/>
           </w:tcPr>
           <w:p>
             <w:pPr>
-              <w:spacing w:before="20" w:after="20"/>
+              <w:spacing w:before="40" w:after="40" w:line="276" w:lineRule="auto"/>
               <w:ind w:left="283"/>
             </w:pPr>
             <w:r>
@@ -3672,24 +3986,29 @@
         </w:tc>
         <w:tc>
           <w:tcPr>
-            <w:tcW w:type="dxa" w:w="2835"/>
-            <w:tcBorders>
-              <w:top w:val="nil"/>
-              <w:left w:val="nil"/>
-              <w:right w:val="nil"/>
-              <w:bottom w:val="dotted" w:sz="12" w:space="1" w:color="000000"/>
-            </w:tcBorders>
+            <w:tcW w:type="dxa" w:w="3118"/>
           </w:tcPr>
           <w:p>
-            <w:r/>
+            <w:pPr>
+              <w:spacing w:before="40" w:after="40"/>
+            </w:pPr>
+            <w:r>
+              <w:rPr>
+                <w:rFonts w:ascii="Times New Roman" w:hAnsi="Times New Roman"/>
+                <w:b w:val="0"/>
+                <w:sz w:val="24"/>
+              </w:rPr>
+              <w:t xml:space="preserve">. . . . . . . . . . . . . . . . </w:t>
+            </w:r>
           </w:p>
         </w:tc>
         <w:tc>
           <w:tcPr>
-            <w:tcW w:type="dxa" w:w="907"/>
+            <w:tcW w:type="dxa" w:w="1020"/>
           </w:tcPr>
           <w:p>
             <w:pPr>
+              <w:spacing w:before="40" w:after="40"/>
               <w:jc w:val="right"/>
             </w:pPr>
             <w:r>
@@ -3706,11 +4025,11 @@
       <w:tr>
         <w:tc>
           <w:tcPr>
-            <w:tcW w:type="dxa" w:w="6236"/>
+            <w:tcW w:type="dxa" w:w="5386"/>
           </w:tcPr>
           <w:p>
             <w:pPr>
-              <w:spacing w:before="20" w:after="20"/>
+              <w:spacing w:before="40" w:after="40" w:line="276" w:lineRule="auto"/>
               <w:ind w:left="283"/>
             </w:pPr>
             <w:r>
@@ -3733,24 +4052,29 @@
         </w:tc>
         <w:tc>
           <w:tcPr>
-            <w:tcW w:type="dxa" w:w="2835"/>
-            <w:tcBorders>
-              <w:top w:val="nil"/>
-              <w:left w:val="nil"/>
-              <w:right w:val="nil"/>
-              <w:bottom w:val="dotted" w:sz="12" w:space="1" w:color="000000"/>
-            </w:tcBorders>
+            <w:tcW w:type="dxa" w:w="3118"/>
           </w:tcPr>
           <w:p>
-            <w:r/>
+            <w:pPr>
+              <w:spacing w:before="40" w:after="40"/>
+            </w:pPr>
+            <w:r>
+              <w:rPr>
+                <w:rFonts w:ascii="Times New Roman" w:hAnsi="Times New Roman"/>
+                <w:b w:val="0"/>
+                <w:sz w:val="24"/>
+              </w:rPr>
+              <w:t xml:space="preserve">. . . . . . . . . . . . . . . . </w:t>
+            </w:r>
           </w:p>
         </w:tc>
         <w:tc>
           <w:tcPr>
-            <w:tcW w:type="dxa" w:w="907"/>
+            <w:tcW w:type="dxa" w:w="1020"/>
           </w:tcPr>
           <w:p>
             <w:pPr>
+              <w:spacing w:before="40" w:after="40"/>
               <w:jc w:val="right"/>
             </w:pPr>
             <w:r>
@@ -3767,11 +4091,11 @@
       <w:tr>
         <w:tc>
           <w:tcPr>
-            <w:tcW w:type="dxa" w:w="6236"/>
+            <w:tcW w:type="dxa" w:w="5386"/>
           </w:tcPr>
           <w:p>
             <w:pPr>
-              <w:spacing w:before="20" w:after="20"/>
+              <w:spacing w:before="40" w:after="40" w:line="276" w:lineRule="auto"/>
               <w:ind w:left="283"/>
             </w:pPr>
             <w:r>
@@ -3794,24 +4118,29 @@
         </w:tc>
         <w:tc>
           <w:tcPr>
-            <w:tcW w:type="dxa" w:w="2835"/>
-            <w:tcBorders>
-              <w:top w:val="nil"/>
-              <w:left w:val="nil"/>
-              <w:right w:val="nil"/>
-              <w:bottom w:val="dotted" w:sz="12" w:space="1" w:color="000000"/>
-            </w:tcBorders>
+            <w:tcW w:type="dxa" w:w="3118"/>
           </w:tcPr>
           <w:p>
-            <w:r/>
+            <w:pPr>
+              <w:spacing w:before="40" w:after="40"/>
+            </w:pPr>
+            <w:r>
+              <w:rPr>
+                <w:rFonts w:ascii="Times New Roman" w:hAnsi="Times New Roman"/>
+                <w:b w:val="0"/>
+                <w:sz w:val="24"/>
+              </w:rPr>
+              <w:t xml:space="preserve">. . . . . . . . . . . . . . . . </w:t>
+            </w:r>
           </w:p>
         </w:tc>
         <w:tc>
           <w:tcPr>
-            <w:tcW w:type="dxa" w:w="907"/>
+            <w:tcW w:type="dxa" w:w="1020"/>
           </w:tcPr>
           <w:p>
             <w:pPr>
+              <w:spacing w:before="40" w:after="40"/>
               <w:jc w:val="right"/>
             </w:pPr>
             <w:r>
@@ -3828,11 +4157,11 @@
       <w:tr>
         <w:tc>
           <w:tcPr>
-            <w:tcW w:type="dxa" w:w="6236"/>
+            <w:tcW w:type="dxa" w:w="5386"/>
           </w:tcPr>
           <w:p>
             <w:pPr>
-              <w:spacing w:before="20" w:after="20"/>
+              <w:spacing w:before="40" w:after="40" w:line="276" w:lineRule="auto"/>
               <w:ind w:left="283"/>
             </w:pPr>
             <w:r>
@@ -3855,24 +4184,29 @@
         </w:tc>
         <w:tc>
           <w:tcPr>
-            <w:tcW w:type="dxa" w:w="2835"/>
-            <w:tcBorders>
-              <w:top w:val="nil"/>
-              <w:left w:val="nil"/>
-              <w:right w:val="nil"/>
-              <w:bottom w:val="dotted" w:sz="12" w:space="1" w:color="000000"/>
-            </w:tcBorders>
+            <w:tcW w:type="dxa" w:w="3118"/>
           </w:tcPr>
           <w:p>
-            <w:r/>
+            <w:pPr>
+              <w:spacing w:before="40" w:after="40"/>
+            </w:pPr>
+            <w:r>
+              <w:rPr>
+                <w:rFonts w:ascii="Times New Roman" w:hAnsi="Times New Roman"/>
+                <w:b w:val="0"/>
+                <w:sz w:val="24"/>
+              </w:rPr>
+              <w:t xml:space="preserve">. . . . . . . . . . . . . . . . </w:t>
+            </w:r>
           </w:p>
         </w:tc>
         <w:tc>
           <w:tcPr>
-            <w:tcW w:type="dxa" w:w="907"/>
+            <w:tcW w:type="dxa" w:w="1020"/>
           </w:tcPr>
           <w:p>
             <w:pPr>
+              <w:spacing w:before="40" w:after="40"/>
               <w:jc w:val="right"/>
             </w:pPr>
             <w:r>
@@ -3889,11 +4223,11 @@
       <w:tr>
         <w:tc>
           <w:tcPr>
-            <w:tcW w:type="dxa" w:w="6236"/>
+            <w:tcW w:type="dxa" w:w="5386"/>
           </w:tcPr>
           <w:p>
             <w:pPr>
-              <w:spacing w:before="20" w:after="20"/>
+              <w:spacing w:before="40" w:after="40" w:line="276" w:lineRule="auto"/>
               <w:ind w:left="283"/>
             </w:pPr>
             <w:r>
@@ -3916,24 +4250,29 @@
         </w:tc>
         <w:tc>
           <w:tcPr>
-            <w:tcW w:type="dxa" w:w="2835"/>
-            <w:tcBorders>
-              <w:top w:val="nil"/>
-              <w:left w:val="nil"/>
-              <w:right w:val="nil"/>
-              <w:bottom w:val="dotted" w:sz="12" w:space="1" w:color="000000"/>
-            </w:tcBorders>
+            <w:tcW w:type="dxa" w:w="3118"/>
           </w:tcPr>
           <w:p>
-            <w:r/>
+            <w:pPr>
+              <w:spacing w:before="40" w:after="40"/>
+            </w:pPr>
+            <w:r>
+              <w:rPr>
+                <w:rFonts w:ascii="Times New Roman" w:hAnsi="Times New Roman"/>
+                <w:b w:val="0"/>
+                <w:sz w:val="24"/>
+              </w:rPr>
+              <w:t xml:space="preserve">. . . . . . . . . . . . . . . . </w:t>
+            </w:r>
           </w:p>
         </w:tc>
         <w:tc>
           <w:tcPr>
-            <w:tcW w:type="dxa" w:w="907"/>
+            <w:tcW w:type="dxa" w:w="1020"/>
           </w:tcPr>
           <w:p>
             <w:pPr>
+              <w:spacing w:before="40" w:after="40"/>
               <w:jc w:val="right"/>
             </w:pPr>
             <w:r>
@@ -3950,11 +4289,11 @@
       <w:tr>
         <w:tc>
           <w:tcPr>
-            <w:tcW w:type="dxa" w:w="6236"/>
+            <w:tcW w:type="dxa" w:w="5386"/>
           </w:tcPr>
           <w:p>
             <w:pPr>
-              <w:spacing w:before="20" w:after="20"/>
+              <w:spacing w:before="40" w:after="40" w:line="276" w:lineRule="auto"/>
               <w:ind w:left="283"/>
             </w:pPr>
             <w:r>
@@ -3977,24 +4316,29 @@
         </w:tc>
         <w:tc>
           <w:tcPr>
-            <w:tcW w:type="dxa" w:w="2835"/>
-            <w:tcBorders>
-              <w:top w:val="nil"/>
-              <w:left w:val="nil"/>
-              <w:right w:val="nil"/>
-              <w:bottom w:val="dotted" w:sz="12" w:space="1" w:color="000000"/>
-            </w:tcBorders>
+            <w:tcW w:type="dxa" w:w="3118"/>
           </w:tcPr>
           <w:p>
-            <w:r/>
+            <w:pPr>
+              <w:spacing w:before="40" w:after="40"/>
+            </w:pPr>
+            <w:r>
+              <w:rPr>
+                <w:rFonts w:ascii="Times New Roman" w:hAnsi="Times New Roman"/>
+                <w:b w:val="0"/>
+                <w:sz w:val="24"/>
+              </w:rPr>
+              <w:t xml:space="preserve">. . . . . . . . . . . . . . . . </w:t>
+            </w:r>
           </w:p>
         </w:tc>
         <w:tc>
           <w:tcPr>
-            <w:tcW w:type="dxa" w:w="907"/>
+            <w:tcW w:type="dxa" w:w="1020"/>
           </w:tcPr>
           <w:p>
             <w:pPr>
+              <w:spacing w:before="40" w:after="40"/>
               <w:jc w:val="right"/>
             </w:pPr>
             <w:r>
@@ -4011,11 +4355,11 @@
       <w:tr>
         <w:tc>
           <w:tcPr>
-            <w:tcW w:type="dxa" w:w="6236"/>
+            <w:tcW w:type="dxa" w:w="5386"/>
           </w:tcPr>
           <w:p>
             <w:pPr>
-              <w:spacing w:before="20" w:after="20"/>
+              <w:spacing w:before="40" w:after="40" w:line="276" w:lineRule="auto"/>
             </w:pPr>
             <w:r>
               <w:rPr>
@@ -4029,24 +4373,29 @@
         </w:tc>
         <w:tc>
           <w:tcPr>
-            <w:tcW w:type="dxa" w:w="2835"/>
-            <w:tcBorders>
-              <w:top w:val="nil"/>
-              <w:left w:val="nil"/>
-              <w:right w:val="nil"/>
-              <w:bottom w:val="dotted" w:sz="12" w:space="1" w:color="000000"/>
-            </w:tcBorders>
+            <w:tcW w:type="dxa" w:w="3118"/>
           </w:tcPr>
           <w:p>
-            <w:r/>
+            <w:pPr>
+              <w:spacing w:before="40" w:after="40"/>
+            </w:pPr>
+            <w:r>
+              <w:rPr>
+                <w:rFonts w:ascii="Times New Roman" w:hAnsi="Times New Roman"/>
+                <w:b w:val="0"/>
+                <w:sz w:val="24"/>
+              </w:rPr>
+              <w:t xml:space="preserve">. . . . . . . . . . . . . . . . </w:t>
+            </w:r>
           </w:p>
         </w:tc>
         <w:tc>
           <w:tcPr>
-            <w:tcW w:type="dxa" w:w="907"/>
+            <w:tcW w:type="dxa" w:w="1020"/>
           </w:tcPr>
           <w:p>
             <w:pPr>
+              <w:spacing w:before="40" w:after="40"/>
               <w:jc w:val="right"/>
             </w:pPr>
             <w:r>
@@ -4063,11 +4412,11 @@
       <w:tr>
         <w:tc>
           <w:tcPr>
-            <w:tcW w:type="dxa" w:w="6236"/>
+            <w:tcW w:type="dxa" w:w="5386"/>
           </w:tcPr>
           <w:p>
             <w:pPr>
-              <w:spacing w:before="20" w:after="20"/>
+              <w:spacing w:before="40" w:after="40" w:line="276" w:lineRule="auto"/>
               <w:ind w:left="283"/>
             </w:pPr>
             <w:r>
@@ -4090,24 +4439,29 @@
         </w:tc>
         <w:tc>
           <w:tcPr>
-            <w:tcW w:type="dxa" w:w="2835"/>
-            <w:tcBorders>
-              <w:top w:val="nil"/>
-              <w:left w:val="nil"/>
-              <w:right w:val="nil"/>
-              <w:bottom w:val="dotted" w:sz="12" w:space="1" w:color="000000"/>
-            </w:tcBorders>
+            <w:tcW w:type="dxa" w:w="3118"/>
           </w:tcPr>
           <w:p>
-            <w:r/>
+            <w:pPr>
+              <w:spacing w:before="40" w:after="40"/>
+            </w:pPr>
+            <w:r>
+              <w:rPr>
+                <w:rFonts w:ascii="Times New Roman" w:hAnsi="Times New Roman"/>
+                <w:b w:val="0"/>
+                <w:sz w:val="24"/>
+              </w:rPr>
+              <w:t xml:space="preserve">. . . . . . . . . . . . . . . . </w:t>
+            </w:r>
           </w:p>
         </w:tc>
         <w:tc>
           <w:tcPr>
-            <w:tcW w:type="dxa" w:w="907"/>
+            <w:tcW w:type="dxa" w:w="1020"/>
           </w:tcPr>
           <w:p>
             <w:pPr>
+              <w:spacing w:before="40" w:after="40"/>
               <w:jc w:val="right"/>
             </w:pPr>
             <w:r>
@@ -4124,11 +4478,11 @@
       <w:tr>
         <w:tc>
           <w:tcPr>
-            <w:tcW w:type="dxa" w:w="6236"/>
+            <w:tcW w:type="dxa" w:w="5386"/>
           </w:tcPr>
           <w:p>
             <w:pPr>
-              <w:spacing w:before="20" w:after="20"/>
+              <w:spacing w:before="40" w:after="40" w:line="276" w:lineRule="auto"/>
               <w:ind w:left="283"/>
             </w:pPr>
             <w:r>
@@ -4151,24 +4505,29 @@
         </w:tc>
         <w:tc>
           <w:tcPr>
-            <w:tcW w:type="dxa" w:w="2835"/>
-            <w:tcBorders>
-              <w:top w:val="nil"/>
-              <w:left w:val="nil"/>
-              <w:right w:val="nil"/>
-              <w:bottom w:val="dotted" w:sz="12" w:space="1" w:color="000000"/>
-            </w:tcBorders>
+            <w:tcW w:type="dxa" w:w="3118"/>
           </w:tcPr>
           <w:p>
-            <w:r/>
+            <w:pPr>
+              <w:spacing w:before="40" w:after="40"/>
+            </w:pPr>
+            <w:r>
+              <w:rPr>
+                <w:rFonts w:ascii="Times New Roman" w:hAnsi="Times New Roman"/>
+                <w:b w:val="0"/>
+                <w:sz w:val="24"/>
+              </w:rPr>
+              <w:t xml:space="preserve">. . . . . . . . . . . . . . . . </w:t>
+            </w:r>
           </w:p>
         </w:tc>
         <w:tc>
           <w:tcPr>
-            <w:tcW w:type="dxa" w:w="907"/>
+            <w:tcW w:type="dxa" w:w="1020"/>
           </w:tcPr>
           <w:p>
             <w:pPr>
+              <w:spacing w:before="40" w:after="40"/>
               <w:jc w:val="right"/>
             </w:pPr>
             <w:r>
@@ -4185,11 +4544,11 @@
       <w:tr>
         <w:tc>
           <w:tcPr>
-            <w:tcW w:type="dxa" w:w="6236"/>
+            <w:tcW w:type="dxa" w:w="5386"/>
           </w:tcPr>
           <w:p>
             <w:pPr>
-              <w:spacing w:before="20" w:after="20"/>
+              <w:spacing w:before="40" w:after="40" w:line="276" w:lineRule="auto"/>
               <w:ind w:left="283"/>
             </w:pPr>
             <w:r>
@@ -4212,24 +4571,29 @@
         </w:tc>
         <w:tc>
           <w:tcPr>
-            <w:tcW w:type="dxa" w:w="2835"/>
-            <w:tcBorders>
-              <w:top w:val="nil"/>
-              <w:left w:val="nil"/>
-              <w:right w:val="nil"/>
-              <w:bottom w:val="dotted" w:sz="12" w:space="1" w:color="000000"/>
-            </w:tcBorders>
+            <w:tcW w:type="dxa" w:w="3118"/>
           </w:tcPr>
           <w:p>
-            <w:r/>
+            <w:pPr>
+              <w:spacing w:before="40" w:after="40"/>
+            </w:pPr>
+            <w:r>
+              <w:rPr>
+                <w:rFonts w:ascii="Times New Roman" w:hAnsi="Times New Roman"/>
+                <w:b w:val="0"/>
+                <w:sz w:val="24"/>
+              </w:rPr>
+              <w:t xml:space="preserve">. . . . . . . . . . . . . . . . </w:t>
+            </w:r>
           </w:p>
         </w:tc>
         <w:tc>
           <w:tcPr>
-            <w:tcW w:type="dxa" w:w="907"/>
+            <w:tcW w:type="dxa" w:w="1020"/>
           </w:tcPr>
           <w:p>
             <w:pPr>
+              <w:spacing w:before="40" w:after="40"/>
               <w:jc w:val="right"/>
             </w:pPr>
             <w:r>
@@ -4246,11 +4610,11 @@
       <w:tr>
         <w:tc>
           <w:tcPr>
-            <w:tcW w:type="dxa" w:w="6236"/>
+            <w:tcW w:type="dxa" w:w="5386"/>
           </w:tcPr>
           <w:p>
             <w:pPr>
-              <w:spacing w:before="20" w:after="20"/>
+              <w:spacing w:before="40" w:after="40" w:line="276" w:lineRule="auto"/>
               <w:ind w:left="283"/>
             </w:pPr>
             <w:r>
@@ -4273,24 +4637,29 @@
         </w:tc>
         <w:tc>
           <w:tcPr>
-            <w:tcW w:type="dxa" w:w="2835"/>
-            <w:tcBorders>
-              <w:top w:val="nil"/>
-              <w:left w:val="nil"/>
-              <w:right w:val="nil"/>
-              <w:bottom w:val="dotted" w:sz="12" w:space="1" w:color="000000"/>
-            </w:tcBorders>
+            <w:tcW w:type="dxa" w:w="3118"/>
           </w:tcPr>
           <w:p>
-            <w:r/>
+            <w:pPr>
+              <w:spacing w:before="40" w:after="40"/>
+            </w:pPr>
+            <w:r>
+              <w:rPr>
+                <w:rFonts w:ascii="Times New Roman" w:hAnsi="Times New Roman"/>
+                <w:b w:val="0"/>
+                <w:sz w:val="24"/>
+              </w:rPr>
+              <w:t xml:space="preserve">. . . . . . . . . . . . . . . . </w:t>
+            </w:r>
           </w:p>
         </w:tc>
         <w:tc>
           <w:tcPr>
-            <w:tcW w:type="dxa" w:w="907"/>
+            <w:tcW w:type="dxa" w:w="1020"/>
           </w:tcPr>
           <w:p>
             <w:pPr>
+              <w:spacing w:before="40" w:after="40"/>
               <w:jc w:val="right"/>
             </w:pPr>
             <w:r>
@@ -4307,11 +4676,11 @@
       <w:tr>
         <w:tc>
           <w:tcPr>
-            <w:tcW w:type="dxa" w:w="6236"/>
+            <w:tcW w:type="dxa" w:w="5386"/>
           </w:tcPr>
           <w:p>
             <w:pPr>
-              <w:spacing w:before="20" w:after="20"/>
+              <w:spacing w:before="40" w:after="40" w:line="276" w:lineRule="auto"/>
               <w:ind w:left="283"/>
             </w:pPr>
             <w:r>
@@ -4334,24 +4703,29 @@
         </w:tc>
         <w:tc>
           <w:tcPr>
-            <w:tcW w:type="dxa" w:w="2835"/>
-            <w:tcBorders>
-              <w:top w:val="nil"/>
-              <w:left w:val="nil"/>
-              <w:right w:val="nil"/>
-              <w:bottom w:val="dotted" w:sz="12" w:space="1" w:color="000000"/>
-            </w:tcBorders>
+            <w:tcW w:type="dxa" w:w="3118"/>
           </w:tcPr>
           <w:p>
-            <w:r/>
+            <w:pPr>
+              <w:spacing w:before="40" w:after="40"/>
+            </w:pPr>
+            <w:r>
+              <w:rPr>
+                <w:rFonts w:ascii="Times New Roman" w:hAnsi="Times New Roman"/>
+                <w:b w:val="0"/>
+                <w:sz w:val="24"/>
+              </w:rPr>
+              <w:t xml:space="preserve">. . . . . . . . . . . . . . . . </w:t>
+            </w:r>
           </w:p>
         </w:tc>
         <w:tc>
           <w:tcPr>
-            <w:tcW w:type="dxa" w:w="907"/>
+            <w:tcW w:type="dxa" w:w="1020"/>
           </w:tcPr>
           <w:p>
             <w:pPr>
+              <w:spacing w:before="40" w:after="40"/>
               <w:jc w:val="right"/>
             </w:pPr>
             <w:r>
@@ -4368,11 +4742,11 @@
       <w:tr>
         <w:tc>
           <w:tcPr>
-            <w:tcW w:type="dxa" w:w="6236"/>
+            <w:tcW w:type="dxa" w:w="5386"/>
           </w:tcPr>
           <w:p>
             <w:pPr>
-              <w:spacing w:before="20" w:after="20"/>
+              <w:spacing w:before="40" w:after="40" w:line="276" w:lineRule="auto"/>
               <w:ind w:left="283"/>
             </w:pPr>
             <w:r>
@@ -4395,24 +4769,29 @@
         </w:tc>
         <w:tc>
           <w:tcPr>
-            <w:tcW w:type="dxa" w:w="2835"/>
-            <w:tcBorders>
-              <w:top w:val="nil"/>
-              <w:left w:val="nil"/>
-              <w:right w:val="nil"/>
-              <w:bottom w:val="dotted" w:sz="12" w:space="1" w:color="000000"/>
-            </w:tcBorders>
+            <w:tcW w:type="dxa" w:w="3118"/>
           </w:tcPr>
           <w:p>
-            <w:r/>
+            <w:pPr>
+              <w:spacing w:before="40" w:after="40"/>
+            </w:pPr>
+            <w:r>
+              <w:rPr>
+                <w:rFonts w:ascii="Times New Roman" w:hAnsi="Times New Roman"/>
+                <w:b w:val="0"/>
+                <w:sz w:val="24"/>
+              </w:rPr>
+              <w:t xml:space="preserve">. . . . . . . . . . . . . . . . </w:t>
+            </w:r>
           </w:p>
         </w:tc>
         <w:tc>
           <w:tcPr>
-            <w:tcW w:type="dxa" w:w="907"/>
+            <w:tcW w:type="dxa" w:w="1020"/>
           </w:tcPr>
           <w:p>
             <w:pPr>
+              <w:spacing w:before="40" w:after="40"/>
               <w:jc w:val="right"/>
             </w:pPr>
             <w:r>
@@ -4429,11 +4808,11 @@
       <w:tr>
         <w:tc>
           <w:tcPr>
-            <w:tcW w:type="dxa" w:w="6236"/>
+            <w:tcW w:type="dxa" w:w="5386"/>
           </w:tcPr>
           <w:p>
             <w:pPr>
-              <w:spacing w:before="20" w:after="20"/>
+              <w:spacing w:before="40" w:after="40" w:line="276" w:lineRule="auto"/>
               <w:ind w:left="283"/>
             </w:pPr>
             <w:r>
@@ -4456,24 +4835,29 @@
         </w:tc>
         <w:tc>
           <w:tcPr>
-            <w:tcW w:type="dxa" w:w="2835"/>
-            <w:tcBorders>
-              <w:top w:val="nil"/>
-              <w:left w:val="nil"/>
-              <w:right w:val="nil"/>
-              <w:bottom w:val="dotted" w:sz="12" w:space="1" w:color="000000"/>
-            </w:tcBorders>
+            <w:tcW w:type="dxa" w:w="3118"/>
           </w:tcPr>
           <w:p>
-            <w:r/>
+            <w:pPr>
+              <w:spacing w:before="40" w:after="40"/>
+            </w:pPr>
+            <w:r>
+              <w:rPr>
+                <w:rFonts w:ascii="Times New Roman" w:hAnsi="Times New Roman"/>
+                <w:b w:val="0"/>
+                <w:sz w:val="24"/>
+              </w:rPr>
+              <w:t xml:space="preserve">. . . . . . . . . . . . . . . . </w:t>
+            </w:r>
           </w:p>
         </w:tc>
         <w:tc>
           <w:tcPr>
-            <w:tcW w:type="dxa" w:w="907"/>
+            <w:tcW w:type="dxa" w:w="1020"/>
           </w:tcPr>
           <w:p>
             <w:pPr>
+              <w:spacing w:before="40" w:after="40"/>
               <w:jc w:val="right"/>
             </w:pPr>
             <w:r>
@@ -4490,11 +4874,11 @@
       <w:tr>
         <w:tc>
           <w:tcPr>
-            <w:tcW w:type="dxa" w:w="6236"/>
+            <w:tcW w:type="dxa" w:w="5386"/>
           </w:tcPr>
           <w:p>
             <w:pPr>
-              <w:spacing w:before="20" w:after="20"/>
+              <w:spacing w:before="40" w:after="40" w:line="276" w:lineRule="auto"/>
               <w:ind w:left="283"/>
             </w:pPr>
             <w:r>
@@ -4517,24 +4901,29 @@
         </w:tc>
         <w:tc>
           <w:tcPr>
-            <w:tcW w:type="dxa" w:w="2835"/>
-            <w:tcBorders>
-              <w:top w:val="nil"/>
-              <w:left w:val="nil"/>
-              <w:right w:val="nil"/>
-              <w:bottom w:val="dotted" w:sz="12" w:space="1" w:color="000000"/>
-            </w:tcBorders>
+            <w:tcW w:type="dxa" w:w="3118"/>
           </w:tcPr>
           <w:p>
-            <w:r/>
+            <w:pPr>
+              <w:spacing w:before="40" w:after="40"/>
+            </w:pPr>
+            <w:r>
+              <w:rPr>
+                <w:rFonts w:ascii="Times New Roman" w:hAnsi="Times New Roman"/>
+                <w:b w:val="0"/>
+                <w:sz w:val="24"/>
+              </w:rPr>
+              <w:t xml:space="preserve">. . . . . . . . . . . . . . . . </w:t>
+            </w:r>
           </w:p>
         </w:tc>
         <w:tc>
           <w:tcPr>
-            <w:tcW w:type="dxa" w:w="907"/>
+            <w:tcW w:type="dxa" w:w="1020"/>
           </w:tcPr>
           <w:p>
             <w:pPr>
+              <w:spacing w:before="40" w:after="40"/>
               <w:jc w:val="right"/>
             </w:pPr>
             <w:r>
@@ -4551,11 +4940,11 @@
       <w:tr>
         <w:tc>
           <w:tcPr>
-            <w:tcW w:type="dxa" w:w="6236"/>
+            <w:tcW w:type="dxa" w:w="5386"/>
           </w:tcPr>
           <w:p>
             <w:pPr>
-              <w:spacing w:before="20" w:after="20"/>
+              <w:spacing w:before="40" w:after="40" w:line="276" w:lineRule="auto"/>
               <w:ind w:left="283"/>
             </w:pPr>
             <w:r>
@@ -4578,24 +4967,29 @@
         </w:tc>
         <w:tc>
           <w:tcPr>
-            <w:tcW w:type="dxa" w:w="2835"/>
-            <w:tcBorders>
-              <w:top w:val="nil"/>
-              <w:left w:val="nil"/>
-              <w:right w:val="nil"/>
-              <w:bottom w:val="dotted" w:sz="12" w:space="1" w:color="000000"/>
-            </w:tcBorders>
+            <w:tcW w:type="dxa" w:w="3118"/>
           </w:tcPr>
           <w:p>
-            <w:r/>
+            <w:pPr>
+              <w:spacing w:before="40" w:after="40"/>
+            </w:pPr>
+            <w:r>
+              <w:rPr>
+                <w:rFonts w:ascii="Times New Roman" w:hAnsi="Times New Roman"/>
+                <w:b w:val="0"/>
+                <w:sz w:val="24"/>
+              </w:rPr>
+              <w:t xml:space="preserve">. . . . . . . . . . . . . . . . </w:t>
+            </w:r>
           </w:p>
         </w:tc>
         <w:tc>
           <w:tcPr>
-            <w:tcW w:type="dxa" w:w="907"/>
+            <w:tcW w:type="dxa" w:w="1020"/>
           </w:tcPr>
           <w:p>
             <w:pPr>
+              <w:spacing w:before="40" w:after="40"/>
               <w:jc w:val="right"/>
             </w:pPr>
             <w:r>
@@ -4612,11 +5006,11 @@
       <w:tr>
         <w:tc>
           <w:tcPr>
-            <w:tcW w:type="dxa" w:w="6236"/>
+            <w:tcW w:type="dxa" w:w="5386"/>
           </w:tcPr>
           <w:p>
             <w:pPr>
-              <w:spacing w:before="20" w:after="20"/>
+              <w:spacing w:before="40" w:after="40" w:line="276" w:lineRule="auto"/>
             </w:pPr>
             <w:r>
               <w:rPr>
@@ -4630,24 +5024,29 @@
         </w:tc>
         <w:tc>
           <w:tcPr>
-            <w:tcW w:type="dxa" w:w="2835"/>
-            <w:tcBorders>
-              <w:top w:val="nil"/>
-              <w:left w:val="nil"/>
-              <w:right w:val="nil"/>
-              <w:bottom w:val="dotted" w:sz="12" w:space="1" w:color="000000"/>
-            </w:tcBorders>
+            <w:tcW w:type="dxa" w:w="3118"/>
           </w:tcPr>
           <w:p>
-            <w:r/>
+            <w:pPr>
+              <w:spacing w:before="40" w:after="40"/>
+            </w:pPr>
+            <w:r>
+              <w:rPr>
+                <w:rFonts w:ascii="Times New Roman" w:hAnsi="Times New Roman"/>
+                <w:b w:val="0"/>
+                <w:sz w:val="24"/>
+              </w:rPr>
+              <w:t xml:space="preserve">. . . . . . . . . . . . . . . . </w:t>
+            </w:r>
           </w:p>
         </w:tc>
         <w:tc>
           <w:tcPr>
-            <w:tcW w:type="dxa" w:w="907"/>
+            <w:tcW w:type="dxa" w:w="1020"/>
           </w:tcPr>
           <w:p>
             <w:pPr>
+              <w:spacing w:before="40" w:after="40"/>
               <w:jc w:val="right"/>
             </w:pPr>
             <w:r>
@@ -4664,11 +5063,11 @@
       <w:tr>
         <w:tc>
           <w:tcPr>
-            <w:tcW w:type="dxa" w:w="6236"/>
+            <w:tcW w:type="dxa" w:w="5386"/>
           </w:tcPr>
           <w:p>
             <w:pPr>
-              <w:spacing w:before="20" w:after="20"/>
+              <w:spacing w:before="40" w:after="40" w:line="276" w:lineRule="auto"/>
               <w:ind w:left="283"/>
             </w:pPr>
             <w:r>
@@ -4691,24 +5090,29 @@
         </w:tc>
         <w:tc>
           <w:tcPr>
-            <w:tcW w:type="dxa" w:w="2835"/>
-            <w:tcBorders>
-              <w:top w:val="nil"/>
-              <w:left w:val="nil"/>
-              <w:right w:val="nil"/>
-              <w:bottom w:val="dotted" w:sz="12" w:space="1" w:color="000000"/>
-            </w:tcBorders>
+            <w:tcW w:type="dxa" w:w="3118"/>
           </w:tcPr>
           <w:p>
-            <w:r/>
+            <w:pPr>
+              <w:spacing w:before="40" w:after="40"/>
+            </w:pPr>
+            <w:r>
+              <w:rPr>
+                <w:rFonts w:ascii="Times New Roman" w:hAnsi="Times New Roman"/>
+                <w:b w:val="0"/>
+                <w:sz w:val="24"/>
+              </w:rPr>
+              <w:t xml:space="preserve">. . . . . . . . . . . . . . . . </w:t>
+            </w:r>
           </w:p>
         </w:tc>
         <w:tc>
           <w:tcPr>
-            <w:tcW w:type="dxa" w:w="907"/>
+            <w:tcW w:type="dxa" w:w="1020"/>
           </w:tcPr>
           <w:p>
             <w:pPr>
+              <w:spacing w:before="40" w:after="40"/>
               <w:jc w:val="right"/>
             </w:pPr>
             <w:r>
@@ -4725,11 +5129,11 @@
       <w:tr>
         <w:tc>
           <w:tcPr>
-            <w:tcW w:type="dxa" w:w="6236"/>
+            <w:tcW w:type="dxa" w:w="5386"/>
           </w:tcPr>
           <w:p>
             <w:pPr>
-              <w:spacing w:before="20" w:after="20"/>
+              <w:spacing w:before="40" w:after="40" w:line="276" w:lineRule="auto"/>
               <w:ind w:left="283"/>
             </w:pPr>
             <w:r>
@@ -4752,24 +5156,29 @@
         </w:tc>
         <w:tc>
           <w:tcPr>
-            <w:tcW w:type="dxa" w:w="2835"/>
-            <w:tcBorders>
-              <w:top w:val="nil"/>
-              <w:left w:val="nil"/>
-              <w:right w:val="nil"/>
-              <w:bottom w:val="dotted" w:sz="12" w:space="1" w:color="000000"/>
-            </w:tcBorders>
+            <w:tcW w:type="dxa" w:w="3118"/>
           </w:tcPr>
           <w:p>
-            <w:r/>
+            <w:pPr>
+              <w:spacing w:before="40" w:after="40"/>
+            </w:pPr>
+            <w:r>
+              <w:rPr>
+                <w:rFonts w:ascii="Times New Roman" w:hAnsi="Times New Roman"/>
+                <w:b w:val="0"/>
+                <w:sz w:val="24"/>
+              </w:rPr>
+              <w:t xml:space="preserve">. . . . . . . . . . . . . . . . </w:t>
+            </w:r>
           </w:p>
         </w:tc>
         <w:tc>
           <w:tcPr>
-            <w:tcW w:type="dxa" w:w="907"/>
+            <w:tcW w:type="dxa" w:w="1020"/>
           </w:tcPr>
           <w:p>
             <w:pPr>
+              <w:spacing w:before="40" w:after="40"/>
               <w:jc w:val="right"/>
             </w:pPr>
             <w:r>
@@ -4786,11 +5195,11 @@
       <w:tr>
         <w:tc>
           <w:tcPr>
-            <w:tcW w:type="dxa" w:w="6236"/>
+            <w:tcW w:type="dxa" w:w="5386"/>
           </w:tcPr>
           <w:p>
             <w:pPr>
-              <w:spacing w:before="20" w:after="20"/>
+              <w:spacing w:before="40" w:after="40" w:line="276" w:lineRule="auto"/>
               <w:ind w:left="283"/>
             </w:pPr>
             <w:r>
@@ -4813,24 +5222,29 @@
         </w:tc>
         <w:tc>
           <w:tcPr>
-            <w:tcW w:type="dxa" w:w="2835"/>
-            <w:tcBorders>
-              <w:top w:val="nil"/>
-              <w:left w:val="nil"/>
-              <w:right w:val="nil"/>
-              <w:bottom w:val="dotted" w:sz="12" w:space="1" w:color="000000"/>
-            </w:tcBorders>
+            <w:tcW w:type="dxa" w:w="3118"/>
           </w:tcPr>
           <w:p>
-            <w:r/>
+            <w:pPr>
+              <w:spacing w:before="40" w:after="40"/>
+            </w:pPr>
+            <w:r>
+              <w:rPr>
+                <w:rFonts w:ascii="Times New Roman" w:hAnsi="Times New Roman"/>
+                <w:b w:val="0"/>
+                <w:sz w:val="24"/>
+              </w:rPr>
+              <w:t xml:space="preserve">. . . . . . . . . . . . . . . . </w:t>
+            </w:r>
           </w:p>
         </w:tc>
         <w:tc>
           <w:tcPr>
-            <w:tcW w:type="dxa" w:w="907"/>
+            <w:tcW w:type="dxa" w:w="1020"/>
           </w:tcPr>
           <w:p>
             <w:pPr>
+              <w:spacing w:before="40" w:after="40"/>
               <w:jc w:val="right"/>
             </w:pPr>
             <w:r>
@@ -4847,11 +5261,11 @@
       <w:tr>
         <w:tc>
           <w:tcPr>
-            <w:tcW w:type="dxa" w:w="6236"/>
+            <w:tcW w:type="dxa" w:w="5386"/>
           </w:tcPr>
           <w:p>
             <w:pPr>
-              <w:spacing w:before="20" w:after="20"/>
+              <w:spacing w:before="40" w:after="40" w:line="276" w:lineRule="auto"/>
               <w:ind w:left="283"/>
             </w:pPr>
             <w:r>
@@ -4874,24 +5288,29 @@
         </w:tc>
         <w:tc>
           <w:tcPr>
-            <w:tcW w:type="dxa" w:w="2835"/>
-            <w:tcBorders>
-              <w:top w:val="nil"/>
-              <w:left w:val="nil"/>
-              <w:right w:val="nil"/>
-              <w:bottom w:val="dotted" w:sz="12" w:space="1" w:color="000000"/>
-            </w:tcBorders>
+            <w:tcW w:type="dxa" w:w="3118"/>
           </w:tcPr>
           <w:p>
-            <w:r/>
+            <w:pPr>
+              <w:spacing w:before="40" w:after="40"/>
+            </w:pPr>
+            <w:r>
+              <w:rPr>
+                <w:rFonts w:ascii="Times New Roman" w:hAnsi="Times New Roman"/>
+                <w:b w:val="0"/>
+                <w:sz w:val="24"/>
+              </w:rPr>
+              <w:t xml:space="preserve">. . . . . . . . . . . . . . . . </w:t>
+            </w:r>
           </w:p>
         </w:tc>
         <w:tc>
           <w:tcPr>
-            <w:tcW w:type="dxa" w:w="907"/>
+            <w:tcW w:type="dxa" w:w="1020"/>
           </w:tcPr>
           <w:p>
             <w:pPr>
+              <w:spacing w:before="40" w:after="40"/>
               <w:jc w:val="right"/>
             </w:pPr>
             <w:r>
@@ -4908,11 +5327,11 @@
       <w:tr>
         <w:tc>
           <w:tcPr>
-            <w:tcW w:type="dxa" w:w="6236"/>
+            <w:tcW w:type="dxa" w:w="5386"/>
           </w:tcPr>
           <w:p>
             <w:pPr>
-              <w:spacing w:before="20" w:after="20"/>
+              <w:spacing w:before="40" w:after="40" w:line="276" w:lineRule="auto"/>
               <w:ind w:left="283"/>
             </w:pPr>
             <w:r>
@@ -4935,24 +5354,29 @@
         </w:tc>
         <w:tc>
           <w:tcPr>
-            <w:tcW w:type="dxa" w:w="2835"/>
-            <w:tcBorders>
-              <w:top w:val="nil"/>
-              <w:left w:val="nil"/>
-              <w:right w:val="nil"/>
-              <w:bottom w:val="dotted" w:sz="12" w:space="1" w:color="000000"/>
-            </w:tcBorders>
+            <w:tcW w:type="dxa" w:w="3118"/>
           </w:tcPr>
           <w:p>
-            <w:r/>
+            <w:pPr>
+              <w:spacing w:before="40" w:after="40"/>
+            </w:pPr>
+            <w:r>
+              <w:rPr>
+                <w:rFonts w:ascii="Times New Roman" w:hAnsi="Times New Roman"/>
+                <w:b w:val="0"/>
+                <w:sz w:val="24"/>
+              </w:rPr>
+              <w:t xml:space="preserve">. . . . . . . . . . . . . . . . </w:t>
+            </w:r>
           </w:p>
         </w:tc>
         <w:tc>
           <w:tcPr>
-            <w:tcW w:type="dxa" w:w="907"/>
+            <w:tcW w:type="dxa" w:w="1020"/>
           </w:tcPr>
           <w:p>
             <w:pPr>
+              <w:spacing w:before="40" w:after="40"/>
               <w:jc w:val="right"/>
             </w:pPr>
             <w:r>
@@ -4969,11 +5393,11 @@
       <w:tr>
         <w:tc>
           <w:tcPr>
-            <w:tcW w:type="dxa" w:w="6236"/>
+            <w:tcW w:type="dxa" w:w="5386"/>
           </w:tcPr>
           <w:p>
             <w:pPr>
-              <w:spacing w:before="20" w:after="20"/>
+              <w:spacing w:before="40" w:after="40" w:line="276" w:lineRule="auto"/>
               <w:ind w:left="283"/>
             </w:pPr>
             <w:r>
@@ -4996,24 +5420,29 @@
         </w:tc>
         <w:tc>
           <w:tcPr>
-            <w:tcW w:type="dxa" w:w="2835"/>
-            <w:tcBorders>
-              <w:top w:val="nil"/>
-              <w:left w:val="nil"/>
-              <w:right w:val="nil"/>
-              <w:bottom w:val="dotted" w:sz="12" w:space="1" w:color="000000"/>
-            </w:tcBorders>
+            <w:tcW w:type="dxa" w:w="3118"/>
           </w:tcPr>
           <w:p>
-            <w:r/>
+            <w:pPr>
+              <w:spacing w:before="40" w:after="40"/>
+            </w:pPr>
+            <w:r>
+              <w:rPr>
+                <w:rFonts w:ascii="Times New Roman" w:hAnsi="Times New Roman"/>
+                <w:b w:val="0"/>
+                <w:sz w:val="24"/>
+              </w:rPr>
+              <w:t xml:space="preserve">. . . . . . . . . . . . . . . . </w:t>
+            </w:r>
           </w:p>
         </w:tc>
         <w:tc>
           <w:tcPr>
-            <w:tcW w:type="dxa" w:w="907"/>
+            <w:tcW w:type="dxa" w:w="1020"/>
           </w:tcPr>
           <w:p>
             <w:pPr>
+              <w:spacing w:before="40" w:after="40"/>
               <w:jc w:val="right"/>
             </w:pPr>
             <w:r>
@@ -5030,11 +5459,11 @@
       <w:tr>
         <w:tc>
           <w:tcPr>
-            <w:tcW w:type="dxa" w:w="6236"/>
+            <w:tcW w:type="dxa" w:w="5386"/>
           </w:tcPr>
           <w:p>
             <w:pPr>
-              <w:spacing w:before="20" w:after="20"/>
+              <w:spacing w:before="40" w:after="40" w:line="276" w:lineRule="auto"/>
             </w:pPr>
             <w:r>
               <w:rPr>
@@ -5048,24 +5477,29 @@
         </w:tc>
         <w:tc>
           <w:tcPr>
-            <w:tcW w:type="dxa" w:w="2835"/>
-            <w:tcBorders>
-              <w:top w:val="nil"/>
-              <w:left w:val="nil"/>
-              <w:right w:val="nil"/>
-              <w:bottom w:val="dotted" w:sz="12" w:space="1" w:color="000000"/>
-            </w:tcBorders>
+            <w:tcW w:type="dxa" w:w="3118"/>
           </w:tcPr>
           <w:p>
-            <w:r/>
+            <w:pPr>
+              <w:spacing w:before="40" w:after="40"/>
+            </w:pPr>
+            <w:r>
+              <w:rPr>
+                <w:rFonts w:ascii="Times New Roman" w:hAnsi="Times New Roman"/>
+                <w:b w:val="0"/>
+                <w:sz w:val="24"/>
+              </w:rPr>
+              <w:t xml:space="preserve">. . . . . . . . . . . . . . . . </w:t>
+            </w:r>
           </w:p>
         </w:tc>
         <w:tc>
           <w:tcPr>
-            <w:tcW w:type="dxa" w:w="907"/>
+            <w:tcW w:type="dxa" w:w="1020"/>
           </w:tcPr>
           <w:p>
             <w:pPr>
+              <w:spacing w:before="40" w:after="40"/>
               <w:jc w:val="right"/>
             </w:pPr>
             <w:r>
@@ -5082,11 +5516,11 @@
       <w:tr>
         <w:tc>
           <w:tcPr>
-            <w:tcW w:type="dxa" w:w="6236"/>
+            <w:tcW w:type="dxa" w:w="5386"/>
           </w:tcPr>
           <w:p>
             <w:pPr>
-              <w:spacing w:before="20" w:after="20"/>
+              <w:spacing w:before="40" w:after="40" w:line="276" w:lineRule="auto"/>
             </w:pPr>
             <w:r>
               <w:rPr>
@@ -5100,24 +5534,29 @@
         </w:tc>
         <w:tc>
           <w:tcPr>
-            <w:tcW w:type="dxa" w:w="2835"/>
-            <w:tcBorders>
-              <w:top w:val="nil"/>
-              <w:left w:val="nil"/>
-              <w:right w:val="nil"/>
-              <w:bottom w:val="dotted" w:sz="12" w:space="1" w:color="000000"/>
-            </w:tcBorders>
+            <w:tcW w:type="dxa" w:w="3118"/>
           </w:tcPr>
           <w:p>
-            <w:r/>
+            <w:pPr>
+              <w:spacing w:before="40" w:after="40"/>
+            </w:pPr>
+            <w:r>
+              <w:rPr>
+                <w:rFonts w:ascii="Times New Roman" w:hAnsi="Times New Roman"/>
+                <w:b w:val="0"/>
+                <w:sz w:val="24"/>
+              </w:rPr>
+              <w:t xml:space="preserve">. . . . . . . . . . . . . . . . </w:t>
+            </w:r>
           </w:p>
         </w:tc>
         <w:tc>
           <w:tcPr>
-            <w:tcW w:type="dxa" w:w="907"/>
+            <w:tcW w:type="dxa" w:w="1020"/>
           </w:tcPr>
           <w:p>
             <w:pPr>
+              <w:spacing w:before="40" w:after="40"/>
               <w:jc w:val="right"/>
             </w:pPr>
             <w:r>
@@ -5134,7 +5573,7 @@
     </w:tbl>
     <w:sectPr>
       <w:pgSz w:w="11906" w:h="16838"/>
-      <w:pgMar w:top="907" w:right="1020" w:bottom="907" w:left="1020" w:header="720" w:footer="720" w:gutter="0"/>
+      <w:pgMar w:top="1020" w:right="1134" w:bottom="1020" w:left="1134" w:header="720" w:footer="720" w:gutter="0"/>
       <w:cols w:space="720"/>
       <w:docGrid w:linePitch="360"/>
     </w:sectPr>
@@ -5505,6 +5944,10 @@
     <w:name w:val="Normal"/>
     <w:qFormat/>
     <w:rsid w:val="00FC693F"/>
+    <w:rPr>
+      <w:rFonts w:ascii="Times New Roman" w:hAnsi="Times New Roman"/>
+      <w:sz w:val="24"/>
+    </w:rPr>
   </w:style>
   <w:style w:type="paragraph" w:styleId="Header">
     <w:name w:val="header"/>
